--- a/Optical_Papers_260206.docx
+++ b/Optical_Papers_260206.docx
@@ -165,6 +165,119 @@
     </w:p>
     <w:p>
       <w:pPr>
+        <w:pStyle w:val="Heading2"/>
+      </w:pPr>
+      <w:r/>
+      <w:r>
+        <w:rPr>
+          <w:rFonts w:ascii="Times New Roman" w:hAnsi="Times New Roman" w:eastAsia="宋体"/>
+          <w:b/>
+          <w:color w:val="000000"/>
+          <w:sz w:val="24"/>
+        </w:rPr>
+        <w:t>miRNA 通过 ECM 和发育途径塑造小鼠年龄无关的组织对太空飞行的适应</w:t>
+      </w:r>
+    </w:p>
+    <w:p>
+      <w:r>
+        <w:rPr>
+          <w:rFonts w:ascii="Times New Roman" w:hAnsi="Times New Roman" w:eastAsia="宋体"/>
+          <w:b/>
+          <w:color w:val="003264"/>
+          <w:sz w:val="24"/>
+        </w:rPr>
+        <w:t>MiRNAs shape mouse age-independent tissue adaptation to spaceflight via ECM and developmental pathways</w:t>
+      </w:r>
+    </w:p>
+    <w:p>
+      <w:r>
+        <w:rPr>
+          <w:rFonts w:ascii="Times New Roman" w:hAnsi="Times New Roman" w:eastAsia="宋体"/>
+          <w:sz w:val="21"/>
+        </w:rPr>
+        <w:t>作者: Friederike Grandke, Shusruto Rishik, Viktoria Wagner, Annika Engel, Nicole Ludwig, Kruti Calcuttawala, Fabian Kern, Verena Keller, Marcin Krawczyk, Louis Stodieck, Virginia Ferguson, Amanda Roberts, Eckart Meese, Nicholas Schaum, Steven Quake, Tony Wyss-Coray, Andreas Keller</w:t>
+        <w:br/>
+      </w:r>
+      <w:r>
+        <w:rPr>
+          <w:rFonts w:ascii="Times New Roman" w:hAnsi="Times New Roman" w:eastAsia="宋体"/>
+          <w:sz w:val="21"/>
+        </w:rPr>
+        <w:t xml:space="preserve">时间: 2026-02-05 | </w:t>
+      </w:r>
+      <w:r>
+        <w:t xml:space="preserve">链接: </w:t>
+      </w:r>
+      <w:hyperlink r:id="rId37">
+        <w:r>
+          <w:rPr>
+            <w:rFonts w:ascii="Times New Roman" w:hAnsi="Times New Roman" w:eastAsia="宋体"/>
+            <w:color w:val="0000FF"/>
+            <w:sz w:val="21"/>
+            <w:u w:val="single"/>
+          </w:rPr>
+          <w:t>https://doi.org/10.1038/s41467-026-68737-1</w:t>
+        </w:r>
+      </w:hyperlink>
+    </w:p>
+    <w:p>
+      <w:pPr>
+        <w:spacing w:before="120"/>
+      </w:pPr>
+      <w:r>
+        <w:rPr>
+          <w:rFonts w:ascii="Times New Roman" w:hAnsi="Times New Roman" w:eastAsia="宋体"/>
+          <w:b/>
+          <w:sz w:val="21"/>
+        </w:rPr>
+        <w:t>中文摘要:</w:t>
+      </w:r>
+    </w:p>
+    <w:p>
+      <w:pPr>
+        <w:ind w:firstLine="360"/>
+      </w:pPr>
+      <w:r>
+        <w:rPr>
+          <w:rFonts w:ascii="Times New Roman" w:hAnsi="Times New Roman" w:eastAsia="宋体"/>
+          <w:sz w:val="21"/>
+        </w:rPr>
+        <w:t>摘要 随着人类太空探索的加速，了解哺乳动物长时间太空飞行对整个生物体的分子影响变得越来越重要。 miRNA 等非编码 RNA 是调节这一景观的关键。因此，我们在国际空间站呆了至少 3 周后，分析了来自 3 个月大和 8 个月大的雌性小鼠 13 个实体器官的 686 个小 RNA 样本，并将它们与地球上的对照组进行比较。我们观察到太空飞行对沿着脂肪-肝脏-胰腺轴以及心脏、大脑、脾脏和胸腺的全身组织重塑途径有显着影响。 MIR-17/92 和 MIR-1/133 家族通过特定的基因靶向驱动不同的分子变化。与年龄无关的变化相比，年龄依赖性变化的幅度较小，主要涉及肠系膜脂肪组织、胰腺和膈肌中通过 MIR-8、MIR-154 和 MIR-15 家族进行的组织重塑。我们的研究结果为航天如何调节哺乳动物基因表达以准备星际航天提供了证据。</w:t>
+      </w:r>
+    </w:p>
+    <w:p>
+      <w:pPr>
+        <w:spacing w:before="120"/>
+      </w:pPr>
+      <w:r>
+        <w:rPr>
+          <w:rFonts w:ascii="Times New Roman" w:hAnsi="Times New Roman" w:eastAsia="宋体"/>
+          <w:b/>
+          <w:sz w:val="21"/>
+        </w:rPr>
+        <w:t>English Abstract:</w:t>
+      </w:r>
+    </w:p>
+    <w:p>
+      <w:r>
+        <w:rPr>
+          <w:rFonts w:ascii="Times New Roman" w:hAnsi="Times New Roman" w:eastAsia="宋体"/>
+          <w:sz w:val="21"/>
+        </w:rPr>
+        <w:t>Abstract As human space exploration accelerates, understanding the organism-wide molecular effects of longer spaceflight in mammals becomes increasingly critical. Non-coding RNAs like miRNAs are key to regulating this landscape. We thus analyze 686 small RNA samples of female mice from 13 solid organs at 3 and 8 months of age, after at least 3 weeks on the International Space Station and compare them to earth-bound controls. We observe significant spaceflight effects in systemic tissue remodeling pathways along the Fat-Liver-Pancreas axis and in heart, brain, spleen and thymus. The MIR-17/92 and MIR-1/133 families drive distinct molecular changes through specific gene targeting. Age-dependent changes, smaller in magnitude compared to age-independent changes, primarily involve tissue remodeling through MIR-8 , MIR-154 and MIR-15 families in mesenteric adipose tissue, pancreas, and diaphragm. Our findings provide evidence on how spaceflight regulates mammalian gene expression in preparation for interplanetary spaceflight.</w:t>
+      </w:r>
+    </w:p>
+    <w:p>
+      <w:r>
+        <w:rPr>
+          <w:rFonts w:ascii="Times New Roman" w:hAnsi="Times New Roman" w:eastAsia="宋体"/>
+          <w:sz w:val="21"/>
+        </w:rPr>
+        <w:t>__________________________________________________</w:t>
+      </w:r>
+    </w:p>
+    <w:p>
+      <w:pPr>
         <w:pStyle w:val="Heading1"/>
       </w:pPr>
       <w:r>
@@ -639,6 +752,1701 @@
     </w:p>
     <w:p>
       <w:pPr>
+        <w:pStyle w:val="Heading2"/>
+      </w:pPr>
+      <w:r/>
+      <w:r>
+        <w:rPr>
+          <w:rFonts w:ascii="Times New Roman" w:hAnsi="Times New Roman" w:eastAsia="宋体"/>
+          <w:b/>
+          <w:color w:val="000000"/>
+          <w:sz w:val="24"/>
+        </w:rPr>
+        <w:t>监督模型和集成模型与无监督探索阿尔茨海默病预测的比较分析</w:t>
+      </w:r>
+    </w:p>
+    <w:p>
+      <w:r>
+        <w:rPr>
+          <w:rFonts w:ascii="Times New Roman" w:hAnsi="Times New Roman" w:eastAsia="宋体"/>
+          <w:b/>
+          <w:color w:val="003264"/>
+          <w:sz w:val="24"/>
+        </w:rPr>
+        <w:t>Comparative analysis of supervised and ensemble models with unsupervised exploration for alzheimer’s disease prediction</w:t>
+      </w:r>
+    </w:p>
+    <w:p>
+      <w:r>
+        <w:rPr>
+          <w:rFonts w:ascii="Times New Roman" w:hAnsi="Times New Roman" w:eastAsia="宋体"/>
+          <w:sz w:val="21"/>
+        </w:rPr>
+        <w:t>作者: Youssef Amr, Walaa Gad, Victor Leiva, Carlos Martin-Barreiro, Tamer Abdelkader</w:t>
+        <w:br/>
+      </w:r>
+      <w:r>
+        <w:rPr>
+          <w:rFonts w:ascii="Times New Roman" w:hAnsi="Times New Roman" w:eastAsia="宋体"/>
+          <w:sz w:val="21"/>
+        </w:rPr>
+        <w:t xml:space="preserve">时间: 2026-02-05 | </w:t>
+      </w:r>
+      <w:r>
+        <w:t xml:space="preserve">链接: </w:t>
+      </w:r>
+      <w:hyperlink r:id="rId38">
+        <w:r>
+          <w:rPr>
+            <w:rFonts w:ascii="Times New Roman" w:hAnsi="Times New Roman" w:eastAsia="宋体"/>
+            <w:color w:val="0000FF"/>
+            <w:sz w:val="21"/>
+            <w:u w:val="single"/>
+          </w:rPr>
+          <w:t>https://doi.org/10.1038/s41598-026-37122-9</w:t>
+        </w:r>
+      </w:hyperlink>
+    </w:p>
+    <w:p>
+      <w:pPr>
+        <w:spacing w:before="120"/>
+      </w:pPr>
+      <w:r>
+        <w:rPr>
+          <w:rFonts w:ascii="Times New Roman" w:hAnsi="Times New Roman" w:eastAsia="宋体"/>
+          <w:b/>
+          <w:sz w:val="21"/>
+        </w:rPr>
+        <w:t>中文摘要:</w:t>
+      </w:r>
+    </w:p>
+    <w:p>
+      <w:pPr>
+        <w:ind w:firstLine="360"/>
+      </w:pPr>
+      <w:r>
+        <w:rPr>
+          <w:rFonts w:ascii="Times New Roman" w:hAnsi="Times New Roman" w:eastAsia="宋体"/>
+          <w:sz w:val="21"/>
+        </w:rPr>
+        <w:t>阿尔茨海默病是一种进行性神经退行性疾病，其特征是记忆丧失和认知能力下降，目前尚无已知的治愈方法。痴呆症是阿尔茨海默病的主要表现，早期发现对于及时干预和制定治疗计划至关重要。本研究介绍了用于预测阿尔茨海默病的集成学习模型，并对传统机器学习和先进集成模型进行了比较分析。该评估是使用“开放获取影像研究系列”2 (OASIS-2) 数据集进行的。传统模型（包括逻辑回归、决策树、支持向量机和随机森林）以自适应增强、极端梯度增强和超参数调整的多数投票集成模型等集成模型为基准。使用准确度、精确度和接收者操作特征曲线下面积来评估性能。结果表明，集成模型，特别是优化的多数投票分类器，始终优于传统方法。为了补充监督比较，应用探索性无监督方法，使用多重对应分析和 k 均值聚类来揭示数据集中的潜在结构。通过对所有变量进行分类，这些无监督方法突出了临床和人口统计学相似性的模式。与之前仅关注预测准确性的研究不同，这项工作将监督分类、集成学习和无监督探索性分析集成在一个统一的框架内。这种组合方法既可以进行稳健的性能比较，又可以更深入地了解与阿尔茨海默病相关的潜在数据结构。所有计算实验均使用Python编程语言进行。</w:t>
+      </w:r>
+    </w:p>
+    <w:p>
+      <w:pPr>
+        <w:spacing w:before="120"/>
+      </w:pPr>
+      <w:r>
+        <w:rPr>
+          <w:rFonts w:ascii="Times New Roman" w:hAnsi="Times New Roman" w:eastAsia="宋体"/>
+          <w:b/>
+          <w:sz w:val="21"/>
+        </w:rPr>
+        <w:t>English Abstract:</w:t>
+      </w:r>
+    </w:p>
+    <w:p>
+      <w:r>
+        <w:rPr>
+          <w:rFonts w:ascii="Times New Roman" w:hAnsi="Times New Roman" w:eastAsia="宋体"/>
+          <w:sz w:val="21"/>
+        </w:rPr>
+        <w:t>Alzheimer’s disease is a progressive neurodegenerative disorder characterized by memory loss and cognitive decline, with no known cure. Early detection of dementia, a primary manifestation of Alzheimer’s disease, is critical to enable timely intervention and treatment planning. This study introduces ensemble learning models for predicting Alzheimer’s disease and presents a comparative analysis between traditional machine learning and advanced ensemble models. The evaluation is conducted using the “Open Access Series of Imaging Studies” 2 (OASIS-2) dataset. Traditional models, including logistic regression, decision tree, support vector machine, and random forest, are benchmarked against ensemble models such as adaptive boosting, extreme gradient boosting, and a hyperparameter-tuned majority voting ensemble models. Performance is assessed using accuracy, precision, and the area under the receiver operating characteristic curve. Results show that ensemble models, particularly the optimized majority voting classifier, consistently outperform traditional methods. To complement the supervised comparison, exploratory unsupervised methods were applied using multiple correspondence analysis and k-means clustering to uncover latent structures in the dataset. By categorizing all variables, these unsupervised methods highlight patterns of clinical and demographic similarity. Unlike prior studies that focus solely on predictive accuracy, this work integrates supervised classification, ensemble learning, and unsupervised exploratory analysis within a unified framework. This combined approach enables both robust performance comparison and deeper insights into latent data structures relevant to Alzheimer’s disease. All computational experiments were conducted using the Python programming language.</w:t>
+      </w:r>
+    </w:p>
+    <w:p>
+      <w:r>
+        <w:rPr>
+          <w:rFonts w:ascii="Times New Roman" w:hAnsi="Times New Roman" w:eastAsia="宋体"/>
+          <w:sz w:val="21"/>
+        </w:rPr>
+        <w:t>__________________________________________________</w:t>
+      </w:r>
+    </w:p>
+    <w:p>
+      <w:pPr>
+        <w:pStyle w:val="Heading2"/>
+      </w:pPr>
+      <w:r/>
+      <w:r>
+        <w:rPr>
+          <w:rFonts w:ascii="Times New Roman" w:hAnsi="Times New Roman" w:eastAsia="宋体"/>
+          <w:b/>
+          <w:color w:val="000000"/>
+          <w:sz w:val="24"/>
+        </w:rPr>
+        <w:t>用于电机轴承故障诊断的解缠结聚合特征学习 (DAFNet)</w:t>
+      </w:r>
+    </w:p>
+    <w:p>
+      <w:r>
+        <w:rPr>
+          <w:rFonts w:ascii="Times New Roman" w:hAnsi="Times New Roman" w:eastAsia="宋体"/>
+          <w:b/>
+          <w:color w:val="003264"/>
+          <w:sz w:val="24"/>
+        </w:rPr>
+        <w:t>Disentangle-and-aggregate feature learning (DAFNet) for motor bearing fault diagnosis</w:t>
+      </w:r>
+    </w:p>
+    <w:p>
+      <w:r>
+        <w:rPr>
+          <w:rFonts w:ascii="Times New Roman" w:hAnsi="Times New Roman" w:eastAsia="宋体"/>
+          <w:sz w:val="21"/>
+        </w:rPr>
+        <w:t>作者: Jing Tang, Canjun Xiao, Dong Guo, Jiao Bao, Xu Ji, Chenyu Wang</w:t>
+        <w:br/>
+      </w:r>
+      <w:r>
+        <w:rPr>
+          <w:rFonts w:ascii="Times New Roman" w:hAnsi="Times New Roman" w:eastAsia="宋体"/>
+          <w:sz w:val="21"/>
+        </w:rPr>
+        <w:t xml:space="preserve">时间: 2026-02-05 | </w:t>
+      </w:r>
+      <w:r>
+        <w:t xml:space="preserve">链接: </w:t>
+      </w:r>
+      <w:hyperlink r:id="rId39">
+        <w:r>
+          <w:rPr>
+            <w:rFonts w:ascii="Times New Roman" w:hAnsi="Times New Roman" w:eastAsia="宋体"/>
+            <w:color w:val="0000FF"/>
+            <w:sz w:val="21"/>
+            <w:u w:val="single"/>
+          </w:rPr>
+          <w:t>https://doi.org/10.1038/s41598-025-34490-6</w:t>
+        </w:r>
+      </w:hyperlink>
+    </w:p>
+    <w:p>
+      <w:pPr>
+        <w:spacing w:before="120"/>
+      </w:pPr>
+      <w:r>
+        <w:rPr>
+          <w:rFonts w:ascii="Times New Roman" w:hAnsi="Times New Roman" w:eastAsia="宋体"/>
+          <w:b/>
+          <w:sz w:val="21"/>
+        </w:rPr>
+        <w:t>中文摘要:</w:t>
+      </w:r>
+    </w:p>
+    <w:p>
+      <w:pPr>
+        <w:ind w:firstLine="360"/>
+      </w:pPr>
+      <w:r>
+        <w:rPr>
+          <w:rFonts w:ascii="Times New Roman" w:hAnsi="Times New Roman" w:eastAsia="宋体"/>
+          <w:sz w:val="21"/>
+        </w:rPr>
+        <w:t>摘要 针对传统卷积神经网络（CNN）用于电机轴承故障诊断中因网络深度增加而导致的参数冗余和计算效率低的问题，提出一种解缠聚特征学习网络（DAFNet）。该方法旨在克服资源受限的边缘设备上模型部署的挑战。 DAFNet 超越了传统的简单堆叠层的策略，创新性地采用了层次解缠和聚合机制。它利用二次分裂策略来解开浅层、中层和深层特征，然后进行终端特征融合，实现故障信息的有效表示。基于 CWRU 数据集的实验结果表明，DAFNet 在故障诊断方面实现了 100% 的平均准确率，同时显着降低了计算开销和参数数量。与现有主流轻量级模型相比，该方法表现出优越的泛化性能和推理速度，为深度学习在工业嵌入式系统中的高效应用提供了新的理论支撑。</w:t>
+      </w:r>
+    </w:p>
+    <w:p>
+      <w:pPr>
+        <w:spacing w:before="120"/>
+      </w:pPr>
+      <w:r>
+        <w:rPr>
+          <w:rFonts w:ascii="Times New Roman" w:hAnsi="Times New Roman" w:eastAsia="宋体"/>
+          <w:b/>
+          <w:sz w:val="21"/>
+        </w:rPr>
+        <w:t>English Abstract:</w:t>
+      </w:r>
+    </w:p>
+    <w:p>
+      <w:r>
+        <w:rPr>
+          <w:rFonts w:ascii="Times New Roman" w:hAnsi="Times New Roman" w:eastAsia="宋体"/>
+          <w:sz w:val="21"/>
+        </w:rPr>
+        <w:t>Abstract To address the issues of parameter redundancy and low computational efficiency in traditional convolutional neural networks (CNNs) for motor bearing fault diagnosis, which are caused by increasing network depth, this paper proposes a Disentangle-and-Aggregate Feature Learning Network (DAFNet). This method is designed to overcome the challenges of model deployment on resource-constrained edge devices. Moving beyond the conventional strategy of simply stacking layers, DAFNet innovatively adopts a hierarchical disentanglement and aggregation mechanism. It utilizes a secondary splitting strategy to disentangle shallow, medium, and deep features, followed by terminal feature fusion to achieve an effective representation of fault information. Experimental results based on the CWRU dataset demonstrate that DAFNet achieves a 100% average accuracy in fault diagnosis while significantly reducing both computational overhead and parameter count. Compared with existing mainstream lightweight models, this method exhibits superior generalization performance and inference speed, providing new theoretical support for the efficient application of deep learning in industrial embedded systems.</w:t>
+      </w:r>
+    </w:p>
+    <w:p>
+      <w:r>
+        <w:rPr>
+          <w:rFonts w:ascii="Times New Roman" w:hAnsi="Times New Roman" w:eastAsia="宋体"/>
+          <w:sz w:val="21"/>
+        </w:rPr>
+        <w:t>__________________________________________________</w:t>
+      </w:r>
+    </w:p>
+    <w:p>
+      <w:pPr>
+        <w:pStyle w:val="Heading2"/>
+      </w:pPr>
+      <w:r/>
+      <w:r>
+        <w:rPr>
+          <w:rFonts w:ascii="Times New Roman" w:hAnsi="Times New Roman" w:eastAsia="宋体"/>
+          <w:b/>
+          <w:color w:val="000000"/>
+          <w:sz w:val="24"/>
+        </w:rPr>
+        <w:t>气候变化下使用不同深度学习框架的土壤热状况高分辨率预测</w:t>
+      </w:r>
+    </w:p>
+    <w:p>
+      <w:r>
+        <w:rPr>
+          <w:rFonts w:ascii="Times New Roman" w:hAnsi="Times New Roman" w:eastAsia="宋体"/>
+          <w:b/>
+          <w:color w:val="003264"/>
+          <w:sz w:val="24"/>
+        </w:rPr>
+        <w:t>High-resolution forecasting of soil thermal regimes using different deep learning frameworks under climate change</w:t>
+      </w:r>
+    </w:p>
+    <w:p>
+      <w:r>
+        <w:rPr>
+          <w:rFonts w:ascii="Times New Roman" w:hAnsi="Times New Roman" w:eastAsia="宋体"/>
+          <w:sz w:val="21"/>
+        </w:rPr>
+        <w:t>作者: Mehri Saeidinia, Amir Hamzeh Haghiabi, Mohammad Nazeri Tahroudi, Aliheidar Nasrolahi, Carlo De Michele</w:t>
+        <w:br/>
+      </w:r>
+      <w:r>
+        <w:rPr>
+          <w:rFonts w:ascii="Times New Roman" w:hAnsi="Times New Roman" w:eastAsia="宋体"/>
+          <w:sz w:val="21"/>
+        </w:rPr>
+        <w:t xml:space="preserve">时间: 2026-02-05 | </w:t>
+      </w:r>
+      <w:r>
+        <w:t xml:space="preserve">链接: </w:t>
+      </w:r>
+      <w:hyperlink r:id="rId40">
+        <w:r>
+          <w:rPr>
+            <w:rFonts w:ascii="Times New Roman" w:hAnsi="Times New Roman" w:eastAsia="宋体"/>
+            <w:color w:val="0000FF"/>
+            <w:sz w:val="21"/>
+            <w:u w:val="single"/>
+          </w:rPr>
+          <w:t>https://doi.org/10.1038/s41598-026-38496-6</w:t>
+        </w:r>
+      </w:hyperlink>
+    </w:p>
+    <w:p>
+      <w:pPr>
+        <w:spacing w:before="120"/>
+      </w:pPr>
+      <w:r>
+        <w:rPr>
+          <w:rFonts w:ascii="Times New Roman" w:hAnsi="Times New Roman" w:eastAsia="宋体"/>
+          <w:b/>
+          <w:sz w:val="21"/>
+        </w:rPr>
+        <w:t>中文摘要:</w:t>
+      </w:r>
+    </w:p>
+    <w:p>
+      <w:pPr>
+        <w:ind w:firstLine="360"/>
+      </w:pPr>
+      <w:r>
+        <w:rPr>
+          <w:rFonts w:ascii="Times New Roman" w:hAnsi="Times New Roman" w:eastAsia="宋体"/>
+          <w:sz w:val="21"/>
+        </w:rPr>
+        <w:t>土壤温度是影响生态和水文过程的关键参数，但由于粗分辨率的气候模型和复杂的土壤-大气相互作用，其在气候变化下的准确预测仍然具有挑战性。本研究开发了一个深度学习框架，可在气候变化情景下降低伊朗西部的土壤温度（5 厘米深度）。使用随机森林 (Gini) 重要性、排列重要性和 SHAP（SHapley 加法解释）分析这三种互补技术的组合，我们从 26 个可用的 CanESM5 (CMIP6) 变量中确定了最佳预测变量。使用历史数据（1980-2014 年）评估了四种深度学习模型（CNN、LSTM、GRU 和混合 CNN-LSTM）的降尺度性能。混合 CNN-LSTM 模型的性能优于其他模型，通过捕获土壤热动力学的空间和时间依赖性，实现了最高精度（NSE &gt; 86%，RMSE &lt; 4.3°C）。评估每种情景趋势（2015-2020）的合理性揭示了区域气候模式：西部站更加干旱和变暖敏感，与SSP245/SSP370一致，而东部站受扎格罗斯山脉影响，显示出有利于SSP119/SSP126的降温和降水反馈。 SSP126、SSP245 和 SSP585 情景下的未来预测表明土壤温度响应呈非线性，高排放路径 (SSP585) 导致最初降温（到 2040 年为-4.11°C），随后加速变暖（到 2100 年为 + 2.09°C）。形成鲜明对比的是，低排放和中排放途径（SSP126、SSP245）会导致稳定、适度的变暖。这使得 SSP585 的十年趋势发生了戏剧性的逆转，从强烈冷却转变为快速加热，并改变了气候的统计概况。研究结果强调，高排放推迟但最终导致最强烈的变暖，凸显了排放途径对未来土壤温度变化速度和模式的关键影响。</w:t>
+      </w:r>
+    </w:p>
+    <w:p>
+      <w:pPr>
+        <w:spacing w:before="120"/>
+      </w:pPr>
+      <w:r>
+        <w:rPr>
+          <w:rFonts w:ascii="Times New Roman" w:hAnsi="Times New Roman" w:eastAsia="宋体"/>
+          <w:b/>
+          <w:sz w:val="21"/>
+        </w:rPr>
+        <w:t>English Abstract:</w:t>
+      </w:r>
+    </w:p>
+    <w:p>
+      <w:r>
+        <w:rPr>
+          <w:rFonts w:ascii="Times New Roman" w:hAnsi="Times New Roman" w:eastAsia="宋体"/>
+          <w:sz w:val="21"/>
+        </w:rPr>
+        <w:t>Soil temperature is a critical parameter influencing ecological and hydrological processes, yet its accurate projection under climate change remains challenging due to coarse-resolution climate models and complex soil-atmosphere interactions. This study develops a deep learning framework to downscale soil temperature (5 cm depth) in western Iran, under climate change scenarios. Using an ensemble of three complementary techniques—Random Forest (Gini) importance, Permutation Importance, and SHAP (SHapley Additive exPlanations) analysis—we identified optimal predictors from the 26 available CanESM5 (CMIP6) variables. Four deep learning models—CNN, LSTM, GRU, and a hybrid CNN-LSTM—were evaluated for downscaling performance using historical data (1980–2014). The hybrid CNN-LSTM model outperformed others, achieving the highest accuracy (NSE &gt; 86%, RMSE &lt; 4.3°C) by capturing spatial and temporal dependencies in soil thermal dynamics. Assessing the plausibility of each scenario’s trend (2015–2020) revealed regional climate patterns: western stations, more arid and warming-sensitive, aligned with SSP245/SSP370, while eastern stations, influenced by the Zagros Mountains, showed cooling and precipitation feedbacks favoring SSP119/SSP126. Future projections under SSP126, SSP245, and SSP585 scenarios indicated nonlinear soil temperature responses, with high-emission pathways (SSP585) causing initial cooling (-4.11°C by 2040) followed by accelerated warming (+ 2.09°C by 2100). In stark contrast, low- and mid-emission pathways (SSP126, SSP245) lead to stable, moderate warming. This creates a dramatic reversal in decadal trends for SSP585, shifting from strong cooling to rapid heating, and alters the climate’s statistical profile. The findings emphasize that high emissions defer but ultimately cause the most intense warming, highlighting the critical influence of emission pathways on the future pace and pattern of soil temperature change.</w:t>
+      </w:r>
+    </w:p>
+    <w:p>
+      <w:r>
+        <w:rPr>
+          <w:rFonts w:ascii="Times New Roman" w:hAnsi="Times New Roman" w:eastAsia="宋体"/>
+          <w:sz w:val="21"/>
+        </w:rPr>
+        <w:t>__________________________________________________</w:t>
+      </w:r>
+    </w:p>
+    <w:p>
+      <w:pPr>
+        <w:pStyle w:val="Heading2"/>
+      </w:pPr>
+      <w:r/>
+      <w:r>
+        <w:rPr>
+          <w:rFonts w:ascii="Times New Roman" w:hAnsi="Times New Roman" w:eastAsia="宋体"/>
+          <w:b/>
+          <w:color w:val="000000"/>
+          <w:sz w:val="24"/>
+        </w:rPr>
+        <w:t>一种新的 Epseptimavirus 噬菌体 vB_SalS-SIY1lw 作为多重耐药婴儿沙门氏菌的潜在抗菌替代品</w:t>
+      </w:r>
+    </w:p>
+    <w:p>
+      <w:r>
+        <w:rPr>
+          <w:rFonts w:ascii="Times New Roman" w:hAnsi="Times New Roman" w:eastAsia="宋体"/>
+          <w:b/>
+          <w:color w:val="003264"/>
+          <w:sz w:val="24"/>
+        </w:rPr>
+        <w:t>A new Epseptimavirus bacteriophage vB_SalS-SIY1lw as a potential antimicrobial alternative to multidrug-resistant Salmonella Infantis</w:t>
+      </w:r>
+    </w:p>
+    <w:p>
+      <w:r>
+        <w:rPr>
+          <w:rFonts w:ascii="Times New Roman" w:hAnsi="Times New Roman" w:eastAsia="宋体"/>
+          <w:sz w:val="21"/>
+        </w:rPr>
+        <w:t>作者: Yen-Te Liao, Angela Voelker, Abigail R. Arellano, Yujie Zhang, Leslie A. Harden, Alexandra Salvador, Vivian C. H. Wu</w:t>
+        <w:br/>
+      </w:r>
+      <w:r>
+        <w:rPr>
+          <w:rFonts w:ascii="Times New Roman" w:hAnsi="Times New Roman" w:eastAsia="宋体"/>
+          <w:sz w:val="21"/>
+        </w:rPr>
+        <w:t xml:space="preserve">时间: 2026-02-05 | </w:t>
+      </w:r>
+      <w:r>
+        <w:t xml:space="preserve">链接: </w:t>
+      </w:r>
+      <w:hyperlink r:id="rId41">
+        <w:r>
+          <w:rPr>
+            <w:rFonts w:ascii="Times New Roman" w:hAnsi="Times New Roman" w:eastAsia="宋体"/>
+            <w:color w:val="0000FF"/>
+            <w:sz w:val="21"/>
+            <w:u w:val="single"/>
+          </w:rPr>
+          <w:t>https://doi.org/10.1038/s41598-025-31311-8</w:t>
+        </w:r>
+      </w:hyperlink>
+    </w:p>
+    <w:p>
+      <w:pPr>
+        <w:spacing w:before="120"/>
+      </w:pPr>
+      <w:r>
+        <w:rPr>
+          <w:rFonts w:ascii="Times New Roman" w:hAnsi="Times New Roman" w:eastAsia="宋体"/>
+          <w:b/>
+          <w:sz w:val="21"/>
+        </w:rPr>
+        <w:t>中文摘要:</w:t>
+      </w:r>
+    </w:p>
+    <w:p>
+      <w:pPr>
+        <w:ind w:firstLine="360"/>
+      </w:pPr>
+      <w:r>
+        <w:rPr>
+          <w:rFonts w:ascii="Times New Roman" w:hAnsi="Times New Roman" w:eastAsia="宋体"/>
+          <w:sz w:val="21"/>
+        </w:rPr>
+        <w:t>婴儿沙门氏菌是一种与抗生素耐药性问题高度相关的新兴病原体，近年来导致食源性疾病的增加。因此，寻找新型抗菌药物刻不容缓。目的是表征新分离的 Epseptimavirus 噬菌体，该噬菌体对多重耐药婴儿链球菌菌株具有抗菌活性。沙门氏菌噬菌体 vB_SalS-SIY1lw（或 SIY1lw）是属于 Epseptimavirus 属噬菌体的新成员。 SIY1lw 含有受体结合蛋白 (ORF 23) 和尾部纤维蛋白 (ORF 43) 基因，两者都与细菌宿主识别和结合相关，分别与沙门氏菌噬菌体 OSY-STA（Epseptimavirus 属）和埃希氏菌噬菌体 DaisyDussoix（Tequintavirus 属）中的基因相似。对于生物学特性，SIY1lw 的潜伏期为 30 分钟，估计爆发大小为 42 PFU/CFU。该噬菌体对肠沙门氏菌（Infantis 和 Newport）和非致病性大肠杆菌菌株具有多价作用。体外抗菌活性测试表明，MOI 为 1,000 的噬菌体在 25 °C 处理 6 小时内最有效地减少婴儿链球菌 FSIS7823 和 FSIS4921，分别减少 1 和 0.8 个对数。这些发现表明，新的 Epseptimavirus 噬菌体 SIY1lw 未来有可能开发出多重耐药婴儿链球菌菌株的抗菌替代品。</w:t>
+      </w:r>
+    </w:p>
+    <w:p>
+      <w:pPr>
+        <w:spacing w:before="120"/>
+      </w:pPr>
+      <w:r>
+        <w:rPr>
+          <w:rFonts w:ascii="Times New Roman" w:hAnsi="Times New Roman" w:eastAsia="宋体"/>
+          <w:b/>
+          <w:sz w:val="21"/>
+        </w:rPr>
+        <w:t>English Abstract:</w:t>
+      </w:r>
+    </w:p>
+    <w:p>
+      <w:r>
+        <w:rPr>
+          <w:rFonts w:ascii="Times New Roman" w:hAnsi="Times New Roman" w:eastAsia="宋体"/>
+          <w:sz w:val="21"/>
+        </w:rPr>
+        <w:t>Salmonella Infantis is an emerging pathogen highly associated with antibiotic-resistant issues and has contributed to increasing foodborne illness in recent years. Thus, finding novel antimicrobial agents is urgent for the solution. The objective was to characterize a newly isolated Epseptimavirus phage with antimicrobial activity against multidrug-resistant S. Infantis strains. Salmonella phage vB_SalS-SIY1lw (or SIY1lw) is a new member of the phages belonging to the Epseptimavirus genus. SIY1lw contained the receptor binding protein (ORF 23) and tail fiber protein (ORF 43) genes—both associated with bacterial host recognition and binding—similar to that in Salmonella phage OSY-STA (the Epseptimavirus genus) and Escherichia phage DaisyDussoix (the Tequintavirus genus), respectively. For biological traits, SIY1lw has a latent period of 30 min and an estimated burst size of 42 PFU/CFU. The phage was polyvalent against S. enterica (Infantis and Newport) and non-pathogenic E. coli strains. The in vitro antimicrobial activity test showed that the phage with MOI of 1,000 is the most effective in reducing S. Infantis FSIS7823 and FSIS4921 by 1 and 0.8 log, respectively, over the 6-h treatment at 25 °C. These findings indicate that the new Epseptimavirus phage SIY1lw has future potential to develop an antimicrobial alternative to multidrug-resistant S. Infantis strains.</w:t>
+      </w:r>
+    </w:p>
+    <w:p>
+      <w:r>
+        <w:rPr>
+          <w:rFonts w:ascii="Times New Roman" w:hAnsi="Times New Roman" w:eastAsia="宋体"/>
+          <w:sz w:val="21"/>
+        </w:rPr>
+        <w:t>__________________________________________________</w:t>
+      </w:r>
+    </w:p>
+    <w:p>
+      <w:pPr>
+        <w:pStyle w:val="Heading2"/>
+      </w:pPr>
+      <w:r/>
+      <w:r>
+        <w:rPr>
+          <w:rFonts w:ascii="Times New Roman" w:hAnsi="Times New Roman" w:eastAsia="宋体"/>
+          <w:b/>
+          <w:color w:val="000000"/>
+          <w:sz w:val="24"/>
+        </w:rPr>
+        <w:t>通过战略过渡金属掺杂推进 ZnO 纳米结构</w:t>
+      </w:r>
+    </w:p>
+    <w:p>
+      <w:r>
+        <w:rPr>
+          <w:rFonts w:ascii="Times New Roman" w:hAnsi="Times New Roman" w:eastAsia="宋体"/>
+          <w:b/>
+          <w:color w:val="003264"/>
+          <w:sz w:val="24"/>
+        </w:rPr>
+        <w:t>Advancing ZnO nanostructures through strategic transition metal doping</w:t>
+      </w:r>
+    </w:p>
+    <w:p>
+      <w:r>
+        <w:rPr>
+          <w:rFonts w:ascii="Times New Roman" w:hAnsi="Times New Roman" w:eastAsia="宋体"/>
+          <w:sz w:val="21"/>
+        </w:rPr>
+        <w:t>作者: Rasool Akhtar Alias Osama, Kamran Akhtar Siddiqui, Haoyun Wang, Hao Zhang, Iqra Akhtar Siddiqui, Peter Lomax, Rebecca Cheung</w:t>
+        <w:br/>
+      </w:r>
+      <w:r>
+        <w:rPr>
+          <w:rFonts w:ascii="Times New Roman" w:hAnsi="Times New Roman" w:eastAsia="宋体"/>
+          <w:sz w:val="21"/>
+        </w:rPr>
+        <w:t xml:space="preserve">时间: 2026-02-05 | </w:t>
+      </w:r>
+      <w:r>
+        <w:t xml:space="preserve">链接: </w:t>
+      </w:r>
+      <w:hyperlink r:id="rId42">
+        <w:r>
+          <w:rPr>
+            <w:rFonts w:ascii="Times New Roman" w:hAnsi="Times New Roman" w:eastAsia="宋体"/>
+            <w:color w:val="0000FF"/>
+            <w:sz w:val="21"/>
+            <w:u w:val="single"/>
+          </w:rPr>
+          <w:t>https://doi.org/10.1038/s41598-026-37977-y</w:t>
+        </w:r>
+      </w:hyperlink>
+    </w:p>
+    <w:p>
+      <w:pPr>
+        <w:spacing w:before="120"/>
+      </w:pPr>
+      <w:r>
+        <w:rPr>
+          <w:rFonts w:ascii="Times New Roman" w:hAnsi="Times New Roman" w:eastAsia="宋体"/>
+          <w:b/>
+          <w:sz w:val="21"/>
+        </w:rPr>
+        <w:t>中文摘要:</w:t>
+      </w:r>
+    </w:p>
+    <w:p>
+      <w:pPr>
+        <w:ind w:firstLine="360"/>
+      </w:pPr>
+      <w:r>
+        <w:rPr>
+          <w:rFonts w:ascii="Times New Roman" w:hAnsi="Times New Roman" w:eastAsia="宋体"/>
+          <w:sz w:val="21"/>
+        </w:rPr>
+        <w:t>目前的研究论文提出了用钇 (Y) 和钒 (V) 等过渡金属掺杂 Zn对其结构、电子、热稳定性和光学特性的影响的第一性原理研究。用掺杂剂代替这些锌原子可以显着提高材料的介电性能和电导率。然后计算弹性常数以确定掺杂结构的机械稳定性，确认其结构完整性。利用NVT系综来证明热稳定性。计算建模在 Material Studio 中完成，模拟在 CASTEP 中完成，可以对掺杂 ZnO 系统进行详细分析。之前完成的测试包括能带结构、X 射线衍射 (XRD) 图案、热稳定性以及电导率、反射率和折射率等光学特性。结果表明，Y和V掺杂有可能极大地改变ZnO的电子结构，这为增强ZnO在光电和介电器件中的功能提供了良好的机会。除了拓宽我们对原子尺度上掺杂氧化锌的了解之外，这些发现还可以为未来的实验验证和材料开发奠定坚实的基础。</w:t>
+      </w:r>
+    </w:p>
+    <w:p>
+      <w:pPr>
+        <w:spacing w:before="120"/>
+      </w:pPr>
+      <w:r>
+        <w:rPr>
+          <w:rFonts w:ascii="Times New Roman" w:hAnsi="Times New Roman" w:eastAsia="宋体"/>
+          <w:b/>
+          <w:sz w:val="21"/>
+        </w:rPr>
+        <w:t>English Abstract:</w:t>
+      </w:r>
+    </w:p>
+    <w:p>
+      <w:r>
+        <w:rPr>
+          <w:rFonts w:ascii="Times New Roman" w:hAnsi="Times New Roman" w:eastAsia="宋体"/>
+          <w:sz w:val="21"/>
+        </w:rPr>
+        <w:t>The current research paper presents a first-principles study of the effects of doping Zno with transition metals such as Yttrium (Y) and Vanadium (V) on its structural, electronic, thermal stability, and optical characteristics. Replacing these Zn atoms with the dopants results in a significant increase in the dielectric properties and conductivity of the material. Elastic constants are then calculated to determine the mechanical stability of the doped structures, confirming their structural integrity. The NVT ensemble is utilized to prove the thermal stability. Computational modelling is done in Material Studio where the simulations are done in CASTEP which can allow a detailed analysis of the doped ZnO systems. The tests done prior are band structure, X-ray diffraction (XRD) patterns, thermal stability, and optical properties like conductivity, reflectivity, and the refractive index. The results indicate that Y and V doping have the potential to alter the electronic structure of ZnO greatly, which has bright opportunities to enhance the functioning of ZnO in optoelectronic and dielectric devices. Besides broadening our knowledge about doped ZnO on the atomic scale, these findings can form a powerful basis of experimental validation and developing materials in the future.</w:t>
+      </w:r>
+    </w:p>
+    <w:p>
+      <w:r>
+        <w:rPr>
+          <w:rFonts w:ascii="Times New Roman" w:hAnsi="Times New Roman" w:eastAsia="宋体"/>
+          <w:sz w:val="21"/>
+        </w:rPr>
+        <w:t>__________________________________________________</w:t>
+      </w:r>
+    </w:p>
+    <w:p>
+      <w:pPr>
+        <w:pStyle w:val="Heading2"/>
+      </w:pPr>
+      <w:r/>
+      <w:r>
+        <w:rPr>
+          <w:rFonts w:ascii="Times New Roman" w:hAnsi="Times New Roman" w:eastAsia="宋体"/>
+          <w:b/>
+          <w:color w:val="000000"/>
+          <w:sz w:val="24"/>
+        </w:rPr>
+        <w:t>初级体感皮层经颅静态磁刺激后的体感诱发电位和高频振荡</w:t>
+      </w:r>
+    </w:p>
+    <w:p>
+      <w:r>
+        <w:rPr>
+          <w:rFonts w:ascii="Times New Roman" w:hAnsi="Times New Roman" w:eastAsia="宋体"/>
+          <w:b/>
+          <w:color w:val="003264"/>
+          <w:sz w:val="24"/>
+        </w:rPr>
+        <w:t>Somatosensory evoked potentials and high-frequency oscillations after transcranial static magnetic stimulation over the primary somatosensory cortex</w:t>
+      </w:r>
+    </w:p>
+    <w:p>
+      <w:r>
+        <w:rPr>
+          <w:rFonts w:ascii="Times New Roman" w:hAnsi="Times New Roman" w:eastAsia="宋体"/>
+          <w:sz w:val="21"/>
+        </w:rPr>
+        <w:t>作者: Yuki Tanaka, Aoki Takahashi, Riku Ishizaka, Kodai Minami, Taisei Miyazaki, Kenta Oguma, Nodoka Shimizume, Isamu Ozaki, Tatsunori Watanabe</w:t>
+        <w:br/>
+      </w:r>
+      <w:r>
+        <w:rPr>
+          <w:rFonts w:ascii="Times New Roman" w:hAnsi="Times New Roman" w:eastAsia="宋体"/>
+          <w:sz w:val="21"/>
+        </w:rPr>
+        <w:t xml:space="preserve">时间: 2026-02-05 | </w:t>
+      </w:r>
+      <w:r>
+        <w:t xml:space="preserve">链接: </w:t>
+      </w:r>
+      <w:hyperlink r:id="rId43">
+        <w:r>
+          <w:rPr>
+            <w:rFonts w:ascii="Times New Roman" w:hAnsi="Times New Roman" w:eastAsia="宋体"/>
+            <w:color w:val="0000FF"/>
+            <w:sz w:val="21"/>
+            <w:u w:val="single"/>
+          </w:rPr>
+          <w:t>https://doi.org/10.1038/s41598-026-38767-2</w:t>
+        </w:r>
+      </w:hyperlink>
+    </w:p>
+    <w:p>
+      <w:pPr>
+        <w:spacing w:before="120"/>
+      </w:pPr>
+      <w:r>
+        <w:rPr>
+          <w:rFonts w:ascii="Times New Roman" w:hAnsi="Times New Roman" w:eastAsia="宋体"/>
+          <w:b/>
+          <w:sz w:val="21"/>
+        </w:rPr>
+        <w:t>中文摘要:</w:t>
+      </w:r>
+    </w:p>
+    <w:p>
+      <w:pPr>
+        <w:ind w:firstLine="360"/>
+      </w:pPr>
+      <w:r>
+        <w:rPr>
+          <w:rFonts w:ascii="Times New Roman" w:hAnsi="Times New Roman" w:eastAsia="宋体"/>
+          <w:sz w:val="21"/>
+        </w:rPr>
+        <w:t>摘要 经颅静磁场刺激（tSMS）是一种非侵入性脑刺激技术，可降低皮质兴奋性。尽管其有效性已在各个皮质区域得到证实，但仍不清楚体感处理是否受到这种刺激的影响。本研究的目的是调查初级体感皮层 (S1) 上的 tSMS 是否调节体感诱发电位 (SEP) 以及叠加在其上的高频振荡（体感 HFO）。在一项随机交叉研究中，20 名健康的年轻人在左侧 S1（对应于国际 10-20 系统的 C3）接受 tSMS 或假刺激 20 分钟。记录刺激前、刺激后立即和刺激后 20 分钟对右正中神经刺激的反应 SEP。通过对 SEP 波形应用 400-800 Hz 带通滤波器来提取体感 HFO，并根据 N20 峰值延迟将其分为早期和晚期分量。刺激后 20 分钟，左侧 S1 上的 TSMS 显着降低了早期 HFO 的振幅，而晚期 HFO 则保持不变。没有观察到 tSMS 对标准 SEP 的 N20 成分有影响，这反映了 S1 区域 3b 的神经活动。早期和晚期 HFO 被认为分别反映了丘脑皮质纤维的动作电位和 GABA 能中间神经元的活性。因此，这些发现表明，S1 上的 tSMS 选择性减弱丘脑皮质输入，同时对 GABA 能中间神经元活动没有影响。</w:t>
+      </w:r>
+    </w:p>
+    <w:p>
+      <w:pPr>
+        <w:spacing w:before="120"/>
+      </w:pPr>
+      <w:r>
+        <w:rPr>
+          <w:rFonts w:ascii="Times New Roman" w:hAnsi="Times New Roman" w:eastAsia="宋体"/>
+          <w:b/>
+          <w:sz w:val="21"/>
+        </w:rPr>
+        <w:t>English Abstract:</w:t>
+      </w:r>
+    </w:p>
+    <w:p>
+      <w:r>
+        <w:rPr>
+          <w:rFonts w:ascii="Times New Roman" w:hAnsi="Times New Roman" w:eastAsia="宋体"/>
+          <w:sz w:val="21"/>
+        </w:rPr>
+        <w:t>Abstract Transcranial static magnetic field stimulation (tSMS) is a non-invasive brain stimulation technique known to reduce cortical excitability. Although its effectiveness has been demonstrated in various cortical regions, it remains unclear whether somatosensory processing is influenced by this stimulation. The purpose of this study was to investigate whether tSMS over the primary somatosensory cortex (S1) modulates somatosensory evoked potentials (SEPs) and high-frequency oscillations superimposed on them (somatosensory HFOs). In a randomized crossover study, twenty healthy young adults received tSMS or sham stimulation over the left S1 (corresponding to C3 of the international 10–20 system) for 20 min. SEPs were recorded in response to right median nerve stimulation before, immediately after, and 20 min after stimulation. Somatosensory HFOs were extracted by applying a 400–800 Hz band-pass filter to SEP waveforms and separated into early and late components relative to the N20 peak latency. TSMS over the left S1 significantly reduced the amplitude of early HFOs 20 min after stimulation, whereas late HFOs remained unchanged. No effects of tSMS were observed on the N20 component of standard SEPs, which reflects neural activity in area 3b of the S1. Early and late HFOs are thought to reflect the action potentials of thalamocortical fibers and the activity of GABAergic interneurons, respectively. These findings therefore suggest that tSMS over the S1 selectively attenuates thalamocortical input while exerting no effect on GABAergic interneuron activity.</w:t>
+      </w:r>
+    </w:p>
+    <w:p>
+      <w:r>
+        <w:rPr>
+          <w:rFonts w:ascii="Times New Roman" w:hAnsi="Times New Roman" w:eastAsia="宋体"/>
+          <w:sz w:val="21"/>
+        </w:rPr>
+        <w:t>__________________________________________________</w:t>
+      </w:r>
+    </w:p>
+    <w:p>
+      <w:pPr>
+        <w:pStyle w:val="Heading2"/>
+      </w:pPr>
+      <w:r/>
+      <w:r>
+        <w:rPr>
+          <w:rFonts w:ascii="Times New Roman" w:hAnsi="Times New Roman" w:eastAsia="宋体"/>
+          <w:b/>
+          <w:color w:val="000000"/>
+          <w:sz w:val="24"/>
+        </w:rPr>
+        <w:t>转移性癌症转录组的综合分析揭示了临床上不同的细胞状态和生态系统</w:t>
+      </w:r>
+    </w:p>
+    <w:p>
+      <w:r>
+        <w:rPr>
+          <w:rFonts w:ascii="Times New Roman" w:hAnsi="Times New Roman" w:eastAsia="宋体"/>
+          <w:b/>
+          <w:color w:val="003264"/>
+          <w:sz w:val="24"/>
+        </w:rPr>
+        <w:t>Integrative analyses of metastatic cancer transcriptome reveal clinically distinct cellular States and ecosystems</w:t>
+      </w:r>
+    </w:p>
+    <w:p>
+      <w:r>
+        <w:rPr>
+          <w:rFonts w:ascii="Times New Roman" w:hAnsi="Times New Roman" w:eastAsia="宋体"/>
+          <w:sz w:val="21"/>
+        </w:rPr>
+        <w:t>作者: Can Zhang, Si Li, Yun Yu, Meng Chi, Ziming Yuan, Kun Wang</w:t>
+        <w:br/>
+      </w:r>
+      <w:r>
+        <w:rPr>
+          <w:rFonts w:ascii="Times New Roman" w:hAnsi="Times New Roman" w:eastAsia="宋体"/>
+          <w:sz w:val="21"/>
+        </w:rPr>
+        <w:t xml:space="preserve">时间: 2026-02-05 | </w:t>
+      </w:r>
+      <w:r>
+        <w:t xml:space="preserve">链接: </w:t>
+      </w:r>
+      <w:hyperlink r:id="rId44">
+        <w:r>
+          <w:rPr>
+            <w:rFonts w:ascii="Times New Roman" w:hAnsi="Times New Roman" w:eastAsia="宋体"/>
+            <w:color w:val="0000FF"/>
+            <w:sz w:val="21"/>
+            <w:u w:val="single"/>
+          </w:rPr>
+          <w:t>https://doi.org/10.1038/s41598-026-36512-3</w:t>
+        </w:r>
+      </w:hyperlink>
+    </w:p>
+    <w:p>
+      <w:pPr>
+        <w:spacing w:before="120"/>
+      </w:pPr>
+      <w:r>
+        <w:rPr>
+          <w:rFonts w:ascii="Times New Roman" w:hAnsi="Times New Roman" w:eastAsia="宋体"/>
+          <w:b/>
+          <w:sz w:val="21"/>
+        </w:rPr>
+        <w:t>中文摘要:</w:t>
+      </w:r>
+    </w:p>
+    <w:p>
+      <w:pPr>
+        <w:ind w:firstLine="360"/>
+      </w:pPr>
+      <w:r>
+        <w:rPr>
+          <w:rFonts w:ascii="Times New Roman" w:hAnsi="Times New Roman" w:eastAsia="宋体"/>
+          <w:sz w:val="21"/>
+        </w:rPr>
+        <w:t>确定构成转移性肿瘤的不同细胞状态及其在细胞生态系统中的组织对于阐明癌症的生物学和预后多样性至关重要。然而，在转移性癌症中仍然缺乏分析这些细胞状态和生态型的临床相关性的大规模研究。在这项研究中，我们使用机器学习框架 EcoTyper 全面分析了涵盖 25 种癌症类型的 2822 名转移性癌症患者样本的转录组，从而能够表征转移性癌症不可或缺的基本细胞状态和肿瘤生态系统。我们鉴定了 12 种细胞类型中的 45 种不同的细胞状态，并在验证队列中验证了它们的稳健性。我们观察到它们在功能和预后关联方面存在差异。生存分析揭示了临床相关的细胞状态，突出了它们作为临床结果预测因子的前景。功能富集分析表明，细胞状态的标志基因在癌症标志和免疫相关通路中显着富集。此外，我们的分析确定了与不同临床结果相关的五种生态类型。转录因子富集分析揭示了与患者临床结果显着相关的关键转录因子（即 SPIB、SRF 和 NR1D1）。总之，这项研究提供了转移性肿瘤细胞状态和生态系统的高分辨率景观，为癌症治疗策略和预后评估的发展提供了新的潜在目标。</w:t>
+      </w:r>
+    </w:p>
+    <w:p>
+      <w:pPr>
+        <w:spacing w:before="120"/>
+      </w:pPr>
+      <w:r>
+        <w:rPr>
+          <w:rFonts w:ascii="Times New Roman" w:hAnsi="Times New Roman" w:eastAsia="宋体"/>
+          <w:b/>
+          <w:sz w:val="21"/>
+        </w:rPr>
+        <w:t>English Abstract:</w:t>
+      </w:r>
+    </w:p>
+    <w:p>
+      <w:r>
+        <w:rPr>
+          <w:rFonts w:ascii="Times New Roman" w:hAnsi="Times New Roman" w:eastAsia="宋体"/>
+          <w:sz w:val="21"/>
+        </w:rPr>
+        <w:t>Determining the diverse cellular states and their organization into cellular ecosystems that make up metastatic tumor is vital for elucidating the biological and prognostic diversity of cancer. However, large-scale studies profiling the clinical relevance of these cellular states and ecotypes are still lacking in metastatic cancers. In this study, we used EcoTyper, a machine learning framework, to comprehensively analyze transcriptomes from 2822 metastatic cancer patient samples covering 25 cancer types, enabling characterization of the fundamental cellular states and tumor ecosystems integral to metastatic cancer. We identified 45 distinct cellular states across 12 cell types and validated their robustness in validation cohorts. We observed that they differed in functional and prognostic associations. Survival analysis revealed that the clinically relevant cellular states, highlighting their promise as predictors of clinical outcomes. Functional enrichment analysis exhibited that the marker genes of cellular states were significantly enriched in cancer hallmark and immune-related pathways. In addition, our analysis identified five ecotypes associated with different clinical outcomes. Transcription factor enrichment analysis revealed key transcription factors (i.e. SPIB, SRF, and NR1D1) that were significantly associated with patient clinical outcomes. In conclusion, this study provided a high-resolution landscape of cellular states and ecosystems in metastatic tumors, offering new potential targets for the development of cancer treatment strategies and prognostic assessment.</w:t>
+      </w:r>
+    </w:p>
+    <w:p>
+      <w:r>
+        <w:rPr>
+          <w:rFonts w:ascii="Times New Roman" w:hAnsi="Times New Roman" w:eastAsia="宋体"/>
+          <w:sz w:val="21"/>
+        </w:rPr>
+        <w:t>__________________________________________________</w:t>
+      </w:r>
+    </w:p>
+    <w:p>
+      <w:pPr>
+        <w:pStyle w:val="Heading2"/>
+      </w:pPr>
+      <w:r/>
+      <w:r>
+        <w:rPr>
+          <w:rFonts w:ascii="Times New Roman" w:hAnsi="Times New Roman" w:eastAsia="宋体"/>
+          <w:b/>
+          <w:color w:val="000000"/>
+          <w:sz w:val="24"/>
+        </w:rPr>
+        <w:t>局部红外刺激调节麻醉大鼠的自发皮质慢波动力学</w:t>
+      </w:r>
+    </w:p>
+    <w:p>
+      <w:r>
+        <w:rPr>
+          <w:rFonts w:ascii="Times New Roman" w:hAnsi="Times New Roman" w:eastAsia="宋体"/>
+          <w:b/>
+          <w:color w:val="003264"/>
+          <w:sz w:val="24"/>
+        </w:rPr>
+        <w:t>Local infrared stimulation modulates spontaneous cortical slow wave dynamics in anesthetized rats</w:t>
+      </w:r>
+    </w:p>
+    <w:p>
+      <w:r>
+        <w:rPr>
+          <w:rFonts w:ascii="Times New Roman" w:hAnsi="Times New Roman" w:eastAsia="宋体"/>
+          <w:sz w:val="21"/>
+        </w:rPr>
+        <w:t>作者: Ágnes Szabó, Richárd Fiáth, Ágoston Csaba Horváth, Péter Barthó, István Ulbert, Zoltán Fekete</w:t>
+        <w:br/>
+      </w:r>
+      <w:r>
+        <w:rPr>
+          <w:rFonts w:ascii="Times New Roman" w:hAnsi="Times New Roman" w:eastAsia="宋体"/>
+          <w:sz w:val="21"/>
+        </w:rPr>
+        <w:t xml:space="preserve">时间: 2026-02-05 | </w:t>
+      </w:r>
+      <w:r>
+        <w:t xml:space="preserve">链接: </w:t>
+      </w:r>
+      <w:hyperlink r:id="rId45">
+        <w:r>
+          <w:rPr>
+            <w:rFonts w:ascii="Times New Roman" w:hAnsi="Times New Roman" w:eastAsia="宋体"/>
+            <w:color w:val="0000FF"/>
+            <w:sz w:val="21"/>
+            <w:u w:val="single"/>
+          </w:rPr>
+          <w:t>https://doi.org/10.1038/s41598-026-38781-4</w:t>
+        </w:r>
+      </w:hyperlink>
+    </w:p>
+    <w:p>
+      <w:pPr>
+        <w:spacing w:before="120"/>
+      </w:pPr>
+      <w:r>
+        <w:rPr>
+          <w:rFonts w:ascii="Times New Roman" w:hAnsi="Times New Roman" w:eastAsia="宋体"/>
+          <w:b/>
+          <w:sz w:val="21"/>
+        </w:rPr>
+        <w:t>中文摘要:</w:t>
+      </w:r>
+    </w:p>
+    <w:p>
+      <w:pPr>
+        <w:ind w:firstLine="360"/>
+      </w:pPr>
+      <w:r>
+        <w:rPr>
+          <w:rFonts w:ascii="Times New Roman" w:hAnsi="Times New Roman" w:eastAsia="宋体"/>
+          <w:sz w:val="21"/>
+        </w:rPr>
+        <w:t>皮质慢波是深度睡眠和某些麻醉条件下的标志性振荡，但控制其动态的神经生物学机制仍不完全清楚。在这里，我们研究了局部近红外 (NIR) 刺激对氯胺酮/甲苯噻嗪麻醉大鼠慢波活动的影响。使用硅基多模光极，我们同时传输近红外光并记录初级体感 (S1Tr) 和顶叶关联 (PtA) 皮质层的局部场电位 (LFP) 和多单元活动 (MUA)。近红外刺激会引起局部组织加热，从而导致慢波特性发生可重复和可逆的变化。具体来说，上态持续时间缩短，下态持续时间延长，上态期间的 MUA 振幅增加，状态转换时斜率更陡，表明神经元同步性增强。 LFP 幅度和频谱变化在不同皮质区域有所不同：PtA 表现出慢波（0.5-2 Hz）和高 delta（2-4 Hz）带活动增加，而 S1Tr 表现出减少的趋势。我们的研究结果表明，局部红外刺激可以可靠地调节皮质慢波动力学，可能是通过温度介导的神经元兴奋性变化。这种方法提供了一种微创方法，用于精确、局部操纵皮质网络活动，并为慢振荡的生物物理调节提供了新的见解。</w:t>
+      </w:r>
+    </w:p>
+    <w:p>
+      <w:pPr>
+        <w:spacing w:before="120"/>
+      </w:pPr>
+      <w:r>
+        <w:rPr>
+          <w:rFonts w:ascii="Times New Roman" w:hAnsi="Times New Roman" w:eastAsia="宋体"/>
+          <w:b/>
+          <w:sz w:val="21"/>
+        </w:rPr>
+        <w:t>English Abstract:</w:t>
+      </w:r>
+    </w:p>
+    <w:p>
+      <w:r>
+        <w:rPr>
+          <w:rFonts w:ascii="Times New Roman" w:hAnsi="Times New Roman" w:eastAsia="宋体"/>
+          <w:sz w:val="21"/>
+        </w:rPr>
+        <w:t>Cortical slow waves are hallmark oscillations of deep sleep and certain anesthetic conditions, yet the neurobiological mechanisms controlling their dynamics remain incompletely understood. Here, we investigated the effects of local near-infrared (NIR) stimulation on slow-wave activity in ketamine/xylazine-anesthetized rats. Using a silicon-based multimodal optrode, we simultaneously delivered NIR light and recorded local field potentials (LFPs) and multi-unit activity (MUA) across cortical layers in the primary somatosensory (S1Tr) and parietal association (PtA) cortices. NIR stimulation induces local tissue heating, resulting in reproducible and reversible changes in the properties of slow waves. Specifically, up-state durations were shortened, down-states prolonged, and MUA amplitudes during up-states increased, with steeper slopes at state transitions, indicative of enhanced neuronal synchronization. LFP amplitude and spectral changes varied across cortical regions: PtA exhibited increased slow wave (0.5–2 Hz) and high delta (2–4 Hz) band activity, while S1Tr showed a trend toward reduction. Our findings demonstrate that local infrared stimulation can reliably modulate cortical slow-wave dynamics, likely through temperature-mediated changes in neuronal excitability. This approach provides a minimally invasive method for precise, local manipulation of cortical network activity and offers new insights into the biophysical regulation of slow oscillations.</w:t>
+      </w:r>
+    </w:p>
+    <w:p>
+      <w:r>
+        <w:rPr>
+          <w:rFonts w:ascii="Times New Roman" w:hAnsi="Times New Roman" w:eastAsia="宋体"/>
+          <w:sz w:val="21"/>
+        </w:rPr>
+        <w:t>__________________________________________________</w:t>
+      </w:r>
+    </w:p>
+    <w:p>
+      <w:pPr>
+        <w:pStyle w:val="Heading2"/>
+      </w:pPr>
+      <w:r/>
+      <w:r>
+        <w:rPr>
+          <w:rFonts w:ascii="Times New Roman" w:hAnsi="Times New Roman" w:eastAsia="宋体"/>
+          <w:b/>
+          <w:color w:val="000000"/>
+          <w:sz w:val="24"/>
+        </w:rPr>
+        <w:t>用于生产用于营养和治疗应用的功能性人 α-乳清蛋白的转质体生物工厂</w:t>
+      </w:r>
+    </w:p>
+    <w:p>
+      <w:r>
+        <w:rPr>
+          <w:rFonts w:ascii="Times New Roman" w:hAnsi="Times New Roman" w:eastAsia="宋体"/>
+          <w:b/>
+          <w:color w:val="003264"/>
+          <w:sz w:val="24"/>
+        </w:rPr>
+        <w:t>Transplastomic biofactory for the production of functional human α-lactalbumin for nutritional and therapeutic applications</w:t>
+      </w:r>
+    </w:p>
+    <w:p>
+      <w:r>
+        <w:rPr>
+          <w:rFonts w:ascii="Times New Roman" w:hAnsi="Times New Roman" w:eastAsia="宋体"/>
+          <w:sz w:val="21"/>
+        </w:rPr>
+        <w:t>作者: Maryam Ehsasatvatan, Bahram Baghban Kohnehrouz</w:t>
+        <w:br/>
+      </w:r>
+      <w:r>
+        <w:rPr>
+          <w:rFonts w:ascii="Times New Roman" w:hAnsi="Times New Roman" w:eastAsia="宋体"/>
+          <w:sz w:val="21"/>
+        </w:rPr>
+        <w:t xml:space="preserve">时间: 2026-02-05 | </w:t>
+      </w:r>
+      <w:r>
+        <w:t xml:space="preserve">链接: </w:t>
+      </w:r>
+      <w:hyperlink r:id="rId46">
+        <w:r>
+          <w:rPr>
+            <w:rFonts w:ascii="Times New Roman" w:hAnsi="Times New Roman" w:eastAsia="宋体"/>
+            <w:color w:val="0000FF"/>
+            <w:sz w:val="21"/>
+            <w:u w:val="single"/>
+          </w:rPr>
+          <w:t>https://doi.org/10.1038/s41598-026-38965-y</w:t>
+        </w:r>
+      </w:hyperlink>
+    </w:p>
+    <w:p>
+      <w:pPr>
+        <w:spacing w:before="120"/>
+      </w:pPr>
+      <w:r>
+        <w:rPr>
+          <w:rFonts w:ascii="Times New Roman" w:hAnsi="Times New Roman" w:eastAsia="宋体"/>
+          <w:b/>
+          <w:sz w:val="21"/>
+        </w:rPr>
+        <w:t>中文摘要:</w:t>
+      </w:r>
+    </w:p>
+    <w:p>
+      <w:pPr>
+        <w:ind w:firstLine="360"/>
+      </w:pPr>
+      <w:r>
+        <w:rPr>
+          <w:rFonts w:ascii="Times New Roman" w:hAnsi="Times New Roman" w:eastAsia="宋体"/>
+          <w:sz w:val="21"/>
+        </w:rPr>
+        <w:t>在植物中可持续生产功能性人类蛋白质为开发不含动物的营养和治疗化合物提供了一条变革之路。在这项研究中，我们通过叶绿体基因组工程在烟草中首次报道了人类 α-乳清蛋白 (hLA) 的表达，hLA 是一种具有营养和抗癌特性的关键乳蛋白。使用在强质体调控元件控制下的合成表达盒将密码子优化的 hLA 基因引入质体基因组。通过PCR和Southern印迹分析获得并确认同质转质体系。免疫印迹和 ELISA 定量显示，hLA 累积至总可溶性蛋白 (TSP) 的 23.4%，这是质体表达的人类蛋白报道的最高水平之一。远紫外圆二色性 (CD) 光谱证实叶绿体衍生的 hLA 采用类似天然的 α 螺旋结构。在功能上，重组蛋白在体外成功激活半乳糖基转移酶 (GalT)，使乳糖合成速度达到天然 hLA 的 93%。此外，叶绿体衍生的 hLA 在温和的热条件下与油酸结合转化为具有生物活性的 HAMLET 复合物。 MTT 和膜联蛋白 V/PI 检测证实，该复合物可诱导人结直肠 (WiDr) 和乳腺癌 (MCF-7) 细胞发生有效凋亡，将活力降低至 8% 以下。这些发现确立了叶绿体作为高产、正确折叠和功能性生产母乳蛋白的有效平台。从单一植物系统产生酶活性和治疗功能产品的能力强调了其在食品工程和合成生物学方面的潜力。这项工作为开发适用于婴儿营养、功能性食品和植物生物治疗的重组乳蛋白提供了可扩展、可持续和双重目的的策略。</w:t>
+      </w:r>
+    </w:p>
+    <w:p>
+      <w:pPr>
+        <w:spacing w:before="120"/>
+      </w:pPr>
+      <w:r>
+        <w:rPr>
+          <w:rFonts w:ascii="Times New Roman" w:hAnsi="Times New Roman" w:eastAsia="宋体"/>
+          <w:b/>
+          <w:sz w:val="21"/>
+        </w:rPr>
+        <w:t>English Abstract:</w:t>
+      </w:r>
+    </w:p>
+    <w:p>
+      <w:r>
+        <w:rPr>
+          <w:rFonts w:ascii="Times New Roman" w:hAnsi="Times New Roman" w:eastAsia="宋体"/>
+          <w:sz w:val="21"/>
+        </w:rPr>
+        <w:t>The sustainable production of functional human proteins in plants offers a transformative path for developing animal-free nutritional and therapeutic compounds. In this study, we report one of the first expression of human α-lactalbumin (hLA), a key milk protein with nutritional and anticancer properties, via chloroplast genome engineering in Nicotiana tabacum. A codon-optimized hLA gene was introduced into the plastid genome using a synthetic expression cassette under the control of strong plastid regulatory elements. Homoplasmic transplastomic lines were obtained and confirmed via PCR and Southern blot analysis. Immunoblotting and ELISA quantification revealed that hLA accumulated to 23.4% of total soluble protein (TSP), one of the highest levels reported for plastid-expressed human proteins. Far-UV circular dichroism (CD) spectroscopy confirmed that the chloroplast-derived hLA adopted a native-like α-helical structure. Functionally, the recombinant protein successfully activated galactosyltransferase (GalT) in vitro, enabling lactose synthesis at 93% of the rate observed with native hLA. Furthermore, chloroplast-derived hLA was converted into a bioactive HAMLET complex by combining with oleic acid under mild thermal conditions. This complex induced potent apoptosis in human colorectal (WiDr) and breast cancer (MCF-7) cells, reducing viability to less than 8%, as confirmed by MTT and Annexin V/PI assays. These findings establish chloroplasts as an effective platform for high-yield, correctly folded, and functional production of human milk proteins. The ability to generate both enzymatically active and therapeutically functional products from a single plant-based system underscores its potential in food engineering and synthetic biology. This work offers a scalable, sustainable, and dual-purpose strategy for the development of recombinant milk proteins applicable in infant nutrition, functional foods, and plant-made biotherapeutics.</w:t>
+      </w:r>
+    </w:p>
+    <w:p>
+      <w:r>
+        <w:rPr>
+          <w:rFonts w:ascii="Times New Roman" w:hAnsi="Times New Roman" w:eastAsia="宋体"/>
+          <w:sz w:val="21"/>
+        </w:rPr>
+        <w:t>__________________________________________________</w:t>
+      </w:r>
+    </w:p>
+    <w:p>
+      <w:pPr>
+        <w:pStyle w:val="Heading2"/>
+      </w:pPr>
+      <w:r/>
+      <w:r>
+        <w:rPr>
+          <w:rFonts w:ascii="Times New Roman" w:hAnsi="Times New Roman" w:eastAsia="宋体"/>
+          <w:b/>
+          <w:color w:val="000000"/>
+          <w:sz w:val="24"/>
+        </w:rPr>
+        <w:t>越南存在四种遗传上不同的狂犬病病毒类型，包括亚洲分支中的 SEA1 和 SEA3 分支</w:t>
+      </w:r>
+    </w:p>
+    <w:p>
+      <w:r>
+        <w:rPr>
+          <w:rFonts w:ascii="Times New Roman" w:hAnsi="Times New Roman" w:eastAsia="宋体"/>
+          <w:b/>
+          <w:color w:val="003264"/>
+          <w:sz w:val="24"/>
+        </w:rPr>
+        <w:t>Four genetically distinct types of rabies virus exist in Vietnam, including the SEA1 and SEA3 subclades within the Asian clade</w:t>
+      </w:r>
+    </w:p>
+    <w:p>
+      <w:r>
+        <w:rPr>
+          <w:rFonts w:ascii="Times New Roman" w:hAnsi="Times New Roman" w:eastAsia="宋体"/>
+          <w:sz w:val="21"/>
+        </w:rPr>
+        <w:t>作者: Michiko Harada, Thu Tuyet Nguyen, Dong Vinh Nguyen, Giang Chau Ngo, Keita Ishijima, Huong T. T. Nguyen, Phuong T. M. Nguyen, Tho Dang Nguyen, Satoshi Inoue, Akiko Okutani, Ken Maeda</w:t>
+        <w:br/>
+      </w:r>
+      <w:r>
+        <w:rPr>
+          <w:rFonts w:ascii="Times New Roman" w:hAnsi="Times New Roman" w:eastAsia="宋体"/>
+          <w:sz w:val="21"/>
+        </w:rPr>
+        <w:t xml:space="preserve">时间: 2026-02-05 | </w:t>
+      </w:r>
+      <w:r>
+        <w:t xml:space="preserve">链接: </w:t>
+      </w:r>
+      <w:hyperlink r:id="rId47">
+        <w:r>
+          <w:rPr>
+            <w:rFonts w:ascii="Times New Roman" w:hAnsi="Times New Roman" w:eastAsia="宋体"/>
+            <w:color w:val="0000FF"/>
+            <w:sz w:val="21"/>
+            <w:u w:val="single"/>
+          </w:rPr>
+          <w:t>https://doi.org/10.1038/s41598-026-38638-w</w:t>
+        </w:r>
+      </w:hyperlink>
+    </w:p>
+    <w:p>
+      <w:pPr>
+        <w:spacing w:before="120"/>
+      </w:pPr>
+      <w:r>
+        <w:rPr>
+          <w:rFonts w:ascii="Times New Roman" w:hAnsi="Times New Roman" w:eastAsia="宋体"/>
+          <w:b/>
+          <w:sz w:val="21"/>
+        </w:rPr>
+        <w:t>中文摘要:</w:t>
+      </w:r>
+    </w:p>
+    <w:p>
+      <w:pPr>
+        <w:ind w:firstLine="360"/>
+      </w:pPr>
+      <w:r>
+        <w:rPr>
+          <w:rFonts w:ascii="Times New Roman" w:hAnsi="Times New Roman" w:eastAsia="宋体"/>
+          <w:sz w:val="21"/>
+        </w:rPr>
+        <w:t>狂犬病是一种致命的人畜共患疾病，几乎所有哺乳动物都会患上脑炎。越南仍然是狂犬病流行地区，并与中国、老挝和柬埔寨接壤，狂犬病在这些国家也持续存在。核蛋白和全基因组测序是研究循环狂犬病病毒 (RABV) 毒株的遗传多样性和传播动态的重要工具。本研究旨在评估越南目前的狂犬病状况，并使用两种测序方法对狂犬病病毒株进行基因表征。越南每年都会报告人类和犬类狂犬病病例，每年约有 50 万人接受暴露后预防治疗，不过这一数字最近有所增加。对人类和狂犬病狗的流行病学数据和 RABV 进行了分析。越南 RABV 被分为四个不同的遗传组，所有这些组在系统发育上都与邻国传播的病毒相关。全基因组分析揭示了病毒分类的区域差异，表明当地因素可能影响越南与邻国之间的病毒传播。人类和狗源性狂犬病病毒之间的高度遗传相似性凸显了持续的人畜共患威胁，并强调越南及其邻近地区迫切需要采用“同一个健康”方法来预防和控制狂犬病。</w:t>
+      </w:r>
+    </w:p>
+    <w:p>
+      <w:pPr>
+        <w:spacing w:before="120"/>
+      </w:pPr>
+      <w:r>
+        <w:rPr>
+          <w:rFonts w:ascii="Times New Roman" w:hAnsi="Times New Roman" w:eastAsia="宋体"/>
+          <w:b/>
+          <w:sz w:val="21"/>
+        </w:rPr>
+        <w:t>English Abstract:</w:t>
+      </w:r>
+    </w:p>
+    <w:p>
+      <w:r>
+        <w:rPr>
+          <w:rFonts w:ascii="Times New Roman" w:hAnsi="Times New Roman" w:eastAsia="宋体"/>
+          <w:sz w:val="21"/>
+        </w:rPr>
+        <w:t>Rabies is a fatal zoonotic disease that causes encephalitis in almost all mammals. Vietnam remains endemic for rabies and shares borders with China, Laos, and Cambodia, where the disease also persists. Nucleoprotein and full-genome sequencing are valuable tools for investigating the genetic diversity and transmission dynamics of circulating rabies virus (RABV) strains. This study aimed to assess the current rabies situation in Vietnam and genetically characterize RABV strains using both sequencing approaches. Human and canine rabies cases are reported annually in Vietnam, where approximately half a million people receiving post-exposure prophylaxis each year, though this number has recently increased. Epidemiological data and RABVs from humans and rabid dogs were analyzed. Vietnamese RABVs were classified into four distinct genetic groups, all phylogenetically related to viruses circulating in neighboring countries. Full-genome analysis revealed regional differences in virus classification, suggesting that local factors may influence viral circulation between Vietnam and neighboring countries. The high genetic similarity between human- and dog-derived RABVs underscores the continued zoonotic threat and highlights the critical need for a One Health approach to rabies prevention and control in Vietnam and its neighboring regions.</w:t>
+      </w:r>
+    </w:p>
+    <w:p>
+      <w:r>
+        <w:rPr>
+          <w:rFonts w:ascii="Times New Roman" w:hAnsi="Times New Roman" w:eastAsia="宋体"/>
+          <w:sz w:val="21"/>
+        </w:rPr>
+        <w:t>__________________________________________________</w:t>
+      </w:r>
+    </w:p>
+    <w:p>
+      <w:pPr>
+        <w:pStyle w:val="Heading2"/>
+      </w:pPr>
+      <w:r/>
+      <w:r>
+        <w:rPr>
+          <w:rFonts w:ascii="Times New Roman" w:hAnsi="Times New Roman" w:eastAsia="宋体"/>
+          <w:b/>
+          <w:color w:val="000000"/>
+          <w:sz w:val="24"/>
+        </w:rPr>
+        <w:t>基于人工智能的临床恶化分析的随机对照试验</w:t>
+      </w:r>
+    </w:p>
+    <w:p>
+      <w:r>
+        <w:rPr>
+          <w:rFonts w:ascii="Times New Roman" w:hAnsi="Times New Roman" w:eastAsia="宋体"/>
+          <w:b/>
+          <w:color w:val="003264"/>
+          <w:sz w:val="24"/>
+        </w:rPr>
+        <w:t>A randomized controlled trial of artificial intelligence-based analytics for clinical deterioration</w:t>
+      </w:r>
+    </w:p>
+    <w:p>
+      <w:r>
+        <w:rPr>
+          <w:rFonts w:ascii="Times New Roman" w:hAnsi="Times New Roman" w:eastAsia="宋体"/>
+          <w:sz w:val="21"/>
+        </w:rPr>
+        <w:t>作者: Jessica Keim-Malpass, Sarah J. Ratcliffe, Matthew T. Clark, Katy N. Krahn, Oliver J. Monfredi, Susan Hamil, Gholamreza Yousefvand, Marieke K. Jones, Ashley Nelson, Liza P. Moorman, J. Randall Moorman, Jamieson M. Bourque</w:t>
+        <w:br/>
+      </w:r>
+      <w:r>
+        <w:rPr>
+          <w:rFonts w:ascii="Times New Roman" w:hAnsi="Times New Roman" w:eastAsia="宋体"/>
+          <w:sz w:val="21"/>
+        </w:rPr>
+        <w:t xml:space="preserve">时间: 2026-02-05 | </w:t>
+      </w:r>
+      <w:r>
+        <w:t xml:space="preserve">链接: </w:t>
+      </w:r>
+      <w:hyperlink r:id="rId48">
+        <w:r>
+          <w:rPr>
+            <w:rFonts w:ascii="Times New Roman" w:hAnsi="Times New Roman" w:eastAsia="宋体"/>
+            <w:color w:val="0000FF"/>
+            <w:sz w:val="21"/>
+            <w:u w:val="single"/>
+          </w:rPr>
+          <w:t>https://doi.org/10.1038/s41598-026-39051-z</w:t>
+        </w:r>
+      </w:hyperlink>
+    </w:p>
+    <w:p>
+      <w:pPr>
+        <w:spacing w:before="120"/>
+      </w:pPr>
+      <w:r>
+        <w:rPr>
+          <w:rFonts w:ascii="Times New Roman" w:hAnsi="Times New Roman" w:eastAsia="宋体"/>
+          <w:b/>
+          <w:sz w:val="21"/>
+        </w:rPr>
+        <w:t>中文摘要:</w:t>
+      </w:r>
+    </w:p>
+    <w:p>
+      <w:pPr>
+        <w:ind w:firstLine="360"/>
+      </w:pPr>
+      <w:r>
+        <w:rPr>
+          <w:rFonts w:ascii="Times New Roman" w:hAnsi="Times New Roman" w:eastAsia="宋体"/>
+          <w:sz w:val="21"/>
+        </w:rPr>
+        <w:t>这项务实的随机对照试验旨在评估基于人工智能 (AI) 的预测分析的被动显示对急症护理心脏病内外科病房内科和外科患者无临床恶化事件的时间的影响。 10,422 名住院患者被随机分配到风险轨迹显示的干预组或常规医疗护理的对照组。该试验在一家学术医院拥有 85 个床位的心脏病科和心脏外科住院病房进行，并制定了实质性的实施和教育计划。这是一种被动展示，没有强制要求做出具体反应。主要分析比较了临床恶化事件（死亡、紧急 ICU 转移、紧急气管插管、心脏骤停或紧急手术），并比较了入院 21 天后的死亡率。风险评分大幅上升的患者平均住院时间延长了一倍（6.8 天 vs 3.4 天）。组间主要结局没有变化。在发生临床事件的患者中，与标准护理/展示关闭组相比，干预/展示组中的无事件时间更长，但这并未达到统计学显着性。临床医生选择将 11% 的患者转移到展示床或转移出展示床，这一审查事件将他们从分析中删除，从而破坏了研究随机性的各个方面。结合持续心肺监测和风险轨迹显示以及教育计划的预测分析监测并没有改善患者的治疗结果。虽然进行这项研究是必要的，但务实的设计使得对病情较重的患者进行干预/展示床位有了重大进展。未来的设计考虑必须侧重于理解临床医生的解释、护理流程和沟通实践。临床试验注册号：NCT04359641 2020 年 4 月 24 日注册。</w:t>
+      </w:r>
+    </w:p>
+    <w:p>
+      <w:pPr>
+        <w:spacing w:before="120"/>
+      </w:pPr>
+      <w:r>
+        <w:rPr>
+          <w:rFonts w:ascii="Times New Roman" w:hAnsi="Times New Roman" w:eastAsia="宋体"/>
+          <w:b/>
+          <w:sz w:val="21"/>
+        </w:rPr>
+        <w:t>English Abstract:</w:t>
+      </w:r>
+    </w:p>
+    <w:p>
+      <w:r>
+        <w:rPr>
+          <w:rFonts w:ascii="Times New Roman" w:hAnsi="Times New Roman" w:eastAsia="宋体"/>
+          <w:sz w:val="21"/>
+        </w:rPr>
+        <w:t>This pragmatic randomized controlled trial aimed to assess the effect of a passive display of artificial intelligence (AI)-based predictive analytics on hours free of clinical deterioration events among medical and surgical patients in an acute care cardiology medical-surgical ward. 10,422 inpatient visits were randomly assigned by cluster to the intervention group of a display of risk trajectories or to a control group of usual medical care. The trial was undertaken on an 85-bed inpatient cardiology and cardiac surgery ward of an academic hospital with a substantial implementation and education plan. This was a passive display with no specific response mandated. The primary analysis compared events of clinical deterioration (death, emergent ICU transfer, emergent endotracheal intubation, cardiac arrest, or emergent surgery) and compared mortality 21 days after admission. Patients with a large spike in risk score had, on average, twice the length of hospital stay (6.8 compared to 3.4 days). There was no change in the primary outcome between groups. Among those who had a clinical event, there were more event-free hours in the intervention/display-on group compared to the standard-of-care/display-off, but this did not reach statistical significance. Clinicians chose to transfer 11% of patients into or out of display beds, a censoring event removing them from the analysis, thereby undermining aspects of the randomized nature of the study. Predictive analytics monitoring incorporating continuous cardiorespiratory monitoring and displays of risk trajectories coupled with an education plan did not improve patient outcomes. While necessary to conduct the study, the pragmatic design allowed for significant movement towards intervention/displayed beds for sicker patients. Design considerations in the future must focus on understanding clinicians’ interpretation, care processes, and communication practices. Clinical trial registration number: NCT04359641 Registered 4/24/20.</w:t>
+      </w:r>
+    </w:p>
+    <w:p>
+      <w:r>
+        <w:rPr>
+          <w:rFonts w:ascii="Times New Roman" w:hAnsi="Times New Roman" w:eastAsia="宋体"/>
+          <w:sz w:val="21"/>
+        </w:rPr>
+        <w:t>__________________________________________________</w:t>
+      </w:r>
+    </w:p>
+    <w:p>
+      <w:pPr>
+        <w:pStyle w:val="Heading2"/>
+      </w:pPr>
+      <w:r/>
+      <w:r>
+        <w:rPr>
+          <w:rFonts w:ascii="Times New Roman" w:hAnsi="Times New Roman" w:eastAsia="宋体"/>
+          <w:b/>
+          <w:color w:val="000000"/>
+          <w:sz w:val="24"/>
+        </w:rPr>
+        <w:t>综合宏基因组和 16S rRNA 分析揭示了奶牛粪便堆肥过程中抗性基因与微生物群落之间的时间关联</w:t>
+      </w:r>
+    </w:p>
+    <w:p>
+      <w:r>
+        <w:rPr>
+          <w:rFonts w:ascii="Times New Roman" w:hAnsi="Times New Roman" w:eastAsia="宋体"/>
+          <w:b/>
+          <w:color w:val="003264"/>
+          <w:sz w:val="24"/>
+        </w:rPr>
+        <w:t>Integrated metagenomic and 16S rRNA analysis reveals temporal associations between resistance genes and microbial communities during dairy manure composting</w:t>
+      </w:r>
+    </w:p>
+    <w:p>
+      <w:r>
+        <w:rPr>
+          <w:rFonts w:ascii="Times New Roman" w:hAnsi="Times New Roman" w:eastAsia="宋体"/>
+          <w:sz w:val="21"/>
+        </w:rPr>
+        <w:t>作者: Yuan Zhou, Kaiyue Liu, Ping Gong, Jian Wu, Zhuqing Ren, Erguang Jin</w:t>
+        <w:br/>
+      </w:r>
+      <w:r>
+        <w:rPr>
+          <w:rFonts w:ascii="Times New Roman" w:hAnsi="Times New Roman" w:eastAsia="宋体"/>
+          <w:sz w:val="21"/>
+        </w:rPr>
+        <w:t xml:space="preserve">时间: 2026-02-05 | </w:t>
+      </w:r>
+      <w:r>
+        <w:t xml:space="preserve">链接: </w:t>
+      </w:r>
+      <w:hyperlink r:id="rId49">
+        <w:r>
+          <w:rPr>
+            <w:rFonts w:ascii="Times New Roman" w:hAnsi="Times New Roman" w:eastAsia="宋体"/>
+            <w:color w:val="0000FF"/>
+            <w:sz w:val="21"/>
+            <w:u w:val="single"/>
+          </w:rPr>
+          <w:t>https://doi.org/10.1038/s41598-026-37092-y</w:t>
+        </w:r>
+      </w:hyperlink>
+    </w:p>
+    <w:p>
+      <w:pPr>
+        <w:spacing w:before="120"/>
+      </w:pPr>
+      <w:r>
+        <w:rPr>
+          <w:rFonts w:ascii="Times New Roman" w:hAnsi="Times New Roman" w:eastAsia="宋体"/>
+          <w:b/>
+          <w:sz w:val="21"/>
+        </w:rPr>
+        <w:t>中文摘要:</w:t>
+      </w:r>
+    </w:p>
+    <w:p>
+      <w:pPr>
+        <w:ind w:firstLine="360"/>
+      </w:pPr>
+      <w:r>
+        <w:rPr>
+          <w:rFonts w:ascii="Times New Roman" w:hAnsi="Times New Roman" w:eastAsia="宋体"/>
+          <w:sz w:val="21"/>
+        </w:rPr>
+        <w:t>摘要 奶牛粪便堆肥被广泛应用于稳定有机废物和减少环境污染，但该过程中的阻力决定因素的行为仍未得到充分解决。在本研究中，鸟枪法宏基因组测序用于表征奶牛粪堆肥过程中抗生素抗性基因（ARG）、金属抗性基因（MRG）、杀菌剂抗性基因（BRG）、移动遗传元件（MGE）和微生物群落组成的时间变化。我们的分析不是推断直接的机械因果关系，而是侧重于识别统计支持的趋势、关联和堆肥阶段的共现模式。我们观察到，在嗜热阶段，与 MRG 和 BRG 相比，ARG 的相对丰度迅速下降，同时温度升高，而 sul2 等特定基因在整个过程中持续存在。微生物群落组成的变化，特别是放线菌和变形菌相对优势的变化，与耐药组谱的变化显着相关。相关性和网络分析进一步揭示了 ARG、MRG、BRG 和 MGE 之间的强关联，表明潜在的共选择和水平基因转移联系，但并不暗示直接的因果机制。此外，一些机会性细菌属与氨基糖苷类和大环内酯-林可酰胺-链阳菌素型ARG呈正相关，表明堆肥施用后可能存在传播风险。总体而言，本研究对奶牛粪便堆肥过程中的抗性组和微生物群落动态提供了基于关联的综合概述，并强调了在评估堆肥作为粪便管理策略时考虑多种抗性决定因素的重要性。</w:t>
+      </w:r>
+    </w:p>
+    <w:p>
+      <w:pPr>
+        <w:spacing w:before="120"/>
+      </w:pPr>
+      <w:r>
+        <w:rPr>
+          <w:rFonts w:ascii="Times New Roman" w:hAnsi="Times New Roman" w:eastAsia="宋体"/>
+          <w:b/>
+          <w:sz w:val="21"/>
+        </w:rPr>
+        <w:t>English Abstract:</w:t>
+      </w:r>
+    </w:p>
+    <w:p>
+      <w:r>
+        <w:rPr>
+          <w:rFonts w:ascii="Times New Roman" w:hAnsi="Times New Roman" w:eastAsia="宋体"/>
+          <w:sz w:val="21"/>
+        </w:rPr>
+        <w:t>Abstract Dairy manure composting is widely applied to stabilize organic waste and reduce environmental pollution, yet the behavior of resistance determinants during this process remains insufficiently resolved. In this study, shotgun metagenomic sequencing was used to characterize temporal changes in antibiotic resistance genes (ARGs), metal resistance genes (MRGs), biocide resistance genes (BRGs), mobile genetic elements (MGEs), and microbial community composition during dairy manure composting. Rather than inferring direct mechanistic causation, our analyses focused on identifying statistically supported trends, associations, and co-occurrence patterns across composting stages. We observed a rapid decline in the relative abundance of ARGs compared with MRGs and BRGs during the thermophilic phase, coinciding with increasing temperature, while specific genes such as sul2 persisted throughout the process. Shifts in microbial community composition, particularly changes in the relative dominance of Actinobacteria and Proteobacteria , were significantly associated with variations in resistome profiles. Correlation and network analyses further revealed strong associations among ARGs, MRGs, BRGs, and MGEs, suggesting potential co-selection and horizontal gene transfer linkages without implying direct causal mechanisms. In addition, several opportunistic bacterial genera showed positive associations with aminoglycoside- and macrolide–lincosamide–streptogramin-type ARGs, indicating possible dissemination risks following compost application. Overall, this study provides an integrated, association-based overview of resistome and microbial community dynamics during dairy manure composting and highlights the importance of considering multiple resistance determinants when evaluating composting as a manure management strategy.</w:t>
+      </w:r>
+    </w:p>
+    <w:p>
+      <w:r>
+        <w:rPr>
+          <w:rFonts w:ascii="Times New Roman" w:hAnsi="Times New Roman" w:eastAsia="宋体"/>
+          <w:sz w:val="21"/>
+        </w:rPr>
+        <w:t>__________________________________________________</w:t>
+      </w:r>
+    </w:p>
+    <w:p>
+      <w:pPr>
+        <w:pStyle w:val="Heading2"/>
+      </w:pPr>
+      <w:r/>
+      <w:r>
+        <w:rPr>
+          <w:rFonts w:ascii="Times New Roman" w:hAnsi="Times New Roman" w:eastAsia="宋体"/>
+          <w:b/>
+          <w:color w:val="000000"/>
+          <w:sz w:val="24"/>
+        </w:rPr>
+        <w:t>目标检测从 CNN 到 Transformer 和多模态融合的演变</w:t>
+      </w:r>
+    </w:p>
+    <w:p>
+      <w:r>
+        <w:rPr>
+          <w:rFonts w:ascii="Times New Roman" w:hAnsi="Times New Roman" w:eastAsia="宋体"/>
+          <w:b/>
+          <w:color w:val="003264"/>
+          <w:sz w:val="24"/>
+        </w:rPr>
+        <w:t>The evolution of object detection from CNNs to transformers and multi-modal fusion</w:t>
+      </w:r>
+    </w:p>
+    <w:p>
+      <w:r>
+        <w:rPr>
+          <w:rFonts w:ascii="Times New Roman" w:hAnsi="Times New Roman" w:eastAsia="宋体"/>
+          <w:sz w:val="21"/>
+        </w:rPr>
+        <w:t>作者: Zeran Wang, Yuan Chen, Yuhao Gu, Jian Liu, Xudong Zhu, Mianwang He</w:t>
+        <w:br/>
+      </w:r>
+      <w:r>
+        <w:rPr>
+          <w:rFonts w:ascii="Times New Roman" w:hAnsi="Times New Roman" w:eastAsia="宋体"/>
+          <w:sz w:val="21"/>
+        </w:rPr>
+        <w:t xml:space="preserve">时间: 2026-02-05 | </w:t>
+      </w:r>
+      <w:r>
+        <w:t xml:space="preserve">链接: </w:t>
+      </w:r>
+      <w:hyperlink r:id="rId50">
+        <w:r>
+          <w:rPr>
+            <w:rFonts w:ascii="Times New Roman" w:hAnsi="Times New Roman" w:eastAsia="宋体"/>
+            <w:color w:val="0000FF"/>
+            <w:sz w:val="21"/>
+            <w:u w:val="single"/>
+          </w:rPr>
+          <w:t>https://doi.org/10.1038/s41598-026-37052-6</w:t>
+        </w:r>
+      </w:hyperlink>
+    </w:p>
+    <w:p>
+      <w:pPr>
+        <w:spacing w:before="120"/>
+      </w:pPr>
+      <w:r>
+        <w:rPr>
+          <w:rFonts w:ascii="Times New Roman" w:hAnsi="Times New Roman" w:eastAsia="宋体"/>
+          <w:b/>
+          <w:sz w:val="21"/>
+        </w:rPr>
+        <w:t>中文摘要:</w:t>
+      </w:r>
+    </w:p>
+    <w:p>
+      <w:pPr>
+        <w:ind w:firstLine="360"/>
+      </w:pPr>
+      <w:r>
+        <w:rPr>
+          <w:rFonts w:ascii="Times New Roman" w:hAnsi="Times New Roman" w:eastAsia="宋体"/>
+          <w:sz w:val="21"/>
+        </w:rPr>
+        <w:t>摘要 目标检测是计算机视觉的基石，旨在对图像中的目标进行定位和分类。这项全面的调查回顾了现代目标检测方法，重点关注两个主要范例：卷积神经网络 (CNN) 和基于 Transformer 的架构。这项工作对基于 CNN 和基于 Transformer 的检测范例进行了结构化比较，强调了它们的互补优势和权衡。 CNN 在局部特征提取和计算效率方面表现出优势，而 Transformer 擅长通过自注意力机制捕获全局上下文。我们还分析了集成红绿蓝 (RGB)、光检测和测距 (LiDAR) 以及语言嵌入的多模态融合技术。代表性模型的基准测试结果包括：实时检测变压器 (RT-DETR) 在 0.5 : 0.95 的交集交集 (IoU) 处实现 53.1% 的平均平均精度 (mAP)，You Only Look Once 版本 8 (YOLOv8) 在 0.5:0.95 处实现 50.2% mAP，实时检测器超过每秒 100 帧 (FPS)，具有具有竞争力的精度，以及专用红外方法在 NUAA-SIRST 数据集上实现了 92.45% 的 F 测量。这项工作引入了一种新颖的多模态融合策略分类法，记录了整个领域和特定评论的局限性，并综合了不同数据集的最新 2024 年至 2025 年基准。尽管取得了这些进展，但在处理尺度变化、遮挡效应和域适应方面仍然存在重大挑战。这项调查概述了这些持续存在的障碍和有前途的研究方向，为研究人员和从业者提供了结构化的参考。</w:t>
+      </w:r>
+    </w:p>
+    <w:p>
+      <w:pPr>
+        <w:spacing w:before="120"/>
+      </w:pPr>
+      <w:r>
+        <w:rPr>
+          <w:rFonts w:ascii="Times New Roman" w:hAnsi="Times New Roman" w:eastAsia="宋体"/>
+          <w:b/>
+          <w:sz w:val="21"/>
+        </w:rPr>
+        <w:t>English Abstract:</w:t>
+      </w:r>
+    </w:p>
+    <w:p>
+      <w:r>
+        <w:rPr>
+          <w:rFonts w:ascii="Times New Roman" w:hAnsi="Times New Roman" w:eastAsia="宋体"/>
+          <w:sz w:val="21"/>
+        </w:rPr>
+        <w:t>Abstract Object detection, a cornerstone of computer vision, aims to localize and classify objects within images. This comprehensive survey reviews modern object detection methods, focusing on two dominant paradigms: Convolutional Neural Networks (CNNs) and Transformer-based architectures. This work provides a structured comparison of CNN-based and Transformer-based detection paradigms, highlighting their complementary strengths and trade-offs. CNNs demonstrate advantages in local feature extraction and computational efficiency, whereas Transformers excel at capturing global context through self-attention mechanisms. We also analyze multi-modal fusion techniques integrating Red-Green-Blue (RGB), Light Detection and Ranging (LiDAR), and language embeddings. Benchmark results from representative models include: Real-Time Detection Transformer (RT-DETR) achieves 53.1% mean Average Precision (mAP) at Intersection over Union (IoU) at 0.5 : 0.95, You Only Look Once version 8 (YOLOv8) achieves 50.2% mAP at 0.5:0.95, real-time detectors exceed 100 frames per second (FPS) with competitive accuracy, and specialized infrared methods achieve 92.45% F-measure on NUAA-SIRST dataset. The work introduces a novel taxonomy of multi-modal fusion strategies, documents field-wide and review-specific limitations, and synthesizes recent 2024 to 2025 benchmarks across diverse datasets. Despite these advances, significant challenges remain in handling scale variation, occlusion effects, and domain adaptation. This survey outlines these persistent obstacles and promising research directions, providing a structured reference for researchers and practitioners.</w:t>
+      </w:r>
+    </w:p>
+    <w:p>
+      <w:r>
+        <w:rPr>
+          <w:rFonts w:ascii="Times New Roman" w:hAnsi="Times New Roman" w:eastAsia="宋体"/>
+          <w:sz w:val="21"/>
+        </w:rPr>
+        <w:t>__________________________________________________</w:t>
+      </w:r>
+    </w:p>
+    <w:p>
+      <w:pPr>
+        <w:pStyle w:val="Heading2"/>
+      </w:pPr>
+      <w:r/>
+      <w:r>
+        <w:rPr>
+          <w:rFonts w:ascii="Times New Roman" w:hAnsi="Times New Roman" w:eastAsia="宋体"/>
+          <w:b/>
+          <w:color w:val="000000"/>
+          <w:sz w:val="24"/>
+        </w:rPr>
+        <w:t>探索2000-2023年欧亚大陆高致病性甲型禽流感病毒基因重排时空变化的综合方法</w:t>
+      </w:r>
+    </w:p>
+    <w:p>
+      <w:r>
+        <w:rPr>
+          <w:rFonts w:ascii="Times New Roman" w:hAnsi="Times New Roman" w:eastAsia="宋体"/>
+          <w:b/>
+          <w:color w:val="003264"/>
+          <w:sz w:val="24"/>
+        </w:rPr>
+        <w:t>Integrated approaches to explore temporal-spatial changes in gene reassortment of highly pathogenic avian influenza A(H5) virus in Eurasia, 2000–2023</w:t>
+      </w:r>
+    </w:p>
+    <w:p>
+      <w:r>
+        <w:rPr>
+          <w:rFonts w:ascii="Times New Roman" w:hAnsi="Times New Roman" w:eastAsia="宋体"/>
+          <w:sz w:val="21"/>
+        </w:rPr>
+        <w:t>作者: Bo-Jia Chen, Chun-Chen Liang, Yao-Tsun Li, Ting-Wu Chuang, Hong-Dar Isaac Wu, Day-Yu Chao</w:t>
+        <w:br/>
+      </w:r>
+      <w:r>
+        <w:rPr>
+          <w:rFonts w:ascii="Times New Roman" w:hAnsi="Times New Roman" w:eastAsia="宋体"/>
+          <w:sz w:val="21"/>
+        </w:rPr>
+        <w:t xml:space="preserve">时间: 2026-02-05 | </w:t>
+      </w:r>
+      <w:r>
+        <w:t xml:space="preserve">链接: </w:t>
+      </w:r>
+      <w:hyperlink r:id="rId51">
+        <w:r>
+          <w:rPr>
+            <w:rFonts w:ascii="Times New Roman" w:hAnsi="Times New Roman" w:eastAsia="宋体"/>
+            <w:color w:val="0000FF"/>
+            <w:sz w:val="21"/>
+            <w:u w:val="single"/>
+          </w:rPr>
+          <w:t>https://doi.org/10.1038/s41598-026-38466-y</w:t>
+        </w:r>
+      </w:hyperlink>
+    </w:p>
+    <w:p>
+      <w:pPr>
+        <w:spacing w:before="120"/>
+      </w:pPr>
+      <w:r>
+        <w:rPr>
+          <w:rFonts w:ascii="Times New Roman" w:hAnsi="Times New Roman" w:eastAsia="宋体"/>
+          <w:b/>
+          <w:sz w:val="21"/>
+        </w:rPr>
+        <w:t>中文摘要:</w:t>
+      </w:r>
+    </w:p>
+    <w:p>
+      <w:pPr>
+        <w:ind w:firstLine="360"/>
+      </w:pPr>
+      <w:r>
+        <w:rPr>
+          <w:rFonts w:ascii="Times New Roman" w:hAnsi="Times New Roman" w:eastAsia="宋体"/>
+          <w:sz w:val="21"/>
+        </w:rPr>
+        <w:t>鹅/广东/1996谱系(Gs/Gd)后代H5病毒在全球的传播具有高致病性，通过与低致病性禽流感病毒(LPAIV)的基因重配导致HA基因多样化，增加了它们对不同宿主的适应性。我们的研究旨在研究重配事件的时空动态，并确定与基因重配生态位相关的环境驱动因素。建立完整的 AIV 序列数据库是为了确定自 1997 年 Gs/Gd H5N1 出现以来 HPAIV 的全球基因型分布。开发了三阶段研究设计来确定 HPAIV H5 的基因重配热点（RA 热点），并检查 RA 热点与不同环境风险因素之间的关联。从1997年到2023年，HPAIV H5亚型表现出日益复杂的基因交换，本研究共鉴定出136种基因型。从单基因型主导（2000-2013年）到多基因型共循环（2014-2021年），再到区域流行（2022-2023年），观察到了三个不同的波。配对研究发现，雁形目、鸫形目和雀形目鸟类与 RA 热点呈显着正相关。 H5 HPAIV 基因型的动态变化与环境驱动因素从水禽到陆禽的转变一致，凸显了有针对性的监测对于促进缓解策略制定的重要性。</w:t>
+      </w:r>
+    </w:p>
+    <w:p>
+      <w:pPr>
+        <w:spacing w:before="120"/>
+      </w:pPr>
+      <w:r>
+        <w:rPr>
+          <w:rFonts w:ascii="Times New Roman" w:hAnsi="Times New Roman" w:eastAsia="宋体"/>
+          <w:b/>
+          <w:sz w:val="21"/>
+        </w:rPr>
+        <w:t>English Abstract:</w:t>
+      </w:r>
+    </w:p>
+    <w:p>
+      <w:r>
+        <w:rPr>
+          <w:rFonts w:ascii="Times New Roman" w:hAnsi="Times New Roman" w:eastAsia="宋体"/>
+          <w:sz w:val="21"/>
+        </w:rPr>
+        <w:t>The global circulation of the Goose/Guangdong/1996-lineage (Gs/Gd)-descended H5 viruses is highly pathogenic and has led to diversification of the HA gene through gene reassortment with low pathogenic avian influenza viruses (LPAIV), increasing their adaptability to different hosts. Our study aimed to investigate the spatial and temporal dynamics of reassortment events and identify the environmental drivers associated with the ecological niche of the gene reassortment. The complete AIV sequence database was curated to identify the global genotype distributions of HPAIV since the emergence of Gs/Gd H5N1 in 1997. The three-stage study design was developed to identify the gene reassortment hotspots (RA-hotspots) of HPAIV H5 and to examine the association between RA-hotspots and different environmental risk factors. From 1997 to 2023, HPAIV H5 subtype exhibited increasingly complex genetic exchanges, with a total of 136 genotypes identified in this study. Three distinct waves were observed from mono-genotype-dominant (2000–2013) to multi-genotypic co-circulation (2014–2021), followed by regional endemicity (2022–2023). The matched-pair study found that bird species in the orders Anseriformes, Charadriiformes, and Passeriformes are significantly positively associated with RA-hotspots. The dynamic changes in H5 HPAIV genotypes are consistent with the transition of environmental drivers from waterfowl to landfowl, highlighting the importance of targeted surveillance to facilitate the development of mitigation strategies.</w:t>
+      </w:r>
+    </w:p>
+    <w:p>
+      <w:r>
+        <w:rPr>
+          <w:rFonts w:ascii="Times New Roman" w:hAnsi="Times New Roman" w:eastAsia="宋体"/>
+          <w:sz w:val="21"/>
+        </w:rPr>
+        <w:t>__________________________________________________</w:t>
+      </w:r>
+    </w:p>
+    <w:p>
+      <w:pPr>
+        <w:pStyle w:val="Heading2"/>
+      </w:pPr>
+      <w:r/>
+      <w:r>
+        <w:rPr>
+          <w:rFonts w:ascii="Times New Roman" w:hAnsi="Times New Roman" w:eastAsia="宋体"/>
+          <w:b/>
+          <w:color w:val="000000"/>
+          <w:sz w:val="24"/>
+        </w:rPr>
+        <w:t>修正：用于固体氧化物器件的 CGO-Cu 复合材料的原位高温 X 射线衍射和膨胀分析</w:t>
+      </w:r>
+    </w:p>
+    <w:p>
+      <w:r>
+        <w:rPr>
+          <w:rFonts w:ascii="Times New Roman" w:hAnsi="Times New Roman" w:eastAsia="宋体"/>
+          <w:b/>
+          <w:color w:val="003264"/>
+          <w:sz w:val="24"/>
+        </w:rPr>
+        <w:t>Correction: In situ high temperature X-ray diffraction and dilatometric analysis of CGO–Cu composites for solid oxide devices</w:t>
+      </w:r>
+    </w:p>
+    <w:p>
+      <w:r>
+        <w:rPr>
+          <w:rFonts w:ascii="Times New Roman" w:hAnsi="Times New Roman" w:eastAsia="宋体"/>
+          <w:sz w:val="21"/>
+        </w:rPr>
+        <w:t>作者: M. Balaguer, M. Fabuel, A. Kriele, A. Stark, J. M. Serra, C. Solís</w:t>
+        <w:br/>
+      </w:r>
+      <w:r>
+        <w:rPr>
+          <w:rFonts w:ascii="Times New Roman" w:hAnsi="Times New Roman" w:eastAsia="宋体"/>
+          <w:sz w:val="21"/>
+        </w:rPr>
+        <w:t xml:space="preserve">时间: 2026-02-05 | </w:t>
+      </w:r>
+      <w:r>
+        <w:t xml:space="preserve">链接: </w:t>
+      </w:r>
+      <w:hyperlink r:id="rId52">
+        <w:r>
+          <w:rPr>
+            <w:rFonts w:ascii="Times New Roman" w:hAnsi="Times New Roman" w:eastAsia="宋体"/>
+            <w:color w:val="0000FF"/>
+            <w:sz w:val="21"/>
+            <w:u w:val="single"/>
+          </w:rPr>
+          <w:t>https://doi.org/10.1038/s41598-026-37894-0</w:t>
+        </w:r>
+      </w:hyperlink>
+    </w:p>
+    <w:p>
+      <w:pPr>
+        <w:spacing w:before="120"/>
+      </w:pPr>
+      <w:r>
+        <w:rPr>
+          <w:rFonts w:ascii="Times New Roman" w:hAnsi="Times New Roman" w:eastAsia="宋体"/>
+          <w:b/>
+          <w:sz w:val="21"/>
+        </w:rPr>
+        <w:t>中文摘要:</w:t>
+      </w:r>
+    </w:p>
+    <w:p>
+      <w:pPr>
+        <w:ind w:firstLine="360"/>
+      </w:pPr>
+      <w:r>
+        <w:rPr>
+          <w:rFonts w:ascii="Times New Roman" w:hAnsi="Times New Roman" w:eastAsia="宋体"/>
+          <w:sz w:val="21"/>
+        </w:rPr>
+        <w:t>（摘要暂缺，等待官方补全）</w:t>
+      </w:r>
+    </w:p>
+    <w:p>
+      <w:pPr>
+        <w:spacing w:before="120"/>
+      </w:pPr>
+      <w:r>
+        <w:rPr>
+          <w:rFonts w:ascii="Times New Roman" w:hAnsi="Times New Roman" w:eastAsia="宋体"/>
+          <w:b/>
+          <w:sz w:val="21"/>
+        </w:rPr>
+        <w:t>English Abstract:</w:t>
+      </w:r>
+    </w:p>
+    <w:p>
+      <w:r>
+        <w:rPr>
+          <w:rFonts w:ascii="Times New Roman" w:hAnsi="Times New Roman" w:eastAsia="宋体"/>
+          <w:sz w:val="21"/>
+        </w:rPr>
+        <w:t>Abstract not available.</w:t>
+      </w:r>
+    </w:p>
+    <w:p>
+      <w:r>
+        <w:rPr>
+          <w:rFonts w:ascii="Times New Roman" w:hAnsi="Times New Roman" w:eastAsia="宋体"/>
+          <w:sz w:val="21"/>
+        </w:rPr>
+        <w:t>__________________________________________________</w:t>
+      </w:r>
+    </w:p>
+    <w:p>
+      <w:pPr>
         <w:pStyle w:val="Heading1"/>
       </w:pPr>
       <w:r>
@@ -1361,6 +3169,232 @@
     </w:p>
     <w:p>
       <w:pPr>
+        <w:pStyle w:val="Heading2"/>
+      </w:pPr>
+      <w:r/>
+      <w:r>
+        <w:rPr>
+          <w:rFonts w:ascii="Times New Roman" w:hAnsi="Times New Roman" w:eastAsia="宋体"/>
+          <w:b/>
+          <w:color w:val="000000"/>
+          <w:sz w:val="24"/>
+        </w:rPr>
+        <w:t>基于海藻酸钙水凝胶涂层 STMS 纤维结构的高性能湿度和压力传感器</w:t>
+      </w:r>
+    </w:p>
+    <w:p>
+      <w:r>
+        <w:rPr>
+          <w:rFonts w:ascii="Times New Roman" w:hAnsi="Times New Roman" w:eastAsia="宋体"/>
+          <w:b/>
+          <w:color w:val="003264"/>
+          <w:sz w:val="24"/>
+        </w:rPr>
+        <w:t>High-performance humidity and pressure sensor based on STMS fiber structure coated with Ca-alginate hydrogel</w:t>
+      </w:r>
+    </w:p>
+    <w:p>
+      <w:r>
+        <w:rPr>
+          <w:rFonts w:ascii="Times New Roman" w:hAnsi="Times New Roman" w:eastAsia="宋体"/>
+          <w:sz w:val="21"/>
+        </w:rPr>
+        <w:t>作者: Jiachen Guo, Benyu Zhang, Zhifang Xu, Lina Bi, Shuang Li, Yueyan Shi, Liang Zhou, Shiqing Zhou, Jiaqi Zhang</w:t>
+        <w:br/>
+      </w:r>
+      <w:r>
+        <w:rPr>
+          <w:rFonts w:ascii="Times New Roman" w:hAnsi="Times New Roman" w:eastAsia="宋体"/>
+          <w:sz w:val="21"/>
+        </w:rPr>
+        <w:t xml:space="preserve">时间: 2026-06-01 | </w:t>
+      </w:r>
+      <w:r>
+        <w:t xml:space="preserve">链接: </w:t>
+      </w:r>
+      <w:hyperlink r:id="rId55">
+        <w:r>
+          <w:rPr>
+            <w:rFonts w:ascii="Times New Roman" w:hAnsi="Times New Roman" w:eastAsia="宋体"/>
+            <w:color w:val="0000FF"/>
+            <w:sz w:val="21"/>
+            <w:u w:val="single"/>
+          </w:rPr>
+          <w:t>https://doi.org/10.1016/j.optlastec.2026.114820</w:t>
+        </w:r>
+      </w:hyperlink>
+    </w:p>
+    <w:p>
+      <w:pPr>
+        <w:spacing w:before="120"/>
+      </w:pPr>
+      <w:r>
+        <w:rPr>
+          <w:rFonts w:ascii="Times New Roman" w:hAnsi="Times New Roman" w:eastAsia="宋体"/>
+          <w:b/>
+          <w:sz w:val="21"/>
+        </w:rPr>
+        <w:t>中文摘要:</w:t>
+      </w:r>
+    </w:p>
+    <w:p>
+      <w:pPr>
+        <w:ind w:firstLine="360"/>
+      </w:pPr>
+      <w:r>
+        <w:rPr>
+          <w:rFonts w:ascii="Times New Roman" w:hAnsi="Times New Roman" w:eastAsia="宋体"/>
+          <w:sz w:val="21"/>
+        </w:rPr>
+        <w:t>（摘要暂缺，等待官方补全）</w:t>
+      </w:r>
+    </w:p>
+    <w:p>
+      <w:pPr>
+        <w:spacing w:before="120"/>
+      </w:pPr>
+      <w:r>
+        <w:rPr>
+          <w:rFonts w:ascii="Times New Roman" w:hAnsi="Times New Roman" w:eastAsia="宋体"/>
+          <w:b/>
+          <w:sz w:val="21"/>
+        </w:rPr>
+        <w:t>English Abstract:</w:t>
+      </w:r>
+    </w:p>
+    <w:p>
+      <w:r>
+        <w:rPr>
+          <w:rFonts w:ascii="Times New Roman" w:hAnsi="Times New Roman" w:eastAsia="宋体"/>
+          <w:sz w:val="21"/>
+        </w:rPr>
+        <w:t>Abstract not available.</w:t>
+      </w:r>
+    </w:p>
+    <w:p>
+      <w:r>
+        <w:rPr>
+          <w:rFonts w:ascii="Times New Roman" w:hAnsi="Times New Roman" w:eastAsia="宋体"/>
+          <w:sz w:val="21"/>
+        </w:rPr>
+        <w:t>__________________________________________________</w:t>
+      </w:r>
+    </w:p>
+    <w:p>
+      <w:pPr>
+        <w:pStyle w:val="Heading2"/>
+      </w:pPr>
+      <w:r/>
+      <w:r>
+        <w:rPr>
+          <w:rFonts w:ascii="Times New Roman" w:hAnsi="Times New Roman" w:eastAsia="宋体"/>
+          <w:b/>
+          <w:color w:val="000000"/>
+          <w:sz w:val="24"/>
+        </w:rPr>
+        <w:t>水射流引导激光加工 NdFeB 永磁体的冷热热平衡控制机制</w:t>
+      </w:r>
+    </w:p>
+    <w:p>
+      <w:r>
+        <w:rPr>
+          <w:rFonts w:ascii="Times New Roman" w:hAnsi="Times New Roman" w:eastAsia="宋体"/>
+          <w:b/>
+          <w:color w:val="003264"/>
+          <w:sz w:val="24"/>
+        </w:rPr>
+        <w:t>Mechanisms of Hot–Cold thermal balance control in Water-Jet-Guided laser machining of NdFeB permanent magnets</w:t>
+      </w:r>
+    </w:p>
+    <w:p>
+      <w:r>
+        <w:rPr>
+          <w:rFonts w:ascii="Times New Roman" w:hAnsi="Times New Roman" w:eastAsia="宋体"/>
+          <w:sz w:val="21"/>
+        </w:rPr>
+        <w:t>作者: Ping Huang, Guanghui Zhang, Zhichuang Chen, Xinping He, Qingan Lu, Yuxing Huang, Hui Jiao, Tanggao Feng, Yuhong Long</w:t>
+        <w:br/>
+      </w:r>
+      <w:r>
+        <w:rPr>
+          <w:rFonts w:ascii="Times New Roman" w:hAnsi="Times New Roman" w:eastAsia="宋体"/>
+          <w:sz w:val="21"/>
+        </w:rPr>
+        <w:t xml:space="preserve">时间: 2026-06-01 | </w:t>
+      </w:r>
+      <w:r>
+        <w:t xml:space="preserve">链接: </w:t>
+      </w:r>
+      <w:hyperlink r:id="rId56">
+        <w:r>
+          <w:rPr>
+            <w:rFonts w:ascii="Times New Roman" w:hAnsi="Times New Roman" w:eastAsia="宋体"/>
+            <w:color w:val="0000FF"/>
+            <w:sz w:val="21"/>
+            <w:u w:val="single"/>
+          </w:rPr>
+          <w:t>https://doi.org/10.1016/j.optlastec.2026.114879</w:t>
+        </w:r>
+      </w:hyperlink>
+    </w:p>
+    <w:p>
+      <w:pPr>
+        <w:spacing w:before="120"/>
+      </w:pPr>
+      <w:r>
+        <w:rPr>
+          <w:rFonts w:ascii="Times New Roman" w:hAnsi="Times New Roman" w:eastAsia="宋体"/>
+          <w:b/>
+          <w:sz w:val="21"/>
+        </w:rPr>
+        <w:t>中文摘要:</w:t>
+      </w:r>
+    </w:p>
+    <w:p>
+      <w:pPr>
+        <w:ind w:firstLine="360"/>
+      </w:pPr>
+      <w:r>
+        <w:rPr>
+          <w:rFonts w:ascii="Times New Roman" w:hAnsi="Times New Roman" w:eastAsia="宋体"/>
+          <w:sz w:val="21"/>
+        </w:rPr>
+        <w:t>（摘要暂缺，等待官方补全）</w:t>
+      </w:r>
+    </w:p>
+    <w:p>
+      <w:pPr>
+        <w:spacing w:before="120"/>
+      </w:pPr>
+      <w:r>
+        <w:rPr>
+          <w:rFonts w:ascii="Times New Roman" w:hAnsi="Times New Roman" w:eastAsia="宋体"/>
+          <w:b/>
+          <w:sz w:val="21"/>
+        </w:rPr>
+        <w:t>English Abstract:</w:t>
+      </w:r>
+    </w:p>
+    <w:p>
+      <w:r>
+        <w:rPr>
+          <w:rFonts w:ascii="Times New Roman" w:hAnsi="Times New Roman" w:eastAsia="宋体"/>
+          <w:sz w:val="21"/>
+        </w:rPr>
+        <w:t>Abstract not available.</w:t>
+      </w:r>
+    </w:p>
+    <w:p>
+      <w:r>
+        <w:rPr>
+          <w:rFonts w:ascii="Times New Roman" w:hAnsi="Times New Roman" w:eastAsia="宋体"/>
+          <w:sz w:val="21"/>
+        </w:rPr>
+        <w:t>__________________________________________________</w:t>
+      </w:r>
+    </w:p>
+    <w:p>
+      <w:pPr>
         <w:pStyle w:val="Heading1"/>
       </w:pPr>
       <w:r>
@@ -1496,6 +3530,119 @@
     </w:p>
     <w:p>
       <w:pPr>
+        <w:pStyle w:val="Heading2"/>
+      </w:pPr>
+      <w:r/>
+      <w:r>
+        <w:rPr>
+          <w:rFonts w:ascii="Times New Roman" w:hAnsi="Times New Roman" w:eastAsia="宋体"/>
+          <w:b/>
+          <w:color w:val="000000"/>
+          <w:sz w:val="24"/>
+        </w:rPr>
+        <w:t>迈向精确的超分辨率重建：数字全息显微镜的分数频域位置映射模型</w:t>
+      </w:r>
+    </w:p>
+    <w:p>
+      <w:r>
+        <w:rPr>
+          <w:rFonts w:ascii="Times New Roman" w:hAnsi="Times New Roman" w:eastAsia="宋体"/>
+          <w:b/>
+          <w:color w:val="003264"/>
+          <w:sz w:val="24"/>
+        </w:rPr>
+        <w:t>Toward accurate super-resolution reconstruction: Fractional - frequency domain position mapping model for digital holographic microscopy</w:t>
+      </w:r>
+    </w:p>
+    <w:p>
+      <w:r>
+        <w:rPr>
+          <w:rFonts w:ascii="Times New Roman" w:hAnsi="Times New Roman" w:eastAsia="宋体"/>
+          <w:sz w:val="21"/>
+        </w:rPr>
+        <w:t>作者: Mengyao Li, Bingcai Liu, Jiaxin Meng, Kaixiang Xie, Hongjun Wang, Xueliang Zhu, Jintao Xu, Ailing Tian</w:t>
+        <w:br/>
+      </w:r>
+      <w:r>
+        <w:rPr>
+          <w:rFonts w:ascii="Times New Roman" w:hAnsi="Times New Roman" w:eastAsia="宋体"/>
+          <w:sz w:val="21"/>
+        </w:rPr>
+        <w:t xml:space="preserve">时间: 2026-06-01 | </w:t>
+      </w:r>
+      <w:r>
+        <w:t xml:space="preserve">链接: </w:t>
+      </w:r>
+      <w:hyperlink r:id="rId57">
+        <w:r>
+          <w:rPr>
+            <w:rFonts w:ascii="Times New Roman" w:hAnsi="Times New Roman" w:eastAsia="宋体"/>
+            <w:color w:val="0000FF"/>
+            <w:sz w:val="21"/>
+            <w:u w:val="single"/>
+          </w:rPr>
+          <w:t>https://doi.org/10.1016/j.optlaseng.2026.109672</w:t>
+        </w:r>
+      </w:hyperlink>
+    </w:p>
+    <w:p>
+      <w:pPr>
+        <w:spacing w:before="120"/>
+      </w:pPr>
+      <w:r>
+        <w:rPr>
+          <w:rFonts w:ascii="Times New Roman" w:hAnsi="Times New Roman" w:eastAsia="宋体"/>
+          <w:b/>
+          <w:sz w:val="21"/>
+        </w:rPr>
+        <w:t>中文摘要:</w:t>
+      </w:r>
+    </w:p>
+    <w:p>
+      <w:pPr>
+        <w:ind w:firstLine="360"/>
+      </w:pPr>
+      <w:r>
+        <w:rPr>
+          <w:rFonts w:ascii="Times New Roman" w:hAnsi="Times New Roman" w:eastAsia="宋体"/>
+          <w:sz w:val="21"/>
+        </w:rPr>
+        <w:t>（摘要暂缺，等待官方补全）</w:t>
+      </w:r>
+    </w:p>
+    <w:p>
+      <w:pPr>
+        <w:spacing w:before="120"/>
+      </w:pPr>
+      <w:r>
+        <w:rPr>
+          <w:rFonts w:ascii="Times New Roman" w:hAnsi="Times New Roman" w:eastAsia="宋体"/>
+          <w:b/>
+          <w:sz w:val="21"/>
+        </w:rPr>
+        <w:t>English Abstract:</w:t>
+      </w:r>
+    </w:p>
+    <w:p>
+      <w:r>
+        <w:rPr>
+          <w:rFonts w:ascii="Times New Roman" w:hAnsi="Times New Roman" w:eastAsia="宋体"/>
+          <w:sz w:val="21"/>
+        </w:rPr>
+        <w:t>Abstract not available.</w:t>
+      </w:r>
+    </w:p>
+    <w:p>
+      <w:r>
+        <w:rPr>
+          <w:rFonts w:ascii="Times New Roman" w:hAnsi="Times New Roman" w:eastAsia="宋体"/>
+          <w:sz w:val="21"/>
+        </w:rPr>
+        <w:t>__________________________________________________</w:t>
+      </w:r>
+    </w:p>
+    <w:p>
+      <w:pPr>
         <w:pStyle w:val="Heading1"/>
       </w:pPr>
       <w:r>
@@ -2375,6 +4522,232 @@
     </w:p>
     <w:p>
       <w:pPr>
+        <w:pStyle w:val="Heading2"/>
+      </w:pPr>
+      <w:r/>
+      <w:r>
+        <w:rPr>
+          <w:rFonts w:ascii="Times New Roman" w:hAnsi="Times New Roman" w:eastAsia="宋体"/>
+          <w:b/>
+          <w:color w:val="000000"/>
+          <w:sz w:val="24"/>
+        </w:rPr>
+        <w:t>游离卤化物离子的取代可解锁锰基金属卤化物中的响应性光致发光切换</w:t>
+      </w:r>
+    </w:p>
+    <w:p>
+      <w:r>
+        <w:rPr>
+          <w:rFonts w:ascii="Times New Roman" w:hAnsi="Times New Roman" w:eastAsia="宋体"/>
+          <w:b/>
+          <w:color w:val="003264"/>
+          <w:sz w:val="24"/>
+        </w:rPr>
+        <w:t>Substitution of free halide ions unlocks responsive photoluminescence switching in manganese-based metal halides</w:t>
+      </w:r>
+    </w:p>
+    <w:p>
+      <w:r>
+        <w:rPr>
+          <w:rFonts w:ascii="Times New Roman" w:hAnsi="Times New Roman" w:eastAsia="宋体"/>
+          <w:sz w:val="21"/>
+        </w:rPr>
+        <w:t>作者: Sisi Li, Kaitong Luo, Yali Zhou, Junhao Wang, Zhen Zhang, Zhao-Qing Liu, Yibo Chen</w:t>
+        <w:br/>
+      </w:r>
+      <w:r>
+        <w:rPr>
+          <w:rFonts w:ascii="Times New Roman" w:hAnsi="Times New Roman" w:eastAsia="宋体"/>
+          <w:sz w:val="21"/>
+        </w:rPr>
+        <w:t xml:space="preserve">时间: 2026-02-05 | </w:t>
+      </w:r>
+      <w:r>
+        <w:t xml:space="preserve">链接: </w:t>
+      </w:r>
+      <w:hyperlink r:id="rId74">
+        <w:r>
+          <w:rPr>
+            <w:rFonts w:ascii="Times New Roman" w:hAnsi="Times New Roman" w:eastAsia="宋体"/>
+            <w:color w:val="0000FF"/>
+            <w:sz w:val="21"/>
+            <w:u w:val="single"/>
+          </w:rPr>
+          <w:t>https://doi.org/10.1038/s41377-025-02161-w</w:t>
+        </w:r>
+      </w:hyperlink>
+    </w:p>
+    <w:p>
+      <w:pPr>
+        <w:spacing w:before="120"/>
+      </w:pPr>
+      <w:r>
+        <w:rPr>
+          <w:rFonts w:ascii="Times New Roman" w:hAnsi="Times New Roman" w:eastAsia="宋体"/>
+          <w:b/>
+          <w:sz w:val="21"/>
+        </w:rPr>
+        <w:t>中文摘要:</w:t>
+      </w:r>
+    </w:p>
+    <w:p>
+      <w:pPr>
+        <w:ind w:firstLine="360"/>
+      </w:pPr>
+      <w:r>
+        <w:rPr>
+          <w:rFonts w:ascii="Times New Roman" w:hAnsi="Times New Roman" w:eastAsia="宋体"/>
+          <w:sz w:val="21"/>
+        </w:rPr>
+        <w:t>摘要 刺激响应有机-无机金属卤化物在新兴的信息相关应用中具有广阔的前景。在这项工作中，用Br - 取代C 5 H 11 N 3 (MnCl 3 ·H 2 O)X（其中C 5 H 11 N 3 2+代表组胺阳离子，X代表游离卤离子）中的游离卤离子Cl - 将非响应性杂化物C 5 H 11 N 3 (MnCl 3 ·H 2 O)Cl转化为刺激响应性C 5 H 11 N 3 (MnCl 3 ·H 2 O)Br。后者在热或水暴露时表现出红色和绿色之间的可逆光致发光颜色转换。大量的实验和理论分析表明，响应特性主要源于Br - 取代后H 2 O 分子周围的氢键减弱，这有利于H 2 O 分子在加热下的初始逃逸。随后的结构重组和配位转变引起光致发光的变化。此外，所制备的卤化物/聚合物发光薄膜被证明在平面温度传感、热冲压和加密/解密等多种场景中具有高度适用性。这项研究强调了金属卤化物中游离卤化物离子的关键但经常被忽视的作用，并为其结构-性能关系提供了新的见解。</w:t>
+      </w:r>
+    </w:p>
+    <w:p>
+      <w:pPr>
+        <w:spacing w:before="120"/>
+      </w:pPr>
+      <w:r>
+        <w:rPr>
+          <w:rFonts w:ascii="Times New Roman" w:hAnsi="Times New Roman" w:eastAsia="宋体"/>
+          <w:b/>
+          <w:sz w:val="21"/>
+        </w:rPr>
+        <w:t>English Abstract:</w:t>
+      </w:r>
+    </w:p>
+    <w:p>
+      <w:r>
+        <w:rPr>
+          <w:rFonts w:ascii="Times New Roman" w:hAnsi="Times New Roman" w:eastAsia="宋体"/>
+          <w:sz w:val="21"/>
+        </w:rPr>
+        <w:t>Abstract Stimuli-responsive organic-inorganic metal halides hold great promise for emerging information-related applications. In this work, replacing the free halide ion Cl − with Br − in C 5 H 11 N 3 (MnCl 3 ·H 2 O)X (where C 5 H 11 N 3 2+ represents histamine cation, X represents free halide ions) converts the non-responsive hybrid C 5 H 11 N 3 (MnCl 3 ·H 2 O)Cl into a stimuli-responsive C 5 H 11 N 3 (MnCl 3 ·H 2 O)Br. The latter exhibits reversible photoluminescence color switching between red and green upon thermal or water exposure. Extensive experimental and theoretical analyses reveal that the responsive property primarily stems from weakened hydrogen bonding surrounding H 2 O molecules after Br − substitution, which facilitates the initial escape of H 2 O molecules under heating. Subsequent structural reorganization and coordination transformation then induce the change in photoluminescence. Furthermore, the fabricated halide/polymer luminescent films are demonstrated to be highly applicable in multiple scenarios, such as planar temperature sensing, thermal stamping, and encryption/decryption. This study highlights the crucial yet often overlooked role of free halide ions in metal halides and offers new insights into their structure–property relationships.</w:t>
+      </w:r>
+    </w:p>
+    <w:p>
+      <w:r>
+        <w:rPr>
+          <w:rFonts w:ascii="Times New Roman" w:hAnsi="Times New Roman" w:eastAsia="宋体"/>
+          <w:sz w:val="21"/>
+        </w:rPr>
+        <w:t>__________________________________________________</w:t>
+      </w:r>
+    </w:p>
+    <w:p>
+      <w:pPr>
+        <w:pStyle w:val="Heading2"/>
+      </w:pPr>
+      <w:r/>
+      <w:r>
+        <w:rPr>
+          <w:rFonts w:ascii="Times New Roman" w:hAnsi="Times New Roman" w:eastAsia="宋体"/>
+          <w:b/>
+          <w:color w:val="000000"/>
+          <w:sz w:val="24"/>
+        </w:rPr>
+        <w:t>用于 3D 癌症模型成像和 AI 辅助类器官分析的光学相干光声显微镜</w:t>
+      </w:r>
+    </w:p>
+    <w:p>
+      <w:r>
+        <w:rPr>
+          <w:rFonts w:ascii="Times New Roman" w:hAnsi="Times New Roman" w:eastAsia="宋体"/>
+          <w:b/>
+          <w:color w:val="003264"/>
+          <w:sz w:val="24"/>
+        </w:rPr>
+        <w:t>Optical coherence photoacoustic microscopy for 3D cancer model imaging with AI-assisted organoid analysis</w:t>
+      </w:r>
+    </w:p>
+    <w:p>
+      <w:r>
+        <w:rPr>
+          <w:rFonts w:ascii="Times New Roman" w:hAnsi="Times New Roman" w:eastAsia="宋体"/>
+          <w:sz w:val="21"/>
+        </w:rPr>
+        <w:t>作者: Abigail J. Deloria, Agnes Csiszar, Shiyu Deng, Mohammad Ali Sabbaghi, Francesco Branciforti, Lukasz Bugyi, Giulia Rotunno, Richard Haindl, Rainer Leitgeb, Massimo Salvi, Manojit Pramanik, Yi Yuan, Leopold Schmetterer, Gergely Szakacs, Wolfgang Drexler, Kristen M. Meiburger, Mengyang Liu</w:t>
+        <w:br/>
+      </w:r>
+      <w:r>
+        <w:rPr>
+          <w:rFonts w:ascii="Times New Roman" w:hAnsi="Times New Roman" w:eastAsia="宋体"/>
+          <w:sz w:val="21"/>
+        </w:rPr>
+        <w:t xml:space="preserve">时间: 2026-02-05 | </w:t>
+      </w:r>
+      <w:r>
+        <w:t xml:space="preserve">链接: </w:t>
+      </w:r>
+      <w:hyperlink r:id="rId75">
+        <w:r>
+          <w:rPr>
+            <w:rFonts w:ascii="Times New Roman" w:hAnsi="Times New Roman" w:eastAsia="宋体"/>
+            <w:color w:val="0000FF"/>
+            <w:sz w:val="21"/>
+            <w:u w:val="single"/>
+          </w:rPr>
+          <w:t>https://doi.org/10.1038/s41377-025-02177-2</w:t>
+        </w:r>
+      </w:hyperlink>
+    </w:p>
+    <w:p>
+      <w:pPr>
+        <w:spacing w:before="120"/>
+      </w:pPr>
+      <w:r>
+        <w:rPr>
+          <w:rFonts w:ascii="Times New Roman" w:hAnsi="Times New Roman" w:eastAsia="宋体"/>
+          <w:b/>
+          <w:sz w:val="21"/>
+        </w:rPr>
+        <w:t>中文摘要:</w:t>
+      </w:r>
+    </w:p>
+    <w:p>
+      <w:pPr>
+        <w:ind w:firstLine="360"/>
+      </w:pPr>
+      <w:r>
+        <w:rPr>
+          <w:rFonts w:ascii="Times New Roman" w:hAnsi="Times New Roman" w:eastAsia="宋体"/>
+          <w:sz w:val="21"/>
+        </w:rPr>
+        <w:t>摘要 癌症类器官和癌症球体是 3D 细胞培养模型，在癌症研究中具有不同但重叠的目的。各种商业光学成像技术已被用来研究这些细胞培养物，但这些方法受到各种限制，例如荧光标记的要求、复杂的样品处理和有限的图像体积大小。在这项工作中，我们展示了用于研究这些模型的多模态光学相干光声显微镜（OC-PAM）系统，克服了这些限制。我们首先使用光学相干显微镜（OCM）对乳腺癌类器官进行了纵向研究。利用 OCM 成像结果，开发了基于人工智能 (AI) 的算法，可自动分割单个类器官，并使用放射组学纹理特征方法对其随时间的活力进行分类，从而在单个类器官水平上实现稳健、定量的跟踪和分类。为了补充 OCM 的对比度，我们对含有黑色素阳性和黑色素阴性细胞的球体模型进行了 OC-PAM 成像。在第二项研究中，OC-PAM 图像清楚地映射了隐藏在黑色素阴性细胞中的黑色素阳性细胞的分布。这些结果表明，OC-PAM 与人工智能技术相结合可以成为研究癌症类器官和癌症球体的强大工具。</w:t>
+      </w:r>
+    </w:p>
+    <w:p>
+      <w:pPr>
+        <w:spacing w:before="120"/>
+      </w:pPr>
+      <w:r>
+        <w:rPr>
+          <w:rFonts w:ascii="Times New Roman" w:hAnsi="Times New Roman" w:eastAsia="宋体"/>
+          <w:b/>
+          <w:sz w:val="21"/>
+        </w:rPr>
+        <w:t>English Abstract:</w:t>
+      </w:r>
+    </w:p>
+    <w:p>
+      <w:r>
+        <w:rPr>
+          <w:rFonts w:ascii="Times New Roman" w:hAnsi="Times New Roman" w:eastAsia="宋体"/>
+          <w:sz w:val="21"/>
+        </w:rPr>
+        <w:t>Abstract Cancer organoids and cancer spheroids are 3D cell culture models with distinct yet overlapping purposes in cancer research. Various commercially available optical imaging techniques have been employed to study these cell cultures, but these methods suffer from various limitations such as the requirement of fluorescence labeling, complicated sample handling, and limited image volume size. In this work, we demonstrate a multimodal optical coherence photoacoustic microscopy (OC-PAM) system for the study of these models, overcoming these limitations. We first performed a longitudinal study using optical coherence microscopy (OCM) for breast cancer organoids. Using the OCM imaging results, artificial intelligence (AI)-based algorithms were developed to automatically segment individual organoids and classify their viability over time using a radiomics texture feature approach, enabling robust, quantitative tracking and classification at the single-organoid level. To supplement OCM’s contrast, we then performed OC-PAM imaging of spheroid models with both melanin positive and melanin negative cells. In the second study, the OC-PAM images clearly mapped the distribution of melanin positive cells hidden amongst melanin negative cells. These results suggest that OC-PAM coupled with AI techniques can be a powerful tool to study cancer organoids and cancer spheroids.</w:t>
+      </w:r>
+    </w:p>
+    <w:p>
+      <w:r>
+        <w:rPr>
+          <w:rFonts w:ascii="Times New Roman" w:hAnsi="Times New Roman" w:eastAsia="宋体"/>
+          <w:sz w:val="21"/>
+        </w:rPr>
+        <w:t>__________________________________________________</w:t>
+      </w:r>
+    </w:p>
+    <w:p>
+      <w:pPr>
         <w:pStyle w:val="Heading1"/>
       </w:pPr>
       <w:r>
@@ -2645,6 +5018,232 @@
     </w:p>
     <w:p>
       <w:pPr>
+        <w:pStyle w:val="Heading2"/>
+      </w:pPr>
+      <w:r/>
+      <w:r>
+        <w:rPr>
+          <w:rFonts w:ascii="Times New Roman" w:hAnsi="Times New Roman" w:eastAsia="宋体"/>
+          <w:b/>
+          <w:color w:val="000000"/>
+          <w:sz w:val="24"/>
+        </w:rPr>
+        <w:t>AlGaN 基深紫外 LED 的外延和芯片结构的设计和优化：提高效率和可靠性</w:t>
+      </w:r>
+    </w:p>
+    <w:p>
+      <w:r>
+        <w:rPr>
+          <w:rFonts w:ascii="Times New Roman" w:hAnsi="Times New Roman" w:eastAsia="宋体"/>
+          <w:b/>
+          <w:color w:val="003264"/>
+          <w:sz w:val="24"/>
+        </w:rPr>
+        <w:t>Design and Optimization of Epitaxial and Chip Structures in AlGaN-Based Deep-Ultraviolet LEDs: Toward Enhanced Efficiency and Reliability</w:t>
+      </w:r>
+    </w:p>
+    <w:p>
+      <w:r>
+        <w:rPr>
+          <w:rFonts w:ascii="Times New Roman" w:hAnsi="Times New Roman" w:eastAsia="宋体"/>
+          <w:sz w:val="21"/>
+        </w:rPr>
+        <w:t>作者: Yifang Chen, Quanjiang Lv, Tianpeng Yang, Tingting Mi, Xiaowen Wang, Junlin Liu</w:t>
+        <w:br/>
+      </w:r>
+      <w:r>
+        <w:rPr>
+          <w:rFonts w:ascii="Times New Roman" w:hAnsi="Times New Roman" w:eastAsia="宋体"/>
+          <w:sz w:val="21"/>
+        </w:rPr>
+        <w:t xml:space="preserve">时间: 2026-02-04 | </w:t>
+      </w:r>
+      <w:r>
+        <w:t xml:space="preserve">链接: </w:t>
+      </w:r>
+      <w:hyperlink r:id="rId76">
+        <w:r>
+          <w:rPr>
+            <w:rFonts w:ascii="Times New Roman" w:hAnsi="Times New Roman" w:eastAsia="宋体"/>
+            <w:color w:val="0000FF"/>
+            <w:sz w:val="21"/>
+            <w:u w:val="single"/>
+          </w:rPr>
+          <w:t>https://doi.org/10.1021/acsphotonics.5c02187</w:t>
+        </w:r>
+      </w:hyperlink>
+    </w:p>
+    <w:p>
+      <w:pPr>
+        <w:spacing w:before="120"/>
+      </w:pPr>
+      <w:r>
+        <w:rPr>
+          <w:rFonts w:ascii="Times New Roman" w:hAnsi="Times New Roman" w:eastAsia="宋体"/>
+          <w:b/>
+          <w:sz w:val="21"/>
+        </w:rPr>
+        <w:t>中文摘要:</w:t>
+      </w:r>
+    </w:p>
+    <w:p>
+      <w:pPr>
+        <w:ind w:firstLine="360"/>
+      </w:pPr>
+      <w:r>
+        <w:rPr>
+          <w:rFonts w:ascii="Times New Roman" w:hAnsi="Times New Roman" w:eastAsia="宋体"/>
+          <w:sz w:val="21"/>
+        </w:rPr>
+        <w:t>（摘要暂缺，等待官方补全）</w:t>
+      </w:r>
+    </w:p>
+    <w:p>
+      <w:pPr>
+        <w:spacing w:before="120"/>
+      </w:pPr>
+      <w:r>
+        <w:rPr>
+          <w:rFonts w:ascii="Times New Roman" w:hAnsi="Times New Roman" w:eastAsia="宋体"/>
+          <w:b/>
+          <w:sz w:val="21"/>
+        </w:rPr>
+        <w:t>English Abstract:</w:t>
+      </w:r>
+    </w:p>
+    <w:p>
+      <w:r>
+        <w:rPr>
+          <w:rFonts w:ascii="Times New Roman" w:hAnsi="Times New Roman" w:eastAsia="宋体"/>
+          <w:sz w:val="21"/>
+        </w:rPr>
+        <w:t>Abstract not available.</w:t>
+      </w:r>
+    </w:p>
+    <w:p>
+      <w:r>
+        <w:rPr>
+          <w:rFonts w:ascii="Times New Roman" w:hAnsi="Times New Roman" w:eastAsia="宋体"/>
+          <w:sz w:val="21"/>
+        </w:rPr>
+        <w:t>__________________________________________________</w:t>
+      </w:r>
+    </w:p>
+    <w:p>
+      <w:pPr>
+        <w:pStyle w:val="Heading2"/>
+      </w:pPr>
+      <w:r/>
+      <w:r>
+        <w:rPr>
+          <w:rFonts w:ascii="Times New Roman" w:hAnsi="Times New Roman" w:eastAsia="宋体"/>
+          <w:b/>
+          <w:color w:val="000000"/>
+          <w:sz w:val="24"/>
+        </w:rPr>
+        <w:t>通过散射和光致发光光谱法实现等离子体纳米腔中单层 WS 2 的鲁棒强耦合</w:t>
+      </w:r>
+    </w:p>
+    <w:p>
+      <w:r>
+        <w:rPr>
+          <w:rFonts w:ascii="Times New Roman" w:hAnsi="Times New Roman" w:eastAsia="宋体"/>
+          <w:b/>
+          <w:color w:val="003264"/>
+          <w:sz w:val="24"/>
+        </w:rPr>
+        <w:t>Robust Strong Coupling of Monolayer WS 2 in Plasmonic Nanocavities via Scattering and Photoluminescence Spectroscopy</w:t>
+      </w:r>
+    </w:p>
+    <w:p>
+      <w:r>
+        <w:rPr>
+          <w:rFonts w:ascii="Times New Roman" w:hAnsi="Times New Roman" w:eastAsia="宋体"/>
+          <w:sz w:val="21"/>
+        </w:rPr>
+        <w:t>作者: Jing Li, Qingzhang You, Wenjing Bo, Menglei Li, Xi Liang, Lisheng Zhang, Longkun Yang, Ze Li, Duan Zhang, Yan Fang, Peter Nordlander, Peijie Wang</w:t>
+        <w:br/>
+      </w:r>
+      <w:r>
+        <w:rPr>
+          <w:rFonts w:ascii="Times New Roman" w:hAnsi="Times New Roman" w:eastAsia="宋体"/>
+          <w:sz w:val="21"/>
+        </w:rPr>
+        <w:t xml:space="preserve">时间: 2026-02-05 | </w:t>
+      </w:r>
+      <w:r>
+        <w:t xml:space="preserve">链接: </w:t>
+      </w:r>
+      <w:hyperlink r:id="rId77">
+        <w:r>
+          <w:rPr>
+            <w:rFonts w:ascii="Times New Roman" w:hAnsi="Times New Roman" w:eastAsia="宋体"/>
+            <w:color w:val="0000FF"/>
+            <w:sz w:val="21"/>
+            <w:u w:val="single"/>
+          </w:rPr>
+          <w:t>https://doi.org/10.1021/acsphotonics.5c01950</w:t>
+        </w:r>
+      </w:hyperlink>
+    </w:p>
+    <w:p>
+      <w:pPr>
+        <w:spacing w:before="120"/>
+      </w:pPr>
+      <w:r>
+        <w:rPr>
+          <w:rFonts w:ascii="Times New Roman" w:hAnsi="Times New Roman" w:eastAsia="宋体"/>
+          <w:b/>
+          <w:sz w:val="21"/>
+        </w:rPr>
+        <w:t>中文摘要:</w:t>
+      </w:r>
+    </w:p>
+    <w:p>
+      <w:pPr>
+        <w:ind w:firstLine="360"/>
+      </w:pPr>
+      <w:r>
+        <w:rPr>
+          <w:rFonts w:ascii="Times New Roman" w:hAnsi="Times New Roman" w:eastAsia="宋体"/>
+          <w:sz w:val="21"/>
+        </w:rPr>
+        <w:t>（摘要暂缺，等待官方补全）</w:t>
+      </w:r>
+    </w:p>
+    <w:p>
+      <w:pPr>
+        <w:spacing w:before="120"/>
+      </w:pPr>
+      <w:r>
+        <w:rPr>
+          <w:rFonts w:ascii="Times New Roman" w:hAnsi="Times New Roman" w:eastAsia="宋体"/>
+          <w:b/>
+          <w:sz w:val="21"/>
+        </w:rPr>
+        <w:t>English Abstract:</w:t>
+      </w:r>
+    </w:p>
+    <w:p>
+      <w:r>
+        <w:rPr>
+          <w:rFonts w:ascii="Times New Roman" w:hAnsi="Times New Roman" w:eastAsia="宋体"/>
+          <w:sz w:val="21"/>
+        </w:rPr>
+        <w:t>Abstract not available.</w:t>
+      </w:r>
+    </w:p>
+    <w:p>
+      <w:r>
+        <w:rPr>
+          <w:rFonts w:ascii="Times New Roman" w:hAnsi="Times New Roman" w:eastAsia="宋体"/>
+          <w:sz w:val="21"/>
+        </w:rPr>
+        <w:t>__________________________________________________</w:t>
+      </w:r>
+    </w:p>
+    <w:p>
+      <w:pPr>
         <w:pStyle w:val="Heading1"/>
       </w:pPr>
       <w:r>
@@ -3354,6 +5953,2150 @@
           <w:sz w:val="21"/>
         </w:rPr>
         <w:t>Domain Generalization (DG) seeks to develop models that perform well on unseen target domains by learning domain-invariant representations. Recent advances in pre-trained Visual Foundation Models (VFMs), such as CLIP, have shown strong potential for enhancing DG through prompt tuning. However, existing VFM-based prompt tuning methods often focus on task-specific adaptation rather than disentangling domain invariant features, leaving cross-domain generalization insufficiently explored. In this paper, we address this challenge by fully leveraging the controllable and flexible language prompt in VFMs. Observing that the text modality is inherently rich in semantics and easier to disentangle, we propose a novel frame work termed Prompt Disentanglement via Language Guidance and Representation Alignment (PADG). PADG first employs a large language model (LLM) to disentangle textual prompts into domain-invariant and domain-specific components, which then guide the learning of domain-invariant visual representations. To complement the limitations of text-only guidance, we further introduce the Worst Explicit Representation Alignment (WERA) module, which enhances visual invariance by simulating bounded domain shifts through learnable stylization prompts and aligning representations between original and perturbed samples. Extensive experiments on mainstream DG benchmarks, including PACS, VLCS, OfficeHome, DomainNet, and TerraInc, demonstrate that PADG consistently outperforms existing state of-the-art methods, validating its effectiveness in robust domain invariant representation learning. The code is available at: https://anonymous.4open.science/r/paper-5403/</w:t>
+      </w:r>
+    </w:p>
+    <w:p>
+      <w:r>
+        <w:rPr>
+          <w:rFonts w:ascii="Times New Roman" w:hAnsi="Times New Roman" w:eastAsia="宋体"/>
+          <w:sz w:val="21"/>
+        </w:rPr>
+        <w:t>__________________________________________________</w:t>
+      </w:r>
+    </w:p>
+    <w:p>
+      <w:pPr>
+        <w:pStyle w:val="Heading1"/>
+      </w:pPr>
+      <w:r>
+        <w:rPr>
+          <w:rFonts w:ascii="Times New Roman" w:hAnsi="Times New Roman" w:eastAsia="宋体"/>
+          <w:b/>
+          <w:color w:val="000000"/>
+          <w:sz w:val="32"/>
+        </w:rPr>
+        <w:t>Nature Photonics</w:t>
+      </w:r>
+    </w:p>
+    <w:p>
+      <w:pPr>
+        <w:jc w:val="center"/>
+      </w:pPr>
+      <w:r>
+        <w:t>--- 更新: 06:29 ---</w:t>
+      </w:r>
+    </w:p>
+    <w:p>
+      <w:pPr>
+        <w:pStyle w:val="Heading2"/>
+      </w:pPr>
+      <w:r/>
+      <w:r>
+        <w:rPr>
+          <w:rFonts w:ascii="Times New Roman" w:hAnsi="Times New Roman" w:eastAsia="宋体"/>
+          <w:b/>
+          <w:color w:val="000000"/>
+          <w:sz w:val="24"/>
+        </w:rPr>
+        <w:t>高度稳定的全钙钛矿串联太阳能电池，具有锡铅表面的目标转化</w:t>
+      </w:r>
+    </w:p>
+    <w:p>
+      <w:r>
+        <w:rPr>
+          <w:rFonts w:ascii="Times New Roman" w:hAnsi="Times New Roman" w:eastAsia="宋体"/>
+          <w:b/>
+          <w:color w:val="003264"/>
+          <w:sz w:val="24"/>
+        </w:rPr>
+        <w:t>Highly stable all-perovskite tandem solar cells with targeted conversion of tin–lead surfaces</w:t>
+      </w:r>
+    </w:p>
+    <w:p>
+      <w:r>
+        <w:rPr>
+          <w:rFonts w:ascii="Times New Roman" w:hAnsi="Times New Roman" w:eastAsia="宋体"/>
+          <w:sz w:val="21"/>
+        </w:rPr>
+        <w:t>作者: Nannan Sun, Sheng Fu, Yunfei Li, Tianshu Ma, Feng Wang, Wentai Ouyang, Bo Feng, Xiaotian Zhu, Zhengbo Cui, Canglang Yao, Wenxiao Zhang, Xiaodong Li, Changlei Wang, Feng Gao, Junfeng Fang</w:t>
+        <w:br/>
+      </w:r>
+      <w:r>
+        <w:rPr>
+          <w:rFonts w:ascii="Times New Roman" w:hAnsi="Times New Roman" w:eastAsia="宋体"/>
+          <w:sz w:val="21"/>
+        </w:rPr>
+        <w:t xml:space="preserve">时间: 2026-02-05 | </w:t>
+      </w:r>
+      <w:r>
+        <w:t xml:space="preserve">链接: </w:t>
+      </w:r>
+      <w:hyperlink r:id="rId53">
+        <w:r>
+          <w:rPr>
+            <w:rFonts w:ascii="Times New Roman" w:hAnsi="Times New Roman" w:eastAsia="宋体"/>
+            <w:color w:val="0000FF"/>
+            <w:sz w:val="21"/>
+            <w:u w:val="single"/>
+          </w:rPr>
+          <w:t>https://doi.org/10.1038/s41566-025-01815-w</w:t>
+        </w:r>
+      </w:hyperlink>
+    </w:p>
+    <w:p>
+      <w:pPr>
+        <w:spacing w:before="120"/>
+      </w:pPr>
+      <w:r>
+        <w:rPr>
+          <w:rFonts w:ascii="Times New Roman" w:hAnsi="Times New Roman" w:eastAsia="宋体"/>
+          <w:b/>
+          <w:sz w:val="21"/>
+        </w:rPr>
+        <w:t>中文摘要:</w:t>
+      </w:r>
+    </w:p>
+    <w:p>
+      <w:pPr>
+        <w:ind w:firstLine="360"/>
+      </w:pPr>
+      <w:r>
+        <w:rPr>
+          <w:rFonts w:ascii="Times New Roman" w:hAnsi="Times New Roman" w:eastAsia="宋体"/>
+          <w:sz w:val="21"/>
+        </w:rPr>
+        <w:t>用氢氧化铯处理钙钛矿薄膜中的锡铅表面，形成固体金属氧化物，稳定表面，防止光热降解。当用于全钙钛矿串联太阳能电池时，经认证的功率转换效率为28.56%，在ISOS-L-3条件下测试500小时后，其中90%的效率保持不变。</w:t>
+      </w:r>
+    </w:p>
+    <w:p>
+      <w:pPr>
+        <w:spacing w:before="120"/>
+      </w:pPr>
+      <w:r>
+        <w:rPr>
+          <w:rFonts w:ascii="Times New Roman" w:hAnsi="Times New Roman" w:eastAsia="宋体"/>
+          <w:b/>
+          <w:sz w:val="21"/>
+        </w:rPr>
+        <w:t>English Abstract:</w:t>
+      </w:r>
+    </w:p>
+    <w:p>
+      <w:r>
+        <w:rPr>
+          <w:rFonts w:ascii="Times New Roman" w:hAnsi="Times New Roman" w:eastAsia="宋体"/>
+          <w:sz w:val="21"/>
+        </w:rPr>
+        <w:t>Treating the tin–lead surface in perovskite films with caesium hydroxide forms solid metal oxides that stabilize the surface against photothermal degradation. When used in all-perovskite tandem solar cells, a certified power conversion efficiency of 28.56% is achieved, 90% of which is retained after 500 h of testing under ISOS-L-3 conditions.</w:t>
+      </w:r>
+    </w:p>
+    <w:p>
+      <w:r>
+        <w:rPr>
+          <w:rFonts w:ascii="Times New Roman" w:hAnsi="Times New Roman" w:eastAsia="宋体"/>
+          <w:sz w:val="21"/>
+        </w:rPr>
+        <w:t>__________________________________________________</w:t>
+      </w:r>
+    </w:p>
+    <w:p>
+      <w:pPr>
+        <w:pStyle w:val="Heading1"/>
+      </w:pPr>
+      <w:r>
+        <w:rPr>
+          <w:rFonts w:ascii="Times New Roman" w:hAnsi="Times New Roman" w:eastAsia="宋体"/>
+          <w:b/>
+          <w:color w:val="000000"/>
+          <w:sz w:val="32"/>
+        </w:rPr>
+        <w:t>Opto-Electronic Advances</w:t>
+      </w:r>
+    </w:p>
+    <w:p>
+      <w:pPr>
+        <w:jc w:val="center"/>
+      </w:pPr>
+      <w:r>
+        <w:t>--- 更新: 06:29 ---</w:t>
+      </w:r>
+    </w:p>
+    <w:p>
+      <w:pPr>
+        <w:pStyle w:val="Heading2"/>
+      </w:pPr>
+      <w:r/>
+      <w:r>
+        <w:rPr>
+          <w:rFonts w:ascii="Times New Roman" w:hAnsi="Times New Roman" w:eastAsia="宋体"/>
+          <w:b/>
+          <w:color w:val="000000"/>
+          <w:sz w:val="24"/>
+        </w:rPr>
+        <w:t>一种混合集成高精度可调谐半导体激光器</w:t>
+      </w:r>
+    </w:p>
+    <w:p>
+      <w:r>
+        <w:rPr>
+          <w:rFonts w:ascii="Times New Roman" w:hAnsi="Times New Roman" w:eastAsia="宋体"/>
+          <w:b/>
+          <w:color w:val="003264"/>
+          <w:sz w:val="24"/>
+        </w:rPr>
+        <w:t>A hybrid integrated high-precision tunable semiconductor laser</w:t>
+      </w:r>
+    </w:p>
+    <w:p>
+      <w:r>
+        <w:rPr>
+          <w:rFonts w:ascii="Times New Roman" w:hAnsi="Times New Roman" w:eastAsia="宋体"/>
+          <w:sz w:val="21"/>
+        </w:rPr>
+        <w:t>作者: Yiran Zhu, Botao Fu, Zhiwei Fang, Qiyue Hu, Jianping Yu, Yunpeng Song, Yu Ma, Min Wang, Kunpeng Jia, Zhenda Xie, Ya Cheng</w:t>
+        <w:br/>
+      </w:r>
+      <w:r>
+        <w:rPr>
+          <w:rFonts w:ascii="Times New Roman" w:hAnsi="Times New Roman" w:eastAsia="宋体"/>
+          <w:sz w:val="21"/>
+        </w:rPr>
+        <w:t xml:space="preserve">时间: 2026 | </w:t>
+      </w:r>
+      <w:r>
+        <w:t xml:space="preserve">链接: </w:t>
+      </w:r>
+      <w:hyperlink r:id="rId54">
+        <w:r>
+          <w:rPr>
+            <w:rFonts w:ascii="Times New Roman" w:hAnsi="Times New Roman" w:eastAsia="宋体"/>
+            <w:color w:val="0000FF"/>
+            <w:sz w:val="21"/>
+            <w:u w:val="single"/>
+          </w:rPr>
+          <w:t>https://doi.org/10.29026/oea.2026.250274</w:t>
+        </w:r>
+      </w:hyperlink>
+    </w:p>
+    <w:p>
+      <w:pPr>
+        <w:spacing w:before="120"/>
+      </w:pPr>
+      <w:r>
+        <w:rPr>
+          <w:rFonts w:ascii="Times New Roman" w:hAnsi="Times New Roman" w:eastAsia="宋体"/>
+          <w:b/>
+          <w:sz w:val="21"/>
+        </w:rPr>
+        <w:t>中文摘要:</w:t>
+      </w:r>
+    </w:p>
+    <w:p>
+      <w:pPr>
+        <w:ind w:firstLine="360"/>
+      </w:pPr>
+      <w:r>
+        <w:rPr>
+          <w:rFonts w:ascii="Times New Roman" w:hAnsi="Times New Roman" w:eastAsia="宋体"/>
+          <w:sz w:val="21"/>
+        </w:rPr>
+        <w:t>薄膜铌酸锂由于其出色的电光和非线性特性，已成为集成光子学的一个有前途的平台。然而，对于从光通信和传感到计量和量子技术等众多应用至关重要的片上可调谐激光器的发展仍然有限。当前的解决方案在波长调谐范围或精度方面都不足，并且经常依赖于复杂的控制策略。在这里，我们展示了一种集成电光可调谐窄线宽 III-V 激光器，实现了约 51.8 nm 的调谐范围、约 1.21 MHz 的固有线宽和约 0.03 nm 的高调谐精度。具体来说，我们的外腔独特地结合了高反射萨尼亚克反射镜和一系列不平衡干涉仪，它们一起提供有利于单纵模窄线宽激光操作的光谱响应，这不仅通过实验演示，而且通过富有洞察力的理论分析证明。</w:t>
+      </w:r>
+    </w:p>
+    <w:p>
+      <w:pPr>
+        <w:spacing w:before="120"/>
+      </w:pPr>
+      <w:r>
+        <w:rPr>
+          <w:rFonts w:ascii="Times New Roman" w:hAnsi="Times New Roman" w:eastAsia="宋体"/>
+          <w:b/>
+          <w:sz w:val="21"/>
+        </w:rPr>
+        <w:t>English Abstract:</w:t>
+      </w:r>
+    </w:p>
+    <w:p>
+      <w:r>
+        <w:rPr>
+          <w:rFonts w:ascii="Times New Roman" w:hAnsi="Times New Roman" w:eastAsia="宋体"/>
+          <w:sz w:val="21"/>
+        </w:rPr>
+        <w:t>Thin-film lithium niobate has become a promising platform for integrated photonics due to its outstanding electro-optic and nonlinear properties. However, the development of on-chip tunable lasers, which is essential for a plethora of applications ranging from optical communications and sensing to metrology and quantum technology, remains limited. Current solutions fall short in either wavelength tuning range or precision, and frequently relies on complex control strategy. Here, we demonstrate an integrated electro-optically tunable narrow-linewidth III-V laser, achieving a tuning range of ~51.8 nm, an intrinsic linewidth of ~1.21 MHz, and high tuning precision of ~0.03 nm. Specifically, our external cavity uniquely combines highly reflective Sagnac mirrors and a series of unbalanced interferometers which together offer a spectral response in favor of single-longitudinal-mode narrow-linewidth lasing operation, evidenced by not only experimental demonstration but also insightful theoretical analysis.</w:t>
+      </w:r>
+    </w:p>
+    <w:p>
+      <w:r>
+        <w:rPr>
+          <w:rFonts w:ascii="Times New Roman" w:hAnsi="Times New Roman" w:eastAsia="宋体"/>
+          <w:sz w:val="21"/>
+        </w:rPr>
+        <w:t>__________________________________________________</w:t>
+      </w:r>
+    </w:p>
+    <w:p>
+      <w:pPr>
+        <w:pStyle w:val="Heading1"/>
+      </w:pPr>
+      <w:r>
+        <w:rPr>
+          <w:rFonts w:ascii="Times New Roman" w:hAnsi="Times New Roman" w:eastAsia="宋体"/>
+          <w:b/>
+          <w:color w:val="000000"/>
+          <w:sz w:val="32"/>
+        </w:rPr>
+        <w:t>Optics Express</w:t>
+      </w:r>
+    </w:p>
+    <w:p>
+      <w:pPr>
+        <w:jc w:val="center"/>
+      </w:pPr>
+      <w:r>
+        <w:t>--- 更新: 06:29 ---</w:t>
+      </w:r>
+    </w:p>
+    <w:p>
+      <w:pPr>
+        <w:pStyle w:val="Heading2"/>
+      </w:pPr>
+      <w:r/>
+      <w:r>
+        <w:rPr>
+          <w:rFonts w:ascii="Times New Roman" w:hAnsi="Times New Roman" w:eastAsia="宋体"/>
+          <w:b/>
+          <w:color w:val="000000"/>
+          <w:sz w:val="24"/>
+        </w:rPr>
+        <w:t>用于 300 mm 硅光子平台上标准单模光纤的低于 1 dB 损耗和偏振不敏感 O 波段边缘耦合器</w:t>
+      </w:r>
+    </w:p>
+    <w:p>
+      <w:r>
+        <w:rPr>
+          <w:rFonts w:ascii="Times New Roman" w:hAnsi="Times New Roman" w:eastAsia="宋体"/>
+          <w:b/>
+          <w:color w:val="003264"/>
+          <w:sz w:val="24"/>
+        </w:rPr>
+        <w:t>Sub-1 dB loss and polarization-insensitive O-band edge coupler for standard single-mode fiber on a 300 mm silicon photonics platform</w:t>
+      </w:r>
+    </w:p>
+    <w:p>
+      <w:r>
+        <w:rPr>
+          <w:rFonts w:ascii="Times New Roman" w:hAnsi="Times New Roman" w:eastAsia="宋体"/>
+          <w:sz w:val="21"/>
+        </w:rPr>
+        <w:t>作者: Qingshuai Su, Xiao Hu, Fang Wei, Xu Wang, Xiangyue Li, Hexi Han, Wei Chu, Haiwen Cai</w:t>
+        <w:br/>
+      </w:r>
+      <w:r>
+        <w:rPr>
+          <w:rFonts w:ascii="Times New Roman" w:hAnsi="Times New Roman" w:eastAsia="宋体"/>
+          <w:sz w:val="21"/>
+        </w:rPr>
+        <w:t xml:space="preserve">时间: 2026-01-22 | </w:t>
+      </w:r>
+      <w:r>
+        <w:t xml:space="preserve">链接: </w:t>
+      </w:r>
+      <w:hyperlink r:id="rId58">
+        <w:r>
+          <w:rPr>
+            <w:rFonts w:ascii="Times New Roman" w:hAnsi="Times New Roman" w:eastAsia="宋体"/>
+            <w:color w:val="0000FF"/>
+            <w:sz w:val="21"/>
+            <w:u w:val="single"/>
+          </w:rPr>
+          <w:t>https://doi.org/10.1364/oe.583573</w:t>
+        </w:r>
+      </w:hyperlink>
+    </w:p>
+    <w:p>
+      <w:pPr>
+        <w:spacing w:before="120"/>
+      </w:pPr>
+      <w:r>
+        <w:rPr>
+          <w:rFonts w:ascii="Times New Roman" w:hAnsi="Times New Roman" w:eastAsia="宋体"/>
+          <w:b/>
+          <w:sz w:val="21"/>
+        </w:rPr>
+        <w:t>中文摘要:</w:t>
+      </w:r>
+    </w:p>
+    <w:p>
+      <w:pPr>
+        <w:ind w:firstLine="360"/>
+      </w:pPr>
+      <w:r>
+        <w:rPr>
+          <w:rFonts w:ascii="Times New Roman" w:hAnsi="Times New Roman" w:eastAsia="宋体"/>
+          <w:sz w:val="21"/>
+        </w:rPr>
+        <w:t>随着数据中心互连和高性能计算的需求不断增长，硅光子已成为下一代光通信和互连系统的关键技术。然而，硅光子芯片和标准单模光纤之间的有效耦合仍然是限制大规模部署的关键挑战。在这项工作中，我们展示了在具有两层氮化硅的 300 mm 硅光子有源平台上制造的亚分贝损耗、偏振不敏感的 O 波段边缘耦合器。该边缘耦合器采用基于悬臂的结构，具有结构优化的石英波导面，显着改善了标准单模光纤的模场重叠和对准容差。将光场直接耦合到单模氮化硅波导中可实现优异的性能，在 1260-1360 nm 波长范围内，TE/TM 模式插入损耗低于 0.87 dB/1.0 dB，偏振相关损耗 (PDL) 低于 0.14 dB。此外，高效的层间耦合可实现从氮化硅波导到单模硅波导的绝热光场转换，在 100 nm 带宽内保持高性能，TE/TM 模式耦合损耗低于 0.85 dB/1.2 dB，PDL 低于 0.37 dB。该器件还在所有三个维度（水平、垂直和耦合间隙）上表现出出色的对准公差。这项研究为在先进硅光子平台上实现高性能光输入/输出接口提供了一种可扩展且经济高效的解决方案，为高密度光互连和计算系统的大规模集成铺平了道路。</w:t>
+      </w:r>
+    </w:p>
+    <w:p>
+      <w:pPr>
+        <w:spacing w:before="120"/>
+      </w:pPr>
+      <w:r>
+        <w:rPr>
+          <w:rFonts w:ascii="Times New Roman" w:hAnsi="Times New Roman" w:eastAsia="宋体"/>
+          <w:b/>
+          <w:sz w:val="21"/>
+        </w:rPr>
+        <w:t>English Abstract:</w:t>
+      </w:r>
+    </w:p>
+    <w:p>
+      <w:r>
+        <w:rPr>
+          <w:rFonts w:ascii="Times New Roman" w:hAnsi="Times New Roman" w:eastAsia="宋体"/>
+          <w:sz w:val="21"/>
+        </w:rPr>
+        <w:t>With the growing demand for data center interconnects and high-performance computing, silicon photonics has emerged as a key technology for next-generation optical communication and interconnect systems. However, efficient coupling between silicon photonic chips and standard single-mode fibers remains a critical challenge limiting large-scale deployment. In this work, we demonstrate a sub-decibel loss, polarization-insensitive O-band edge coupler fabricated on a 300 mm silicon photonics active platform with two-layer silicon nitrides. The edge coupler employs a cantilever-based structure with a structurally optimized silica waveguide facet, significantly improving mode field overlap and alignment tolerance with standard single-mode fibers. Direct coupling of the optical field into a single-mode silicon nitride waveguide achieves excellent performance, with TE/TM mode insertion losses below 0.87 dB/1.0 dB and a polarization-dependent loss (PDL) below 0.14 dB across the 1260-1360 nm wavelength range. Furthermore, efficient interlayer coupling enables adiabatic optical field conversion from the silicon nitride waveguide to a single-mode silicon waveguide, maintaining high performance over a 100 nm bandwidth with TE/TM mode coupling losses below 0.85 dB/1.2 dB and a PDL below 0.37 dB. The device also exhibits excellent alignment tolerances in all three dimensions (horizontal, vertical, and coupling gap). This research provides a scalable and cost-effective solution for realizing high-performance optical input/output interfaces on advanced silicon photonics platforms, paving the way for large-scale integration in high-density optical interconnects and computing systems.</w:t>
+      </w:r>
+    </w:p>
+    <w:p>
+      <w:r>
+        <w:rPr>
+          <w:rFonts w:ascii="Times New Roman" w:hAnsi="Times New Roman" w:eastAsia="宋体"/>
+          <w:sz w:val="21"/>
+        </w:rPr>
+        <w:t>__________________________________________________</w:t>
+      </w:r>
+    </w:p>
+    <w:p>
+      <w:pPr>
+        <w:pStyle w:val="Heading2"/>
+      </w:pPr>
+      <w:r/>
+      <w:r>
+        <w:rPr>
+          <w:rFonts w:ascii="Times New Roman" w:hAnsi="Times New Roman" w:eastAsia="宋体"/>
+          <w:b/>
+          <w:color w:val="000000"/>
+          <w:sz w:val="24"/>
+        </w:rPr>
+        <w:t>通过各向异性梯度稀疏性和低秩正则化锥形束计算机层析成像的图像重建算法</w:t>
+      </w:r>
+    </w:p>
+    <w:p>
+      <w:r>
+        <w:rPr>
+          <w:rFonts w:ascii="Times New Roman" w:hAnsi="Times New Roman" w:eastAsia="宋体"/>
+          <w:b/>
+          <w:color w:val="003264"/>
+          <w:sz w:val="24"/>
+        </w:rPr>
+        <w:t>Image reconstruction algorithm regularized by anisotropic gradient sparsity and low rank for cone beam computed laminography</w:t>
+      </w:r>
+    </w:p>
+    <w:p>
+      <w:r>
+        <w:rPr>
+          <w:rFonts w:ascii="Times New Roman" w:hAnsi="Times New Roman" w:eastAsia="宋体"/>
+          <w:sz w:val="21"/>
+        </w:rPr>
+        <w:t>作者: Jing Lu, Pengcheng Zhang, Yi Liu, Zhiyuan Li, Shu Li, Hangqi Wu, Wenyan Liu, Zhiguo Gui</w:t>
+        <w:br/>
+      </w:r>
+      <w:r>
+        <w:rPr>
+          <w:rFonts w:ascii="Times New Roman" w:hAnsi="Times New Roman" w:eastAsia="宋体"/>
+          <w:sz w:val="21"/>
+        </w:rPr>
+        <w:t xml:space="preserve">时间: 2026-01-22 | </w:t>
+      </w:r>
+      <w:r>
+        <w:t xml:space="preserve">链接: </w:t>
+      </w:r>
+      <w:hyperlink r:id="rId59">
+        <w:r>
+          <w:rPr>
+            <w:rFonts w:ascii="Times New Roman" w:hAnsi="Times New Roman" w:eastAsia="宋体"/>
+            <w:color w:val="0000FF"/>
+            <w:sz w:val="21"/>
+            <w:u w:val="single"/>
+          </w:rPr>
+          <w:t>https://doi.org/10.1364/oe.582146</w:t>
+        </w:r>
+      </w:hyperlink>
+    </w:p>
+    <w:p>
+      <w:pPr>
+        <w:spacing w:before="120"/>
+      </w:pPr>
+      <w:r>
+        <w:rPr>
+          <w:rFonts w:ascii="Times New Roman" w:hAnsi="Times New Roman" w:eastAsia="宋体"/>
+          <w:b/>
+          <w:sz w:val="21"/>
+        </w:rPr>
+        <w:t>中文摘要:</w:t>
+      </w:r>
+    </w:p>
+    <w:p>
+      <w:pPr>
+        <w:ind w:firstLine="360"/>
+      </w:pPr>
+      <w:r>
+        <w:rPr>
+          <w:rFonts w:ascii="Times New Roman" w:hAnsi="Times New Roman" w:eastAsia="宋体"/>
+          <w:sz w:val="21"/>
+        </w:rPr>
+        <w:t>X 射线计算机断层扫描 (CL) 已成为检查板壳部件的首选无损成像技术。然而，其独特的扫描几何形状不可避免地导致投影数据不完整，从而导致重建图像中出现明显的混叠伪影和结构退化。为了解决这个问题，我们提出了一种新颖的 CL 重建模型，该模型结合了各向异性梯度、稀疏和低秩 (AGSLR) 正则化。该模型利用了 CL 图像的局部平滑度和全局空间相关性。具体来说，局部平滑度通过总变分（TV）来捕获，而全局空间相关性则通过张量核范数（TNN）来表征。此外，该模型通过引入各向异性电视项，将 CL 图像中水平和垂直边缘的差分恢复能力编码为先验。利用 Chambolle-Pock (CP) 算法设计了数值求解器。模拟和真实数据的实验结果表明，所提出的算法在抑制锥束伪影、降低噪声和恢复结构细节方面显着优于现有方法。</w:t>
+      </w:r>
+    </w:p>
+    <w:p>
+      <w:pPr>
+        <w:spacing w:before="120"/>
+      </w:pPr>
+      <w:r>
+        <w:rPr>
+          <w:rFonts w:ascii="Times New Roman" w:hAnsi="Times New Roman" w:eastAsia="宋体"/>
+          <w:b/>
+          <w:sz w:val="21"/>
+        </w:rPr>
+        <w:t>English Abstract:</w:t>
+      </w:r>
+    </w:p>
+    <w:p>
+      <w:r>
+        <w:rPr>
+          <w:rFonts w:ascii="Times New Roman" w:hAnsi="Times New Roman" w:eastAsia="宋体"/>
+          <w:sz w:val="21"/>
+        </w:rPr>
+        <w:t>X-ray computed laminography (CL) has emerged as the preferred nondestructive imaging technique for inspecting plate-shell components. However, its unique scanning geometry inevitably leads to incomplete projection data, thereby causing significant aliasing artifacts and structural degradation in reconstructed images. To address this issue, we propose a novel CL reconstruction model that incorporates anisotropic gradient, sparse, and low-rank (AGSLR) regularization. The model leverages both the local smoothness and global spatial correlation of CL images. Specifically, local smoothness is captured through total variation (TV), while global spatial correlation is characterized by tensor nuclear norm (TNN). Furthermore, the model encodes the differential restoration capabilities of horizontal and vertical edges in CL images as a prior by introducing anisotropic TV terms. A numerical solver is devised utilizing the Chambolle-Pock (CP) algorithm. Experimental results on simulated and real data demonstrate that the proposed algorithm significantly outperforms existing methods in suppressing cone-beam artifacts, reducing noise, and recovering structural details.</w:t>
+      </w:r>
+    </w:p>
+    <w:p>
+      <w:r>
+        <w:rPr>
+          <w:rFonts w:ascii="Times New Roman" w:hAnsi="Times New Roman" w:eastAsia="宋体"/>
+          <w:sz w:val="21"/>
+        </w:rPr>
+        <w:t>__________________________________________________</w:t>
+      </w:r>
+    </w:p>
+    <w:p>
+      <w:pPr>
+        <w:pStyle w:val="Heading2"/>
+      </w:pPr>
+      <w:r/>
+      <w:r>
+        <w:rPr>
+          <w:rFonts w:ascii="Times New Roman" w:hAnsi="Times New Roman" w:eastAsia="宋体"/>
+          <w:b/>
+          <w:color w:val="000000"/>
+          <w:sz w:val="24"/>
+        </w:rPr>
+        <w:t>基于孤子微梳双载波太赫兹光载波转换的全光子W波段太赫兹接收器，用于高速OOK无线传输</w:t>
+      </w:r>
+    </w:p>
+    <w:p>
+      <w:r>
+        <w:rPr>
+          <w:rFonts w:ascii="Times New Roman" w:hAnsi="Times New Roman" w:eastAsia="宋体"/>
+          <w:b/>
+          <w:color w:val="003264"/>
+          <w:sz w:val="24"/>
+        </w:rPr>
+        <w:t>All-photonic W-band terahertz receiver based on THz-to-optical carrier conversion with soliton microcomb dual carriers for high-speed OOK wireless transmission</w:t>
+      </w:r>
+    </w:p>
+    <w:p>
+      <w:r>
+        <w:rPr>
+          <w:rFonts w:ascii="Times New Roman" w:hAnsi="Times New Roman" w:eastAsia="宋体"/>
+          <w:sz w:val="21"/>
+        </w:rPr>
+        <w:t>作者: Yudai Matsumura, Hiroki Kishikawa, Naoya Kuse, Yasuhiro Okamura, Eiji Hase, Jun-Ichi Fujikata, Masanobu Haraguchi, Takahiro Kaji, Akira Otomo, Isao Morohashi, Tomohiro Tetsumoto, Shintaro Hisatake, Atsushi Kanno, Yu Tokizane, Takeshi Yasui</w:t>
+        <w:br/>
+      </w:r>
+      <w:r>
+        <w:rPr>
+          <w:rFonts w:ascii="Times New Roman" w:hAnsi="Times New Roman" w:eastAsia="宋体"/>
+          <w:sz w:val="21"/>
+        </w:rPr>
+        <w:t xml:space="preserve">时间: 2026-01-23 | </w:t>
+      </w:r>
+      <w:r>
+        <w:t xml:space="preserve">链接: </w:t>
+      </w:r>
+      <w:hyperlink r:id="rId60">
+        <w:r>
+          <w:rPr>
+            <w:rFonts w:ascii="Times New Roman" w:hAnsi="Times New Roman" w:eastAsia="宋体"/>
+            <w:color w:val="0000FF"/>
+            <w:sz w:val="21"/>
+            <w:u w:val="single"/>
+          </w:rPr>
+          <w:t>https://doi.org/10.1364/oe.582936</w:t>
+        </w:r>
+      </w:hyperlink>
+    </w:p>
+    <w:p>
+      <w:pPr>
+        <w:spacing w:before="120"/>
+      </w:pPr>
+      <w:r>
+        <w:rPr>
+          <w:rFonts w:ascii="Times New Roman" w:hAnsi="Times New Roman" w:eastAsia="宋体"/>
+          <w:b/>
+          <w:sz w:val="21"/>
+        </w:rPr>
+        <w:t>中文摘要:</w:t>
+      </w:r>
+    </w:p>
+    <w:p>
+      <w:pPr>
+        <w:ind w:firstLine="360"/>
+      </w:pPr>
+      <w:r>
+        <w:rPr>
+          <w:rFonts w:ascii="Times New Roman" w:hAnsi="Times New Roman" w:eastAsia="宋体"/>
+          <w:sz w:val="21"/>
+        </w:rPr>
+        <w:t>我们展示了一种用于数据调制信号的全光子太赫兹 (THz) 接收器，目标是 106 GHz、2.97 Gb/s 开关键控 (OOK) 链路。该方案采用以孤子微梳为参考的双波长光载波，并使用电光聚合物调制器通过非偏振电光下变频执行太赫兹到光载波的转换。 RF 频谱和眼图证实了无差错传输，Q 因子为 5.78，误码率为 3.74 × 10 -9 ，远低于硬决策前向纠错阈值（Q 因子 = 2.67，(BER) = 3.8 × 10 -3 ）。使用单波长光载波配置的比较测量清楚地揭示了双波长方案卓越的信噪比性能。系统级建模进一步表明了传输距离超过100 m的可扩展性。这些结果使孤子微梳参考双载波成为紧凑型集成接收器的一个有前景的平台，可在未来 6G 网络中实现无缝无线光融合。</w:t>
+      </w:r>
+    </w:p>
+    <w:p>
+      <w:pPr>
+        <w:spacing w:before="120"/>
+      </w:pPr>
+      <w:r>
+        <w:rPr>
+          <w:rFonts w:ascii="Times New Roman" w:hAnsi="Times New Roman" w:eastAsia="宋体"/>
+          <w:b/>
+          <w:sz w:val="21"/>
+        </w:rPr>
+        <w:t>English Abstract:</w:t>
+      </w:r>
+    </w:p>
+    <w:p>
+      <w:r>
+        <w:rPr>
+          <w:rFonts w:ascii="Times New Roman" w:hAnsi="Times New Roman" w:eastAsia="宋体"/>
+          <w:sz w:val="21"/>
+        </w:rPr>
+        <w:t>We demonstrate an all-photonic terahertz (THz) receiver for a data-modulated signal, targeting a 106-GHz, 2.97-Gb/s on-off keying (OOK) link. The scheme employs dual-wavelength optical carriers referenced to a soliton microcomb and performs THz-to-optical carrier conversion via nonpolarimetric electro-optic downconversion using an electro-optic polymer modulator. RF spectra and eye diagrams confirmed error-free transmission with a Q-factor of 5.78 and a bit-error rate of 3.74 × 10 −9 , well below the hard-decision forward-error-correction threshold (Q-factor = 2.67, (BER) = 3.8 × 10 −3 ). Comparative measurements using a single-wavelength optical-carrier configuration clearly revealed the superior signal-to-noise performance of the dual-wavelength scheme. System-level modeling further indicated the scalability of the transmission distance beyond 100 m. These results establish soliton microcomb-referenced dual carriers as a promising platform for compact, integrated receivers enabling seamless wireless-optical convergence in future 6G networks.</w:t>
+      </w:r>
+    </w:p>
+    <w:p>
+      <w:r>
+        <w:rPr>
+          <w:rFonts w:ascii="Times New Roman" w:hAnsi="Times New Roman" w:eastAsia="宋体"/>
+          <w:sz w:val="21"/>
+        </w:rPr>
+        <w:t>__________________________________________________</w:t>
+      </w:r>
+    </w:p>
+    <w:p>
+      <w:pPr>
+        <w:pStyle w:val="Heading2"/>
+      </w:pPr>
+      <w:r/>
+      <w:r>
+        <w:rPr>
+          <w:rFonts w:ascii="Times New Roman" w:hAnsi="Times New Roman" w:eastAsia="宋体"/>
+          <w:b/>
+          <w:color w:val="000000"/>
+          <w:sz w:val="24"/>
+        </w:rPr>
+        <w:t>用于无标记 T-DXd 药物与抗体比率测定的量子弱测量生物传感器</w:t>
+      </w:r>
+    </w:p>
+    <w:p>
+      <w:r>
+        <w:rPr>
+          <w:rFonts w:ascii="Times New Roman" w:hAnsi="Times New Roman" w:eastAsia="宋体"/>
+          <w:b/>
+          <w:color w:val="003264"/>
+          <w:sz w:val="24"/>
+        </w:rPr>
+        <w:t>Quantum weak measurement biosensor for label-free drug-to-antibody ratio determination of T-DXd</w:t>
+      </w:r>
+    </w:p>
+    <w:p>
+      <w:r>
+        <w:rPr>
+          <w:rFonts w:ascii="Times New Roman" w:hAnsi="Times New Roman" w:eastAsia="宋体"/>
+          <w:sz w:val="21"/>
+        </w:rPr>
+        <w:t>作者: Shuqian Wang, Yufei Liu, Yuxin Zhou, Yadong Chen, Jia Yao, Jingjing Zhang, Li Dongmei, Qiang Lin, Yi Ruan</w:t>
+        <w:br/>
+      </w:r>
+      <w:r>
+        <w:rPr>
+          <w:rFonts w:ascii="Times New Roman" w:hAnsi="Times New Roman" w:eastAsia="宋体"/>
+          <w:sz w:val="21"/>
+        </w:rPr>
+        <w:t xml:space="preserve">时间: 2026-01-22 | </w:t>
+      </w:r>
+      <w:r>
+        <w:t xml:space="preserve">链接: </w:t>
+      </w:r>
+      <w:hyperlink r:id="rId61">
+        <w:r>
+          <w:rPr>
+            <w:rFonts w:ascii="Times New Roman" w:hAnsi="Times New Roman" w:eastAsia="宋体"/>
+            <w:color w:val="0000FF"/>
+            <w:sz w:val="21"/>
+            <w:u w:val="single"/>
+          </w:rPr>
+          <w:t>https://doi.org/10.1364/oe.583299</w:t>
+        </w:r>
+      </w:hyperlink>
+    </w:p>
+    <w:p>
+      <w:pPr>
+        <w:spacing w:before="120"/>
+      </w:pPr>
+      <w:r>
+        <w:rPr>
+          <w:rFonts w:ascii="Times New Roman" w:hAnsi="Times New Roman" w:eastAsia="宋体"/>
+          <w:b/>
+          <w:sz w:val="21"/>
+        </w:rPr>
+        <w:t>中文摘要:</w:t>
+      </w:r>
+    </w:p>
+    <w:p>
+      <w:pPr>
+        <w:ind w:firstLine="360"/>
+      </w:pPr>
+      <w:r>
+        <w:rPr>
+          <w:rFonts w:ascii="Times New Roman" w:hAnsi="Times New Roman" w:eastAsia="宋体"/>
+          <w:sz w:val="21"/>
+        </w:rPr>
+        <w:t>抗体药物偶联物 (ADC) 需要精确的药物与抗体比率 (DAR) 表征，以确保治疗效果、安全性和法规遵从性。然而，传统的 DAR 方法（例如紫外-可见光谱、疏水相互作用色谱和质谱）通常具有破坏性、依赖于标记或无法在生理相关条件下进行实时分析。在这里，我们提出了一种基于量子弱测量 (QWM) 的 Mach-Zehnder 干涉生物传感器，能够在固定的人表皮生长因子受体 2 (HER2) 过表达 SKBR3 细胞基质上对曲妥珠单抗 deruxtecan (T-DXd) 进行无标记体外 DAR 定量。弱值放大增强了干涉仪的相位灵敏度，允许在统一光学平台内对 T-DXd 进行皮摩尔级检测，并实时监测 HER2 靶向结合和二硫苏糖醇诱导的 DXd 有效负载释放。校准实验产生了出色的线性响应，灵敏度为 3.166 × 10 10 nm · M −1，检测限为 1.31 × 10 −12 M。通过结合 T-DXd 吸附和 DXd 释放测量，QWM 传感器确定 DAR 为 (7.3 ± 0.26)，与标称规格非常吻合。干涉读数无需荧光或酶标记，避免了抗体支架的剧烈消化，同时仅需要微升规模的样品体积。除了 T-DXd 之外，这种模块化量子生物传感架构还适用于其他 ADC 和蛋白质药物缀合物，作为精确生物制药表征和质量控制的补充工具。</w:t>
+      </w:r>
+    </w:p>
+    <w:p>
+      <w:pPr>
+        <w:spacing w:before="120"/>
+      </w:pPr>
+      <w:r>
+        <w:rPr>
+          <w:rFonts w:ascii="Times New Roman" w:hAnsi="Times New Roman" w:eastAsia="宋体"/>
+          <w:b/>
+          <w:sz w:val="21"/>
+        </w:rPr>
+        <w:t>English Abstract:</w:t>
+      </w:r>
+    </w:p>
+    <w:p>
+      <w:r>
+        <w:rPr>
+          <w:rFonts w:ascii="Times New Roman" w:hAnsi="Times New Roman" w:eastAsia="宋体"/>
+          <w:sz w:val="21"/>
+        </w:rPr>
+        <w:t>Antibody-drug conjugates (ADCs) demand precise drug-to-antibody ratio (DAR) characterization to ensure therapeutic efficacy, safety, and regulatory compliance. However, conventional DAR methods such as UV-Vis spectroscopy, hydrophobic interaction chromatography, and mass spectrometry are often destructive, label-dependent, or incapable of real-time analysis under physiologically relevant conditions. Here, we present a quantum weak measurement (QWM)-based Mach-Zehnder interferometric biosensor that enables label-free in-vitro DAR quantification of trastuzumab deruxtecan (T-DXd) on fixed human epidermal growth factor receptor 2 (HER2)-overexpressing SKBR3 cell substrates. Weak-value amplification enhances the phase sensitivity of the interferometer, allowing picomolar-level detection of T-DXd and real-time monitoring of HER2-targeted binding and dithiothreitol-induced DXd payload release within a unified optical platform. Calibration experiments yield an excellent linear response with a sensitivity of 3.166 × 10 10 nm · M −1 and a detection limit of 1.31 × 10 −12 M. By combining T-DXd adsorption and DXd release measurements, the QWM sensor determines a DAR of (7.3 ± 0.26), in good agreement with nominal specifications. The interferometric readout operates without fluorescent or enzymatic labels and avoids harsh digestion of the antibody scaffold, while requiring only microliter-scale sample volumes. Beyond T-DXd, this modular quantum biosensing architecture is adaptable to other ADCs and protein-drug conjugates as a complementary tool for precision biopharmaceutical characterization and quality control.</w:t>
+      </w:r>
+    </w:p>
+    <w:p>
+      <w:r>
+        <w:rPr>
+          <w:rFonts w:ascii="Times New Roman" w:hAnsi="Times New Roman" w:eastAsia="宋体"/>
+          <w:sz w:val="21"/>
+        </w:rPr>
+        <w:t>__________________________________________________</w:t>
+      </w:r>
+    </w:p>
+    <w:p>
+      <w:pPr>
+        <w:pStyle w:val="Heading2"/>
+      </w:pPr>
+      <w:r/>
+      <w:r>
+        <w:rPr>
+          <w:rFonts w:ascii="Times New Roman" w:hAnsi="Times New Roman" w:eastAsia="宋体"/>
+          <w:b/>
+          <w:color w:val="000000"/>
+          <w:sz w:val="24"/>
+        </w:rPr>
+        <w:t>使用模式交换器进行模式操作的灵活分插复用器</w:t>
+      </w:r>
+    </w:p>
+    <w:p>
+      <w:r>
+        <w:rPr>
+          <w:rFonts w:ascii="Times New Roman" w:hAnsi="Times New Roman" w:eastAsia="宋体"/>
+          <w:b/>
+          <w:color w:val="003264"/>
+          <w:sz w:val="24"/>
+        </w:rPr>
+        <w:t>Flexible add-drop multiplexers for mode manipulation using mode exchangers</w:t>
+      </w:r>
+    </w:p>
+    <w:p>
+      <w:r>
+        <w:rPr>
+          <w:rFonts w:ascii="Times New Roman" w:hAnsi="Times New Roman" w:eastAsia="宋体"/>
+          <w:sz w:val="21"/>
+        </w:rPr>
+        <w:t>作者: Yaxin Yu, Zhenzhao Guo, Lei Zhang, Jiao Zhang, Min Zhu, Shengbao Wu, Jinbiao Xiao</w:t>
+        <w:br/>
+      </w:r>
+      <w:r>
+        <w:rPr>
+          <w:rFonts w:ascii="Times New Roman" w:hAnsi="Times New Roman" w:eastAsia="宋体"/>
+          <w:sz w:val="21"/>
+        </w:rPr>
+        <w:t xml:space="preserve">时间: 2026-01-21 | </w:t>
+      </w:r>
+      <w:r>
+        <w:t xml:space="preserve">链接: </w:t>
+      </w:r>
+      <w:hyperlink r:id="rId62">
+        <w:r>
+          <w:rPr>
+            <w:rFonts w:ascii="Times New Roman" w:hAnsi="Times New Roman" w:eastAsia="宋体"/>
+            <w:color w:val="0000FF"/>
+            <w:sz w:val="21"/>
+            <w:u w:val="single"/>
+          </w:rPr>
+          <w:t>https://doi.org/10.1364/oe.586767</w:t>
+        </w:r>
+      </w:hyperlink>
+    </w:p>
+    <w:p>
+      <w:pPr>
+        <w:spacing w:before="120"/>
+      </w:pPr>
+      <w:r>
+        <w:rPr>
+          <w:rFonts w:ascii="Times New Roman" w:hAnsi="Times New Roman" w:eastAsia="宋体"/>
+          <w:b/>
+          <w:sz w:val="21"/>
+        </w:rPr>
+        <w:t>中文摘要:</w:t>
+      </w:r>
+    </w:p>
+    <w:p>
+      <w:pPr>
+        <w:ind w:firstLine="360"/>
+      </w:pPr>
+      <w:r>
+        <w:rPr>
+          <w:rFonts w:ascii="Times New Roman" w:hAnsi="Times New Roman" w:eastAsia="宋体"/>
+          <w:sz w:val="21"/>
+        </w:rPr>
+        <w:t>灵活的模式操作对于大规模构建模分复用（MDM）系统至关重要，可以实现任意信号交换、路由和复用，从而显着增强光互连能力。展示了一种紧凑而灵活的模式操纵方案，以通过智能算法优化的模式交换器（ME）为中心。以基于贝塞尔曲线轮廓波导的四模交换器和相应的模式分插复用器（MADM）为例，对其灵活的模式操纵能力进行了理论分析和实验验证。对制造的 ME 01/23、ME 02/13 和 ME 03/12 模式交换器的实验测量表明，插入损耗 (IL) 低于 1.8 dB，串扰 (CT) 优于 -10 dB，波长范围分别为 1515–1570 nm、1508–1580 nm 和 1519–1580 nm。所有这三种器件均具有小于 6 × 3 μm 2 的紧凑尺寸。同时，在 C 频段 (1530–1565 nm) 上运行的三模分插复用器 (MADM) 的特性验证了所有传输模式的 IL 小于 2.4 dB，CT 超过 -10.0 dB。值得注意的是，所提出的模式操纵策略为高阶模式提供了理论上的可扩展性，克服了传统 MDM 系统的一个关键限制：无法直接访问多模总线波导中的特定低阶模式。因此，这些发现为集成到下一代高密度光通信系统提供了关键的技术基础。</w:t>
+      </w:r>
+    </w:p>
+    <w:p>
+      <w:pPr>
+        <w:spacing w:before="120"/>
+      </w:pPr>
+      <w:r>
+        <w:rPr>
+          <w:rFonts w:ascii="Times New Roman" w:hAnsi="Times New Roman" w:eastAsia="宋体"/>
+          <w:b/>
+          <w:sz w:val="21"/>
+        </w:rPr>
+        <w:t>English Abstract:</w:t>
+      </w:r>
+    </w:p>
+    <w:p>
+      <w:r>
+        <w:rPr>
+          <w:rFonts w:ascii="Times New Roman" w:hAnsi="Times New Roman" w:eastAsia="宋体"/>
+          <w:sz w:val="21"/>
+        </w:rPr>
+        <w:t>Flexible mode manipulation is essential for the large-scale construction of mode-division multiplexing (MDM) systems, enabling arbitrary signal exchanging, routing, and multiplexing to significantly enhance optical interconnection capacity. A compact and flexible mode manipulation scheme is demonstrated, centered on a mode exchanger (ME) optimized by intelligent algorithms. Taking four-mode exchangers based on a Bézier curve profile waveguide and corresponding mode add-drop multiplexers (MADMs) as examples, theoretical analysis and experimental verification of their flexible mode manipulation capabilities are presented. Experimental measurements on the fabricated ME 01/23 , ME 02/13 , and ME 03/12 mode exchangers reveal insertion loss (IL) below 1.8 dB and crosstalk (CT) better than −10 dB, spanning the wavelength ranges of 1515–1570 nm, 1508–1580 nm, and 1519–1580 nm, respectively. All three devices feature a compact footprint of less than 6 × 3 μm 2 . Meanwhile, characterization of the three-mode add-drop multiplexers (MADMs) operating over the C-band (1530–1565 nm) verifies IL of less than 2.4 dB and CT exceeding −10.0 dB for all transmission modes. Notably, the proposed mode manipulation strategy offers theoretical scalability to higher-order modes, overcoming a key limitation of conventional MDM systems: the inability to directly access specific low-order modes in multimode bus waveguides. These findings thus provide critical technical foundations for integration into next-generation high-density optical communication systems.</w:t>
+      </w:r>
+    </w:p>
+    <w:p>
+      <w:r>
+        <w:rPr>
+          <w:rFonts w:ascii="Times New Roman" w:hAnsi="Times New Roman" w:eastAsia="宋体"/>
+          <w:sz w:val="21"/>
+        </w:rPr>
+        <w:t>__________________________________________________</w:t>
+      </w:r>
+    </w:p>
+    <w:p>
+      <w:pPr>
+        <w:pStyle w:val="Heading2"/>
+      </w:pPr>
+      <w:r/>
+      <w:r>
+        <w:rPr>
+          <w:rFonts w:ascii="Times New Roman" w:hAnsi="Times New Roman" w:eastAsia="宋体"/>
+          <w:b/>
+          <w:color w:val="000000"/>
+          <w:sz w:val="24"/>
+        </w:rPr>
+        <w:t>基于随机时间信号的腔衰荡光谱：一种用于高反射率涂层表征的抗噪声方法</w:t>
+      </w:r>
+    </w:p>
+    <w:p>
+      <w:r>
+        <w:rPr>
+          <w:rFonts w:ascii="Times New Roman" w:hAnsi="Times New Roman" w:eastAsia="宋体"/>
+          <w:b/>
+          <w:color w:val="003264"/>
+          <w:sz w:val="24"/>
+        </w:rPr>
+        <w:t>Random temporal signal-based cavity ring-down spectroscopy: a noise-resilient approach for high-reflectance coating characterization</w:t>
+      </w:r>
+    </w:p>
+    <w:p>
+      <w:r>
+        <w:rPr>
+          <w:rFonts w:ascii="Times New Roman" w:hAnsi="Times New Roman" w:eastAsia="宋体"/>
+          <w:sz w:val="21"/>
+        </w:rPr>
+        <w:t>作者: Jiří Junek, Štěpán Kunc, Jakub Nečásek, Karel Žídek</w:t>
+        <w:br/>
+      </w:r>
+      <w:r>
+        <w:rPr>
+          <w:rFonts w:ascii="Times New Roman" w:hAnsi="Times New Roman" w:eastAsia="宋体"/>
+          <w:sz w:val="21"/>
+        </w:rPr>
+        <w:t xml:space="preserve">时间: 2026-01-23 | </w:t>
+      </w:r>
+      <w:r>
+        <w:t xml:space="preserve">链接: </w:t>
+      </w:r>
+      <w:hyperlink r:id="rId63">
+        <w:r>
+          <w:rPr>
+            <w:rFonts w:ascii="Times New Roman" w:hAnsi="Times New Roman" w:eastAsia="宋体"/>
+            <w:color w:val="0000FF"/>
+            <w:sz w:val="21"/>
+            <w:u w:val="single"/>
+          </w:rPr>
+          <w:t>https://doi.org/10.1364/oe.582190</w:t>
+        </w:r>
+      </w:hyperlink>
+    </w:p>
+    <w:p>
+      <w:pPr>
+        <w:spacing w:before="120"/>
+      </w:pPr>
+      <w:r>
+        <w:rPr>
+          <w:rFonts w:ascii="Times New Roman" w:hAnsi="Times New Roman" w:eastAsia="宋体"/>
+          <w:b/>
+          <w:sz w:val="21"/>
+        </w:rPr>
+        <w:t>中文摘要:</w:t>
+      </w:r>
+    </w:p>
+    <w:p>
+      <w:pPr>
+        <w:ind w:firstLine="360"/>
+      </w:pPr>
+      <w:r>
+        <w:rPr>
+          <w:rFonts w:ascii="Times New Roman" w:hAnsi="Times New Roman" w:eastAsia="宋体"/>
+          <w:sz w:val="21"/>
+        </w:rPr>
+        <w:t>高反射率光学涂层的准确表征对于激光系统和先进光学仪器等应用至关重要，在这些应用中，即使是百万分之一 (ppm) 的反射率偏差也会严重影响系统性能。传统的测量方法，例如分光光度法或基于脉冲的腔衰荡光谱法 (CRDS)，在超高反射率时面临严重限制 - 分光光度法通常在 99.9% 以上饱和，而脉冲 CRDS 对探测器抖动、脉冲不稳定性和超过 99.999% 的长平均时间变得越来越敏感。在这项工作中，我们提出并通过实验验证了一种基于随机时间信号 (RATS) 方法的时间分辨 CRDS 技术，该技术用随机调制信号取代了确定性激光脉冲。使用四镜腔（R &gt; 99.99%）的数值模拟和实验测量表明，基于 RATS 的方法在相同的采集时间下实现了更平滑的衰减并提高了精度。随机时间信号增强了光子吞吐量，同时保持恒定的峰值功率，从而使信噪比提高 50 倍并防止镜子损坏。结果证实，RATS-CRDS 方法可以在很短的时间内达到与传统脉冲 CRDS 相当或更高的精度，为工业和空间光学应用中超高反射率涂层的精密反射测量提供稳健且可扩展的方法。</w:t>
+      </w:r>
+    </w:p>
+    <w:p>
+      <w:pPr>
+        <w:spacing w:before="120"/>
+      </w:pPr>
+      <w:r>
+        <w:rPr>
+          <w:rFonts w:ascii="Times New Roman" w:hAnsi="Times New Roman" w:eastAsia="宋体"/>
+          <w:b/>
+          <w:sz w:val="21"/>
+        </w:rPr>
+        <w:t>English Abstract:</w:t>
+      </w:r>
+    </w:p>
+    <w:p>
+      <w:r>
+        <w:rPr>
+          <w:rFonts w:ascii="Times New Roman" w:hAnsi="Times New Roman" w:eastAsia="宋体"/>
+          <w:sz w:val="21"/>
+        </w:rPr>
+        <w:t>Accurate characterization of high-reflectance optical coatings is essential for applications such as laser systems and advanced optical instrumentation, where even parts-per-million (ppm) deviations in reflectance can critically affect system performance. Conventional measurement approaches, such as spectrophotometry or pulse-based cavity-ringdown spectroscopy (CRDS), face severe limitations at ultra-high reflectances—spectrophotometry typically saturates above 99.9%, while pulsed CRDS becomes increasingly sensitive to detector jitter, pulse instability, and long averaging times beyond 99.999%. In this work, we present and experimentally verify a time-resolved CRDS technique based on the random temporal signal (RATS) approach, which replaces deterministic laser pulses with a randomly modulated signal. Numerical simulations and experimental measurements using a four-mirror cavity ( R &gt; 99.99%) demonstrate that the RATS-based method achieves smoother decays and improved precision under identical acquisition times. The stochastic temporal signal enhances photon throughput while maintaining constant peak power, resulting in 50× higher signal-to-noise ratio and preventing mirror damage. The results confirm that the RATS-CRDS method can achieve comparable or superior accuracy to conventional pulsed CRDS in a fraction of the time, offering a robust and scalable approach for precision reflectometry of ultra-high reflectance coatings in industrial and space-optics applications.</w:t>
+      </w:r>
+    </w:p>
+    <w:p>
+      <w:r>
+        <w:rPr>
+          <w:rFonts w:ascii="Times New Roman" w:hAnsi="Times New Roman" w:eastAsia="宋体"/>
+          <w:sz w:val="21"/>
+        </w:rPr>
+        <w:t>__________________________________________________</w:t>
+      </w:r>
+    </w:p>
+    <w:p>
+      <w:pPr>
+        <w:pStyle w:val="Heading2"/>
+      </w:pPr>
+      <w:r/>
+      <w:r>
+        <w:rPr>
+          <w:rFonts w:ascii="Times New Roman" w:hAnsi="Times New Roman" w:eastAsia="宋体"/>
+          <w:b/>
+          <w:color w:val="000000"/>
+          <w:sz w:val="24"/>
+        </w:rPr>
+        <w:t>由杨花絮微观结构实现的仿生随机激光器</w:t>
+      </w:r>
+    </w:p>
+    <w:p>
+      <w:r>
+        <w:rPr>
+          <w:rFonts w:ascii="Times New Roman" w:hAnsi="Times New Roman" w:eastAsia="宋体"/>
+          <w:b/>
+          <w:color w:val="003264"/>
+          <w:sz w:val="24"/>
+        </w:rPr>
+        <w:t>Bio-inspired random lasers enabled by poplar catkin microstructures</w:t>
+      </w:r>
+    </w:p>
+    <w:p>
+      <w:r>
+        <w:rPr>
+          <w:rFonts w:ascii="Times New Roman" w:hAnsi="Times New Roman" w:eastAsia="宋体"/>
+          <w:sz w:val="21"/>
+        </w:rPr>
+        <w:t>作者: Jiatao Hu, Yuxia Zhao, Yining Zhang, Yu Luan, Zhaoxin Fan, Hao Lv, Shuaiyi Zhang, Xia Wang</w:t>
+        <w:br/>
+      </w:r>
+      <w:r>
+        <w:rPr>
+          <w:rFonts w:ascii="Times New Roman" w:hAnsi="Times New Roman" w:eastAsia="宋体"/>
+          <w:sz w:val="21"/>
+        </w:rPr>
+        <w:t xml:space="preserve">时间: 2026-01-26 | </w:t>
+      </w:r>
+      <w:r>
+        <w:t xml:space="preserve">链接: </w:t>
+      </w:r>
+      <w:hyperlink r:id="rId64">
+        <w:r>
+          <w:rPr>
+            <w:rFonts w:ascii="Times New Roman" w:hAnsi="Times New Roman" w:eastAsia="宋体"/>
+            <w:color w:val="0000FF"/>
+            <w:sz w:val="21"/>
+            <w:u w:val="single"/>
+          </w:rPr>
+          <w:t>https://doi.org/10.1364/oe.584775</w:t>
+        </w:r>
+      </w:hyperlink>
+    </w:p>
+    <w:p>
+      <w:pPr>
+        <w:spacing w:before="120"/>
+      </w:pPr>
+      <w:r>
+        <w:rPr>
+          <w:rFonts w:ascii="Times New Roman" w:hAnsi="Times New Roman" w:eastAsia="宋体"/>
+          <w:b/>
+          <w:sz w:val="21"/>
+        </w:rPr>
+        <w:t>中文摘要:</w:t>
+      </w:r>
+    </w:p>
+    <w:p>
+      <w:pPr>
+        <w:ind w:firstLine="360"/>
+      </w:pPr>
+      <w:r>
+        <w:rPr>
+          <w:rFonts w:ascii="Times New Roman" w:hAnsi="Times New Roman" w:eastAsia="宋体"/>
+          <w:sz w:val="21"/>
+        </w:rPr>
+        <w:t>这项工作提出了一种基于天然生物材料，特别是杨花絮纤维 (PCF) 的随机激光器 (RL)，在含罗丹明 6G 的溶液处理增益介质中用作可生物降解的散射基质。制备了五个 PCF 浓度范围为 1.5 至 5.5 mg/mL 的样品，激光阈值在 4.5 mg/mL 时达到最低 8.21 µJ/脉冲，这归因于分层纤维网络提供的最佳多重散射。在此浓度下，发射光谱在 584 nm 处从 14.8 nm 变窄至 0.8 nm，伴随着非线性强度增长以及相对较低浓度的 4 nm 红移，表明散射强度增强。该系统在超过 1,200 个泵浦脉冲下保持稳定的输出，并且复制对称破缺分析证实了高于阈值的可再现相干模式的出现。由于空间相干性较低，该设备的散斑对比度仅为 0.0755，明显低于传统 532 nm 激光器 (0.2118)，从而能够对 USAF 1951 目标和蜻蜓翅膀进行高保真无散斑成像。这项工作将 PCF 确立为绿色、低成本和高性能的 RL 平台，为生物成像、环境传感和柔性光子学中的无散斑成像应用提供了一条有前途的途径。</w:t>
+      </w:r>
+    </w:p>
+    <w:p>
+      <w:pPr>
+        <w:spacing w:before="120"/>
+      </w:pPr>
+      <w:r>
+        <w:rPr>
+          <w:rFonts w:ascii="Times New Roman" w:hAnsi="Times New Roman" w:eastAsia="宋体"/>
+          <w:b/>
+          <w:sz w:val="21"/>
+        </w:rPr>
+        <w:t>English Abstract:</w:t>
+      </w:r>
+    </w:p>
+    <w:p>
+      <w:r>
+        <w:rPr>
+          <w:rFonts w:ascii="Times New Roman" w:hAnsi="Times New Roman" w:eastAsia="宋体"/>
+          <w:sz w:val="21"/>
+        </w:rPr>
+        <w:t>This work presents a random laser (RL) based on natural biomaterials, specifically poplar catkin fibers (PCFs), used as a biodegradable scattering matrix in a solution-processed gain medium with Rhodamine 6G. Five samples with PCF concentrations ranging from 1.5 to 5.5 mg/mL were prepared, and the lasing threshold reached a minimum of 8.21 µJ/pulse at 4.5 mg/mL—attributed to optimal multiple scattering provided by the hierarchical fibrous network. At this concentration, the emission spectrum narrowed from 14.8 nm to 0.8 nm at 584 nm, accompanied by nonlinear intensity growth and a 4 nm redshift from lower concentrations, indicating enhanced scattering strength. The system maintained stable output over 1,200 pump pulses, and replica symmetry breaking analysis confirmed the emergence of reproducible coherent modes above threshold. Owing to its low spatial coherence, the device achieved a speckle contrast of only 0.0755—significantly lower than that of a conventional 532 nm laser (0.2118)—enabling high-fidelity speckle-free imaging of both a USAF 1951 target and a dragonfly wing. This work establishes PCFs as a green, low-cost, and high-performance RL platform, offering a promising route toward speckle-free imaging applications in bioimaging, environmental sensing, and flexible photonics.</w:t>
+      </w:r>
+    </w:p>
+    <w:p>
+      <w:r>
+        <w:rPr>
+          <w:rFonts w:ascii="Times New Roman" w:hAnsi="Times New Roman" w:eastAsia="宋体"/>
+          <w:sz w:val="21"/>
+        </w:rPr>
+        <w:t>__________________________________________________</w:t>
+      </w:r>
+    </w:p>
+    <w:p>
+      <w:pPr>
+        <w:pStyle w:val="Heading2"/>
+      </w:pPr>
+      <w:r/>
+      <w:r>
+        <w:rPr>
+          <w:rFonts w:ascii="Times New Roman" w:hAnsi="Times New Roman" w:eastAsia="宋体"/>
+          <w:b/>
+          <w:color w:val="000000"/>
+          <w:sz w:val="24"/>
+        </w:rPr>
+        <w:t>原型光流控可切换光学元件</w:t>
+      </w:r>
+    </w:p>
+    <w:p>
+      <w:r>
+        <w:rPr>
+          <w:rFonts w:ascii="Times New Roman" w:hAnsi="Times New Roman" w:eastAsia="宋体"/>
+          <w:b/>
+          <w:color w:val="003264"/>
+          <w:sz w:val="24"/>
+        </w:rPr>
+        <w:t>Prototype optofluidic switchable optical element</w:t>
+      </w:r>
+    </w:p>
+    <w:p>
+      <w:r>
+        <w:rPr>
+          <w:rFonts w:ascii="Times New Roman" w:hAnsi="Times New Roman" w:eastAsia="宋体"/>
+          <w:sz w:val="21"/>
+        </w:rPr>
+        <w:t>作者: Joshua Mock, Valdemar Portney, F. Richard Christ</w:t>
+        <w:br/>
+      </w:r>
+      <w:r>
+        <w:rPr>
+          <w:rFonts w:ascii="Times New Roman" w:hAnsi="Times New Roman" w:eastAsia="宋体"/>
+          <w:sz w:val="21"/>
+        </w:rPr>
+        <w:t xml:space="preserve">时间: 2026-01-29 | </w:t>
+      </w:r>
+      <w:r>
+        <w:t xml:space="preserve">链接: </w:t>
+      </w:r>
+      <w:hyperlink r:id="rId65">
+        <w:r>
+          <w:rPr>
+            <w:rFonts w:ascii="Times New Roman" w:hAnsi="Times New Roman" w:eastAsia="宋体"/>
+            <w:color w:val="0000FF"/>
+            <w:sz w:val="21"/>
+            <w:u w:val="single"/>
+          </w:rPr>
+          <w:t>https://doi.org/10.1364/oe.581146</w:t>
+        </w:r>
+      </w:hyperlink>
+    </w:p>
+    <w:p>
+      <w:pPr>
+        <w:spacing w:before="120"/>
+      </w:pPr>
+      <w:r>
+        <w:rPr>
+          <w:rFonts w:ascii="Times New Roman" w:hAnsi="Times New Roman" w:eastAsia="宋体"/>
+          <w:b/>
+          <w:sz w:val="21"/>
+        </w:rPr>
+        <w:t>中文摘要:</w:t>
+      </w:r>
+    </w:p>
+    <w:p>
+      <w:pPr>
+        <w:ind w:firstLine="360"/>
+      </w:pPr>
+      <w:r>
+        <w:rPr>
+          <w:rFonts w:ascii="Times New Roman" w:hAnsi="Times New Roman" w:eastAsia="宋体"/>
+          <w:sz w:val="21"/>
+        </w:rPr>
+        <w:t>我们报告了基于数字化光流控平台的可切换光学元件的物理实现和验证，该平台先前被引入作为两种光功率之间切换的方法。不同光焦度之间切换的应用有很多，老花眼矫正就是其中之一。该原型的最终目的是将眼镜镜片放置在智能和传统眼镜中，以便在折射和衍射光学状态之间切换，设计为对应于近距离和远距离焦点。在当前的原型开发周期中，我们研究了原型结构的剩余缺陷，以实现光学状态之间的可靠切换。我们还研究了远程控制开关的可能性。该研究导致除了衍射光学基板之外还引入了折射光学基板，并对使用磁力形式的远程控制开关产生了负面结果。必须更严格地控​​制两个光学基板的位置和移动，以实现快速切换。</w:t>
+      </w:r>
+    </w:p>
+    <w:p>
+      <w:pPr>
+        <w:spacing w:before="120"/>
+      </w:pPr>
+      <w:r>
+        <w:rPr>
+          <w:rFonts w:ascii="Times New Roman" w:hAnsi="Times New Roman" w:eastAsia="宋体"/>
+          <w:b/>
+          <w:sz w:val="21"/>
+        </w:rPr>
+        <w:t>English Abstract:</w:t>
+      </w:r>
+    </w:p>
+    <w:p>
+      <w:r>
+        <w:rPr>
+          <w:rFonts w:ascii="Times New Roman" w:hAnsi="Times New Roman" w:eastAsia="宋体"/>
+          <w:sz w:val="21"/>
+        </w:rPr>
+        <w:t>We report the physical realization and validation of a switchable optical element based on a digitized optofluidic platform previously introduced as an approach to switching between two optical powers. There are numerous applications for switching between different optical powers, with presbyopia correction being one of them. The prototype’s ultimate intention is for spectacle lens placement in smart and conventional glasses for switching between refractive and diffractive optical states designed to correspond to near and distance foci. In the current prototype development cycle, we looked into remaining deficiencies of the prototype construction to achieve reliable switching between the optical states. We have also investigated the possibility of controlling the switching remotely. The investigation resulted in the introduction of the refractive optical substrate in addition to the diffractive optical substrate, and resulted in a negative outcome on the use of remote control switching in the form of magnetic force. The position and movement of both optical substrates must be more rigorously controlled for fast switching.</w:t>
+      </w:r>
+    </w:p>
+    <w:p>
+      <w:r>
+        <w:rPr>
+          <w:rFonts w:ascii="Times New Roman" w:hAnsi="Times New Roman" w:eastAsia="宋体"/>
+          <w:sz w:val="21"/>
+        </w:rPr>
+        <w:t>__________________________________________________</w:t>
+      </w:r>
+    </w:p>
+    <w:p>
+      <w:pPr>
+        <w:pStyle w:val="Heading1"/>
+      </w:pPr>
+      <w:r>
+        <w:rPr>
+          <w:rFonts w:ascii="Times New Roman" w:hAnsi="Times New Roman" w:eastAsia="宋体"/>
+          <w:b/>
+          <w:color w:val="000000"/>
+          <w:sz w:val="32"/>
+        </w:rPr>
+        <w:t>Advanced Photonics</w:t>
+      </w:r>
+    </w:p>
+    <w:p>
+      <w:pPr>
+        <w:jc w:val="center"/>
+      </w:pPr>
+      <w:r>
+        <w:t>--- 更新: 06:30 ---</w:t>
+      </w:r>
+    </w:p>
+    <w:p>
+      <w:pPr>
+        <w:pStyle w:val="Heading2"/>
+      </w:pPr>
+      <w:r/>
+      <w:r>
+        <w:rPr>
+          <w:rFonts w:ascii="Times New Roman" w:hAnsi="Times New Roman" w:eastAsia="宋体"/>
+          <w:b/>
+          <w:color w:val="000000"/>
+          <w:sz w:val="24"/>
+        </w:rPr>
+        <w:t>用于激光写入集成光子平台中量子信息处理的高性能外差接收器</w:t>
+      </w:r>
+    </w:p>
+    <w:p>
+      <w:r>
+        <w:rPr>
+          <w:rFonts w:ascii="Times New Roman" w:hAnsi="Times New Roman" w:eastAsia="宋体"/>
+          <w:b/>
+          <w:color w:val="003264"/>
+          <w:sz w:val="24"/>
+        </w:rPr>
+        <w:t>High-performance heterodyne receiver for quantum information processing in a laser-written integrated photonic platform</w:t>
+      </w:r>
+    </w:p>
+    <w:p>
+      <w:r>
+        <w:rPr>
+          <w:rFonts w:ascii="Times New Roman" w:hAnsi="Times New Roman" w:eastAsia="宋体"/>
+          <w:sz w:val="21"/>
+        </w:rPr>
+        <w:t>作者: Andrea Peri, Giulio Gualandi, Tommaso Bertapelle, Mattia Sabatini, Giacomo Corrielli, Yoann Piétri, Davide Giacomo Marangon, Giuseppe Vallone, Paolo Villoresi, Roberto Osellame, Marco Avesani</w:t>
+        <w:br/>
+      </w:r>
+      <w:r>
+        <w:rPr>
+          <w:rFonts w:ascii="Times New Roman" w:hAnsi="Times New Roman" w:eastAsia="宋体"/>
+          <w:sz w:val="21"/>
+        </w:rPr>
+        <w:t xml:space="preserve">时间: 2026-02-04 | </w:t>
+      </w:r>
+      <w:r>
+        <w:t xml:space="preserve">链接: </w:t>
+      </w:r>
+      <w:hyperlink r:id="rId66">
+        <w:r>
+          <w:rPr>
+            <w:rFonts w:ascii="Times New Roman" w:hAnsi="Times New Roman" w:eastAsia="宋体"/>
+            <w:color w:val="0000FF"/>
+            <w:sz w:val="21"/>
+            <w:u w:val="single"/>
+          </w:rPr>
+          <w:t>https://doi.org/10.1117/1.ap.8.1.016009</w:t>
+        </w:r>
+      </w:hyperlink>
+    </w:p>
+    <w:p>
+      <w:pPr>
+        <w:spacing w:before="120"/>
+      </w:pPr>
+      <w:r>
+        <w:rPr>
+          <w:rFonts w:ascii="Times New Roman" w:hAnsi="Times New Roman" w:eastAsia="宋体"/>
+          <w:b/>
+          <w:sz w:val="21"/>
+        </w:rPr>
+        <w:t>中文摘要:</w:t>
+      </w:r>
+    </w:p>
+    <w:p>
+      <w:pPr>
+        <w:ind w:firstLine="360"/>
+      </w:pPr>
+      <w:r>
+        <w:rPr>
+          <w:rFonts w:ascii="Times New Roman" w:hAnsi="Times New Roman" w:eastAsia="宋体"/>
+          <w:sz w:val="21"/>
+        </w:rPr>
+        <w:t>连续可变量子密钥分发（CV-QKD）和连续可变量子随机数生成（CV-QRNG）是安全通信和高速随机生成的关键技术，其操作利用散粒噪声限制相干检测。集成光子解决方案是推进这些协议的关键，因为它们能够实现紧凑、可扩展且高效的系统实施。我们引入硼硅酸盐玻璃上的飞秒激光微加工（FLM）作为生产光子集成电路（PIC）的平台，实现适合量子信息处理的相干检测。我们采用片外检测器，利用 FLM 的特定功能来生产专为 CV-QKD 和 CV-QRNG 应用设计的 PIC。 PIC 具有完全可调的光学组件，可在协议定义的条件下实现精确校准和可靠运行。该器件具有低插入损耗 (≤1.28 dB)、偏振不敏感操作以及超过 73 dB 的共模抑制比。这些特性使得能够实验性地实现安全生成速率为 42.74 Gbit/s 的独立于源设备的 CV-QRNG 和基于正交相移键控的 CV-QKD 系统，密钥速率达到 3.2 Mbit/s。我们的研究结果凸显了 FLM 技术作为集成光子平台的潜力，为可扩展和高性能的量子通信系统铺平了道路。</w:t>
+      </w:r>
+    </w:p>
+    <w:p>
+      <w:pPr>
+        <w:spacing w:before="120"/>
+      </w:pPr>
+      <w:r>
+        <w:rPr>
+          <w:rFonts w:ascii="Times New Roman" w:hAnsi="Times New Roman" w:eastAsia="宋体"/>
+          <w:b/>
+          <w:sz w:val="21"/>
+        </w:rPr>
+        <w:t>English Abstract:</w:t>
+      </w:r>
+    </w:p>
+    <w:p>
+      <w:r>
+        <w:rPr>
+          <w:rFonts w:ascii="Times New Roman" w:hAnsi="Times New Roman" w:eastAsia="宋体"/>
+          <w:sz w:val="21"/>
+        </w:rPr>
+        <w:t>Continuous variable quantum key distribution (CV-QKD) and continuous variable quantum random number generation (CV-QRNG) are critical technologies for secure communication and high-speed randomness generation, exploiting shot-noise-limited coherent detection for their operation. Integrated photonic solutions are key to advancing these protocols, as they enable compact, scalable, and efficient system implementations. We introduce femtosecond laser micromachining (FLM) on borosilicate glass as a platform for producing photonic integrated circuits (PICs) realizing coherent detection suitable for quantum information processing. Employing off-chip detectors, we exploit the specific features of FLM to produce a PIC designed for CV-QKD and CV-QRNG applications. The PIC features fully adjustable optical components that achieve precise calibration and reliable operation under protocol-defined conditions. The device exhibits low insertion losses (≤1.28 dB), polarization-insensitive operation, and a common-mode rejection ratio exceeding 73 dB. These characteristics allowed the experimental realization of a source-device-independent CV-QRNG with a secure generation rate of 42.74 Gbit/s and a quadrature phase-shift-keying-based CV-QKD system achieving a secret key rate of 3.2 Mbit/s. Our results highlight the potential of FLM technology as an integrated photonic platform, paving the way for scalable and high-performing quantum communication systems.</w:t>
+      </w:r>
+    </w:p>
+    <w:p>
+      <w:r>
+        <w:rPr>
+          <w:rFonts w:ascii="Times New Roman" w:hAnsi="Times New Roman" w:eastAsia="宋体"/>
+          <w:sz w:val="21"/>
+        </w:rPr>
+        <w:t>__________________________________________________</w:t>
+      </w:r>
+    </w:p>
+    <w:p>
+      <w:pPr>
+        <w:pStyle w:val="Heading1"/>
+      </w:pPr>
+      <w:r>
+        <w:rPr>
+          <w:rFonts w:ascii="Times New Roman" w:hAnsi="Times New Roman" w:eastAsia="宋体"/>
+          <w:b/>
+          <w:color w:val="000000"/>
+          <w:sz w:val="32"/>
+        </w:rPr>
+        <w:t>Laser &amp; Photonics Reviews</w:t>
+      </w:r>
+    </w:p>
+    <w:p>
+      <w:pPr>
+        <w:jc w:val="center"/>
+      </w:pPr>
+      <w:r>
+        <w:t>--- 更新: 06:30 ---</w:t>
+      </w:r>
+    </w:p>
+    <w:p>
+      <w:pPr>
+        <w:pStyle w:val="Heading2"/>
+      </w:pPr>
+      <w:r/>
+      <w:r>
+        <w:rPr>
+          <w:rFonts w:ascii="Times New Roman" w:hAnsi="Times New Roman" w:eastAsia="宋体"/>
+          <w:b/>
+          <w:color w:val="000000"/>
+          <w:sz w:val="24"/>
+        </w:rPr>
+        <w:t>谐振膜超表面的偶极-四极模型和多极分析</w:t>
+      </w:r>
+    </w:p>
+    <w:p>
+      <w:r>
+        <w:rPr>
+          <w:rFonts w:ascii="Times New Roman" w:hAnsi="Times New Roman" w:eastAsia="宋体"/>
+          <w:b/>
+          <w:color w:val="003264"/>
+          <w:sz w:val="24"/>
+        </w:rPr>
+        <w:t>Dipole‐Quadrupole Model and Multipole Analysis of Resonant Membrane Metasurfaces</w:t>
+      </w:r>
+    </w:p>
+    <w:p>
+      <w:r>
+        <w:rPr>
+          <w:rFonts w:ascii="Times New Roman" w:hAnsi="Times New Roman" w:eastAsia="宋体"/>
+          <w:sz w:val="21"/>
+        </w:rPr>
+        <w:t>作者: Izzatjon Allayarov, Andrey B. Evlyukhin, Antonio Calà Lesina</w:t>
+        <w:br/>
+      </w:r>
+      <w:r>
+        <w:rPr>
+          <w:rFonts w:ascii="Times New Roman" w:hAnsi="Times New Roman" w:eastAsia="宋体"/>
+          <w:sz w:val="21"/>
+        </w:rPr>
+        <w:t xml:space="preserve">时间: 2026-02-04 | </w:t>
+      </w:r>
+      <w:r>
+        <w:t xml:space="preserve">链接: </w:t>
+      </w:r>
+      <w:hyperlink r:id="rId67">
+        <w:r>
+          <w:rPr>
+            <w:rFonts w:ascii="Times New Roman" w:hAnsi="Times New Roman" w:eastAsia="宋体"/>
+            <w:color w:val="0000FF"/>
+            <w:sz w:val="21"/>
+            <w:u w:val="single"/>
+          </w:rPr>
+          <w:t>https://doi.org/10.1002/lpor.202502674</w:t>
+        </w:r>
+      </w:hyperlink>
+    </w:p>
+    <w:p>
+      <w:pPr>
+        <w:spacing w:before="120"/>
+      </w:pPr>
+      <w:r>
+        <w:rPr>
+          <w:rFonts w:ascii="Times New Roman" w:hAnsi="Times New Roman" w:eastAsia="宋体"/>
+          <w:b/>
+          <w:sz w:val="21"/>
+        </w:rPr>
+        <w:t>中文摘要:</w:t>
+      </w:r>
+    </w:p>
+    <w:p>
+      <w:pPr>
+        <w:ind w:firstLine="360"/>
+      </w:pPr>
+      <w:r>
+        <w:rPr>
+          <w:rFonts w:ascii="Times New Roman" w:hAnsi="Times New Roman" w:eastAsia="宋体"/>
+          <w:sz w:val="21"/>
+        </w:rPr>
+        <w:t>摘要 膜超表面由介电层中孔的周期性排列形成，因其通过减材技术更容易制造、不需要基板以及可进入谐振近场而受到关注。尽管它们具有实际意义，但它们的理论描述仍然难以捉摸。在这里，我们提出了一种半解析偶极-四极模型，用于对以任意角度激发的超表面中数值获得的反射和透射光谱进行多极分析。偶极子模型通常足以研究由固体纳米结构制成的传统超表面。然而，电和磁四极子的加入对于研究膜超表面是必要的，这为展示我们的方法提供了一个理想的平台。我们证明了选择对称膜超表面晶胞的最佳位置以确保偶极-四极近似的充分性的重要性。我们表明，我们的形式主义可以解释由多极间干扰引起的复杂现象，包括晶格阿纳极和广义克尔克效应、法诺共振和连续体中的准束缚态。我们还介绍了该方法对具有非中心对称晶胞（例如圆锥孔和表面空隙）的膜超表面的适用性。通过更深入地了解导致局部和集体共振形成的耦合机制，我们的方法扩展了电磁学工具箱，以研究、理解和设计传统和膜超表面。</w:t>
+      </w:r>
+    </w:p>
+    <w:p>
+      <w:pPr>
+        <w:spacing w:before="120"/>
+      </w:pPr>
+      <w:r>
+        <w:rPr>
+          <w:rFonts w:ascii="Times New Roman" w:hAnsi="Times New Roman" w:eastAsia="宋体"/>
+          <w:b/>
+          <w:sz w:val="21"/>
+        </w:rPr>
+        <w:t>English Abstract:</w:t>
+      </w:r>
+    </w:p>
+    <w:p>
+      <w:r>
+        <w:rPr>
+          <w:rFonts w:ascii="Times New Roman" w:hAnsi="Times New Roman" w:eastAsia="宋体"/>
+          <w:sz w:val="21"/>
+        </w:rPr>
+        <w:t>ABSTRACT Membrane metasurfaces, formed by periodic arrangements of holes in a dielectric layer, are gaining attention for their easier manufacturing via subtractive techniques, unnecessity of substrates, and access to resonant near fields. Despite their practical relevance, their theoretical description remains elusive. Here, we present a semi‐analytical dipole‐quadrupole model for the multipole analysis of numerically obtained reflection and transmission spectra in metasurfaces excited at arbitrary angles. Dipole models are generally sufficient to study traditional metasurfaces made of solid nanostructures. However, the inclusion of electric and magnetic quadrupoles is necessary to study membrane metasurfaces, which offer an ideal platform to showcase our method. We demonstrate the importance of choosing the optimal position of a symmetric membrane metasurface's unit cell to ensure the sufficiency of the dipole‐quadrupole approximation. We show that our formalism can explain complex phenomena arising from inter‐multipole interference, including lattice anapole and generalized Kerker effects, Fano resonances, and quasi‐bound states in the continuum. We also present the applicability of the method to membrane metasurfaces with non‐centrosymmetric unit cells (e.g., conical holes and surface voids). By enabling a deeper insight into the coupling mechanisms leading to the formation of local and collective resonances, our method expands the electromagnetics toolbox to study, understand, and design conventional and membrane metasurfaces.</w:t>
+      </w:r>
+    </w:p>
+    <w:p>
+      <w:r>
+        <w:rPr>
+          <w:rFonts w:ascii="Times New Roman" w:hAnsi="Times New Roman" w:eastAsia="宋体"/>
+          <w:sz w:val="21"/>
+        </w:rPr>
+        <w:t>__________________________________________________</w:t>
+      </w:r>
+    </w:p>
+    <w:p>
+      <w:pPr>
+        <w:pStyle w:val="Heading2"/>
+      </w:pPr>
+      <w:r/>
+      <w:r>
+        <w:rPr>
+          <w:rFonts w:ascii="Times New Roman" w:hAnsi="Times New Roman" w:eastAsia="宋体"/>
+          <w:b/>
+          <w:color w:val="000000"/>
+          <w:sz w:val="24"/>
+        </w:rPr>
+        <w:t>无标题</w:t>
+      </w:r>
+    </w:p>
+    <w:p>
+      <w:r>
+        <w:rPr>
+          <w:rFonts w:ascii="Times New Roman" w:hAnsi="Times New Roman" w:eastAsia="宋体"/>
+          <w:b/>
+          <w:color w:val="003264"/>
+          <w:sz w:val="24"/>
+        </w:rPr>
+        <w:t>No Title</w:t>
+      </w:r>
+    </w:p>
+    <w:p>
+      <w:r>
+        <w:rPr>
+          <w:rFonts w:ascii="Times New Roman" w:hAnsi="Times New Roman" w:eastAsia="宋体"/>
+          <w:sz w:val="21"/>
+        </w:rPr>
+        <w:t>作者: Unknown</w:t>
+        <w:br/>
+      </w:r>
+      <w:r>
+        <w:rPr>
+          <w:rFonts w:ascii="Times New Roman" w:hAnsi="Times New Roman" w:eastAsia="宋体"/>
+          <w:sz w:val="21"/>
+        </w:rPr>
+        <w:t xml:space="preserve">时间: 2026-02-01 | </w:t>
+      </w:r>
+      <w:r>
+        <w:t xml:space="preserve">链接: </w:t>
+      </w:r>
+      <w:hyperlink r:id="rId68">
+        <w:r>
+          <w:rPr>
+            <w:rFonts w:ascii="Times New Roman" w:hAnsi="Times New Roman" w:eastAsia="宋体"/>
+            <w:color w:val="0000FF"/>
+            <w:sz w:val="21"/>
+            <w:u w:val="single"/>
+          </w:rPr>
+          <w:t>https://doi.org/10.1002/lpor.v20.3</w:t>
+        </w:r>
+      </w:hyperlink>
+    </w:p>
+    <w:p>
+      <w:pPr>
+        <w:spacing w:before="120"/>
+      </w:pPr>
+      <w:r>
+        <w:rPr>
+          <w:rFonts w:ascii="Times New Roman" w:hAnsi="Times New Roman" w:eastAsia="宋体"/>
+          <w:b/>
+          <w:sz w:val="21"/>
+        </w:rPr>
+        <w:t>中文摘要:</w:t>
+      </w:r>
+    </w:p>
+    <w:p>
+      <w:pPr>
+        <w:ind w:firstLine="360"/>
+      </w:pPr>
+      <w:r>
+        <w:rPr>
+          <w:rFonts w:ascii="Times New Roman" w:hAnsi="Times New Roman" w:eastAsia="宋体"/>
+          <w:sz w:val="21"/>
+        </w:rPr>
+        <w:t>（摘要暂缺，等待官方补全）</w:t>
+      </w:r>
+    </w:p>
+    <w:p>
+      <w:pPr>
+        <w:spacing w:before="120"/>
+      </w:pPr>
+      <w:r>
+        <w:rPr>
+          <w:rFonts w:ascii="Times New Roman" w:hAnsi="Times New Roman" w:eastAsia="宋体"/>
+          <w:b/>
+          <w:sz w:val="21"/>
+        </w:rPr>
+        <w:t>English Abstract:</w:t>
+      </w:r>
+    </w:p>
+    <w:p>
+      <w:r>
+        <w:rPr>
+          <w:rFonts w:ascii="Times New Roman" w:hAnsi="Times New Roman" w:eastAsia="宋体"/>
+          <w:sz w:val="21"/>
+        </w:rPr>
+        <w:t>Abstract not available.</w:t>
+      </w:r>
+    </w:p>
+    <w:p>
+      <w:r>
+        <w:rPr>
+          <w:rFonts w:ascii="Times New Roman" w:hAnsi="Times New Roman" w:eastAsia="宋体"/>
+          <w:sz w:val="21"/>
+        </w:rPr>
+        <w:t>__________________________________________________</w:t>
+      </w:r>
+    </w:p>
+    <w:p>
+      <w:pPr>
+        <w:pStyle w:val="Heading2"/>
+      </w:pPr>
+      <w:r/>
+      <w:r>
+        <w:rPr>
+          <w:rFonts w:ascii="Times New Roman" w:hAnsi="Times New Roman" w:eastAsia="宋体"/>
+          <w:b/>
+          <w:color w:val="000000"/>
+          <w:sz w:val="24"/>
+        </w:rPr>
+        <w:t>通过高调制系数映射和主成分分析 (PCA-iSIM) 打破非相干结构照明显微镜的分辨率障碍（激光光子学 Rev. 20(3)/2026）</w:t>
+      </w:r>
+    </w:p>
+    <w:p>
+      <w:r>
+        <w:rPr>
+          <w:rFonts w:ascii="Times New Roman" w:hAnsi="Times New Roman" w:eastAsia="宋体"/>
+          <w:b/>
+          <w:color w:val="003264"/>
+          <w:sz w:val="24"/>
+        </w:rPr>
+        <w:t>Breaking the Resolution Barrier in Incoherent Structured Illumination Microscopy via High‐Modulation Coefficient Mapping and Principal Component Analysis (PCA‐iSIM) (Laser Photonics Rev. 20(3)/2026)</w:t>
+      </w:r>
+    </w:p>
+    <w:p>
+      <w:r>
+        <w:rPr>
+          <w:rFonts w:ascii="Times New Roman" w:hAnsi="Times New Roman" w:eastAsia="宋体"/>
+          <w:sz w:val="21"/>
+        </w:rPr>
+        <w:t>作者: Maoxian Zhang, Xinyu Han, Jiaming Qian, Hongjun Wu, Tianchi Kang, Dongqin Lu, Jing Feng, Weihao Cheng, Yuzhen Zhang, Qian Chen, Chao Zuo</w:t>
+        <w:br/>
+      </w:r>
+      <w:r>
+        <w:rPr>
+          <w:rFonts w:ascii="Times New Roman" w:hAnsi="Times New Roman" w:eastAsia="宋体"/>
+          <w:sz w:val="21"/>
+        </w:rPr>
+        <w:t xml:space="preserve">时间: 2026-02-05 | </w:t>
+      </w:r>
+      <w:r>
+        <w:t xml:space="preserve">链接: </w:t>
+      </w:r>
+      <w:hyperlink r:id="rId69">
+        <w:r>
+          <w:rPr>
+            <w:rFonts w:ascii="Times New Roman" w:hAnsi="Times New Roman" w:eastAsia="宋体"/>
+            <w:color w:val="0000FF"/>
+            <w:sz w:val="21"/>
+            <w:u w:val="single"/>
+          </w:rPr>
+          <w:t>https://doi.org/10.1002/lpor.70881</w:t>
+        </w:r>
+      </w:hyperlink>
+    </w:p>
+    <w:p>
+      <w:pPr>
+        <w:spacing w:before="120"/>
+      </w:pPr>
+      <w:r>
+        <w:rPr>
+          <w:rFonts w:ascii="Times New Roman" w:hAnsi="Times New Roman" w:eastAsia="宋体"/>
+          <w:b/>
+          <w:sz w:val="21"/>
+        </w:rPr>
+        <w:t>中文摘要:</w:t>
+      </w:r>
+    </w:p>
+    <w:p>
+      <w:pPr>
+        <w:ind w:firstLine="360"/>
+      </w:pPr>
+      <w:r>
+        <w:rPr>
+          <w:rFonts w:ascii="Times New Roman" w:hAnsi="Times New Roman" w:eastAsia="宋体"/>
+          <w:sz w:val="21"/>
+        </w:rPr>
+        <w:t>（摘要暂缺，等待官方补全）</w:t>
+      </w:r>
+    </w:p>
+    <w:p>
+      <w:pPr>
+        <w:spacing w:before="120"/>
+      </w:pPr>
+      <w:r>
+        <w:rPr>
+          <w:rFonts w:ascii="Times New Roman" w:hAnsi="Times New Roman" w:eastAsia="宋体"/>
+          <w:b/>
+          <w:sz w:val="21"/>
+        </w:rPr>
+        <w:t>English Abstract:</w:t>
+      </w:r>
+    </w:p>
+    <w:p>
+      <w:r>
+        <w:rPr>
+          <w:rFonts w:ascii="Times New Roman" w:hAnsi="Times New Roman" w:eastAsia="宋体"/>
+          <w:sz w:val="21"/>
+        </w:rPr>
+        <w:t>Abstract not available.</w:t>
+      </w:r>
+    </w:p>
+    <w:p>
+      <w:r>
+        <w:rPr>
+          <w:rFonts w:ascii="Times New Roman" w:hAnsi="Times New Roman" w:eastAsia="宋体"/>
+          <w:sz w:val="21"/>
+        </w:rPr>
+        <w:t>__________________________________________________</w:t>
+      </w:r>
+    </w:p>
+    <w:p>
+      <w:pPr>
+        <w:pStyle w:val="Heading2"/>
+      </w:pPr>
+      <w:r/>
+      <w:r>
+        <w:rPr>
+          <w:rFonts w:ascii="Times New Roman" w:hAnsi="Times New Roman" w:eastAsia="宋体"/>
+          <w:b/>
+          <w:color w:val="000000"/>
+          <w:sz w:val="24"/>
+        </w:rPr>
+        <w:t>深度学习辅助下的单光子级偏振全光纤微传感器（激光光子学 Rev. 20(3)/2026）</w:t>
+      </w:r>
+    </w:p>
+    <w:p>
+      <w:r>
+        <w:rPr>
+          <w:rFonts w:ascii="Times New Roman" w:hAnsi="Times New Roman" w:eastAsia="宋体"/>
+          <w:b/>
+          <w:color w:val="003264"/>
+          <w:sz w:val="24"/>
+        </w:rPr>
+        <w:t>All‐Fiber Microsensor of Polarization at Single‐Photon Level Aided by Deep Learning (Laser Photonics Rev. 20(3)/2026)</w:t>
+      </w:r>
+    </w:p>
+    <w:p>
+      <w:r>
+        <w:rPr>
+          <w:rFonts w:ascii="Times New Roman" w:hAnsi="Times New Roman" w:eastAsia="宋体"/>
+          <w:sz w:val="21"/>
+        </w:rPr>
+        <w:t>作者: Martin Bielak, Dominik Vašinka, Miroslav Ježek</w:t>
+        <w:br/>
+      </w:r>
+      <w:r>
+        <w:rPr>
+          <w:rFonts w:ascii="Times New Roman" w:hAnsi="Times New Roman" w:eastAsia="宋体"/>
+          <w:sz w:val="21"/>
+        </w:rPr>
+        <w:t xml:space="preserve">时间: 2026-02-05 | </w:t>
+      </w:r>
+      <w:r>
+        <w:t xml:space="preserve">链接: </w:t>
+      </w:r>
+      <w:hyperlink r:id="rId70">
+        <w:r>
+          <w:rPr>
+            <w:rFonts w:ascii="Times New Roman" w:hAnsi="Times New Roman" w:eastAsia="宋体"/>
+            <w:color w:val="0000FF"/>
+            <w:sz w:val="21"/>
+            <w:u w:val="single"/>
+          </w:rPr>
+          <w:t>https://doi.org/10.1002/lpor.70880</w:t>
+        </w:r>
+      </w:hyperlink>
+    </w:p>
+    <w:p>
+      <w:pPr>
+        <w:spacing w:before="120"/>
+      </w:pPr>
+      <w:r>
+        <w:rPr>
+          <w:rFonts w:ascii="Times New Roman" w:hAnsi="Times New Roman" w:eastAsia="宋体"/>
+          <w:b/>
+          <w:sz w:val="21"/>
+        </w:rPr>
+        <w:t>中文摘要:</w:t>
+      </w:r>
+    </w:p>
+    <w:p>
+      <w:pPr>
+        <w:ind w:firstLine="360"/>
+      </w:pPr>
+      <w:r>
+        <w:rPr>
+          <w:rFonts w:ascii="Times New Roman" w:hAnsi="Times New Roman" w:eastAsia="宋体"/>
+          <w:sz w:val="21"/>
+        </w:rPr>
+        <w:t>（摘要暂缺，等待官方补全）</w:t>
+      </w:r>
+    </w:p>
+    <w:p>
+      <w:pPr>
+        <w:spacing w:before="120"/>
+      </w:pPr>
+      <w:r>
+        <w:rPr>
+          <w:rFonts w:ascii="Times New Roman" w:hAnsi="Times New Roman" w:eastAsia="宋体"/>
+          <w:b/>
+          <w:sz w:val="21"/>
+        </w:rPr>
+        <w:t>English Abstract:</w:t>
+      </w:r>
+    </w:p>
+    <w:p>
+      <w:r>
+        <w:rPr>
+          <w:rFonts w:ascii="Times New Roman" w:hAnsi="Times New Roman" w:eastAsia="宋体"/>
+          <w:sz w:val="21"/>
+        </w:rPr>
+        <w:t>Abstract not available.</w:t>
+      </w:r>
+    </w:p>
+    <w:p>
+      <w:r>
+        <w:rPr>
+          <w:rFonts w:ascii="Times New Roman" w:hAnsi="Times New Roman" w:eastAsia="宋体"/>
+          <w:sz w:val="21"/>
+        </w:rPr>
+        <w:t>__________________________________________________</w:t>
+      </w:r>
+    </w:p>
+    <w:p>
+      <w:pPr>
+        <w:pStyle w:val="Heading2"/>
+      </w:pPr>
+      <w:r/>
+      <w:r>
+        <w:rPr>
+          <w:rFonts w:ascii="Times New Roman" w:hAnsi="Times New Roman" w:eastAsia="宋体"/>
+          <w:b/>
+          <w:color w:val="000000"/>
+          <w:sz w:val="24"/>
+        </w:rPr>
+        <w:t>用于视觉运动传感的拉伸可调谐液晶弹性体激光器（激光光子学Rev. 20(3)/2026）</w:t>
+      </w:r>
+    </w:p>
+    <w:p>
+      <w:r>
+        <w:rPr>
+          <w:rFonts w:ascii="Times New Roman" w:hAnsi="Times New Roman" w:eastAsia="宋体"/>
+          <w:b/>
+          <w:color w:val="003264"/>
+          <w:sz w:val="24"/>
+        </w:rPr>
+        <w:t>Stretch‐Tunable Liquid Crystal Elastomer Lasers for Visual Motion Sensing (Laser Photonics Rev. 20(3)/2026)</w:t>
+      </w:r>
+    </w:p>
+    <w:p>
+      <w:r>
+        <w:rPr>
+          <w:rFonts w:ascii="Times New Roman" w:hAnsi="Times New Roman" w:eastAsia="宋体"/>
+          <w:sz w:val="21"/>
+        </w:rPr>
+        <w:t>作者: Zhijia Hu, Lulu Guo, Guangyin Qu, Xiaojuan Zhang, Siqi Li, Yan Kuai, Weiwei Fu, Jiangang Gao, Feng Xu, Yu Liu, Anderson S. L. Gomes, Benli Yu</w:t>
+        <w:br/>
+      </w:r>
+      <w:r>
+        <w:rPr>
+          <w:rFonts w:ascii="Times New Roman" w:hAnsi="Times New Roman" w:eastAsia="宋体"/>
+          <w:sz w:val="21"/>
+        </w:rPr>
+        <w:t xml:space="preserve">时间: 2026-02-05 | </w:t>
+      </w:r>
+      <w:r>
+        <w:t xml:space="preserve">链接: </w:t>
+      </w:r>
+      <w:hyperlink r:id="rId71">
+        <w:r>
+          <w:rPr>
+            <w:rFonts w:ascii="Times New Roman" w:hAnsi="Times New Roman" w:eastAsia="宋体"/>
+            <w:color w:val="0000FF"/>
+            <w:sz w:val="21"/>
+            <w:u w:val="single"/>
+          </w:rPr>
+          <w:t>https://doi.org/10.1002/lpor.70879</w:t>
+        </w:r>
+      </w:hyperlink>
+    </w:p>
+    <w:p>
+      <w:pPr>
+        <w:spacing w:before="120"/>
+      </w:pPr>
+      <w:r>
+        <w:rPr>
+          <w:rFonts w:ascii="Times New Roman" w:hAnsi="Times New Roman" w:eastAsia="宋体"/>
+          <w:b/>
+          <w:sz w:val="21"/>
+        </w:rPr>
+        <w:t>中文摘要:</w:t>
+      </w:r>
+    </w:p>
+    <w:p>
+      <w:pPr>
+        <w:ind w:firstLine="360"/>
+      </w:pPr>
+      <w:r>
+        <w:rPr>
+          <w:rFonts w:ascii="Times New Roman" w:hAnsi="Times New Roman" w:eastAsia="宋体"/>
+          <w:sz w:val="21"/>
+        </w:rPr>
+        <w:t>（摘要暂缺，等待官方补全）</w:t>
+      </w:r>
+    </w:p>
+    <w:p>
+      <w:pPr>
+        <w:spacing w:before="120"/>
+      </w:pPr>
+      <w:r>
+        <w:rPr>
+          <w:rFonts w:ascii="Times New Roman" w:hAnsi="Times New Roman" w:eastAsia="宋体"/>
+          <w:b/>
+          <w:sz w:val="21"/>
+        </w:rPr>
+        <w:t>English Abstract:</w:t>
+      </w:r>
+    </w:p>
+    <w:p>
+      <w:r>
+        <w:rPr>
+          <w:rFonts w:ascii="Times New Roman" w:hAnsi="Times New Roman" w:eastAsia="宋体"/>
+          <w:sz w:val="21"/>
+        </w:rPr>
+        <w:t>Abstract not available.</w:t>
+      </w:r>
+    </w:p>
+    <w:p>
+      <w:r>
+        <w:rPr>
+          <w:rFonts w:ascii="Times New Roman" w:hAnsi="Times New Roman" w:eastAsia="宋体"/>
+          <w:sz w:val="21"/>
+        </w:rPr>
+        <w:t>__________________________________________________</w:t>
+      </w:r>
+    </w:p>
+    <w:p>
+      <w:pPr>
+        <w:pStyle w:val="Heading2"/>
+      </w:pPr>
+      <w:r/>
+      <w:r>
+        <w:rPr>
+          <w:rFonts w:ascii="Times New Roman" w:hAnsi="Times New Roman" w:eastAsia="宋体"/>
+          <w:b/>
+          <w:color w:val="000000"/>
+          <w:sz w:val="24"/>
+        </w:rPr>
+        <w:t>用于紫外单像素成像的 (TPA) 2 Cu 4 Br 6 超宽带自陷激子发射（激光光子学 Rev. 20(3)/2026）</w:t>
+      </w:r>
+    </w:p>
+    <w:p>
+      <w:r>
+        <w:rPr>
+          <w:rFonts w:ascii="Times New Roman" w:hAnsi="Times New Roman" w:eastAsia="宋体"/>
+          <w:b/>
+          <w:color w:val="003264"/>
+          <w:sz w:val="24"/>
+        </w:rPr>
+        <w:t>Ultra‐Broadband Self‐Trapped Exciton Emission of (TPA) 2 Cu 4 Br 6 for UV Single‐Pixel Imaging (Laser Photonics Rev. 20(3)/2026)</w:t>
+      </w:r>
+    </w:p>
+    <w:p>
+      <w:r>
+        <w:rPr>
+          <w:rFonts w:ascii="Times New Roman" w:hAnsi="Times New Roman" w:eastAsia="宋体"/>
+          <w:sz w:val="21"/>
+        </w:rPr>
+        <w:t>作者: Jianbang Mu, Kun Zheng, Yanlin Mi, Haifeng Yao, Chang Zhou, Quanchao Zhao, Bingkun Chen, Jie Cao, Qun Hao</w:t>
+        <w:br/>
+      </w:r>
+      <w:r>
+        <w:rPr>
+          <w:rFonts w:ascii="Times New Roman" w:hAnsi="Times New Roman" w:eastAsia="宋体"/>
+          <w:sz w:val="21"/>
+        </w:rPr>
+        <w:t xml:space="preserve">时间: 2026-02-05 | </w:t>
+      </w:r>
+      <w:r>
+        <w:t xml:space="preserve">链接: </w:t>
+      </w:r>
+      <w:hyperlink r:id="rId72">
+        <w:r>
+          <w:rPr>
+            <w:rFonts w:ascii="Times New Roman" w:hAnsi="Times New Roman" w:eastAsia="宋体"/>
+            <w:color w:val="0000FF"/>
+            <w:sz w:val="21"/>
+            <w:u w:val="single"/>
+          </w:rPr>
+          <w:t>https://doi.org/10.1002/lpor.70883</w:t>
+        </w:r>
+      </w:hyperlink>
+    </w:p>
+    <w:p>
+      <w:pPr>
+        <w:spacing w:before="120"/>
+      </w:pPr>
+      <w:r>
+        <w:rPr>
+          <w:rFonts w:ascii="Times New Roman" w:hAnsi="Times New Roman" w:eastAsia="宋体"/>
+          <w:b/>
+          <w:sz w:val="21"/>
+        </w:rPr>
+        <w:t>中文摘要:</w:t>
+      </w:r>
+    </w:p>
+    <w:p>
+      <w:pPr>
+        <w:ind w:firstLine="360"/>
+      </w:pPr>
+      <w:r>
+        <w:rPr>
+          <w:rFonts w:ascii="Times New Roman" w:hAnsi="Times New Roman" w:eastAsia="宋体"/>
+          <w:sz w:val="21"/>
+        </w:rPr>
+        <w:t>（摘要暂缺，等待官方补全）</w:t>
+      </w:r>
+    </w:p>
+    <w:p>
+      <w:pPr>
+        <w:spacing w:before="120"/>
+      </w:pPr>
+      <w:r>
+        <w:rPr>
+          <w:rFonts w:ascii="Times New Roman" w:hAnsi="Times New Roman" w:eastAsia="宋体"/>
+          <w:b/>
+          <w:sz w:val="21"/>
+        </w:rPr>
+        <w:t>English Abstract:</w:t>
+      </w:r>
+    </w:p>
+    <w:p>
+      <w:r>
+        <w:rPr>
+          <w:rFonts w:ascii="Times New Roman" w:hAnsi="Times New Roman" w:eastAsia="宋体"/>
+          <w:sz w:val="21"/>
+        </w:rPr>
+        <w:t>Abstract not available.</w:t>
+      </w:r>
+    </w:p>
+    <w:p>
+      <w:r>
+        <w:rPr>
+          <w:rFonts w:ascii="Times New Roman" w:hAnsi="Times New Roman" w:eastAsia="宋体"/>
+          <w:sz w:val="21"/>
+        </w:rPr>
+        <w:t>__________________________________________________</w:t>
+      </w:r>
+    </w:p>
+    <w:p>
+      <w:pPr>
+        <w:pStyle w:val="Heading2"/>
+      </w:pPr>
+      <w:r/>
+      <w:r>
+        <w:rPr>
+          <w:rFonts w:ascii="Times New Roman" w:hAnsi="Times New Roman" w:eastAsia="宋体"/>
+          <w:b/>
+          <w:color w:val="000000"/>
+          <w:sz w:val="24"/>
+        </w:rPr>
+        <w:t>问题信息：激光与光子。修订版 20(3)/2026</w:t>
+      </w:r>
+    </w:p>
+    <w:p>
+      <w:r>
+        <w:rPr>
+          <w:rFonts w:ascii="Times New Roman" w:hAnsi="Times New Roman" w:eastAsia="宋体"/>
+          <w:b/>
+          <w:color w:val="003264"/>
+          <w:sz w:val="24"/>
+        </w:rPr>
+        <w:t>Issue Information: Laser &amp; Photon. Rev. 20(3)/2026</w:t>
+      </w:r>
+    </w:p>
+    <w:p>
+      <w:r>
+        <w:rPr>
+          <w:rFonts w:ascii="Times New Roman" w:hAnsi="Times New Roman" w:eastAsia="宋体"/>
+          <w:sz w:val="21"/>
+        </w:rPr>
+        <w:t>作者: Unknown</w:t>
+        <w:br/>
+      </w:r>
+      <w:r>
+        <w:rPr>
+          <w:rFonts w:ascii="Times New Roman" w:hAnsi="Times New Roman" w:eastAsia="宋体"/>
+          <w:sz w:val="21"/>
+        </w:rPr>
+        <w:t xml:space="preserve">时间: 2026-02-05 | </w:t>
+      </w:r>
+      <w:r>
+        <w:t xml:space="preserve">链接: </w:t>
+      </w:r>
+      <w:hyperlink r:id="rId73">
+        <w:r>
+          <w:rPr>
+            <w:rFonts w:ascii="Times New Roman" w:hAnsi="Times New Roman" w:eastAsia="宋体"/>
+            <w:color w:val="0000FF"/>
+            <w:sz w:val="21"/>
+            <w:u w:val="single"/>
+          </w:rPr>
+          <w:t>https://doi.org/10.1002/lpor.70882</w:t>
+        </w:r>
+      </w:hyperlink>
+    </w:p>
+    <w:p>
+      <w:pPr>
+        <w:spacing w:before="120"/>
+      </w:pPr>
+      <w:r>
+        <w:rPr>
+          <w:rFonts w:ascii="Times New Roman" w:hAnsi="Times New Roman" w:eastAsia="宋体"/>
+          <w:b/>
+          <w:sz w:val="21"/>
+        </w:rPr>
+        <w:t>中文摘要:</w:t>
+      </w:r>
+    </w:p>
+    <w:p>
+      <w:pPr>
+        <w:ind w:firstLine="360"/>
+      </w:pPr>
+      <w:r>
+        <w:rPr>
+          <w:rFonts w:ascii="Times New Roman" w:hAnsi="Times New Roman" w:eastAsia="宋体"/>
+          <w:sz w:val="21"/>
+        </w:rPr>
+        <w:t>（摘要暂缺，等待官方补全）</w:t>
+      </w:r>
+    </w:p>
+    <w:p>
+      <w:pPr>
+        <w:spacing w:before="120"/>
+      </w:pPr>
+      <w:r>
+        <w:rPr>
+          <w:rFonts w:ascii="Times New Roman" w:hAnsi="Times New Roman" w:eastAsia="宋体"/>
+          <w:b/>
+          <w:sz w:val="21"/>
+        </w:rPr>
+        <w:t>English Abstract:</w:t>
+      </w:r>
+    </w:p>
+    <w:p>
+      <w:r>
+        <w:rPr>
+          <w:rFonts w:ascii="Times New Roman" w:hAnsi="Times New Roman" w:eastAsia="宋体"/>
+          <w:sz w:val="21"/>
+        </w:rPr>
+        <w:t>Abstract not available.</w:t>
       </w:r>
     </w:p>
     <w:p>

--- a/Optical_Papers_260206.docx
+++ b/Optical_Papers_260206.docx
@@ -278,6 +278,119 @@
     </w:p>
     <w:p>
       <w:pPr>
+        <w:pStyle w:val="Heading2"/>
+      </w:pPr>
+      <w:r/>
+      <w:r>
+        <w:rPr>
+          <w:rFonts w:ascii="Times New Roman" w:hAnsi="Times New Roman" w:eastAsia="宋体"/>
+          <w:b/>
+          <w:color w:val="000000"/>
+          <w:sz w:val="24"/>
+        </w:rPr>
+        <w:t>稳定的实时布里渊显微镜揭示了活细胞中蛋白质凝聚物的分形组织</w:t>
+      </w:r>
+    </w:p>
+    <w:p>
+      <w:r>
+        <w:rPr>
+          <w:rFonts w:ascii="Times New Roman" w:hAnsi="Times New Roman" w:eastAsia="宋体"/>
+          <w:b/>
+          <w:color w:val="003264"/>
+          <w:sz w:val="24"/>
+        </w:rPr>
+        <w:t>Stabilized real-time Brillouin microscopy reveals fractal organization of protein condensates in living cells</w:t>
+      </w:r>
+    </w:p>
+    <w:p>
+      <w:r>
+        <w:rPr>
+          <w:rFonts w:ascii="Times New Roman" w:hAnsi="Times New Roman" w:eastAsia="宋体"/>
+          <w:sz w:val="21"/>
+        </w:rPr>
+        <w:t>作者: Claudia Testi, Emanuele Pontecorvo, Chiara Bartoli, Chiara Marzaro, Fabrizio Gala, Li Zhang, Giulia Zanini, Noemi D’Abbondanza, Maria Giovanna Garone, Valeria de Turris, Andrea Giuliani, Gaia Di Timoteo, Irene Bozzoni, Alessandro Rosa, Giancarlo Ruocco</w:t>
+        <w:br/>
+      </w:r>
+      <w:r>
+        <w:rPr>
+          <w:rFonts w:ascii="Times New Roman" w:hAnsi="Times New Roman" w:eastAsia="宋体"/>
+          <w:sz w:val="21"/>
+        </w:rPr>
+        <w:t xml:space="preserve">时间: 2026-02-05 | </w:t>
+      </w:r>
+      <w:r>
+        <w:t xml:space="preserve">链接: </w:t>
+      </w:r>
+      <w:hyperlink r:id="rId78">
+        <w:r>
+          <w:rPr>
+            <w:rFonts w:ascii="Times New Roman" w:hAnsi="Times New Roman" w:eastAsia="宋体"/>
+            <w:color w:val="0000FF"/>
+            <w:sz w:val="21"/>
+            <w:u w:val="single"/>
+          </w:rPr>
+          <w:t>https://doi.org/10.1038/s41467-026-68984-2</w:t>
+        </w:r>
+      </w:hyperlink>
+    </w:p>
+    <w:p>
+      <w:pPr>
+        <w:spacing w:before="120"/>
+      </w:pPr>
+      <w:r>
+        <w:rPr>
+          <w:rFonts w:ascii="Times New Roman" w:hAnsi="Times New Roman" w:eastAsia="宋体"/>
+          <w:b/>
+          <w:sz w:val="21"/>
+        </w:rPr>
+        <w:t>中文摘要:</w:t>
+      </w:r>
+    </w:p>
+    <w:p>
+      <w:pPr>
+        <w:ind w:firstLine="360"/>
+      </w:pPr>
+      <w:r>
+        <w:rPr>
+          <w:rFonts w:ascii="Times New Roman" w:hAnsi="Times New Roman" w:eastAsia="宋体"/>
+          <w:sz w:val="21"/>
+        </w:rPr>
+        <w:t>摘要：蛋白质凝聚物的机械改变在几种神经退行性疾病的病因学中得到越来越多的认识，但其表征在技术上仍然具有挑战性。尽管布里渊显微镜可以提供一种有前途的解决方案，但其使用受到仪器不稳定的阻碍，需要频繁调整和使用参考材料进行手动校准。在这里，我们提出了一种增强型布里渊显微镜，它包含一个电光调制器，同时用作频率参考、光谱仪校准器和时间稳定器。这种集成可在全自动工作流程中实现多天内稳定、实时的光谱稳定性。使用该系统，我们量化了活细胞中几种蛋白质凝聚物的布里渊位移，并使用 FRAP 验证了我们的发现。技术之间的相关性揭示了冷凝物的分形内部结构，提供了对其物理性质的重要见解，同时探测了包含多种蛋白质种类的整个隔室的机械行为。我们的方法提供了一个独特的框架来区分生理和病理冷凝物，为活细胞中长期、独立于用户的高精度机械测量铺平了道路。</w:t>
+      </w:r>
+    </w:p>
+    <w:p>
+      <w:pPr>
+        <w:spacing w:before="120"/>
+      </w:pPr>
+      <w:r>
+        <w:rPr>
+          <w:rFonts w:ascii="Times New Roman" w:hAnsi="Times New Roman" w:eastAsia="宋体"/>
+          <w:b/>
+          <w:sz w:val="21"/>
+        </w:rPr>
+        <w:t>English Abstract:</w:t>
+      </w:r>
+    </w:p>
+    <w:p>
+      <w:r>
+        <w:rPr>
+          <w:rFonts w:ascii="Times New Roman" w:hAnsi="Times New Roman" w:eastAsia="宋体"/>
+          <w:sz w:val="21"/>
+        </w:rPr>
+        <w:t>Abstract Mechanical alterations of protein condensates are increasingly recognized in the etiology of several neurodegenerative diseases, yet their characterization remains technically challenging. Although Brillouin microscopy could offer a promising solution, its use is hindered by instrumental instabilities demanding frequent adjustments and manual calibrations with reference materials. Here, we present an enhanced Brillouin Microscope that incorporates an electro-optic modulator, serving simultaneously as frequency reference, spectrometer calibrator, and temporal stabilizer. This integration enables robust, real-time spectral stability over multiple days in a fully automated workflow. Using this system, we quantify Brillouin shifts of several protein condensates in living cells and validate our findings with FRAP. The correlation between techniques reveals a fractal internal architecture of the condensates, providing important insights into their physical nature while probing the mechanical behavior of entire compartments containing multiple protein species. Our method offers a unique framework for distinguishing physiological from pathological condensates, paving the way for long-term, user-independent, high-precision mechanical measurements in living cells.</w:t>
+      </w:r>
+    </w:p>
+    <w:p>
+      <w:r>
+        <w:rPr>
+          <w:rFonts w:ascii="Times New Roman" w:hAnsi="Times New Roman" w:eastAsia="宋体"/>
+          <w:sz w:val="21"/>
+        </w:rPr>
+        <w:t>__________________________________________________</w:t>
+      </w:r>
+    </w:p>
+    <w:p>
+      <w:pPr>
         <w:pStyle w:val="Heading1"/>
       </w:pPr>
       <w:r>
@@ -2447,6 +2560,910 @@
     </w:p>
     <w:p>
       <w:pPr>
+        <w:pStyle w:val="Heading2"/>
+      </w:pPr>
+      <w:r/>
+      <w:r>
+        <w:rPr>
+          <w:rFonts w:ascii="Times New Roman" w:hAnsi="Times New Roman" w:eastAsia="宋体"/>
+          <w:b/>
+          <w:color w:val="000000"/>
+          <w:sz w:val="24"/>
+        </w:rPr>
+        <w:t>城市热应激和青少年健康：印度尼西亚的影响和适应策略</w:t>
+      </w:r>
+    </w:p>
+    <w:p>
+      <w:r>
+        <w:rPr>
+          <w:rFonts w:ascii="Times New Roman" w:hAnsi="Times New Roman" w:eastAsia="宋体"/>
+          <w:b/>
+          <w:color w:val="003264"/>
+          <w:sz w:val="24"/>
+        </w:rPr>
+        <w:t>Urban heat stress and adolescent health: impacts and adaptation strategies in Indonesia</w:t>
+      </w:r>
+    </w:p>
+    <w:p>
+      <w:r>
+        <w:rPr>
+          <w:rFonts w:ascii="Times New Roman" w:hAnsi="Times New Roman" w:eastAsia="宋体"/>
+          <w:sz w:val="21"/>
+        </w:rPr>
+        <w:t>作者: D. Daniel, Vena Jaladara, Ragil Suciningsih, Xiang Ren Tan, Pearl Min Sze Tan, Yodi Mahendradhata, Jason Kai Wei Lee</w:t>
+        <w:br/>
+      </w:r>
+      <w:r>
+        <w:rPr>
+          <w:rFonts w:ascii="Times New Roman" w:hAnsi="Times New Roman" w:eastAsia="宋体"/>
+          <w:sz w:val="21"/>
+        </w:rPr>
+        <w:t xml:space="preserve">时间: 2026-02-05 | </w:t>
+      </w:r>
+      <w:r>
+        <w:t xml:space="preserve">链接: </w:t>
+      </w:r>
+      <w:hyperlink r:id="rId79">
+        <w:r>
+          <w:rPr>
+            <w:rFonts w:ascii="Times New Roman" w:hAnsi="Times New Roman" w:eastAsia="宋体"/>
+            <w:color w:val="0000FF"/>
+            <w:sz w:val="21"/>
+            <w:u w:val="single"/>
+          </w:rPr>
+          <w:t>https://doi.org/10.1038/s41598-025-34800-y</w:t>
+        </w:r>
+      </w:hyperlink>
+    </w:p>
+    <w:p>
+      <w:pPr>
+        <w:spacing w:before="120"/>
+      </w:pPr>
+      <w:r>
+        <w:rPr>
+          <w:rFonts w:ascii="Times New Roman" w:hAnsi="Times New Roman" w:eastAsia="宋体"/>
+          <w:b/>
+          <w:sz w:val="21"/>
+        </w:rPr>
+        <w:t>中文摘要:</w:t>
+      </w:r>
+    </w:p>
+    <w:p>
+      <w:pPr>
+        <w:ind w:firstLine="360"/>
+      </w:pPr>
+      <w:r>
+        <w:rPr>
+          <w:rFonts w:ascii="Times New Roman" w:hAnsi="Times New Roman" w:eastAsia="宋体"/>
+          <w:sz w:val="21"/>
+        </w:rPr>
+        <w:t>气候变化通过极端的室外高温对青少年的健康产生不利影响，导致脱水、认知障碍、慢性健康风险以及可能致命的中暑。青少年的高水平体力活动和对户外极端高温影响的认识有限，加剧了这些风险，凸显了有效适应策略的必要性。然而，关于热暴露对身心的影响、青少年采取的适应实践、心理决定因素、微气候感知和周围自然条件的综合研究仍然有限。这项研究调查了城市地区青少年的户外热暴露情况，重点关注印度尼西亚日惹市。我们结合社会生态模型和RANAS心理学理论进行分析。对 439 名青少年的采访显示，由于户外高温暴露和热适应实践参与度较低，他们出现了轻微的身体和精神症状。近一半的人认为暴露在户外高温下很可能会出现健康问题，并且对高温暴露有很好的了解。然而，风险感知和知识这两个因素不足以刺激受访者采取适应做法。由于适应实践的心理水平较高，年轻女性比年轻男性更有可能采取热适应实践。对适应实践影响最大的变量是经历过热暴露的身体影响，其次是经历过精神影响和对环​​境阳光的看法。在所有心理因素中，自我调节“记忆”与采取适应实践显着相关。这项研究为制定适应策略以改善城市青少年的气候适应行为提供了重要见解。</w:t>
+      </w:r>
+    </w:p>
+    <w:p>
+      <w:pPr>
+        <w:spacing w:before="120"/>
+      </w:pPr>
+      <w:r>
+        <w:rPr>
+          <w:rFonts w:ascii="Times New Roman" w:hAnsi="Times New Roman" w:eastAsia="宋体"/>
+          <w:b/>
+          <w:sz w:val="21"/>
+        </w:rPr>
+        <w:t>English Abstract:</w:t>
+      </w:r>
+    </w:p>
+    <w:p>
+      <w:r>
+        <w:rPr>
+          <w:rFonts w:ascii="Times New Roman" w:hAnsi="Times New Roman" w:eastAsia="宋体"/>
+          <w:sz w:val="21"/>
+        </w:rPr>
+        <w:t>Climate change adversely affects adolescent health through extreme outdoor heat, causing dehydration, cognitive impairment, chronic health risks, and potentially fatal heat stroke. Adolescents’ high levels of physical activity and limited awareness about the impacts of extreme outdoor heat exacerbate these risks, highlighting the need for effective adaptation strategies. However, comprehensive studies on the physical and mental effects of heat exposure, adaptation practices adopted by adolescents, psychological determinants, microclimatic perceptions, and ambient-natural conditions remain limited. This study examined outdoor heat exposure in adolescents in urban areas, focusing on Yogyakarta City, Indonesia. We combined the Social-Ecological Model and the RANAS psychological theories in the analysis. Interviews with 439 adolescents revealed mild physical and mental symptoms due to outdoor heat exposure and low engagement in heat adaptation practices. Nearly half perceived a high likelihood of experiencing health problems when exposed to heat outdoors and had good knowledge about heat exposure. However, these two factors on risk perception and knowledge were not sufficient to spur respondents to adopt adaptation practices. Young women were more likely than young men to adopt heat adaptation practices, driven by higher psychological levels towards adaptation practices. The most influential variables on adaptation practices were having experienced the physical impacts of heat exposure, followed by having experienced the mental impacts, and perceptions about ambient sunlight. Among all psychological factors, self-regulation ‘remembering’ was significantly associated with adopting adaptation practices. This study provides key insights into developing adaptation strategies to improve climate adaptation behavior in urban adolescents.</w:t>
+      </w:r>
+    </w:p>
+    <w:p>
+      <w:r>
+        <w:rPr>
+          <w:rFonts w:ascii="Times New Roman" w:hAnsi="Times New Roman" w:eastAsia="宋体"/>
+          <w:sz w:val="21"/>
+        </w:rPr>
+        <w:t>__________________________________________________</w:t>
+      </w:r>
+    </w:p>
+    <w:p>
+      <w:pPr>
+        <w:pStyle w:val="Heading2"/>
+      </w:pPr>
+      <w:r/>
+      <w:r>
+        <w:rPr>
+          <w:rFonts w:ascii="Times New Roman" w:hAnsi="Times New Roman" w:eastAsia="宋体"/>
+          <w:b/>
+          <w:color w:val="000000"/>
+          <w:sz w:val="24"/>
+        </w:rPr>
+        <w:t>使用功能化氧化铝 (Al2O₃) 纳米粒子增强低碳钢上环氧复合涂层的耐腐蚀性</w:t>
+      </w:r>
+    </w:p>
+    <w:p>
+      <w:r>
+        <w:rPr>
+          <w:rFonts w:ascii="Times New Roman" w:hAnsi="Times New Roman" w:eastAsia="宋体"/>
+          <w:b/>
+          <w:color w:val="003264"/>
+          <w:sz w:val="24"/>
+        </w:rPr>
+        <w:t>Enhancing corrosion resistance of Epoxy-Based composite coatings on mild steel using functionalized aluminium oxide (Al₂O₃) nanoparticles</w:t>
+      </w:r>
+    </w:p>
+    <w:p>
+      <w:r>
+        <w:rPr>
+          <w:rFonts w:ascii="Times New Roman" w:hAnsi="Times New Roman" w:eastAsia="宋体"/>
+          <w:sz w:val="21"/>
+        </w:rPr>
+        <w:t>作者: Saraswati Kumari Ola, Ishita Chopra, Triveni Ola, Veena Dhayal</w:t>
+        <w:br/>
+      </w:r>
+      <w:r>
+        <w:rPr>
+          <w:rFonts w:ascii="Times New Roman" w:hAnsi="Times New Roman" w:eastAsia="宋体"/>
+          <w:sz w:val="21"/>
+        </w:rPr>
+        <w:t xml:space="preserve">时间: 2026-02-05 | </w:t>
+      </w:r>
+      <w:r>
+        <w:t xml:space="preserve">链接: </w:t>
+      </w:r>
+      <w:hyperlink r:id="rId80">
+        <w:r>
+          <w:rPr>
+            <w:rFonts w:ascii="Times New Roman" w:hAnsi="Times New Roman" w:eastAsia="宋体"/>
+            <w:color w:val="0000FF"/>
+            <w:sz w:val="21"/>
+            <w:u w:val="single"/>
+          </w:rPr>
+          <w:t>https://doi.org/10.1038/s41598-026-35180-7</w:t>
+        </w:r>
+      </w:hyperlink>
+    </w:p>
+    <w:p>
+      <w:pPr>
+        <w:spacing w:before="120"/>
+      </w:pPr>
+      <w:r>
+        <w:rPr>
+          <w:rFonts w:ascii="Times New Roman" w:hAnsi="Times New Roman" w:eastAsia="宋体"/>
+          <w:b/>
+          <w:sz w:val="21"/>
+        </w:rPr>
+        <w:t>中文摘要:</w:t>
+      </w:r>
+    </w:p>
+    <w:p>
+      <w:pPr>
+        <w:ind w:firstLine="360"/>
+      </w:pPr>
+      <w:r>
+        <w:rPr>
+          <w:rFonts w:ascii="Times New Roman" w:hAnsi="Times New Roman" w:eastAsia="宋体"/>
+          <w:sz w:val="21"/>
+        </w:rPr>
+        <w:t>在本研究中，合成了 Al2O3 和功能化氧化铝 [Al2O3F]，并通过傅里叶变换红外光谱、透射电子显微镜热重分析和扫描电子显微镜与能量色散 X 射线分析进行表征。由于腐蚀性环境中低碳钢的腐蚀是一个持续存在的挑战，因此这项工作的重点是使用金属氧化物纳米粒子改进环氧涂层。采用电化学技术测定了环氧树脂、含Al2O3 的环氧树脂和Al2O3F 在3.5 wt% NaCl 溶液中的腐蚀行为。通过拉力测试、盐雾测试和接触角测量来分析涂层基材的表面变化。结果证实了环氧-Al2O3F涂层比纯环氧树脂具有优越的性能。添加更高浓度的 Al2O3 和功能化 Al2O3 显着提高了涂层的防护性能。总之，这项研究为开发具有增强防腐蚀性能的先进涂层提供了重要的理解，为在具有挑战性的环境条件下的实际应用铺平了道路。</w:t>
+      </w:r>
+    </w:p>
+    <w:p>
+      <w:pPr>
+        <w:spacing w:before="120"/>
+      </w:pPr>
+      <w:r>
+        <w:rPr>
+          <w:rFonts w:ascii="Times New Roman" w:hAnsi="Times New Roman" w:eastAsia="宋体"/>
+          <w:b/>
+          <w:sz w:val="21"/>
+        </w:rPr>
+        <w:t>English Abstract:</w:t>
+      </w:r>
+    </w:p>
+    <w:p>
+      <w:r>
+        <w:rPr>
+          <w:rFonts w:ascii="Times New Roman" w:hAnsi="Times New Roman" w:eastAsia="宋体"/>
+          <w:sz w:val="21"/>
+        </w:rPr>
+        <w:t>In this study the Al2O3 and functionalized Aluminium oxide [Al2O3F] were synthesised and characterized by Fourier transform infrared spectroscopy Transmission Electron Microscopy thermal gravimetric analysis and Scanning Electron Microscopy with Energy Dispersive X-Ray Analysis. Since corrosion of mild steel in aggressive environments is a persistent challenge, this work focuses on improving epoxy coatings using metal oxide nanoparticles. The corrosion behaviour of the epoxy, epoxy containing Al2O3, and Al2O3F was determined by electrochemical technique in 3.5 wt% NaCl solution. Surface changes of the coated substrates were analysed by pull-off test, salt spray test, and contact angle measurement. The results confirmed the superior performance of epoxy-Al₂O₃F coating over neat epoxy. Adding higher concentrations of Al₂O₃ and functionalized Al₂O₃ significantly improved the coating’s protective performance. In summary, this research provides significant understanding for the development of advanced coatings with enhanced protective properties against corrosion, paving the way for practical applications in challenging environmental conditions.</w:t>
+      </w:r>
+    </w:p>
+    <w:p>
+      <w:r>
+        <w:rPr>
+          <w:rFonts w:ascii="Times New Roman" w:hAnsi="Times New Roman" w:eastAsia="宋体"/>
+          <w:sz w:val="21"/>
+        </w:rPr>
+        <w:t>__________________________________________________</w:t>
+      </w:r>
+    </w:p>
+    <w:p>
+      <w:pPr>
+        <w:pStyle w:val="Heading2"/>
+      </w:pPr>
+      <w:r/>
+      <w:r>
+        <w:rPr>
+          <w:rFonts w:ascii="Times New Roman" w:hAnsi="Times New Roman" w:eastAsia="宋体"/>
+          <w:b/>
+          <w:color w:val="000000"/>
+          <w:sz w:val="24"/>
+        </w:rPr>
+        <w:t>肝移植候选者骨质疏松症与候补死亡率之间的关系</w:t>
+      </w:r>
+    </w:p>
+    <w:p>
+      <w:r>
+        <w:rPr>
+          <w:rFonts w:ascii="Times New Roman" w:hAnsi="Times New Roman" w:eastAsia="宋体"/>
+          <w:b/>
+          <w:color w:val="003264"/>
+          <w:sz w:val="24"/>
+        </w:rPr>
+        <w:t>Association between osteoporosis and waitlist mortality in liver transplant candidates</w:t>
+      </w:r>
+    </w:p>
+    <w:p>
+      <w:r>
+        <w:rPr>
+          <w:rFonts w:ascii="Times New Roman" w:hAnsi="Times New Roman" w:eastAsia="宋体"/>
+          <w:sz w:val="21"/>
+        </w:rPr>
+        <w:t>作者: Arzhang Naseri, Ehsan Shojaeefard, Alireza Keshtkar, Farnaz Atighi, Amirreza Sabahizadeh, Ramina Mofarrah, Marzieh Bakhshayeshkaram, Pedram Talezadeh, Fateme Sadat Sadeghi, Saeedreza Shirzadi, Yasaman Khadem, Mohammad Mahdi Dabbaghmanesh, Seyed Taghi Heydari, Mohammad Hossein Dabbaghmanesh</w:t>
+        <w:br/>
+      </w:r>
+      <w:r>
+        <w:rPr>
+          <w:rFonts w:ascii="Times New Roman" w:hAnsi="Times New Roman" w:eastAsia="宋体"/>
+          <w:sz w:val="21"/>
+        </w:rPr>
+        <w:t xml:space="preserve">时间: 2026-02-05 | </w:t>
+      </w:r>
+      <w:r>
+        <w:t xml:space="preserve">链接: </w:t>
+      </w:r>
+      <w:hyperlink r:id="rId81">
+        <w:r>
+          <w:rPr>
+            <w:rFonts w:ascii="Times New Roman" w:hAnsi="Times New Roman" w:eastAsia="宋体"/>
+            <w:color w:val="0000FF"/>
+            <w:sz w:val="21"/>
+            <w:u w:val="single"/>
+          </w:rPr>
+          <w:t>https://doi.org/10.1038/s41598-026-38543-2</w:t>
+        </w:r>
+      </w:hyperlink>
+    </w:p>
+    <w:p>
+      <w:pPr>
+        <w:spacing w:before="120"/>
+      </w:pPr>
+      <w:r>
+        <w:rPr>
+          <w:rFonts w:ascii="Times New Roman" w:hAnsi="Times New Roman" w:eastAsia="宋体"/>
+          <w:b/>
+          <w:sz w:val="21"/>
+        </w:rPr>
+        <w:t>中文摘要:</w:t>
+      </w:r>
+    </w:p>
+    <w:p>
+      <w:pPr>
+        <w:ind w:firstLine="360"/>
+      </w:pPr>
+      <w:r>
+        <w:rPr>
+          <w:rFonts w:ascii="Times New Roman" w:hAnsi="Times New Roman" w:eastAsia="宋体"/>
+          <w:sz w:val="21"/>
+        </w:rPr>
+        <w:t>骨质疏松症是终末期肝病 (ESLD) 的常见合并症，但其对候补生存的影响仍未得到充分研究，特别是在非西方人群中。这项前瞻性横断面研究评估了 702 名成年候选者的骨矿物质密度 (BMD) 及其与死亡率的关系，其中包括 424 名男性 (60.4%) 和 278 名女性 (39.6%)，总体平均年龄为 45.13 ± 13.67 岁，正在伊朗一家主要转诊中心等待首次死亡供体肝移植。通过双能 X 射线吸收测定法 (DXA) 对腰椎、股骨颈和全髋关节的 BMD 进行评估。 43.4%的患者存在骨质疏松症，36.9%的患者存在骨质减少，只有19.7%的患者骨密度正常。终末期肝病模型 (MELD) 平均评分为 18.1 ± 6.53。在所有病因中，自身免疫性肝炎（AIH）患者的骨质疏松患病率最高（53.61%）。多变量 Cox 回归分析显示，骨质疏松症与候补死亡率增加独立相关（HR = 1.90，95% CI：1.17-3.07）。相反，原发性硬化性胆管炎 (PSC) 与死亡风险降低相关（HR = 0.42，95% CI：0.19–0.93）。这些发现强调了 ESLD 患者骨病的高患病率，将 AIH 确定为骨质疏松症的高风险病因，并将骨质疏松症确立为候补生存的重要预测因素，强调了 BMD 评估在移植前风险分层中的潜在价值。</w:t>
+      </w:r>
+    </w:p>
+    <w:p>
+      <w:pPr>
+        <w:spacing w:before="120"/>
+      </w:pPr>
+      <w:r>
+        <w:rPr>
+          <w:rFonts w:ascii="Times New Roman" w:hAnsi="Times New Roman" w:eastAsia="宋体"/>
+          <w:b/>
+          <w:sz w:val="21"/>
+        </w:rPr>
+        <w:t>English Abstract:</w:t>
+      </w:r>
+    </w:p>
+    <w:p>
+      <w:r>
+        <w:rPr>
+          <w:rFonts w:ascii="Times New Roman" w:hAnsi="Times New Roman" w:eastAsia="宋体"/>
+          <w:sz w:val="21"/>
+        </w:rPr>
+        <w:t>Osteoporosis is a common comorbidity in end-stage liver disease (ESLD), yet its impact on waitlist survival remains underexplored, particularly in non-Western populations. This prospective cross-sectional study evaluated bone mineral density (BMD) and its association with mortality in 702 adult candidates, including 424 (60.4%) males and 278 (39.6%) females with an overall mean age of 45.13 ± 13.67 years, awaiting their first deceased-donor liver transplantation at a major referral center in Iran. BMD was assessed via dual-energy X-ray absorptiometry (DXA) at the lumbar spine, femoral neck, and total hip. Osteoporosis was present in 43.4% of patients, osteopenia in 36.9%, and only 19.7% had normal BMD. The mean Model for End-Stage Liver Disease (MELD) score was 18.1 ± 6.53. Patients with autoimmune hepatitis (AIH) exhibited the highest prevalence of osteoporosis (53.61%) among all etiologies. Multivariate Cox regression analysis revealed that osteoporosis was independently associated with increased waitlist mortality (HR = 1.90, 95% CI: 1.17–3.07). Conversely, primary sclerosing cholangitis (PSC) was associated with reduced mortality risk (HR = 0.42, 95% CI: 0.19–0.93). These findings underscore the high prevalence of bone disease in ESLD patients, identify AIH as a high-risk etiology for osteoporosis, and establish osteoporosis as a significant predictor of waitlist survival, highlighting the potential value of BMD assessment in pre-transplant risk stratification.</w:t>
+      </w:r>
+    </w:p>
+    <w:p>
+      <w:r>
+        <w:rPr>
+          <w:rFonts w:ascii="Times New Roman" w:hAnsi="Times New Roman" w:eastAsia="宋体"/>
+          <w:sz w:val="21"/>
+        </w:rPr>
+        <w:t>__________________________________________________</w:t>
+      </w:r>
+    </w:p>
+    <w:p>
+      <w:pPr>
+        <w:pStyle w:val="Heading2"/>
+      </w:pPr>
+      <w:r/>
+      <w:r>
+        <w:rPr>
+          <w:rFonts w:ascii="Times New Roman" w:hAnsi="Times New Roman" w:eastAsia="宋体"/>
+          <w:b/>
+          <w:color w:val="000000"/>
+          <w:sz w:val="24"/>
+        </w:rPr>
+        <w:t>混合来源引进成功增强了圈养林麝（Moschus berezovskii）的遗传多样性</w:t>
+      </w:r>
+    </w:p>
+    <w:p>
+      <w:r>
+        <w:rPr>
+          <w:rFonts w:ascii="Times New Roman" w:hAnsi="Times New Roman" w:eastAsia="宋体"/>
+          <w:b/>
+          <w:color w:val="003264"/>
+          <w:sz w:val="24"/>
+        </w:rPr>
+        <w:t>Mixed-source introductions successfully enhance the genetic diversity of captive forest musk deer (Moschus berezovskii)</w:t>
+      </w:r>
+    </w:p>
+    <w:p>
+      <w:r>
+        <w:rPr>
+          <w:rFonts w:ascii="Times New Roman" w:hAnsi="Times New Roman" w:eastAsia="宋体"/>
+          <w:sz w:val="21"/>
+        </w:rPr>
+        <w:t>作者: Xianna Lan, Yichen Wang, Yixin Li, Haonan Zhang, Zhengwei Luo, Luyao Hai, Han Jiang, Yuhan Ma, Wangshan Zheng, Pengfei Luo, Yu Zhang, Defu Hu, Xinghu Qin</w:t>
+        <w:br/>
+      </w:r>
+      <w:r>
+        <w:rPr>
+          <w:rFonts w:ascii="Times New Roman" w:hAnsi="Times New Roman" w:eastAsia="宋体"/>
+          <w:sz w:val="21"/>
+        </w:rPr>
+        <w:t xml:space="preserve">时间: 2026-02-05 | </w:t>
+      </w:r>
+      <w:r>
+        <w:t xml:space="preserve">链接: </w:t>
+      </w:r>
+      <w:hyperlink r:id="rId82">
+        <w:r>
+          <w:rPr>
+            <w:rFonts w:ascii="Times New Roman" w:hAnsi="Times New Roman" w:eastAsia="宋体"/>
+            <w:color w:val="0000FF"/>
+            <w:sz w:val="21"/>
+            <w:u w:val="single"/>
+          </w:rPr>
+          <w:t>https://doi.org/10.1038/s41598-026-37358-5</w:t>
+        </w:r>
+      </w:hyperlink>
+    </w:p>
+    <w:p>
+      <w:pPr>
+        <w:spacing w:before="120"/>
+      </w:pPr>
+      <w:r>
+        <w:rPr>
+          <w:rFonts w:ascii="Times New Roman" w:hAnsi="Times New Roman" w:eastAsia="宋体"/>
+          <w:b/>
+          <w:sz w:val="21"/>
+        </w:rPr>
+        <w:t>中文摘要:</w:t>
+      </w:r>
+    </w:p>
+    <w:p>
+      <w:pPr>
+        <w:ind w:firstLine="360"/>
+      </w:pPr>
+      <w:r>
+        <w:rPr>
+          <w:rFonts w:ascii="Times New Roman" w:hAnsi="Times New Roman" w:eastAsia="宋体"/>
+          <w:sz w:val="21"/>
+        </w:rPr>
+        <w:t>由于持续的偷猎和栖息地丧失，野生森林麝（FMD）数量一直在减少。尽管圈养繁殖增加了种群数量，但由于野生种群的枯竭和圈养种群近亲繁殖导致的遗传多样性丧失，维持这些养殖种群的遗传多样性变得越来越紧迫和具有挑战性。我们使用 683 个个体的样本，评估了中国西部新建立的异地种群（BB；于 2019 年成立，有 44 个育种者）及其三个创始来源种群（PZH、TZL、GL）的线粒体遗传多样性（ATP8-6、Cytb、控制区 [CR]）、结构和母系谱系模式。我们的结果表明，异位群体在 ATP8-6 和 Cytb 中比其来源群体保持更高的核苷酸多样性 (π)，同时表现出可比的单倍型多样性 (Hd)。系统发育和单倍型网络分析确定了整个种群的三个母系谱系，异地种群包含所有谱系的代表，并显示出与至少一些创始群体的显着遗传分化，表明混合来源引入策略成功地创建了一个遗传上不同的种群。中性测试和错配分布表明基线种群存在历史瓶颈，而异地种群则显示出近期混合和扩张的特征。这些发现强调了混合来源引入在迁地保护期间增强遗传多样性的潜在好处。我们建议对人口历史进行长期遗传监测和深入分析，以完善易位策略并支持口蹄疫在管理护理下的长期生存能力。</w:t>
+      </w:r>
+    </w:p>
+    <w:p>
+      <w:pPr>
+        <w:spacing w:before="120"/>
+      </w:pPr>
+      <w:r>
+        <w:rPr>
+          <w:rFonts w:ascii="Times New Roman" w:hAnsi="Times New Roman" w:eastAsia="宋体"/>
+          <w:b/>
+          <w:sz w:val="21"/>
+        </w:rPr>
+        <w:t>English Abstract:</w:t>
+      </w:r>
+    </w:p>
+    <w:p>
+      <w:r>
+        <w:rPr>
+          <w:rFonts w:ascii="Times New Roman" w:hAnsi="Times New Roman" w:eastAsia="宋体"/>
+          <w:sz w:val="21"/>
+        </w:rPr>
+        <w:t>Wild Forest musk deer (FMD) has been declining due to continuing poaching and habitat loss. Although captive breeding has increased population numbers, maintaining genetic diversity in these farmed populations has become increasingly urgent and challenging due to depleted wild stocks and loss of genetic diversity from inbreeding in captive populations. Using samples from 683 individuals, we assessed mitochondrial genetic diversity (ATP8-6, Cytb, control region [CR]), structure, and maternal lineage patterns in a newly established ex-situ population (BB; founded 2019 with 44 breeders) and its three founding source populations (PZH, TZL, GL) in western China. Our results demonstrate that the ex-situ population maintains higher nucleotide diversity (π) in ATP8-6 and Cytb than its source populations, while exhibiting comparable haplotype diversity (Hd). Phylogenetic and haplotype network analyses identified three maternal lineages across populations, with the ex-situ population containing representatives of all lineages and showing significant genetic differentiation from at least some founder groups, indicating the mixed-source introduction strategy successfully created a genetically distinct population. Neutrality tests and mismatch distributions suggested historical bottlenecks in baseline populations, whereas the ex-situ population showed signatures of recent admixture and expansion. These findings highlight the potential benefits of mixed-source introductions in enhancing genetic diversity during ex-situ conservation. We recommend long-term genetic monitoring and in-depth analysis of population history to refine translocation strategies and support the long-term viability of FMD under managed care.</w:t>
+      </w:r>
+    </w:p>
+    <w:p>
+      <w:r>
+        <w:rPr>
+          <w:rFonts w:ascii="Times New Roman" w:hAnsi="Times New Roman" w:eastAsia="宋体"/>
+          <w:sz w:val="21"/>
+        </w:rPr>
+        <w:t>__________________________________________________</w:t>
+      </w:r>
+    </w:p>
+    <w:p>
+      <w:pPr>
+        <w:pStyle w:val="Heading2"/>
+      </w:pPr>
+      <w:r/>
+      <w:r>
+        <w:rPr>
+          <w:rFonts w:ascii="Times New Roman" w:hAnsi="Times New Roman" w:eastAsia="宋体"/>
+          <w:b/>
+          <w:color w:val="000000"/>
+          <w:sz w:val="24"/>
+        </w:rPr>
+        <w:t>通过实验研究和机器学习分析沸石和废陶瓷粉末混凝土的力学性能和耐久性</w:t>
+      </w:r>
+    </w:p>
+    <w:p>
+      <w:r>
+        <w:rPr>
+          <w:rFonts w:ascii="Times New Roman" w:hAnsi="Times New Roman" w:eastAsia="宋体"/>
+          <w:b/>
+          <w:color w:val="003264"/>
+          <w:sz w:val="24"/>
+        </w:rPr>
+        <w:t>Mechanical properties and durability of concrete with zeolite and waste ceramic powder through experimental investigation and machine learning analysis</w:t>
+      </w:r>
+    </w:p>
+    <w:p>
+      <w:r>
+        <w:rPr>
+          <w:rFonts w:ascii="Times New Roman" w:hAnsi="Times New Roman" w:eastAsia="宋体"/>
+          <w:sz w:val="21"/>
+        </w:rPr>
+        <w:t>作者: Danial Nasr, Rezvan Babagoli, Peyman Shirani Bidabadi</w:t>
+        <w:br/>
+      </w:r>
+      <w:r>
+        <w:rPr>
+          <w:rFonts w:ascii="Times New Roman" w:hAnsi="Times New Roman" w:eastAsia="宋体"/>
+          <w:sz w:val="21"/>
+        </w:rPr>
+        <w:t xml:space="preserve">时间: 2026-02-05 | </w:t>
+      </w:r>
+      <w:r>
+        <w:t xml:space="preserve">链接: </w:t>
+      </w:r>
+      <w:hyperlink r:id="rId83">
+        <w:r>
+          <w:rPr>
+            <w:rFonts w:ascii="Times New Roman" w:hAnsi="Times New Roman" w:eastAsia="宋体"/>
+            <w:color w:val="0000FF"/>
+            <w:sz w:val="21"/>
+            <w:u w:val="single"/>
+          </w:rPr>
+          <w:t>https://doi.org/10.1038/s41598-026-38184-5</w:t>
+        </w:r>
+      </w:hyperlink>
+    </w:p>
+    <w:p>
+      <w:pPr>
+        <w:spacing w:before="120"/>
+      </w:pPr>
+      <w:r>
+        <w:rPr>
+          <w:rFonts w:ascii="Times New Roman" w:hAnsi="Times New Roman" w:eastAsia="宋体"/>
+          <w:b/>
+          <w:sz w:val="21"/>
+        </w:rPr>
+        <w:t>中文摘要:</w:t>
+      </w:r>
+    </w:p>
+    <w:p>
+      <w:pPr>
+        <w:ind w:firstLine="360"/>
+      </w:pPr>
+      <w:r>
+        <w:rPr>
+          <w:rFonts w:ascii="Times New Roman" w:hAnsi="Times New Roman" w:eastAsia="宋体"/>
+          <w:sz w:val="21"/>
+        </w:rPr>
+        <w:t>本研究研究了沸石和陶瓷粉末作为辅助胶凝材料对混凝土机械和耐久性能的综合影响，并开发了机器学习模型来准确预测这些性能。尽管之前的研究已经单独评估了这些材料，但之前没有任何工作系统地检验它们在多个替代水平上的协同效应或将实验结果与先进的预测模型相结合。进行了全面的实验计划来评估混合混合物的抗压强度和氯化物渗透阻力。结果表明，最佳组合（15% 沸石和 30% 陶瓷粉末）显着增强了耐用性，将 RCPT 电荷从 3235.1 库仑降低至 425.7 库仑，降低了 86.8%，具有统计显着性（p &lt; 0.05）。为了将研究结果的适用性扩展到测试的混合设计之外，使用实验数据集训练了几种机器学习算法，XGBoost 展示了最高的预测准确性（RMSE = 1.5，R2 = 0.91）。这些模型提供了混凝土性能的可靠估计，并减少了广泛的实验室测试的需要。总体而言，结果表明，沸石和陶瓷粉末的协同使用不仅可以提高机械和耐久性能，还可以减少水泥需求并回收工业废物，为生产更耐用的混凝土提供了一种实用且环境可持续的方法。</w:t>
+      </w:r>
+    </w:p>
+    <w:p>
+      <w:pPr>
+        <w:spacing w:before="120"/>
+      </w:pPr>
+      <w:r>
+        <w:rPr>
+          <w:rFonts w:ascii="Times New Roman" w:hAnsi="Times New Roman" w:eastAsia="宋体"/>
+          <w:b/>
+          <w:sz w:val="21"/>
+        </w:rPr>
+        <w:t>English Abstract:</w:t>
+      </w:r>
+    </w:p>
+    <w:p>
+      <w:r>
+        <w:rPr>
+          <w:rFonts w:ascii="Times New Roman" w:hAnsi="Times New Roman" w:eastAsia="宋体"/>
+          <w:sz w:val="21"/>
+        </w:rPr>
+        <w:t>This study investigates the combined influence of zeolite and ceramic powder as supplementary cementitious materials on the mechanical and durability performance of concrete and develops machine-learning models to accurately predict these properties. Although previous studies have evaluated these materials individually, no prior work has systematically examined their synergistic effects across multiple replacement levels or integrated experimental findings with advanced predictive modeling. A comprehensive experimental program was conducted to assess the compressive strength and chloride penetration resistance of hybrid mixtures. Results show that the optimal combination (15% zeolite and 30% ceramic powder) significantly enhanced durability, reducing the RCPT charge from 3235.1 to 425.7 coulombs w 86.8% reduction, statistically significant (p &lt; 0.05). To extend the applicability of the findings beyond the tested mix designs, several machine-learning algorithms were trained using the experimental dataset, with XGBoost demonstrating the highest predictive accuracy (RMSE = 1.5, R2 = 0.91). These models provide reliable estimations of concrete performance and reduce the need for extensive laboratory testing. Overall, the results highlight that the synergistic use of zeolite and ceramic powder not only improves mechanical and durability performance but also reduces cement demand and recycles industrial waste, offering a practical and environmentally sustainable approach for producing more durable concrete.</w:t>
+      </w:r>
+    </w:p>
+    <w:p>
+      <w:r>
+        <w:rPr>
+          <w:rFonts w:ascii="Times New Roman" w:hAnsi="Times New Roman" w:eastAsia="宋体"/>
+          <w:sz w:val="21"/>
+        </w:rPr>
+        <w:t>__________________________________________________</w:t>
+      </w:r>
+    </w:p>
+    <w:p>
+      <w:pPr>
+        <w:pStyle w:val="Heading2"/>
+      </w:pPr>
+      <w:r/>
+      <w:r>
+        <w:rPr>
+          <w:rFonts w:ascii="Times New Roman" w:hAnsi="Times New Roman" w:eastAsia="宋体"/>
+          <w:b/>
+          <w:color w:val="000000"/>
+          <w:sz w:val="24"/>
+        </w:rPr>
+        <w:t>UCMSC 衍生的外泌体通过调节中性粒细胞的 Th17/Treg 平衡改善干眼病发病机制</w:t>
+      </w:r>
+    </w:p>
+    <w:p>
+      <w:r>
+        <w:rPr>
+          <w:rFonts w:ascii="Times New Roman" w:hAnsi="Times New Roman" w:eastAsia="宋体"/>
+          <w:b/>
+          <w:color w:val="003264"/>
+          <w:sz w:val="24"/>
+        </w:rPr>
+        <w:t>UCMSC-derived exosomes ameliorate dry eye disease pathogenesis by modulating neutrophils on Th17/Treg balance</w:t>
+      </w:r>
+    </w:p>
+    <w:p>
+      <w:r>
+        <w:rPr>
+          <w:rFonts w:ascii="Times New Roman" w:hAnsi="Times New Roman" w:eastAsia="宋体"/>
+          <w:sz w:val="21"/>
+        </w:rPr>
+        <w:t>作者: Yuxing Gong, Yufei Ding, Jingyi Yang, Tao Ding, Bin Li, Junfeng Ma, Wahid Shah, Youcai Deng, Ping Duan, Yu Zhang, Yuan Gao</w:t>
+        <w:br/>
+      </w:r>
+      <w:r>
+        <w:rPr>
+          <w:rFonts w:ascii="Times New Roman" w:hAnsi="Times New Roman" w:eastAsia="宋体"/>
+          <w:sz w:val="21"/>
+        </w:rPr>
+        <w:t xml:space="preserve">时间: 2026-02-05 | </w:t>
+      </w:r>
+      <w:r>
+        <w:t xml:space="preserve">链接: </w:t>
+      </w:r>
+      <w:hyperlink r:id="rId84">
+        <w:r>
+          <w:rPr>
+            <w:rFonts w:ascii="Times New Roman" w:hAnsi="Times New Roman" w:eastAsia="宋体"/>
+            <w:color w:val="0000FF"/>
+            <w:sz w:val="21"/>
+            <w:u w:val="single"/>
+          </w:rPr>
+          <w:t>https://doi.org/10.1038/s41598-026-38010-y</w:t>
+        </w:r>
+      </w:hyperlink>
+    </w:p>
+    <w:p>
+      <w:pPr>
+        <w:spacing w:before="120"/>
+      </w:pPr>
+      <w:r>
+        <w:rPr>
+          <w:rFonts w:ascii="Times New Roman" w:hAnsi="Times New Roman" w:eastAsia="宋体"/>
+          <w:b/>
+          <w:sz w:val="21"/>
+        </w:rPr>
+        <w:t>中文摘要:</w:t>
+      </w:r>
+    </w:p>
+    <w:p>
+      <w:pPr>
+        <w:ind w:firstLine="360"/>
+      </w:pPr>
+      <w:r>
+        <w:rPr>
+          <w:rFonts w:ascii="Times New Roman" w:hAnsi="Times New Roman" w:eastAsia="宋体"/>
+          <w:sz w:val="21"/>
+        </w:rPr>
+        <w:t>干眼病 (DED) 是一种以 Th17/Treg 细胞失衡为特征的慢性眼表疾病，尤其在老年女性中普遍存在。目前的治疗方法正在从仅仅缓解症状发展到针对免疫功能障碍。间充质干细胞衍生的外泌体 (MSC-Exos) 已被证明能够在 DED 中调节免疫反应并促进角膜上皮细胞再生。尽管如此，MSC-Exos 发挥这些作用的确切机制尚未完全清楚。因此，本研究的目的是探讨脐带间充质干细胞来源的外泌体（UCMSC-Exos）在 DED 小鼠模型中的治疗作用背后的机制。我们发现 UCMSC-Exos 在体外刺激人角膜上皮细胞系伤口愈合。 UCMSC-Exos 的局部或全身给药显着改变了中性粒细胞的细胞因子表达，导致促炎细胞因子表达减少和抗炎细胞因子表达增加。细胞因子谱的这种变化重新建立了 Treg/Th17 细胞平衡，从而减少炎症并缓解 DED 症状，年轻小鼠表现出更明显的益处。这些结果凸显了 UCMSC-Exos 作为 DED 治疗方法的潜力，可调节免疫失调并增强眼表修复。</w:t>
+      </w:r>
+    </w:p>
+    <w:p>
+      <w:pPr>
+        <w:spacing w:before="120"/>
+      </w:pPr>
+      <w:r>
+        <w:rPr>
+          <w:rFonts w:ascii="Times New Roman" w:hAnsi="Times New Roman" w:eastAsia="宋体"/>
+          <w:b/>
+          <w:sz w:val="21"/>
+        </w:rPr>
+        <w:t>English Abstract:</w:t>
+      </w:r>
+    </w:p>
+    <w:p>
+      <w:r>
+        <w:rPr>
+          <w:rFonts w:ascii="Times New Roman" w:hAnsi="Times New Roman" w:eastAsia="宋体"/>
+          <w:sz w:val="21"/>
+        </w:rPr>
+        <w:t>Dry eye disease (DED) is a chronic ocular surface disorder characterized by Th17/Treg cells imbalance, particularly prevalent among elderly females. Current treatment approaches are evolving from merely providing symptomatic relief to targeting immune dysfunction. Mesenchymal stem cell-derived exosomes (MSC-Exos) have demonstrated the ability to modulate the immune response and promote corneal epithelial cell regeneration in DED. Nonetheless, the precise mechanism through which MSC-Exos exert these effects is not yet fully understood. Consequently, the objective of this study was to explore the mechanisms behind the therapeutic effects of umbilical cord mesenchymal stem cell-derived exosomes (UCMSC-Exos) in a murine model of DED. We discovered that UCMSC-Exos stimulated human corneal epithelial cell lines wound healing in vitro. The topical or systemic administration of UCMSC-Exos significantly altered cytokine expression by neutrophils, leading to a reduction in proinflammatory cytokine expression and an increase in anti-inflammatory cytokine expression. This shift in the cytokine profile reestablished the Treg/Th17 cells balance, resulting in decreased inflammation and alleviation of DED symptoms, with younger mice showing more pronounced benefits. These results highlight the potential of UCMSC-Exos as a therapeutic approach for DED that modulates immune dysregulation and enhances ocular surface repair.</w:t>
+      </w:r>
+    </w:p>
+    <w:p>
+      <w:r>
+        <w:rPr>
+          <w:rFonts w:ascii="Times New Roman" w:hAnsi="Times New Roman" w:eastAsia="宋体"/>
+          <w:sz w:val="21"/>
+        </w:rPr>
+        <w:t>__________________________________________________</w:t>
+      </w:r>
+    </w:p>
+    <w:p>
+      <w:pPr>
+        <w:pStyle w:val="Heading2"/>
+      </w:pPr>
+      <w:r/>
+      <w:r>
+        <w:rPr>
+          <w:rFonts w:ascii="Times New Roman" w:hAnsi="Times New Roman" w:eastAsia="宋体"/>
+          <w:b/>
+          <w:color w:val="000000"/>
+          <w:sz w:val="24"/>
+        </w:rPr>
+        <w:t>通过 Al2O3 全面增强 PVC 纳米复合材料，用于先进光电器件</w:t>
+      </w:r>
+    </w:p>
+    <w:p>
+      <w:r>
+        <w:rPr>
+          <w:rFonts w:ascii="Times New Roman" w:hAnsi="Times New Roman" w:eastAsia="宋体"/>
+          <w:b/>
+          <w:color w:val="003264"/>
+          <w:sz w:val="24"/>
+        </w:rPr>
+        <w:t>Comprehensive enhancement of PVC nanocomposites through Al2O3 for advanced optoelectronics</w:t>
+      </w:r>
+    </w:p>
+    <w:p>
+      <w:r>
+        <w:rPr>
+          <w:rFonts w:ascii="Times New Roman" w:hAnsi="Times New Roman" w:eastAsia="宋体"/>
+          <w:sz w:val="21"/>
+        </w:rPr>
+        <w:t>作者: M. A. Attallah</w:t>
+        <w:br/>
+      </w:r>
+      <w:r>
+        <w:rPr>
+          <w:rFonts w:ascii="Times New Roman" w:hAnsi="Times New Roman" w:eastAsia="宋体"/>
+          <w:sz w:val="21"/>
+        </w:rPr>
+        <w:t xml:space="preserve">时间: 2026-02-05 | </w:t>
+      </w:r>
+      <w:r>
+        <w:t xml:space="preserve">链接: </w:t>
+      </w:r>
+      <w:hyperlink r:id="rId85">
+        <w:r>
+          <w:rPr>
+            <w:rFonts w:ascii="Times New Roman" w:hAnsi="Times New Roman" w:eastAsia="宋体"/>
+            <w:color w:val="0000FF"/>
+            <w:sz w:val="21"/>
+            <w:u w:val="single"/>
+          </w:rPr>
+          <w:t>https://doi.org/10.1038/s41598-025-32078-8</w:t>
+        </w:r>
+      </w:hyperlink>
+    </w:p>
+    <w:p>
+      <w:pPr>
+        <w:spacing w:before="120"/>
+      </w:pPr>
+      <w:r>
+        <w:rPr>
+          <w:rFonts w:ascii="Times New Roman" w:hAnsi="Times New Roman" w:eastAsia="宋体"/>
+          <w:b/>
+          <w:sz w:val="21"/>
+        </w:rPr>
+        <w:t>中文摘要:</w:t>
+      </w:r>
+    </w:p>
+    <w:p>
+      <w:pPr>
+        <w:ind w:firstLine="360"/>
+      </w:pPr>
+      <w:r>
+        <w:rPr>
+          <w:rFonts w:ascii="Times New Roman" w:hAnsi="Times New Roman" w:eastAsia="宋体"/>
+          <w:sz w:val="21"/>
+        </w:rPr>
+        <w:t>摘要 随着弹性和半透明光电子学的快速发展，对低成本材料的需求已成为一个主要的研究课题。因此，本文研究了 Al 2 O 3 的掺入如何改变 PVC 的性能。采用经济高效且简单的工艺（铸造法）调节Al 2 O 3 浓度，制备了新型PVC/xAl 2 O 3 (x = 0, 0.01, 0.03, 0.07, 0.1, 0.2 wt%)纳米复合材料。使用 X 射线衍射 (XRD)、傅里叶变换红外光谱 (FTIR)、扫描电子显微镜 (SEM)、紫外-可见 (UV-可见) 光谱和阻抗测量来分析 PVC/xAl 2 O 3 (x = 0、0.01、0.03、0.07、0.1、0.2 wt%) 纳米复合材料。使用 Scherrer 和 Williamson-Hall 方法评估位错密度 (δ)、畸变参数 (g)、纳米颗粒尺寸 (D) 和晶格应变 (ε)。观察到晶体尺寸和微晶数量随着Al 2 O 3 含量的增加而增加，表明材料中的结晶度较高。发现 PVC/xAl 2 O 3 (x = 0.1wt%) 的粒径约为 30.22 nm。 SEM 分析表明，在低 Al 2 O 3 浓度下，PVC 内 Al 2 O 3 的分布一致。这些PVC/Al 2 O 3 薄膜根据其取决于填料浓度的可见吸收特性，在不同柔性光电器件的封装中用作可调节的光漫射薄膜。 PVC和PVC/x(Al 2 O 3 )（其中x=0.2）的光学带隙分别为5.05 eV和3 eV。这种减少与带隙中局域态的产生有关。获得的折射率值大于早期研究中发现的值，表明少量Al 2 O 3 纳米粒子的掺入提高了PVC的折射率。值得注意的是，随着Al 2 O 3 浓度的升高，色散参数E d 、M 2 和M 3 呈现增加，而E 0 呈现下降。相反，随着 PVC 基体中氧化铝含量的增加，合成纳米复合材料的介电特性得到改善。研究结果得出结论，廉价的 PVC/xAl 2 O 3 (x = 0.1wt%) 纳米复合材料可用作复杂光电应用的重要组成部分。</w:t>
+      </w:r>
+    </w:p>
+    <w:p>
+      <w:pPr>
+        <w:spacing w:before="120"/>
+      </w:pPr>
+      <w:r>
+        <w:rPr>
+          <w:rFonts w:ascii="Times New Roman" w:hAnsi="Times New Roman" w:eastAsia="宋体"/>
+          <w:b/>
+          <w:sz w:val="21"/>
+        </w:rPr>
+        <w:t>English Abstract:</w:t>
+      </w:r>
+    </w:p>
+    <w:p>
+      <w:r>
+        <w:rPr>
+          <w:rFonts w:ascii="Times New Roman" w:hAnsi="Times New Roman" w:eastAsia="宋体"/>
+          <w:sz w:val="21"/>
+        </w:rPr>
+        <w:t>Abstract With the rapid advancement of elastic and translucent optoelectronics, the demand for low-cost materials has emerged as a major research topic. As a result, this paper investigated how Al 2 O 3 incorporation altered the properties of PVC. New PVC/xAl 2 O 3 (x = 0, 0.01, 0.03, 0.07, 0.1, 0.2 wt%) nanocomposites were manufactured by using a cost-effective and simple process (casting method) to adjust the Al 2 O 3 concentration. The PVC/xAl 2 O 3 (x = 0, 0.01, 0.03, 0.07, 0.1, 0.2 wt%) nanocomposites were analyzed using X-ray diffraction (XRD), Fourier Transform Infrared spectroscopy (FTIR), scanning electron microscopy (SEM), ultraviolet-visible (UV–visible) spectroscopy, and impedance measurements. Dislocation density (δ), Distortion parameter (g), nanoparticle size (D), and lattice strain (ε) were assessed using the Scherrer and Williamson–Hall methods. Crystal size and the number of crystallites were observed to increase with Al 2 O 3 content, revealing the higher crystallinity in the material. It was found that the particle size was ~ 30.22 nm for PVC/xAl 2 O 3 (x = 0.1wt%). SEM analysis showed a consistent distribution of Al 2 O 3 within the PVC at low concentrations of Al 2 O 3 . These PVC/Al 2 O 3 films were used as adjustable light- diffusing films in the packaging of different flexible photoelectric devices, according to their visible absorbance characteristic depending on filler concentrations. The optical bandgaps of PVC and PVC/x(Al 2 O 3 ) (where x = 0.2) were 5.05 eV and 3 eV, respectively. This decrease was associated with the creation of localized states in the bandgap. The refractive index values obtained were greater than those found in earlier studies, suggesting that the incorporation of a small amount of Al 2 O 3 nanoparticles improved the refractive index of PVC. It was noted that as the concentration of Al 2 O 3 rose, the dispersion parameters E d , M 2, and M 3 showed an increase, while E 0 exhibited a decrease. Conversely, the dielectric characteristics of the synthesized nanocomposites improved as the alumina content in the PVC matrix increased. The findings concluded that inexpensive PVC/xAl 2 O 3 (x = 0.1wt%) nanocomposites can be used as an essential component in sophisticated optoelectronic applications.</w:t>
+      </w:r>
+    </w:p>
+    <w:p>
+      <w:r>
+        <w:rPr>
+          <w:rFonts w:ascii="Times New Roman" w:hAnsi="Times New Roman" w:eastAsia="宋体"/>
+          <w:sz w:val="21"/>
+        </w:rPr>
+        <w:t>__________________________________________________</w:t>
+      </w:r>
+    </w:p>
+    <w:p>
+      <w:pPr>
+        <w:pStyle w:val="Heading2"/>
+      </w:pPr>
+      <w:r/>
+      <w:r>
+        <w:rPr>
+          <w:rFonts w:ascii="Times New Roman" w:hAnsi="Times New Roman" w:eastAsia="宋体"/>
+          <w:b/>
+          <w:color w:val="000000"/>
+          <w:sz w:val="24"/>
+        </w:rPr>
+        <w:t>与多重耐药肺炎克雷伯菌耐药性逆转相关的全局调节因子和外排基因的综合分析</w:t>
+      </w:r>
+    </w:p>
+    <w:p>
+      <w:r>
+        <w:rPr>
+          <w:rFonts w:ascii="Times New Roman" w:hAnsi="Times New Roman" w:eastAsia="宋体"/>
+          <w:b/>
+          <w:color w:val="003264"/>
+          <w:sz w:val="24"/>
+        </w:rPr>
+        <w:t>Integrated analysis of global regulators and efflux genes associated with antimicrobial resistance reversal in multidrug resistant Klebsiella pneumoniae</w:t>
+      </w:r>
+    </w:p>
+    <w:p>
+      <w:r>
+        <w:rPr>
+          <w:rFonts w:ascii="Times New Roman" w:hAnsi="Times New Roman" w:eastAsia="宋体"/>
+          <w:sz w:val="21"/>
+        </w:rPr>
+        <w:t>作者: Ali J. Obaid, Ali J. Alkawaz, Maryam S. Naser</w:t>
+        <w:br/>
+      </w:r>
+      <w:r>
+        <w:rPr>
+          <w:rFonts w:ascii="Times New Roman" w:hAnsi="Times New Roman" w:eastAsia="宋体"/>
+          <w:sz w:val="21"/>
+        </w:rPr>
+        <w:t xml:space="preserve">时间: 2026-02-05 | </w:t>
+      </w:r>
+      <w:r>
+        <w:t xml:space="preserve">链接: </w:t>
+      </w:r>
+      <w:hyperlink r:id="rId86">
+        <w:r>
+          <w:rPr>
+            <w:rFonts w:ascii="Times New Roman" w:hAnsi="Times New Roman" w:eastAsia="宋体"/>
+            <w:color w:val="0000FF"/>
+            <w:sz w:val="21"/>
+            <w:u w:val="single"/>
+          </w:rPr>
+          <w:t>https://doi.org/10.1038/s41598-026-37272-w</w:t>
+        </w:r>
+      </w:hyperlink>
+    </w:p>
+    <w:p>
+      <w:pPr>
+        <w:spacing w:before="120"/>
+      </w:pPr>
+      <w:r>
+        <w:rPr>
+          <w:rFonts w:ascii="Times New Roman" w:hAnsi="Times New Roman" w:eastAsia="宋体"/>
+          <w:b/>
+          <w:sz w:val="21"/>
+        </w:rPr>
+        <w:t>中文摘要:</w:t>
+      </w:r>
+    </w:p>
+    <w:p>
+      <w:pPr>
+        <w:ind w:firstLine="360"/>
+      </w:pPr>
+      <w:r>
+        <w:rPr>
+          <w:rFonts w:ascii="Times New Roman" w:hAnsi="Times New Roman" w:eastAsia="宋体"/>
+          <w:sz w:val="21"/>
+        </w:rPr>
+        <w:t>多重耐药肺炎克雷伯菌由于能够逃避抗生素治疗，特别是通过外排系统的过度表达，带来了越来越大的临床挑战。其中，AcrAB-TolC 泵是抵抗氟喹诺酮类药物的核心。虽然全球监管机构的 MarA、SoxS 和 Rob 是已知的肠杆菌科外排调节剂，但它们在临床肺炎克雷伯菌中的功能相关性仍未得到充分定义，并且很大程度上基于相关性。本研究旨在 (1) 确定多重耐药 (MDR) 肺炎克雷伯菌中全局调节因子 MarA、SoxS 和 Rob 与 AcrAB-TolC 外排系统之间的转录关联，以及 (2) 通过基于 PAβN 的抑制测定，功能性评估外排是否有助于氟喹诺酮耐药。这两个分析层共同表明调节剂表达和外排相关的耐药逆转之间可能存在联系，但未确认直接调节激活。通过抗生素敏感性测试对 30 种临床 MDR 分离株和 10 种敏感对照进行了表征。使用 qRT-PCR 对基因表达进行定量，标准化为 16S rRNA，并通过 2^–ΔΔCt 方法进行分析。皮尔逊相关性评估了基因表达与耐药性之间的关系。使用 AcrAB-TolC 抑制剂 PAβN 进行外排活性的表型验证。 MDR 分离株表现出 marA（5.0 倍）、soxS（4.0 倍）、acrB（7.9 倍）和其他外排成分的显着过表达（p &lt; 0.001）。在 marA/soxS 和 acrB 表达之间观察到强正相关性，表明潜在的调控关联。在 80% 高 acrB 表达分离株中，PAβN 暴露使环丙沙星 MIC 降低了四倍以上，支持主动外排机制的参与。我们的综合研究结果表明，较高的 marA/soxS 表达与临床 MDR 分离株中 AcrAB-TolC 外排泵基因表达的增加和氟喹诺酮耐药性相关，而 PAβN 介导的外排抑制与部分敏感性恢复相关。总之，这些结果凸显了全球调节剂和外排泵作为耐药逆转的可行治疗靶点。</w:t>
+      </w:r>
+    </w:p>
+    <w:p>
+      <w:pPr>
+        <w:spacing w:before="120"/>
+      </w:pPr>
+      <w:r>
+        <w:rPr>
+          <w:rFonts w:ascii="Times New Roman" w:hAnsi="Times New Roman" w:eastAsia="宋体"/>
+          <w:b/>
+          <w:sz w:val="21"/>
+        </w:rPr>
+        <w:t>English Abstract:</w:t>
+      </w:r>
+    </w:p>
+    <w:p>
+      <w:r>
+        <w:rPr>
+          <w:rFonts w:ascii="Times New Roman" w:hAnsi="Times New Roman" w:eastAsia="宋体"/>
+          <w:sz w:val="21"/>
+        </w:rPr>
+        <w:t>Multidrug-resistant Klebsiella pneumoniae poses a growing clinical challenge due to its ability to evade antibiotic treatment, particularly through the overexpression of efflux systems. Among these, the AcrAB-TolC pump is central to resistance against fluoroquinolones. While the global regulator’s MarA, SoxS, and Rob are known modulators of efflux in Enterobacteriaceae, their functional relevance in clinical K. pneumoniae remains insufficiently defined and largely correlation-based. This study was designed to (1) determine the transcriptional association between the global regulators MarA, SoxS, and Rob with the AcrAB-TolC efflux system in multidrug-resistant (MDR) Klebsiella pneumoniae, and (2) functionally assess whether efflux contributes to fluoroquinolone resistance through PAβN-based inhibition assays. Together, these two analytical layers suggest a possible link between regulator expression and efflux-associated resistance reversal, without confirming direct regulatory activation. Thirty clinical MDR isolates and ten susceptible controls were characterized via antibiotic susceptibility testing. Gene expression was quantified using qRT-PCR, normalized to 16S rRNA, and analyzed by the 2^–ΔΔCt method. Pearson correlation assessed relationships between gene expression and resistance. Phenotypic validation of efflux activity was performed using PAβN, an AcrAB-TolC inhibitor. MDR isolates exhibited significant overexpression of marA (5.0-fold), soxS (4.0-fold), acrB (7.9-fold), and other efflux components (p &lt; 0.001). Strong positive correlations were observed between marA/soxS and acrB expression, suggesting a potential regulatory association. PAβN exposure reduced ciprofloxacin MICs by ≥ fourfold in 80% of high acrB expression isolates, supporting the involvement of active efflux mechanisms. Our integrated findings indicate that higher marA/soxS expression is associated with increased gene expression of the AcrAB-TolC efflux pump and fluoroquinolone resistance in clinical MDR isolates, while PAβN-mediated efflux inhibition is associated with partial susceptibility restoration. Together, these results highlight global regulators and efflux pumps as actionable therapeutic targets for resistance reversal.</w:t>
+      </w:r>
+    </w:p>
+    <w:p>
+      <w:r>
+        <w:rPr>
+          <w:rFonts w:ascii="Times New Roman" w:hAnsi="Times New Roman" w:eastAsia="宋体"/>
+          <w:sz w:val="21"/>
+        </w:rPr>
+        <w:t>__________________________________________________</w:t>
+      </w:r>
+    </w:p>
+    <w:p>
+      <w:pPr>
         <w:pStyle w:val="Heading1"/>
       </w:pPr>
       <w:r>
@@ -3334,6 +4351,119 @@
             <w:u w:val="single"/>
           </w:rPr>
           <w:t>https://doi.org/10.1016/j.optlastec.2026.114879</w:t>
+        </w:r>
+      </w:hyperlink>
+    </w:p>
+    <w:p>
+      <w:pPr>
+        <w:spacing w:before="120"/>
+      </w:pPr>
+      <w:r>
+        <w:rPr>
+          <w:rFonts w:ascii="Times New Roman" w:hAnsi="Times New Roman" w:eastAsia="宋体"/>
+          <w:b/>
+          <w:sz w:val="21"/>
+        </w:rPr>
+        <w:t>中文摘要:</w:t>
+      </w:r>
+    </w:p>
+    <w:p>
+      <w:pPr>
+        <w:ind w:firstLine="360"/>
+      </w:pPr>
+      <w:r>
+        <w:rPr>
+          <w:rFonts w:ascii="Times New Roman" w:hAnsi="Times New Roman" w:eastAsia="宋体"/>
+          <w:sz w:val="21"/>
+        </w:rPr>
+        <w:t>（摘要暂缺，等待官方补全）</w:t>
+      </w:r>
+    </w:p>
+    <w:p>
+      <w:pPr>
+        <w:spacing w:before="120"/>
+      </w:pPr>
+      <w:r>
+        <w:rPr>
+          <w:rFonts w:ascii="Times New Roman" w:hAnsi="Times New Roman" w:eastAsia="宋体"/>
+          <w:b/>
+          <w:sz w:val="21"/>
+        </w:rPr>
+        <w:t>English Abstract:</w:t>
+      </w:r>
+    </w:p>
+    <w:p>
+      <w:r>
+        <w:rPr>
+          <w:rFonts w:ascii="Times New Roman" w:hAnsi="Times New Roman" w:eastAsia="宋体"/>
+          <w:sz w:val="21"/>
+        </w:rPr>
+        <w:t>Abstract not available.</w:t>
+      </w:r>
+    </w:p>
+    <w:p>
+      <w:r>
+        <w:rPr>
+          <w:rFonts w:ascii="Times New Roman" w:hAnsi="Times New Roman" w:eastAsia="宋体"/>
+          <w:sz w:val="21"/>
+        </w:rPr>
+        <w:t>__________________________________________________</w:t>
+      </w:r>
+    </w:p>
+    <w:p>
+      <w:pPr>
+        <w:pStyle w:val="Heading2"/>
+      </w:pPr>
+      <w:r/>
+      <w:r>
+        <w:rPr>
+          <w:rFonts w:ascii="Times New Roman" w:hAnsi="Times New Roman" w:eastAsia="宋体"/>
+          <w:b/>
+          <w:color w:val="000000"/>
+          <w:sz w:val="24"/>
+        </w:rPr>
+        <w:t>NH3/H2/空气等速平流混合物的激光诱导等离子体点火和燃烧特性</w:t>
+      </w:r>
+    </w:p>
+    <w:p>
+      <w:r>
+        <w:rPr>
+          <w:rFonts w:ascii="Times New Roman" w:hAnsi="Times New Roman" w:eastAsia="宋体"/>
+          <w:b/>
+          <w:color w:val="003264"/>
+          <w:sz w:val="24"/>
+        </w:rPr>
+        <w:t>Laser-induced plasma ignition and combustion characteristics for advective NH3/H2/Air mixtures with constant velocity</w:t>
+      </w:r>
+    </w:p>
+    <w:p>
+      <w:r>
+        <w:rPr>
+          <w:rFonts w:ascii="Times New Roman" w:hAnsi="Times New Roman" w:eastAsia="宋体"/>
+          <w:sz w:val="21"/>
+        </w:rPr>
+        <w:t>作者: Junjie Zhang, Erjiang Hu, Zihao Chen, Geyuan Yin, Zuohua Huang</w:t>
+        <w:br/>
+      </w:r>
+      <w:r>
+        <w:rPr>
+          <w:rFonts w:ascii="Times New Roman" w:hAnsi="Times New Roman" w:eastAsia="宋体"/>
+          <w:sz w:val="21"/>
+        </w:rPr>
+        <w:t xml:space="preserve">时间: 2026-06-01 | </w:t>
+      </w:r>
+      <w:r>
+        <w:t xml:space="preserve">链接: </w:t>
+      </w:r>
+      <w:hyperlink r:id="rId87">
+        <w:r>
+          <w:rPr>
+            <w:rFonts w:ascii="Times New Roman" w:hAnsi="Times New Roman" w:eastAsia="宋体"/>
+            <w:color w:val="0000FF"/>
+            <w:sz w:val="21"/>
+            <w:u w:val="single"/>
+          </w:rPr>
+          <w:t>https://doi.org/10.1016/j.optlastec.2026.114877</w:t>
         </w:r>
       </w:hyperlink>
     </w:p>

--- a/Optical_Papers_260206.docx
+++ b/Optical_Papers_260206.docx
@@ -4029,6 +4029,458 @@
     </w:p>
     <w:p>
       <w:pPr>
+        <w:pStyle w:val="Heading2"/>
+      </w:pPr>
+      <w:r/>
+      <w:r>
+        <w:rPr>
+          <w:rFonts w:ascii="Times New Roman" w:hAnsi="Times New Roman" w:eastAsia="宋体"/>
+          <w:b/>
+          <w:color w:val="000000"/>
+          <w:sz w:val="24"/>
+        </w:rPr>
+        <w:t>跨域情感分析的模糊决策和具有复杂 T 球模糊算子的 MABAC 方法</w:t>
+      </w:r>
+    </w:p>
+    <w:p>
+      <w:r>
+        <w:rPr>
+          <w:rFonts w:ascii="Times New Roman" w:hAnsi="Times New Roman" w:eastAsia="宋体"/>
+          <w:b/>
+          <w:color w:val="003264"/>
+          <w:sz w:val="24"/>
+        </w:rPr>
+        <w:t>Fuzzy decision making for cross domain sentiment analysis and MABAC approach with complex T-spherical fuzzy operators</w:t>
+      </w:r>
+    </w:p>
+    <w:p>
+      <w:r>
+        <w:rPr>
+          <w:rFonts w:ascii="Times New Roman" w:hAnsi="Times New Roman" w:eastAsia="宋体"/>
+          <w:sz w:val="21"/>
+        </w:rPr>
+        <w:t>作者: Yina Qi</w:t>
+        <w:br/>
+      </w:r>
+      <w:r>
+        <w:rPr>
+          <w:rFonts w:ascii="Times New Roman" w:hAnsi="Times New Roman" w:eastAsia="宋体"/>
+          <w:sz w:val="21"/>
+        </w:rPr>
+        <w:t xml:space="preserve">时间: 2026-02-05 | </w:t>
+      </w:r>
+      <w:r>
+        <w:t xml:space="preserve">链接: </w:t>
+      </w:r>
+      <w:hyperlink r:id="rId182">
+        <w:r>
+          <w:rPr>
+            <w:rFonts w:ascii="Times New Roman" w:hAnsi="Times New Roman" w:eastAsia="宋体"/>
+            <w:color w:val="0000FF"/>
+            <w:sz w:val="21"/>
+            <w:u w:val="single"/>
+          </w:rPr>
+          <w:t>https://doi.org/10.1038/s41598-025-31800-w</w:t>
+        </w:r>
+      </w:hyperlink>
+    </w:p>
+    <w:p>
+      <w:pPr>
+        <w:spacing w:before="120"/>
+      </w:pPr>
+      <w:r>
+        <w:rPr>
+          <w:rFonts w:ascii="Times New Roman" w:hAnsi="Times New Roman" w:eastAsia="宋体"/>
+          <w:b/>
+          <w:sz w:val="21"/>
+        </w:rPr>
+        <w:t>中文摘要:</w:t>
+      </w:r>
+    </w:p>
+    <w:p>
+      <w:pPr>
+        <w:ind w:firstLine="360"/>
+      </w:pPr>
+      <w:r>
+        <w:rPr>
+          <w:rFonts w:ascii="Times New Roman" w:hAnsi="Times New Roman" w:eastAsia="宋体"/>
+          <w:sz w:val="21"/>
+        </w:rPr>
+        <w:t>跨域情感分析是自然语言处理中的一种高级方法，专注于将情感知识从一个域转移到另一个域，其中标记数据可能稀缺或模糊。为了克服情感表达的冗余和模糊信息的影响，我们探索了一种使用决策分析系统的鲁棒算法的模糊框架的有效方法。本文首创了一种先进的多属性边界近似区域比较（MABAC）方法的决策方法，可以准确地聚合人类的判断或意见。为了实现演示的目标，我们提出了复杂 t 球模糊集 (CT-SFS) 的概念，它用于管理聚合过程中的不确定性和模糊性。在复杂t球模糊信息系统下，制定了Sugeno-Weber t-范数和t-conorm的一些可行运算。还基于复杂的 t 球模糊框架开发了一系列 Sugeno-Weber 加权平均和加权几何算子。为了展示所讨论的数学模型的有效性和强度，建立了 MABAC 方法的智能决策算法来解决复杂 t 球模糊环境下的多标准决策（MCDM）问题。讨论了一个实验案例研究，以评估冲突标准和聚合算子下的不同情感识别方法。此外，还进行了比较分析，以突出所诊断的数学术语的优越性和有效性。</w:t>
+      </w:r>
+    </w:p>
+    <w:p>
+      <w:pPr>
+        <w:spacing w:before="120"/>
+      </w:pPr>
+      <w:r>
+        <w:rPr>
+          <w:rFonts w:ascii="Times New Roman" w:hAnsi="Times New Roman" w:eastAsia="宋体"/>
+          <w:b/>
+          <w:sz w:val="21"/>
+        </w:rPr>
+        <w:t>English Abstract:</w:t>
+      </w:r>
+    </w:p>
+    <w:p>
+      <w:r>
+        <w:rPr>
+          <w:rFonts w:ascii="Times New Roman" w:hAnsi="Times New Roman" w:eastAsia="宋体"/>
+          <w:sz w:val="21"/>
+        </w:rPr>
+        <w:t>Cross-domain sentiment analysis is an advanced approach in natural language processing that focuses on transferring sentiment knowledge from one domain to another, where labeled data may be scarce or vague. To overcome the impact of redundant and ambiguous information about the sentiment expressions, we explore a potent approach of a fuzzy framework with robust algorithms of a decision analysis system. This article initiates an advanced decision-making approach of the multi-attributive border approximation area comparison (MABAC) method to aggregate human judgments or opinions precisely and accurately. To achieve the goals of the presentation, we expose the notion of complex t-spherical fuzzy set (CT-SFS), which is used to manage uncertainty and vagueness during the aggregation process. Some feasible operations of Sugeno–Weber t-norm and t-conorm are formulated under the system of complex t-spherical fuzzy information. A family of Sugeno–Weber weighted average and weighted geometric operators is also developed based on a complex t-spherical fuzzy framework. To showcase the validation and strength of the discussed mathematical models, an intelligent decision algorithm of the MABAC method is established to resolve multi-criteria decision-making (MCDM) problems under complex t-spherical fuzzy environments. An experimental case study is discussed to evaluate different sentiment recognition methods under conflicting criteria and aggregation operators. Additionally, a comparative analysis is conducted to highlight the superiority and effectiveness of the diagnosed mathematical terminologies.</w:t>
+      </w:r>
+    </w:p>
+    <w:p>
+      <w:r>
+        <w:rPr>
+          <w:rFonts w:ascii="Times New Roman" w:hAnsi="Times New Roman" w:eastAsia="宋体"/>
+          <w:sz w:val="21"/>
+        </w:rPr>
+        <w:t>__________________________________________________</w:t>
+      </w:r>
+    </w:p>
+    <w:p>
+      <w:pPr>
+        <w:pStyle w:val="Heading2"/>
+      </w:pPr>
+      <w:r/>
+      <w:r>
+        <w:rPr>
+          <w:rFonts w:ascii="Times New Roman" w:hAnsi="Times New Roman" w:eastAsia="宋体"/>
+          <w:b/>
+          <w:color w:val="000000"/>
+          <w:sz w:val="24"/>
+        </w:rPr>
+        <w:t>TikTok 和 Bilibili 上体重管理短视频的质量和可靠性：横断面研究</w:t>
+      </w:r>
+    </w:p>
+    <w:p>
+      <w:r>
+        <w:rPr>
+          <w:rFonts w:ascii="Times New Roman" w:hAnsi="Times New Roman" w:eastAsia="宋体"/>
+          <w:b/>
+          <w:color w:val="003264"/>
+          <w:sz w:val="24"/>
+        </w:rPr>
+        <w:t>Quality and reliability of weight management short videos on TikTok and Bilibili: cross-sectional study</w:t>
+      </w:r>
+    </w:p>
+    <w:p>
+      <w:r>
+        <w:rPr>
+          <w:rFonts w:ascii="Times New Roman" w:hAnsi="Times New Roman" w:eastAsia="宋体"/>
+          <w:sz w:val="21"/>
+        </w:rPr>
+        <w:t>作者: Lijun Han, Feifan Liu, Zibing Wang, Ning Tang, Xiaobin Li, Xiaoyan Liu, Yixin Wang, Haizhen Liu</w:t>
+        <w:br/>
+      </w:r>
+      <w:r>
+        <w:rPr>
+          <w:rFonts w:ascii="Times New Roman" w:hAnsi="Times New Roman" w:eastAsia="宋体"/>
+          <w:sz w:val="21"/>
+        </w:rPr>
+        <w:t xml:space="preserve">时间: 2026-02-05 | </w:t>
+      </w:r>
+      <w:r>
+        <w:t xml:space="preserve">链接: </w:t>
+      </w:r>
+      <w:hyperlink r:id="rId183">
+        <w:r>
+          <w:rPr>
+            <w:rFonts w:ascii="Times New Roman" w:hAnsi="Times New Roman" w:eastAsia="宋体"/>
+            <w:color w:val="0000FF"/>
+            <w:sz w:val="21"/>
+            <w:u w:val="single"/>
+          </w:rPr>
+          <w:t>https://doi.org/10.1038/s41598-026-38404-y</w:t>
+        </w:r>
+      </w:hyperlink>
+    </w:p>
+    <w:p>
+      <w:pPr>
+        <w:spacing w:before="120"/>
+      </w:pPr>
+      <w:r>
+        <w:rPr>
+          <w:rFonts w:ascii="Times New Roman" w:hAnsi="Times New Roman" w:eastAsia="宋体"/>
+          <w:b/>
+          <w:sz w:val="21"/>
+        </w:rPr>
+        <w:t>中文摘要:</w:t>
+      </w:r>
+    </w:p>
+    <w:p>
+      <w:pPr>
+        <w:ind w:firstLine="360"/>
+      </w:pPr>
+      <w:r>
+        <w:rPr>
+          <w:rFonts w:ascii="Times New Roman" w:hAnsi="Times New Roman" w:eastAsia="宋体"/>
+          <w:sz w:val="21"/>
+        </w:rPr>
+        <w:t>体重管理已成为全球健康领域的一大焦点，TikTok 和 Bilibili 等平台现在在健康信息方面很受欢迎。然而，这些平台上体重管理内容的质量和可靠性仍不确定。这项研究系统地评估了此类视频，为公共卫生传播提供循证指导。我们分析了 TikTok 和 Bilibili 中排名前 100 的体重管理视频，记录其来源、内容和特征。 DISCERN 仪器、JAMA 基准标准和全球质量得分 (GQS) 用于评估视频质量和可靠性。进一步分析以探索视频质量和视频特征之间的关系。虽然 TikTok 视频吸引了更多的点赞、保存、评论和分享，但 Bilibili 视频更长，并且表现出更高的质量和可靠性（所有 P &lt; 0.001）。来自医生和非营利组织的视频的 DISCERN 和 GQS 得分最高，而来自健身博主和个人用户的视频更受欢迎，但质量较低。视频时长与质量呈正相关，而参与度指标（点赞、评论、分享、保存）与 GQS 和 DISCERN 呈负相关。总体而言，TikTok 和 Bilibili 上的体重管理视频质量较差，尽管 Bilibili 的表现优于 TikTok。医生和非营利组织制作了更高质量的内容，强调需要加强平台审查和做出更大的专业贡献，以改善可靠健康信息的传播。</w:t>
+      </w:r>
+    </w:p>
+    <w:p>
+      <w:pPr>
+        <w:spacing w:before="120"/>
+      </w:pPr>
+      <w:r>
+        <w:rPr>
+          <w:rFonts w:ascii="Times New Roman" w:hAnsi="Times New Roman" w:eastAsia="宋体"/>
+          <w:b/>
+          <w:sz w:val="21"/>
+        </w:rPr>
+        <w:t>English Abstract:</w:t>
+      </w:r>
+    </w:p>
+    <w:p>
+      <w:r>
+        <w:rPr>
+          <w:rFonts w:ascii="Times New Roman" w:hAnsi="Times New Roman" w:eastAsia="宋体"/>
+          <w:sz w:val="21"/>
+        </w:rPr>
+        <w:t>Weight management has become a major focus in worldwide health, and platforms like TikTok and Bilibili are now popular for health information. However, the quality and reliability of weight management content on these platforms remain uncertain. This research systematically evaluated such videos to provide evidence-based guidance for public health communication. We analyzed the top 100 weight management videos from TikTok and Bilibili, recording their sources, content, and characteristics. The DISCERN instrument, JAMA benchmark criteria, and Global Quality Score (GQS) were used to evaluate video quality and reliability. Further analysis was conducted to explore the relationship between video quality and video characteristics. While TikTok videos attracted more likes, saves, comments, and shares, Bilibili videos were longer and exhibited higher quality and reliability (all P &lt; 0.001). Videos from doctors and non-profit organizations had the highest DISCERN and GQS scores, while those from fitness bloggers and individual users were more popular but of lower quality. Video duration was positively associated with quality, whereas engagement indicators (likes, comments, shares, saves) were negatively associated with both GQS and DISCERN. Overall, the quality of weight management videos on TikTok and Bilibili was poor, although Bilibili performed better than TikTok. Doctors and non-profit organizations produced higher-quality content, highlighting the need for stronger platform review and greater professional contributions to improve the dissemination of reliable health information.</w:t>
+      </w:r>
+    </w:p>
+    <w:p>
+      <w:r>
+        <w:rPr>
+          <w:rFonts w:ascii="Times New Roman" w:hAnsi="Times New Roman" w:eastAsia="宋体"/>
+          <w:sz w:val="21"/>
+        </w:rPr>
+        <w:t>__________________________________________________</w:t>
+      </w:r>
+    </w:p>
+    <w:p>
+      <w:pPr>
+        <w:pStyle w:val="Heading2"/>
+      </w:pPr>
+      <w:r/>
+      <w:r>
+        <w:rPr>
+          <w:rFonts w:ascii="Times New Roman" w:hAnsi="Times New Roman" w:eastAsia="宋体"/>
+          <w:b/>
+          <w:color w:val="000000"/>
+          <w:sz w:val="24"/>
+        </w:rPr>
+        <w:t>酸奶与葡萄渣果胶寡糖和胶囊益生菌的联合强化</w:t>
+      </w:r>
+    </w:p>
+    <w:p>
+      <w:r>
+        <w:rPr>
+          <w:rFonts w:ascii="Times New Roman" w:hAnsi="Times New Roman" w:eastAsia="宋体"/>
+          <w:b/>
+          <w:color w:val="003264"/>
+          <w:sz w:val="24"/>
+        </w:rPr>
+        <w:t>Combined fortification of yogurt with grape pomace pectic oligosaccharides and encapsulated probiotics</w:t>
+      </w:r>
+    </w:p>
+    <w:p>
+      <w:r>
+        <w:rPr>
+          <w:rFonts w:ascii="Times New Roman" w:hAnsi="Times New Roman" w:eastAsia="宋体"/>
+          <w:sz w:val="21"/>
+        </w:rPr>
+        <w:t>作者: Mohamad Savarolyia, Sara Amiri Samani, Mina Ghorbani, Maedeh Khezri, Milad Kazemi, Manochehr Momeni Shahraki, Faramarz Khodaiyan, Seyed Saeid Hosseini</w:t>
+        <w:br/>
+      </w:r>
+      <w:r>
+        <w:rPr>
+          <w:rFonts w:ascii="Times New Roman" w:hAnsi="Times New Roman" w:eastAsia="宋体"/>
+          <w:sz w:val="21"/>
+        </w:rPr>
+        <w:t xml:space="preserve">时间: 2026-02-05 | </w:t>
+      </w:r>
+      <w:r>
+        <w:t xml:space="preserve">链接: </w:t>
+      </w:r>
+      <w:hyperlink r:id="rId184">
+        <w:r>
+          <w:rPr>
+            <w:rFonts w:ascii="Times New Roman" w:hAnsi="Times New Roman" w:eastAsia="宋体"/>
+            <w:color w:val="0000FF"/>
+            <w:sz w:val="21"/>
+            <w:u w:val="single"/>
+          </w:rPr>
+          <w:t>https://doi.org/10.1038/s41598-026-35862-2</w:t>
+        </w:r>
+      </w:hyperlink>
+    </w:p>
+    <w:p>
+      <w:pPr>
+        <w:spacing w:before="120"/>
+      </w:pPr>
+      <w:r>
+        <w:rPr>
+          <w:rFonts w:ascii="Times New Roman" w:hAnsi="Times New Roman" w:eastAsia="宋体"/>
+          <w:b/>
+          <w:sz w:val="21"/>
+        </w:rPr>
+        <w:t>中文摘要:</w:t>
+      </w:r>
+    </w:p>
+    <w:p>
+      <w:pPr>
+        <w:ind w:firstLine="360"/>
+      </w:pPr>
+      <w:r>
+        <w:rPr>
+          <w:rFonts w:ascii="Times New Roman" w:hAnsi="Times New Roman" w:eastAsia="宋体"/>
+          <w:sz w:val="21"/>
+        </w:rPr>
+        <w:t>本研究研究了添加葡萄渣果胶寡糖 (GPPOS) 和嗜酸乳杆菌（游离和封装）对合生酸奶不同特性的影响。 GPPOS 以 0.1% 至 1.4%（w/v）的浓度作为益生元掺入酸奶中，而游离和封装的嗜酸乳杆菌则用作益生菌。对冷藏 21 天的理化、功能、存活率和感官特性进行评估。含有 0.4% GPPOS 和封装的嗜酸乳杆菌的制剂表现出显着改善的粘度 (1442.23 mPas)、减少的脱水收缩 (14.17%)、增强的抗自由基清除活性 (47.28%)，并在储存和模拟胃肠道条件下保持益生菌活力（≤ 0.65 log cfu/mL 减少）。此外，感官评价显示，尽管封装降低了感官评分，但 0.1-0.7% GPPOS 的可接受性有所提高。这项研究的结果证明了 GPPOS 的益生元潜力，并强调了封装在增强益生菌存活、理化特性和合生酸奶整体功能方面的作用。</w:t>
+      </w:r>
+    </w:p>
+    <w:p>
+      <w:pPr>
+        <w:spacing w:before="120"/>
+      </w:pPr>
+      <w:r>
+        <w:rPr>
+          <w:rFonts w:ascii="Times New Roman" w:hAnsi="Times New Roman" w:eastAsia="宋体"/>
+          <w:b/>
+          <w:sz w:val="21"/>
+        </w:rPr>
+        <w:t>English Abstract:</w:t>
+      </w:r>
+    </w:p>
+    <w:p>
+      <w:r>
+        <w:rPr>
+          <w:rFonts w:ascii="Times New Roman" w:hAnsi="Times New Roman" w:eastAsia="宋体"/>
+          <w:sz w:val="21"/>
+        </w:rPr>
+        <w:t>This study investigates the effects of adding grape pomace pectic oligosaccharides (GPPOS) and Lactobacillus acidophilus (free and encapsulated) on different properties of synbiotic yogurts. GPPOS was incorporated at concentrations ranging from 0.1% to 1.4% (w/v) in yogurts as prebiotics, while free and encapsulated L. acidophilus were used as probiotics. The physicochemical, functional, survival rate and sensory characteristics were evaluated over 21 days of refrigerated storage. The formulation containing 0.4% GPPOS and encapsulated L. acidophilus exhibited significantly improved viscosity (1442.23 mPas), reduced syneresis (14.17%), enhanced antiradical scavenging activity (47.28%) and maintained probiotic viability under storage and simulated gastrointestinal conditions (≤ 0.65 log cfu/mL reduction). In addition, sensory evaluation showed improved acceptability at 0.1–0.7% GPPOS, although encapsulation reduced sensory scores. The findings of this study demonstrate the prebiotic potential of GPPOS and highlight the role of encapsulation in enhancing probiotic survival, physicochemical properties and overall functionality of synbiotic yogurts.</w:t>
+      </w:r>
+    </w:p>
+    <w:p>
+      <w:r>
+        <w:rPr>
+          <w:rFonts w:ascii="Times New Roman" w:hAnsi="Times New Roman" w:eastAsia="宋体"/>
+          <w:sz w:val="21"/>
+        </w:rPr>
+        <w:t>__________________________________________________</w:t>
+      </w:r>
+    </w:p>
+    <w:p>
+      <w:pPr>
+        <w:pStyle w:val="Heading2"/>
+      </w:pPr>
+      <w:r/>
+      <w:r>
+        <w:rPr>
+          <w:rFonts w:ascii="Times New Roman" w:hAnsi="Times New Roman" w:eastAsia="宋体"/>
+          <w:b/>
+          <w:color w:val="000000"/>
+          <w:sz w:val="24"/>
+        </w:rPr>
+        <w:t>APMSR：由自适应提示和多源知识检索支持的合成生物学智能问答系统</w:t>
+      </w:r>
+    </w:p>
+    <w:p>
+      <w:r>
+        <w:rPr>
+          <w:rFonts w:ascii="Times New Roman" w:hAnsi="Times New Roman" w:eastAsia="宋体"/>
+          <w:b/>
+          <w:color w:val="003264"/>
+          <w:sz w:val="24"/>
+        </w:rPr>
+        <w:t>APMSR: an intelligent QA system for synthetic biology empowered by adaptive prompting and multi-source knowledge retrieval</w:t>
+      </w:r>
+    </w:p>
+    <w:p>
+      <w:r>
+        <w:rPr>
+          <w:rFonts w:ascii="Times New Roman" w:hAnsi="Times New Roman" w:eastAsia="宋体"/>
+          <w:sz w:val="21"/>
+        </w:rPr>
+        <w:t>作者: Jinlin Wang, Zhizheng Cao, Zhiyong Tian, Bin Sun, Li Cheng</w:t>
+        <w:br/>
+      </w:r>
+      <w:r>
+        <w:rPr>
+          <w:rFonts w:ascii="Times New Roman" w:hAnsi="Times New Roman" w:eastAsia="宋体"/>
+          <w:sz w:val="21"/>
+        </w:rPr>
+        <w:t xml:space="preserve">时间: 2026-02-05 | </w:t>
+      </w:r>
+      <w:r>
+        <w:t xml:space="preserve">链接: </w:t>
+      </w:r>
+      <w:hyperlink r:id="rId185">
+        <w:r>
+          <w:rPr>
+            <w:rFonts w:ascii="Times New Roman" w:hAnsi="Times New Roman" w:eastAsia="宋体"/>
+            <w:color w:val="0000FF"/>
+            <w:sz w:val="21"/>
+            <w:u w:val="single"/>
+          </w:rPr>
+          <w:t>https://doi.org/10.1038/s41598-026-38006-8</w:t>
+        </w:r>
+      </w:hyperlink>
+    </w:p>
+    <w:p>
+      <w:pPr>
+        <w:spacing w:before="120"/>
+      </w:pPr>
+      <w:r>
+        <w:rPr>
+          <w:rFonts w:ascii="Times New Roman" w:hAnsi="Times New Roman" w:eastAsia="宋体"/>
+          <w:b/>
+          <w:sz w:val="21"/>
+        </w:rPr>
+        <w:t>中文摘要:</w:t>
+      </w:r>
+    </w:p>
+    <w:p>
+      <w:pPr>
+        <w:ind w:firstLine="360"/>
+      </w:pPr>
+      <w:r>
+        <w:rPr>
+          <w:rFonts w:ascii="Times New Roman" w:hAnsi="Times New Roman" w:eastAsia="宋体"/>
+          <w:sz w:val="21"/>
+        </w:rPr>
+        <w:t>合成生物学是一门高度专业化的学科，其特点是知识来源多样且异构。利用大型语言模型 (LLM) 实现准确的、上下文感知的特定领域问答仍然是一项重大挑战，特别是由于知识差距和幻觉等长期存在的问题。为了解决这个问题，我们提出了 APMSR（自适应提示和多源检索），这是一种优化策略，在 LinUCB 算法的指导下，将基于问题特征的自适应提示生成与动态多源知识检索相结合。这种方法平衡了探索和利用，以提高特定领域信息检索的相关性和精度。我们在专为合成生物学量身定制的问答系统中实施了 APMSR，并评估了其在复杂、专业级查询上的性能。实验结果表明，经过 APMSR 优化的系统在多项选择题和对错题上的准确率高达 93%。这些准确性和稳健性方面的改进凸显了将法学硕士与检索增强策略相结合以实现高级特定领域问答的潜力。</w:t>
+      </w:r>
+    </w:p>
+    <w:p>
+      <w:pPr>
+        <w:spacing w:before="120"/>
+      </w:pPr>
+      <w:r>
+        <w:rPr>
+          <w:rFonts w:ascii="Times New Roman" w:hAnsi="Times New Roman" w:eastAsia="宋体"/>
+          <w:b/>
+          <w:sz w:val="21"/>
+        </w:rPr>
+        <w:t>English Abstract:</w:t>
+      </w:r>
+    </w:p>
+    <w:p>
+      <w:r>
+        <w:rPr>
+          <w:rFonts w:ascii="Times New Roman" w:hAnsi="Times New Roman" w:eastAsia="宋体"/>
+          <w:sz w:val="21"/>
+        </w:rPr>
+        <w:t>Synthetic biology is a highly specialized discipline characterized by diverse and heterogeneous knowledge sources. Leveraging large language models (LLMs) to achieve accurate, context-aware domain-specific question answering remains a significant challenge, particularly due to persistent issues such as knowledge gaps and hallucinations. To address this, we propose APMSR (Adaptive Prompt and Multi-Source Retrieval), an optimization strategy that integrates adaptive prompt generation based on question features with dynamic multi-source knowledge retrieval, guided by the LinUCB algorithm. This approach balances exploration and exploitation to enhance the relevance and precision of domain-specific information retrieval. We implemented APMSR in a question-answering system tailored to synthetic biology and evaluated its performance on complex, professional-level queries. Experimental results demonstrate that the APMSR-optimized system achieves up to 93% accuracy on multiple-choice and true/false questions. These improvements in accuracy and robustness highlight the potential of combining LLMs with retrieval-augmented strategies for advanced domain-specific question answering.</w:t>
+      </w:r>
+    </w:p>
+    <w:p>
+      <w:r>
+        <w:rPr>
+          <w:rFonts w:ascii="Times New Roman" w:hAnsi="Times New Roman" w:eastAsia="宋体"/>
+          <w:sz w:val="21"/>
+        </w:rPr>
+        <w:t>__________________________________________________</w:t>
+      </w:r>
+    </w:p>
+    <w:p>
+      <w:pPr>
         <w:pStyle w:val="Heading1"/>
       </w:pPr>
       <w:r>
@@ -6308,6 +6760,1249 @@
     </w:p>
     <w:p>
       <w:pPr>
+        <w:pStyle w:val="Heading2"/>
+      </w:pPr>
+      <w:r/>
+      <w:r>
+        <w:rPr>
+          <w:rFonts w:ascii="Times New Roman" w:hAnsi="Times New Roman" w:eastAsia="宋体"/>
+          <w:b/>
+          <w:color w:val="000000"/>
+          <w:sz w:val="24"/>
+        </w:rPr>
+        <w:t>基于彩色图像的蜡烛火焰多光谱重建方法研究</w:t>
+      </w:r>
+    </w:p>
+    <w:p>
+      <w:r>
+        <w:rPr>
+          <w:rFonts w:ascii="Times New Roman" w:hAnsi="Times New Roman" w:eastAsia="宋体"/>
+          <w:b/>
+          <w:color w:val="003264"/>
+          <w:sz w:val="24"/>
+        </w:rPr>
+        <w:t>Research on color image-based multispectral reconstruction methods for candle flames</w:t>
+      </w:r>
+    </w:p>
+    <w:p>
+      <w:r>
+        <w:rPr>
+          <w:rFonts w:ascii="Times New Roman" w:hAnsi="Times New Roman" w:eastAsia="宋体"/>
+          <w:sz w:val="21"/>
+        </w:rPr>
+        <w:t>作者: Zehui Yang, Zhixin Wang, Hu Ni, Hua Yan, Bin Yang</w:t>
+        <w:br/>
+      </w:r>
+      <w:r>
+        <w:rPr>
+          <w:rFonts w:ascii="Times New Roman" w:hAnsi="Times New Roman" w:eastAsia="宋体"/>
+          <w:sz w:val="21"/>
+        </w:rPr>
+        <w:t xml:space="preserve">时间: 2026-01-20 | </w:t>
+      </w:r>
+      <w:r>
+        <w:t xml:space="preserve">链接: </w:t>
+      </w:r>
+      <w:hyperlink r:id="rId188">
+        <w:r>
+          <w:rPr>
+            <w:rFonts w:ascii="Times New Roman" w:hAnsi="Times New Roman" w:eastAsia="宋体"/>
+            <w:color w:val="0000FF"/>
+            <w:sz w:val="21"/>
+            <w:u w:val="single"/>
+          </w:rPr>
+          <w:t>https://doi.org/10.1364/ol.586780</w:t>
+        </w:r>
+      </w:hyperlink>
+    </w:p>
+    <w:p>
+      <w:pPr>
+        <w:spacing w:before="120"/>
+      </w:pPr>
+      <w:r>
+        <w:rPr>
+          <w:rFonts w:ascii="Times New Roman" w:hAnsi="Times New Roman" w:eastAsia="宋体"/>
+          <w:b/>
+          <w:sz w:val="21"/>
+        </w:rPr>
+        <w:t>中文摘要:</w:t>
+      </w:r>
+    </w:p>
+    <w:p>
+      <w:pPr>
+        <w:ind w:firstLine="360"/>
+      </w:pPr>
+      <w:r>
+        <w:rPr>
+          <w:rFonts w:ascii="Times New Roman" w:hAnsi="Times New Roman" w:eastAsia="宋体"/>
+          <w:sz w:val="21"/>
+        </w:rPr>
+        <w:t>针对彩色RGB三波段辐射图像温度测量光谱分辨率低的问题，提出一种基于K均值聚类和反向传播神经网络（BPNN）的火焰彩色图像多光谱重建方法。建立了一个带有 RGB 相机和 25 波段多光谱相机的同步成像系统来捕获蜡烛火焰图像。图像分区创建了一个连接三波段 RGB 和 25 波段多光谱响应的训练集。神经网络训练建立了它们之间的映射。蜡烛火焰图像的光谱重建实现了低于 5% 的平均相对误差。温度反演的平均误差为31.5 K，误差分布的平均误差为1.79%，测试集R 2 值为0.97-0.99，证实了模型的较高精度。这项工作证明了将RGB图像的空间优势与多光谱数据的光谱优势相结合的可行性，为动态火焰温度场监测提供了一种新方法。</w:t>
+      </w:r>
+    </w:p>
+    <w:p>
+      <w:pPr>
+        <w:spacing w:before="120"/>
+      </w:pPr>
+      <w:r>
+        <w:rPr>
+          <w:rFonts w:ascii="Times New Roman" w:hAnsi="Times New Roman" w:eastAsia="宋体"/>
+          <w:b/>
+          <w:sz w:val="21"/>
+        </w:rPr>
+        <w:t>English Abstract:</w:t>
+      </w:r>
+    </w:p>
+    <w:p>
+      <w:r>
+        <w:rPr>
+          <w:rFonts w:ascii="Times New Roman" w:hAnsi="Times New Roman" w:eastAsia="宋体"/>
+          <w:sz w:val="21"/>
+        </w:rPr>
+        <w:t>A multispectral reconstruction method for flame color images based on K-means clustering and backpropagation neural networks (BPNN) is proposed to overcome the low spectral resolution of temperature measurement using color RGB three-band radiation images. A synchronized imaging system with an RGB camera and a 25-band multispectral camera was built to capture candle flame images. Image partitioning created a training set linking the three-band RGB and 25-band multi-spectral responses. Neural network training established a mapping between them. Spectral reconstruction of the candle flame images achieved an average relative error below 5%. The temperature inversion yielded an average error of 31.5 K, with a mean error of 1.79% in the error distribution, respectively, with test set R 2 values of 0.97–0.99, confirming high model accuracy. This work demonstrates the feasibility of merging the spatial advantages of RGB images with the spectral advantages of multispectral data, offering a new approach for dynamic flame temperature field monitoring.</w:t>
+      </w:r>
+    </w:p>
+    <w:p>
+      <w:r>
+        <w:rPr>
+          <w:rFonts w:ascii="Times New Roman" w:hAnsi="Times New Roman" w:eastAsia="宋体"/>
+          <w:sz w:val="21"/>
+        </w:rPr>
+        <w:t>__________________________________________________</w:t>
+      </w:r>
+    </w:p>
+    <w:p>
+      <w:pPr>
+        <w:pStyle w:val="Heading2"/>
+      </w:pPr>
+      <w:r/>
+      <w:r>
+        <w:rPr>
+          <w:rFonts w:ascii="Times New Roman" w:hAnsi="Times New Roman" w:eastAsia="宋体"/>
+          <w:b/>
+          <w:color w:val="000000"/>
+          <w:sz w:val="24"/>
+        </w:rPr>
+        <w:t>基于混合角偏振复用的全息复振幅存储</w:t>
+      </w:r>
+    </w:p>
+    <w:p>
+      <w:r>
+        <w:rPr>
+          <w:rFonts w:ascii="Times New Roman" w:hAnsi="Times New Roman" w:eastAsia="宋体"/>
+          <w:b/>
+          <w:color w:val="003264"/>
+          <w:sz w:val="24"/>
+        </w:rPr>
+        <w:t>Holographic complex-amplitude storage based on hybrid angle-polarization multiplexing</w:t>
+      </w:r>
+    </w:p>
+    <w:p>
+      <w:r>
+        <w:rPr>
+          <w:rFonts w:ascii="Times New Roman" w:hAnsi="Times New Roman" w:eastAsia="宋体"/>
+          <w:sz w:val="21"/>
+        </w:rPr>
+        <w:t>作者: Xueyan Chen, Hongjie Liu, Shujun Zheng, Jinyu Wang, Ruixian Chen, Shenghui Ke, Xinyi Yuan, Dakui Lin, Yi Yang, Xiaodi Tan</w:t>
+        <w:br/>
+      </w:r>
+      <w:r>
+        <w:rPr>
+          <w:rFonts w:ascii="Times New Roman" w:hAnsi="Times New Roman" w:eastAsia="宋体"/>
+          <w:sz w:val="21"/>
+        </w:rPr>
+        <w:t xml:space="preserve">时间: 2026-01-28 | </w:t>
+      </w:r>
+      <w:r>
+        <w:t xml:space="preserve">链接: </w:t>
+      </w:r>
+      <w:hyperlink r:id="rId189">
+        <w:r>
+          <w:rPr>
+            <w:rFonts w:ascii="Times New Roman" w:hAnsi="Times New Roman" w:eastAsia="宋体"/>
+            <w:color w:val="0000FF"/>
+            <w:sz w:val="21"/>
+            <w:u w:val="single"/>
+          </w:rPr>
+          <w:t>https://doi.org/10.1364/ol.583755</w:t>
+        </w:r>
+      </w:hyperlink>
+    </w:p>
+    <w:p>
+      <w:pPr>
+        <w:spacing w:before="120"/>
+      </w:pPr>
+      <w:r>
+        <w:rPr>
+          <w:rFonts w:ascii="Times New Roman" w:hAnsi="Times New Roman" w:eastAsia="宋体"/>
+          <w:b/>
+          <w:sz w:val="21"/>
+        </w:rPr>
+        <w:t>中文摘要:</w:t>
+      </w:r>
+    </w:p>
+    <w:p>
+      <w:pPr>
+        <w:ind w:firstLine="360"/>
+      </w:pPr>
+      <w:r>
+        <w:rPr>
+          <w:rFonts w:ascii="Times New Roman" w:hAnsi="Times New Roman" w:eastAsia="宋体"/>
+          <w:sz w:val="21"/>
+        </w:rPr>
+        <w:t>我们提出了一种用于全息光存储的混合复用方法，该方法将复振幅编码与基于偏振和角度的复用相结合，以显着超出传统方法的存储密度和容量。通过利用偏振全息术，可以选择性地将复振幅数据记录到正交偏振通道中。此外，角度复用还应用于在同一空间位置共同记录多个全息图。在读取过程中，每个全息图可以在其特定的布拉格和偏振条件下选择性地重建。值得注意的是，尽管利用了这些度数，重建保真度仍然非常高，退化或串扰可以忽略不计。这展示了一种为下一代数据密集型应用提供高容量、高保真全息存储器的可扩展途径。</w:t>
+      </w:r>
+    </w:p>
+    <w:p>
+      <w:pPr>
+        <w:spacing w:before="120"/>
+      </w:pPr>
+      <w:r>
+        <w:rPr>
+          <w:rFonts w:ascii="Times New Roman" w:hAnsi="Times New Roman" w:eastAsia="宋体"/>
+          <w:b/>
+          <w:sz w:val="21"/>
+        </w:rPr>
+        <w:t>English Abstract:</w:t>
+      </w:r>
+    </w:p>
+    <w:p>
+      <w:r>
+        <w:rPr>
+          <w:rFonts w:ascii="Times New Roman" w:hAnsi="Times New Roman" w:eastAsia="宋体"/>
+          <w:sz w:val="21"/>
+        </w:rPr>
+        <w:t>We present a hybrid multiplexing method for holographic optical storage that combines complex-amplitude encoding with polarization- and angle-based multiplexing to enhance storage density and capacity significantly beyond conventional approaches. By leveraging polarization holography, complex-amplitude data can be selectively recorded into orthogonal polarization channels. Furthermore, angular multiplexing is also applied to co-record multiple holograms at the same spatial location. During the reading process, each hologram can be selectively reconstructed under its specific Bragg and polarization conditions. Remarkably, despite exploiting these degrees, the reconstruction fidelity remains exceptionally high, with negligible degradation or crosstalk. This demonstrates a scalable route to high‑capacity, high‑fidelity holographic memories for next‑generation data‑intensive applications.</w:t>
+      </w:r>
+    </w:p>
+    <w:p>
+      <w:r>
+        <w:rPr>
+          <w:rFonts w:ascii="Times New Roman" w:hAnsi="Times New Roman" w:eastAsia="宋体"/>
+          <w:sz w:val="21"/>
+        </w:rPr>
+        <w:t>__________________________________________________</w:t>
+      </w:r>
+    </w:p>
+    <w:p>
+      <w:pPr>
+        <w:pStyle w:val="Heading2"/>
+      </w:pPr>
+      <w:r/>
+      <w:r>
+        <w:rPr>
+          <w:rFonts w:ascii="Times New Roman" w:hAnsi="Times New Roman" w:eastAsia="宋体"/>
+          <w:b/>
+          <w:color w:val="000000"/>
+          <w:sz w:val="24"/>
+        </w:rPr>
+        <w:t>使用飞秒激光贝塞尔光束刻写光纤布拉格光栅</w:t>
+      </w:r>
+    </w:p>
+    <w:p>
+      <w:r>
+        <w:rPr>
+          <w:rFonts w:ascii="Times New Roman" w:hAnsi="Times New Roman" w:eastAsia="宋体"/>
+          <w:b/>
+          <w:color w:val="003264"/>
+          <w:sz w:val="24"/>
+        </w:rPr>
+        <w:t>Fiber Bragg gratings inscribed using femtosecond laser Bessel beams</w:t>
+      </w:r>
+    </w:p>
+    <w:p>
+      <w:r>
+        <w:rPr>
+          <w:rFonts w:ascii="Times New Roman" w:hAnsi="Times New Roman" w:eastAsia="宋体"/>
+          <w:sz w:val="21"/>
+        </w:rPr>
+        <w:t>作者: Junxian Luo, Xiaoyu Chen, Hanwen Liu, Mengmeng Chen, Fei Xu</w:t>
+        <w:br/>
+      </w:r>
+      <w:r>
+        <w:rPr>
+          <w:rFonts w:ascii="Times New Roman" w:hAnsi="Times New Roman" w:eastAsia="宋体"/>
+          <w:sz w:val="21"/>
+        </w:rPr>
+        <w:t xml:space="preserve">时间: 2026-01-21 | </w:t>
+      </w:r>
+      <w:r>
+        <w:t xml:space="preserve">链接: </w:t>
+      </w:r>
+      <w:hyperlink r:id="rId190">
+        <w:r>
+          <w:rPr>
+            <w:rFonts w:ascii="Times New Roman" w:hAnsi="Times New Roman" w:eastAsia="宋体"/>
+            <w:color w:val="0000FF"/>
+            <w:sz w:val="21"/>
+            <w:u w:val="single"/>
+          </w:rPr>
+          <w:t>https://doi.org/10.1364/ol.586582</w:t>
+        </w:r>
+      </w:hyperlink>
+    </w:p>
+    <w:p>
+      <w:pPr>
+        <w:spacing w:before="120"/>
+      </w:pPr>
+      <w:r>
+        <w:rPr>
+          <w:rFonts w:ascii="Times New Roman" w:hAnsi="Times New Roman" w:eastAsia="宋体"/>
+          <w:b/>
+          <w:sz w:val="21"/>
+        </w:rPr>
+        <w:t>中文摘要:</w:t>
+      </w:r>
+    </w:p>
+    <w:p>
+      <w:pPr>
+        <w:ind w:firstLine="360"/>
+      </w:pPr>
+      <w:r>
+        <w:rPr>
+          <w:rFonts w:ascii="Times New Roman" w:hAnsi="Times New Roman" w:eastAsia="宋体"/>
+          <w:sz w:val="21"/>
+        </w:rPr>
+        <w:t>由飞秒 (fs) 激光器刻写的光纤布拉格光栅 (FBG) 已成为基于紫外激光的方法的重要替代方案，为各种光纤类型提供了灵活性。然而，现有的飞秒激光刻印策略仍然面临速度和光谱质量之间的权衡，限制了它们在大规模光子系统中的应用。在这项工作中，我们展示了一种专门为光纤光栅制造量身定制的基于贝塞尔光束的刻写方法。通过利用贝塞尔光束的长焦距与飞行时间逐行 (LbL) 策略相结合，可以以比传统 LbL 方法高得多的速度写入 FBG，同时保持良好的光谱质量（改善短波长损耗）。此外，我们将这种方法扩展到商用多包层七芯光纤（SCF）中的逐平面（PlbPl）刻录，从而能够同时制造多个光纤光栅，而无需专用的逐芯横向对准。结果展示了基于贝塞尔光束的铭刻在特定光纤约束下的价值，以及实现高速、低损耗和多芯兼容 FBG 制造的实用途径。</w:t>
+      </w:r>
+    </w:p>
+    <w:p>
+      <w:pPr>
+        <w:spacing w:before="120"/>
+      </w:pPr>
+      <w:r>
+        <w:rPr>
+          <w:rFonts w:ascii="Times New Roman" w:hAnsi="Times New Roman" w:eastAsia="宋体"/>
+          <w:b/>
+          <w:sz w:val="21"/>
+        </w:rPr>
+        <w:t>English Abstract:</w:t>
+      </w:r>
+    </w:p>
+    <w:p>
+      <w:r>
+        <w:rPr>
+          <w:rFonts w:ascii="Times New Roman" w:hAnsi="Times New Roman" w:eastAsia="宋体"/>
+          <w:sz w:val="21"/>
+        </w:rPr>
+        <w:t>Fiber Bragg gratings (FBGs) inscribed by femtosecond (fs) lasers have become an important alternative to ultraviolet laser-based methods, offering flexibility across a wide range of fiber types. However, existing fs laser inscription strategies still face a tradeoff between speed and spectral quality, limiting their application in large-scale photonic systems. In this work, we demonstrate a Bessel-beam-based inscription approach specifically tailored for FBG fabrication. By exploiting the long focus length of the Bessel beam in combination with a time-of-flight line-by-line (LbL) strategy, FBGs can be written at significantly higher speeds than conventional LbL methods while retaining good spectral quality (improved short-wavelength loss). Furthermore, we extend this approach to plane-by-plane (PlbPl) inscription in a commercial multi-cladding, seven-core fiber (SCF), enabling the simultaneous fabrication of multiple FBGs without dedicated core-by-core lateral alignment. The results exhibit the value of Bessel-beam-based inscription under fiber-specific constraints and a practical route toward high-speed, low-loss, and multi-core-compatible FBG fabrication.</w:t>
+      </w:r>
+    </w:p>
+    <w:p>
+      <w:r>
+        <w:rPr>
+          <w:rFonts w:ascii="Times New Roman" w:hAnsi="Times New Roman" w:eastAsia="宋体"/>
+          <w:sz w:val="21"/>
+        </w:rPr>
+        <w:t>__________________________________________________</w:t>
+      </w:r>
+    </w:p>
+    <w:p>
+      <w:pPr>
+        <w:pStyle w:val="Heading2"/>
+      </w:pPr>
+      <w:r/>
+      <w:r>
+        <w:rPr>
+          <w:rFonts w:ascii="Times New Roman" w:hAnsi="Times New Roman" w:eastAsia="宋体"/>
+          <w:b/>
+          <w:color w:val="000000"/>
+          <w:sz w:val="24"/>
+        </w:rPr>
+        <w:t>通过紧凑边缘模式的拓扑红欧曼德尔干涉</w:t>
+      </w:r>
+    </w:p>
+    <w:p>
+      <w:r>
+        <w:rPr>
+          <w:rFonts w:ascii="Times New Roman" w:hAnsi="Times New Roman" w:eastAsia="宋体"/>
+          <w:b/>
+          <w:color w:val="003264"/>
+          <w:sz w:val="24"/>
+        </w:rPr>
+        <w:t>Topological Hong-Ou-Mandel interference via compact edge modes</w:t>
+      </w:r>
+    </w:p>
+    <w:p>
+      <w:r>
+        <w:rPr>
+          <w:rFonts w:ascii="Times New Roman" w:hAnsi="Times New Roman" w:eastAsia="宋体"/>
+          <w:sz w:val="21"/>
+        </w:rPr>
+        <w:t>作者: Shuai-Peng Guo, Cheng-Feng Yang, Chuang Jiang, Jia-Sheng Li, Shaolin Ke, Zhen-Nan Tian</w:t>
+        <w:br/>
+      </w:r>
+      <w:r>
+        <w:rPr>
+          <w:rFonts w:ascii="Times New Roman" w:hAnsi="Times New Roman" w:eastAsia="宋体"/>
+          <w:sz w:val="21"/>
+        </w:rPr>
+        <w:t xml:space="preserve">时间: 2026-01-27 | </w:t>
+      </w:r>
+      <w:r>
+        <w:t xml:space="preserve">链接: </w:t>
+      </w:r>
+      <w:hyperlink r:id="rId191">
+        <w:r>
+          <w:rPr>
+            <w:rFonts w:ascii="Times New Roman" w:hAnsi="Times New Roman" w:eastAsia="宋体"/>
+            <w:color w:val="0000FF"/>
+            <w:sz w:val="21"/>
+            <w:u w:val="single"/>
+          </w:rPr>
+          <w:t>https://doi.org/10.1364/ol.587730</w:t>
+        </w:r>
+      </w:hyperlink>
+    </w:p>
+    <w:p>
+      <w:pPr>
+        <w:spacing w:before="120"/>
+      </w:pPr>
+      <w:r>
+        <w:rPr>
+          <w:rFonts w:ascii="Times New Roman" w:hAnsi="Times New Roman" w:eastAsia="宋体"/>
+          <w:b/>
+          <w:sz w:val="21"/>
+        </w:rPr>
+        <w:t>中文摘要:</w:t>
+      </w:r>
+    </w:p>
+    <w:p>
+      <w:pPr>
+        <w:ind w:firstLine="360"/>
+      </w:pPr>
+      <w:r>
+        <w:rPr>
+          <w:rFonts w:ascii="Times New Roman" w:hAnsi="Times New Roman" w:eastAsia="宋体"/>
+          <w:sz w:val="21"/>
+        </w:rPr>
+        <w:t>我们提出了一种基于合成通量诱导拓扑边缘模式的方案，用于实现长周期光栅波导中空间偏振模式之间的红欧曼德尔（HOM）干涉。通过设计光栅的相对调制相位，生成可调谐的合成磁通量，从而实现 TE 和 TM 模式之间的受控转换，并形成有效的模式晶格。在 π 通量下，耦合波导系统支持紧凑、高度局域化的拓扑边缘模式。利用这些边界态，我们实现了具有接近统一可见度的 HOM 干扰，该干扰对传播距离不敏感，并且对耦合系数的变化具有鲁棒性。这些结果可能为容错片上光子量子电路提供一条途径。</w:t>
+      </w:r>
+    </w:p>
+    <w:p>
+      <w:pPr>
+        <w:spacing w:before="120"/>
+      </w:pPr>
+      <w:r>
+        <w:rPr>
+          <w:rFonts w:ascii="Times New Roman" w:hAnsi="Times New Roman" w:eastAsia="宋体"/>
+          <w:b/>
+          <w:sz w:val="21"/>
+        </w:rPr>
+        <w:t>English Abstract:</w:t>
+      </w:r>
+    </w:p>
+    <w:p>
+      <w:r>
+        <w:rPr>
+          <w:rFonts w:ascii="Times New Roman" w:hAnsi="Times New Roman" w:eastAsia="宋体"/>
+          <w:sz w:val="21"/>
+        </w:rPr>
+        <w:t>We propose a scheme based on synthetic-flux–induced topological edge modes for realizing Hong–Ou–Mandel (HOM) interference between spatial polarization modes in a long-period grating waveguide. By engineering the relative modulation phase of the gratings, a tunable synthetic magnetic flux is generated, enabling controlled conversion between the TE and TM modes and forming an effective mode lattice. At a flux of π, the coupled-waveguide system supports compact, highly localized topological edge modes. Harnessing these boundary states, we achieve HOM interference with near-unity visibility that is insensitive to propagation distance and robust against variations of the coupling coefficients. These results may provide a route for fault-tolerant on-chip photonic quantum circuits.</w:t>
+      </w:r>
+    </w:p>
+    <w:p>
+      <w:r>
+        <w:rPr>
+          <w:rFonts w:ascii="Times New Roman" w:hAnsi="Times New Roman" w:eastAsia="宋体"/>
+          <w:sz w:val="21"/>
+        </w:rPr>
+        <w:t>__________________________________________________</w:t>
+      </w:r>
+    </w:p>
+    <w:p>
+      <w:pPr>
+        <w:pStyle w:val="Heading2"/>
+      </w:pPr>
+      <w:r/>
+      <w:r>
+        <w:rPr>
+          <w:rFonts w:ascii="Times New Roman" w:hAnsi="Times New Roman" w:eastAsia="宋体"/>
+          <w:b/>
+          <w:color w:val="000000"/>
+          <w:sz w:val="24"/>
+        </w:rPr>
+        <w:t>具有高精度光学腔的法布里-珀罗干涉超声波传感器实现超低检测限</w:t>
+      </w:r>
+    </w:p>
+    <w:p>
+      <w:r>
+        <w:rPr>
+          <w:rFonts w:ascii="Times New Roman" w:hAnsi="Times New Roman" w:eastAsia="宋体"/>
+          <w:b/>
+          <w:color w:val="003264"/>
+          <w:sz w:val="24"/>
+        </w:rPr>
+        <w:t>Achieving ultralow detection limit in Fabry–Perot interferometric ultrasonic sensors with a high-finesse optical cavity</w:t>
+      </w:r>
+    </w:p>
+    <w:p>
+      <w:r>
+        <w:rPr>
+          <w:rFonts w:ascii="Times New Roman" w:hAnsi="Times New Roman" w:eastAsia="宋体"/>
+          <w:sz w:val="21"/>
+        </w:rPr>
+        <w:t>作者: Zhicheng Wu, Zhengnan Sun, Junjie Zhou, Jinyang He, Yuhao Luo, Ruofan Yang, Ke Zhao, Qiaogen Zhang</w:t>
+        <w:br/>
+      </w:r>
+      <w:r>
+        <w:rPr>
+          <w:rFonts w:ascii="Times New Roman" w:hAnsi="Times New Roman" w:eastAsia="宋体"/>
+          <w:sz w:val="21"/>
+        </w:rPr>
+        <w:t xml:space="preserve">时间: 2026-01-29 | </w:t>
+      </w:r>
+      <w:r>
+        <w:t xml:space="preserve">链接: </w:t>
+      </w:r>
+      <w:hyperlink r:id="rId192">
+        <w:r>
+          <w:rPr>
+            <w:rFonts w:ascii="Times New Roman" w:hAnsi="Times New Roman" w:eastAsia="宋体"/>
+            <w:color w:val="0000FF"/>
+            <w:sz w:val="21"/>
+            <w:u w:val="single"/>
+          </w:rPr>
+          <w:t>https://doi.org/10.1364/ol.585241</w:t>
+        </w:r>
+      </w:hyperlink>
+    </w:p>
+    <w:p>
+      <w:pPr>
+        <w:spacing w:before="120"/>
+      </w:pPr>
+      <w:r>
+        <w:rPr>
+          <w:rFonts w:ascii="Times New Roman" w:hAnsi="Times New Roman" w:eastAsia="宋体"/>
+          <w:b/>
+          <w:sz w:val="21"/>
+        </w:rPr>
+        <w:t>中文摘要:</w:t>
+      </w:r>
+    </w:p>
+    <w:p>
+      <w:pPr>
+        <w:ind w:firstLine="360"/>
+      </w:pPr>
+      <w:r>
+        <w:rPr>
+          <w:rFonts w:ascii="Times New Roman" w:hAnsi="Times New Roman" w:eastAsia="宋体"/>
+          <w:sz w:val="21"/>
+        </w:rPr>
+        <w:t>为了满足超声波检测中超低检测限的迫切需求，构建高精度光学腔已成为提高外本征法布里-珀罗干涉（EFPI）声学传感器灵敏度的有效方法。这需要同时实现高光束准直和法布里-珀罗（F-P）腔的高反射率。在这封信中，这两个方面被解耦：使用渐变折射率（GRIN）透镜来实现光束准直，同时采用微机电系统（MEMS）技术来制造高反射率光学腔。通过在设计过程中使用角谱方法考虑衍射和制造误差，制造了光学腔精细度为 25 的 EFPI 声学传感器。该传感器在保持 26.46 nm/Pa 机械灵敏度的同时，在 32.7 kHz 谐振频率下实现了 3.92V/Pa 的显着增强灵敏度，最小可检测压力 (MDP) 低至 1.03 μPa/√Hz，与报道的 EFPI 传感器相比，展现了领先的性能。通过利用高精度光学腔进一步提高传感器灵敏度，同时保持其机械灵敏度，所提出的方法在局部放电检测和工业无损检测等领域展现出巨大的应用潜力。</w:t>
+      </w:r>
+    </w:p>
+    <w:p>
+      <w:pPr>
+        <w:spacing w:before="120"/>
+      </w:pPr>
+      <w:r>
+        <w:rPr>
+          <w:rFonts w:ascii="Times New Roman" w:hAnsi="Times New Roman" w:eastAsia="宋体"/>
+          <w:b/>
+          <w:sz w:val="21"/>
+        </w:rPr>
+        <w:t>English Abstract:</w:t>
+      </w:r>
+    </w:p>
+    <w:p>
+      <w:r>
+        <w:rPr>
+          <w:rFonts w:ascii="Times New Roman" w:hAnsi="Times New Roman" w:eastAsia="宋体"/>
+          <w:sz w:val="21"/>
+        </w:rPr>
+        <w:t>To address the pressing need for ultralow detection limits in ultrasonic detection, constructing a high-finesse optical cavity has become an effective approach to enhance the sensitivity of Extrinsic Fabry–Perot Interferometric (EFPI) acoustic sensors. This requires the simultaneous achievement of high beam collimation and high reflectivity of the Fabry–Perot (F–P) cavity. In this Letter, these two aspects are decoupled: a graded index (GRIN) lens is used to achieve beam collimation, while microelectromechanical system (MEMS) technology is employed to fabricate the high-reflectivity optical cavity. By accounting for diffraction and fabrication errors using the angular spectrum method in the design process, an EFPI acoustic sensor with an optical cavity finesse of 25 was fabricated. While maintaining a mechanical sensitivity of 26.46 nm/Pa, the sensor achieves a significantly enhanced sensitivity of 3.92V/Pa at the resonant frequency 32.7 kHz, with a minimum detectable pressure (MDP) as low as 1.03 μPa/√Hz, demonstrating leading-edge performance compared to reported EFPI sensors. By utilizing a high-finesse optical cavity to provide a further boost to the sensor sensitivity while preserving its mechanical sensitivity, the proposed method demonstrates significant application potential in areas such as partial discharge detection and industrial non-destructive testing.</w:t>
+      </w:r>
+    </w:p>
+    <w:p>
+      <w:r>
+        <w:rPr>
+          <w:rFonts w:ascii="Times New Roman" w:hAnsi="Times New Roman" w:eastAsia="宋体"/>
+          <w:sz w:val="21"/>
+        </w:rPr>
+        <w:t>__________________________________________________</w:t>
+      </w:r>
+    </w:p>
+    <w:p>
+      <w:pPr>
+        <w:pStyle w:val="Heading2"/>
+      </w:pPr>
+      <w:r/>
+      <w:r>
+        <w:rPr>
+          <w:rFonts w:ascii="Times New Roman" w:hAnsi="Times New Roman" w:eastAsia="宋体"/>
+          <w:b/>
+          <w:color w:val="000000"/>
+          <w:sz w:val="24"/>
+        </w:rPr>
+        <w:t>使用自适应光学器件和轴抛物线快速可调超宽带飞行焦点</w:t>
+      </w:r>
+    </w:p>
+    <w:p>
+      <w:r>
+        <w:rPr>
+          <w:rFonts w:ascii="Times New Roman" w:hAnsi="Times New Roman" w:eastAsia="宋体"/>
+          <w:b/>
+          <w:color w:val="003264"/>
+          <w:sz w:val="24"/>
+        </w:rPr>
+        <w:t>Rapidly tunable ultrabroadband flying focus using adaptive optics and an axiparabola</w:t>
+      </w:r>
+    </w:p>
+    <w:p>
+      <w:r>
+        <w:rPr>
+          <w:rFonts w:ascii="Times New Roman" w:hAnsi="Times New Roman" w:eastAsia="宋体"/>
+          <w:sz w:val="21"/>
+        </w:rPr>
+        <w:t>作者: H. S. Markland, J. Rosenbluth, R. Boni, M. V. Ambat, C. Dorrer, J. P. Palastro, D. H. Froula, J. J. Pigeon</w:t>
+        <w:br/>
+      </w:r>
+      <w:r>
+        <w:rPr>
+          <w:rFonts w:ascii="Times New Roman" w:hAnsi="Times New Roman" w:eastAsia="宋体"/>
+          <w:sz w:val="21"/>
+        </w:rPr>
+        <w:t xml:space="preserve">时间: 2026-01-27 | </w:t>
+      </w:r>
+      <w:r>
+        <w:t xml:space="preserve">链接: </w:t>
+      </w:r>
+      <w:hyperlink r:id="rId193">
+        <w:r>
+          <w:rPr>
+            <w:rFonts w:ascii="Times New Roman" w:hAnsi="Times New Roman" w:eastAsia="宋体"/>
+            <w:color w:val="0000FF"/>
+            <w:sz w:val="21"/>
+            <w:u w:val="single"/>
+          </w:rPr>
+          <w:t>https://doi.org/10.1364/ol.585270</w:t>
+        </w:r>
+      </w:hyperlink>
+    </w:p>
+    <w:p>
+      <w:pPr>
+        <w:spacing w:before="120"/>
+      </w:pPr>
+      <w:r>
+        <w:rPr>
+          <w:rFonts w:ascii="Times New Roman" w:hAnsi="Times New Roman" w:eastAsia="宋体"/>
+          <w:b/>
+          <w:sz w:val="21"/>
+        </w:rPr>
+        <w:t>中文摘要:</w:t>
+      </w:r>
+    </w:p>
+    <w:p>
+      <w:pPr>
+        <w:ind w:firstLine="360"/>
+      </w:pPr>
+      <w:r>
+        <w:rPr>
+          <w:rFonts w:ascii="Times New Roman" w:hAnsi="Times New Roman" w:eastAsia="宋体"/>
+          <w:sz w:val="21"/>
+        </w:rPr>
+        <w:t>使用自适应光学器件和带有连续波超发光二极管的轴抛物线产生了可编程超宽带飞行焦点。使用可变形镜和空间光调制器来添加可编程量的径向群延迟，并使用轴抛物线通过赋予球面像差来创建扩展的焦点。使用光谱干涉测量法测量了三种不同的飞焦点轨迹，两种具有匀速速度，一种具有加速速度。单独飞焦光学器件的时间响应函数宽度经计算为 52 ± 6 fs，并且通过扩展焦点测量焦斑尺寸比衍射极限光斑尺寸大 (1.2 ± 0.1) ×。</w:t>
+      </w:r>
+    </w:p>
+    <w:p>
+      <w:pPr>
+        <w:spacing w:before="120"/>
+      </w:pPr>
+      <w:r>
+        <w:rPr>
+          <w:rFonts w:ascii="Times New Roman" w:hAnsi="Times New Roman" w:eastAsia="宋体"/>
+          <w:b/>
+          <w:sz w:val="21"/>
+        </w:rPr>
+        <w:t>English Abstract:</w:t>
+      </w:r>
+    </w:p>
+    <w:p>
+      <w:r>
+        <w:rPr>
+          <w:rFonts w:ascii="Times New Roman" w:hAnsi="Times New Roman" w:eastAsia="宋体"/>
+          <w:sz w:val="21"/>
+        </w:rPr>
+        <w:t>A programmable ultrabroadband flying focus was produced using adaptive optics and an axiparabola with a continuous wave superluminescent diode. A deformable mirror and spatial light modulator were used to add a programmable amount of radial group delay, and an axiparabola was used to create an extended focus by imparting spherical aberration. Three different flying focus trajectories were measured using spectral interferometry, two with uniform velocity and one with an accelerating velocity. The temporal response function width of the flying focus optics alone was calculated to be 52 ± 6 fs, and the focal spot size was measured to be (1.2 ± 0.1) × larger than the diffraction-limited spot size through the extended focus.</w:t>
+      </w:r>
+    </w:p>
+    <w:p>
+      <w:r>
+        <w:rPr>
+          <w:rFonts w:ascii="Times New Roman" w:hAnsi="Times New Roman" w:eastAsia="宋体"/>
+          <w:sz w:val="21"/>
+        </w:rPr>
+        <w:t>__________________________________________________</w:t>
+      </w:r>
+    </w:p>
+    <w:p>
+      <w:pPr>
+        <w:pStyle w:val="Heading2"/>
+      </w:pPr>
+      <w:r/>
+      <w:r>
+        <w:rPr>
+          <w:rFonts w:ascii="Times New Roman" w:hAnsi="Times New Roman" w:eastAsia="宋体"/>
+          <w:b/>
+          <w:color w:val="000000"/>
+          <w:sz w:val="24"/>
+        </w:rPr>
+        <w:t>基于非线性波导自相位调制的光子柯尔莫哥洛夫-阿诺德网络</w:t>
+      </w:r>
+    </w:p>
+    <w:p>
+      <w:r>
+        <w:rPr>
+          <w:rFonts w:ascii="Times New Roman" w:hAnsi="Times New Roman" w:eastAsia="宋体"/>
+          <w:b/>
+          <w:color w:val="003264"/>
+          <w:sz w:val="24"/>
+        </w:rPr>
+        <w:t>Photonic Kolmogorov-Arnold networks based on self-phase modulation in nonlinear waveguides</w:t>
+      </w:r>
+    </w:p>
+    <w:p>
+      <w:r>
+        <w:rPr>
+          <w:rFonts w:ascii="Times New Roman" w:hAnsi="Times New Roman" w:eastAsia="宋体"/>
+          <w:sz w:val="21"/>
+        </w:rPr>
+        <w:t>作者: Kostas Sozos, Dimitrios Spanos, Stavros Deligiannidis, George Sarantoglou, Nikolaos Passalis, Nikos Pleros, Charis Mesaritakis, Anastasios Tefas, Adonis Bogris</w:t>
+        <w:br/>
+      </w:r>
+      <w:r>
+        <w:rPr>
+          <w:rFonts w:ascii="Times New Roman" w:hAnsi="Times New Roman" w:eastAsia="宋体"/>
+          <w:sz w:val="21"/>
+        </w:rPr>
+        <w:t xml:space="preserve">时间: 2026-01-27 | </w:t>
+      </w:r>
+      <w:r>
+        <w:t xml:space="preserve">链接: </w:t>
+      </w:r>
+      <w:hyperlink r:id="rId194">
+        <w:r>
+          <w:rPr>
+            <w:rFonts w:ascii="Times New Roman" w:hAnsi="Times New Roman" w:eastAsia="宋体"/>
+            <w:color w:val="0000FF"/>
+            <w:sz w:val="21"/>
+            <w:u w:val="single"/>
+          </w:rPr>
+          <w:t>https://doi.org/10.1364/ol.584316</w:t>
+        </w:r>
+      </w:hyperlink>
+    </w:p>
+    <w:p>
+      <w:pPr>
+        <w:spacing w:before="120"/>
+      </w:pPr>
+      <w:r>
+        <w:rPr>
+          <w:rFonts w:ascii="Times New Roman" w:hAnsi="Times New Roman" w:eastAsia="宋体"/>
+          <w:b/>
+          <w:sz w:val="21"/>
+        </w:rPr>
+        <w:t>中文摘要:</w:t>
+      </w:r>
+    </w:p>
+    <w:p>
+      <w:pPr>
+        <w:ind w:firstLine="360"/>
+      </w:pPr>
+      <w:r>
+        <w:rPr>
+          <w:rFonts w:ascii="Times New Roman" w:hAnsi="Times New Roman" w:eastAsia="宋体"/>
+          <w:sz w:val="21"/>
+        </w:rPr>
+        <w:t>在过去的十年中，光子神经网络引起了人们的浓厚兴趣，大量的命题试图模仿各种形式的已建立的数字模型。该领域设想依靠光子学的巨大能力实现低功耗、低延迟、高度并行化的硬件实现。最近提出了 Kolmogorov-Arnold 网络，与传统的多层感知器相比，它提供了改进的可扩展性和可解释性。从这个角度来看，柯尔莫哥洛夫-阿诺德网络构成了一个有前途的领域，可以利用光子的全部优势，减轻可扩展性障碍。在这里，我们提出并通过实验展示了非线性波导中自相位调制作为任意非线性激活函数的多功能生成器的潜力，用于柯尔莫哥洛夫-阿诺德网络的超快光子实现。所提出方法的有效性在回归和分类任务中得到了证明，其中光子实现与数字性能相匹配，并且在特定情况下超越了我们比较中使用的数字基线。</w:t>
+      </w:r>
+    </w:p>
+    <w:p>
+      <w:pPr>
+        <w:spacing w:before="120"/>
+      </w:pPr>
+      <w:r>
+        <w:rPr>
+          <w:rFonts w:ascii="Times New Roman" w:hAnsi="Times New Roman" w:eastAsia="宋体"/>
+          <w:b/>
+          <w:sz w:val="21"/>
+        </w:rPr>
+        <w:t>English Abstract:</w:t>
+      </w:r>
+    </w:p>
+    <w:p>
+      <w:r>
+        <w:rPr>
+          <w:rFonts w:ascii="Times New Roman" w:hAnsi="Times New Roman" w:eastAsia="宋体"/>
+          <w:sz w:val="21"/>
+        </w:rPr>
+        <w:t>Photonic neural networks have attracted intense interest during the past decade, with an extensive number of propositions trying to mimic various forms of the established digital models. This field envisages low-power and low-latency, highly parallelized hardware implementations that count on the vast capacity of photonics. Kolmogorov-Arnold networks were recently proposed, offering improved scalability and interpretability compared to conventional multilayer perceptrons. From this point of view, Kolmogorov-Arnold networks constitute a promising field for implementations which exploit the full pallet of photonic strengths, mitigating the scalability barrier. Here, we propose and experimentally showcase the potential of self-phase modulation in nonlinear waveguides as a versatile generator of arbitrary nonlinear activation functions for the ultra-fast photonic implementation of Kolmogorov-Arnold networks. The efficacy of the proposed approach is demonstrated on both regression and classification tasks, where the photonic implementation matches digital performance and, in specific cases, surpasses the digital baseline used in our comparison.</w:t>
+      </w:r>
+    </w:p>
+    <w:p>
+      <w:r>
+        <w:rPr>
+          <w:rFonts w:ascii="Times New Roman" w:hAnsi="Times New Roman" w:eastAsia="宋体"/>
+          <w:sz w:val="21"/>
+        </w:rPr>
+        <w:t>__________________________________________________</w:t>
+      </w:r>
+    </w:p>
+    <w:p>
+      <w:pPr>
+        <w:pStyle w:val="Heading2"/>
+      </w:pPr>
+      <w:r/>
+      <w:r>
+        <w:rPr>
+          <w:rFonts w:ascii="Times New Roman" w:hAnsi="Times New Roman" w:eastAsia="宋体"/>
+          <w:b/>
+          <w:color w:val="000000"/>
+          <w:sz w:val="24"/>
+        </w:rPr>
+        <w:t>用于紫外线防伪应用的白光激发 NaYF 4 :Nd 3+</w:t>
+      </w:r>
+    </w:p>
+    <w:p>
+      <w:r>
+        <w:rPr>
+          <w:rFonts w:ascii="Times New Roman" w:hAnsi="Times New Roman" w:eastAsia="宋体"/>
+          <w:b/>
+          <w:color w:val="003264"/>
+          <w:sz w:val="24"/>
+        </w:rPr>
+        <w:t>White-light excitable NaYF 4 :Nd 3+ for ultraviolet anti-counterfeiting applications</w:t>
+      </w:r>
+    </w:p>
+    <w:p>
+      <w:r>
+        <w:rPr>
+          <w:rFonts w:ascii="Times New Roman" w:hAnsi="Times New Roman" w:eastAsia="宋体"/>
+          <w:sz w:val="21"/>
+        </w:rPr>
+        <w:t>作者: Bingbing Yang, Jinhao Si, Kaifeng Wu, Kaiyue Zhang, Mina Liu, Zhirui Zhang, Ziyi Wang, Gina Ma, Yimo Li, Athena Liu, Yanfang Sun</w:t>
+        <w:br/>
+      </w:r>
+      <w:r>
+        <w:rPr>
+          <w:rFonts w:ascii="Times New Roman" w:hAnsi="Times New Roman" w:eastAsia="宋体"/>
+          <w:sz w:val="21"/>
+        </w:rPr>
+        <w:t xml:space="preserve">时间: 2026-01-28 | </w:t>
+      </w:r>
+      <w:r>
+        <w:t xml:space="preserve">链接: </w:t>
+      </w:r>
+      <w:hyperlink r:id="rId195">
+        <w:r>
+          <w:rPr>
+            <w:rFonts w:ascii="Times New Roman" w:hAnsi="Times New Roman" w:eastAsia="宋体"/>
+            <w:color w:val="0000FF"/>
+            <w:sz w:val="21"/>
+            <w:u w:val="single"/>
+          </w:rPr>
+          <w:t>https://doi.org/10.1364/ol.586201</w:t>
+        </w:r>
+      </w:hyperlink>
+    </w:p>
+    <w:p>
+      <w:pPr>
+        <w:spacing w:before="120"/>
+      </w:pPr>
+      <w:r>
+        <w:rPr>
+          <w:rFonts w:ascii="Times New Roman" w:hAnsi="Times New Roman" w:eastAsia="宋体"/>
+          <w:b/>
+          <w:sz w:val="21"/>
+        </w:rPr>
+        <w:t>中文摘要:</w:t>
+      </w:r>
+    </w:p>
+    <w:p>
+      <w:pPr>
+        <w:ind w:firstLine="360"/>
+      </w:pPr>
+      <w:r>
+        <w:rPr>
+          <w:rFonts w:ascii="Times New Roman" w:hAnsi="Times New Roman" w:eastAsia="宋体"/>
+          <w:sz w:val="21"/>
+        </w:rPr>
+        <w:t>利用发光技术进行安全验证有望实现光学防伪。然而，由于环境光干扰，现有策略常常在明亮的环境中陷入困境。为了解决这个问题，我们引入了 NaYF 4 :Nd 3+ 作为安全应用中紫外 (UV) 发光的灵活平台。这种荧光粉在强白光照射下表现出易于检测的上转换发光，发射波长为 354 nm（超出了典型室内光谱的波长），可实现无背景信号检测。在照度阈值为80 mW·cm -2 的双光子激发机制驱动下，日光下的紫外成像验证了其可靠性。这种方法为有效的防伪提供了强大的、现实的解决方案。</w:t>
+      </w:r>
+    </w:p>
+    <w:p>
+      <w:pPr>
+        <w:spacing w:before="120"/>
+      </w:pPr>
+      <w:r>
+        <w:rPr>
+          <w:rFonts w:ascii="Times New Roman" w:hAnsi="Times New Roman" w:eastAsia="宋体"/>
+          <w:b/>
+          <w:sz w:val="21"/>
+        </w:rPr>
+        <w:t>English Abstract:</w:t>
+      </w:r>
+    </w:p>
+    <w:p>
+      <w:r>
+        <w:rPr>
+          <w:rFonts w:ascii="Times New Roman" w:hAnsi="Times New Roman" w:eastAsia="宋体"/>
+          <w:sz w:val="21"/>
+        </w:rPr>
+        <w:t>Using luminescent technology for security verification holds promise for optical anti-counterfeiting. However, existing strategies often struggle in brightly lit environments due to ambient light interference. To address this issue, we introduce NaYF 4 :Nd 3+ as a flexible platform for ultraviolet (UV) luminescence in security applications. This phosphor exhibits readily detectable upconversion luminescence under intense white-light illumination, emitting at 354 nm—a wavelength beyond the typical indoor spectrum—for background-free signal detection. Driven by a two-photon excitation mechanism with an illumination threshold of 80 mW·cm −2 , UV imaging under daylight validates its reliability. This approach offers a robust, real-world solution for effective anti-counterfeiting.</w:t>
+      </w:r>
+    </w:p>
+    <w:p>
+      <w:r>
+        <w:rPr>
+          <w:rFonts w:ascii="Times New Roman" w:hAnsi="Times New Roman" w:eastAsia="宋体"/>
+          <w:sz w:val="21"/>
+        </w:rPr>
+        <w:t>__________________________________________________</w:t>
+      </w:r>
+    </w:p>
+    <w:p>
+      <w:pPr>
+        <w:pStyle w:val="Heading2"/>
+      </w:pPr>
+      <w:r/>
+      <w:r>
+        <w:rPr>
+          <w:rFonts w:ascii="Times New Roman" w:hAnsi="Times New Roman" w:eastAsia="宋体"/>
+          <w:b/>
+          <w:color w:val="000000"/>
+          <w:sz w:val="24"/>
+        </w:rPr>
+        <w:t>基于相位调制的周期性偏振加扰，用于减轻脉冲编码布里渊光纤传感器中的偏振噪声</w:t>
+      </w:r>
+    </w:p>
+    <w:p>
+      <w:r>
+        <w:rPr>
+          <w:rFonts w:ascii="Times New Roman" w:hAnsi="Times New Roman" w:eastAsia="宋体"/>
+          <w:b/>
+          <w:color w:val="003264"/>
+          <w:sz w:val="24"/>
+        </w:rPr>
+        <w:t>Phase-modulation-based periodic polarization scrambling for polarization noise mitigation in a pulse-coded Brillouin fiber sensor</w:t>
+      </w:r>
+    </w:p>
+    <w:p>
+      <w:r>
+        <w:rPr>
+          <w:rFonts w:ascii="Times New Roman" w:hAnsi="Times New Roman" w:eastAsia="宋体"/>
+          <w:sz w:val="21"/>
+        </w:rPr>
+        <w:t>作者: Zonglei Li, Gai Ying, Yin Zhou, Jia Ye, Xihua Zou, Wei Pan, Lianshan Yan</w:t>
+        <w:br/>
+      </w:r>
+      <w:r>
+        <w:rPr>
+          <w:rFonts w:ascii="Times New Roman" w:hAnsi="Times New Roman" w:eastAsia="宋体"/>
+          <w:sz w:val="21"/>
+        </w:rPr>
+        <w:t xml:space="preserve">时间: 2026-01-27 | </w:t>
+      </w:r>
+      <w:r>
+        <w:t xml:space="preserve">链接: </w:t>
+      </w:r>
+      <w:hyperlink r:id="rId196">
+        <w:r>
+          <w:rPr>
+            <w:rFonts w:ascii="Times New Roman" w:hAnsi="Times New Roman" w:eastAsia="宋体"/>
+            <w:color w:val="0000FF"/>
+            <w:sz w:val="21"/>
+            <w:u w:val="single"/>
+          </w:rPr>
+          <w:t>https://doi.org/10.1364/ol.587005</w:t>
+        </w:r>
+      </w:hyperlink>
+    </w:p>
+    <w:p>
+      <w:pPr>
+        <w:spacing w:before="120"/>
+      </w:pPr>
+      <w:r>
+        <w:rPr>
+          <w:rFonts w:ascii="Times New Roman" w:hAnsi="Times New Roman" w:eastAsia="宋体"/>
+          <w:b/>
+          <w:sz w:val="21"/>
+        </w:rPr>
+        <w:t>中文摘要:</w:t>
+      </w:r>
+    </w:p>
+    <w:p>
+      <w:pPr>
+        <w:ind w:firstLine="360"/>
+      </w:pPr>
+      <w:r>
+        <w:rPr>
+          <w:rFonts w:ascii="Times New Roman" w:hAnsi="Times New Roman" w:eastAsia="宋体"/>
+          <w:sz w:val="21"/>
+        </w:rPr>
+        <w:t>人们发现，周期性偏振加扰 (PS) 是消除脉冲编码布里渊光时域分析光纤传感器中偏振噪声的有效方法。它是通过周期性地改变光的两个正交分量之间的相位差来实现的。在这里，我们使用相位调制来生成周期性 PS，它利用了相位调制器快轴和慢轴的不同调制效率。与我们之前基于异频声光调制（AOM）的方法相比，该方法不仅降低了系统复杂性，而且减轻了非局部效应。实验结果表明，与常用的随机PS相比，它使布里渊增益的信噪比提高了~4 dB。此外，由于非局部效应的减少，与基于 AOM 的方法相比，可以避免约 4 MHz 布里渊频移测量误差。</w:t>
+      </w:r>
+    </w:p>
+    <w:p>
+      <w:pPr>
+        <w:spacing w:before="120"/>
+      </w:pPr>
+      <w:r>
+        <w:rPr>
+          <w:rFonts w:ascii="Times New Roman" w:hAnsi="Times New Roman" w:eastAsia="宋体"/>
+          <w:b/>
+          <w:sz w:val="21"/>
+        </w:rPr>
+        <w:t>English Abstract:</w:t>
+      </w:r>
+    </w:p>
+    <w:p>
+      <w:r>
+        <w:rPr>
+          <w:rFonts w:ascii="Times New Roman" w:hAnsi="Times New Roman" w:eastAsia="宋体"/>
+          <w:sz w:val="21"/>
+        </w:rPr>
+        <w:t>Periodic polarization scrambling (PS) has been found to be an effective way of eliminating polarization noises in a pulse-coded Brillouin optical time-domain analysis fiber sensor. It is realized by periodically changing the phase difference between the two orthogonal components of a light. Here, we use phase modulation to generate periodic PS, which utilizes the different modulation efficiencies of the fast and slow axes of a phase modulator. This method not only reduces system complexity but also alleviates the non-local effect compared to our previous approach based on differ-frequency acousto-optic modulation (AOM). Experimental results show that it enhances the signal-to-noise ratio of Brillouin gain by ~4 dB compared to the commonly used random PS. Further, owing to the reduction of the non-local effect, ~4-MHz Brillouin frequency shift measurement error is avoided compared to the AOM-based approach.</w:t>
+      </w:r>
+    </w:p>
+    <w:p>
+      <w:r>
+        <w:rPr>
+          <w:rFonts w:ascii="Times New Roman" w:hAnsi="Times New Roman" w:eastAsia="宋体"/>
+          <w:sz w:val="21"/>
+        </w:rPr>
+        <w:t>__________________________________________________</w:t>
+      </w:r>
+    </w:p>
+    <w:p>
+      <w:pPr>
+        <w:pStyle w:val="Heading2"/>
+      </w:pPr>
+      <w:r/>
+      <w:r>
+        <w:rPr>
+          <w:rFonts w:ascii="Times New Roman" w:hAnsi="Times New Roman" w:eastAsia="宋体"/>
+          <w:b/>
+          <w:color w:val="000000"/>
+          <w:sz w:val="24"/>
+        </w:rPr>
+        <w:t>环境稳定的晶体 WGM 谐振器</w:t>
+      </w:r>
+    </w:p>
+    <w:p>
+      <w:r>
+        <w:rPr>
+          <w:rFonts w:ascii="Times New Roman" w:hAnsi="Times New Roman" w:eastAsia="宋体"/>
+          <w:b/>
+          <w:color w:val="003264"/>
+          <w:sz w:val="24"/>
+        </w:rPr>
+        <w:t>Environmentally stabilized crystalline WGM resonator</w:t>
+      </w:r>
+    </w:p>
+    <w:p>
+      <w:r>
+        <w:rPr>
+          <w:rFonts w:ascii="Times New Roman" w:hAnsi="Times New Roman" w:eastAsia="宋体"/>
+          <w:sz w:val="21"/>
+        </w:rPr>
+        <w:t>作者: Wei Zhang, Yu-Hung Lai, Anatoliy Savchenkov, Vladimir Ilchenko, Miguel Maldonado, George Keseyan, Kayla Kulish, Scott Singer, Gautam Vasisht, Lute Maleki, Andrey B. Matsko</w:t>
+        <w:br/>
+      </w:r>
+      <w:r>
+        <w:rPr>
+          <w:rFonts w:ascii="Times New Roman" w:hAnsi="Times New Roman" w:eastAsia="宋体"/>
+          <w:sz w:val="21"/>
+        </w:rPr>
+        <w:t xml:space="preserve">时间: 2026-01-30 | </w:t>
+      </w:r>
+      <w:r>
+        <w:t xml:space="preserve">链接: </w:t>
+      </w:r>
+      <w:hyperlink r:id="rId197">
+        <w:r>
+          <w:rPr>
+            <w:rFonts w:ascii="Times New Roman" w:hAnsi="Times New Roman" w:eastAsia="宋体"/>
+            <w:color w:val="0000FF"/>
+            <w:sz w:val="21"/>
+            <w:u w:val="single"/>
+          </w:rPr>
+          <w:t>https://doi.org/10.1364/ol.586875</w:t>
+        </w:r>
+      </w:hyperlink>
+    </w:p>
+    <w:p>
+      <w:pPr>
+        <w:spacing w:before="120"/>
+      </w:pPr>
+      <w:r>
+        <w:rPr>
+          <w:rFonts w:ascii="Times New Roman" w:hAnsi="Times New Roman" w:eastAsia="宋体"/>
+          <w:b/>
+          <w:sz w:val="21"/>
+        </w:rPr>
+        <w:t>中文摘要:</w:t>
+      </w:r>
+    </w:p>
+    <w:p>
+      <w:pPr>
+        <w:ind w:firstLine="360"/>
+      </w:pPr>
+      <w:r>
+        <w:rPr>
+          <w:rFonts w:ascii="Times New Roman" w:hAnsi="Times New Roman" w:eastAsia="宋体"/>
+          <w:sz w:val="21"/>
+        </w:rPr>
+        <w:t>我们报告了一种具有低振动灵敏度的封装光学回音壁模式 (WGM) 谐振器的开发。沿垂直轴测得分数频移约为10 -10 /g，沿水平轴测得分数频移约为10 -11 /g。该谐振器在光域中工作，固有品质因数为 Q ∼10 9 ，用于激光频率稳定。所得激光器在10ms积分时间下表现出3×10 -12 水平的相对频率稳定性。这些结果凸显了光学 WGM 谐振器作为精密光子系统的紧凑、机械稳健的频率基准的潜力。</w:t>
+      </w:r>
+    </w:p>
+    <w:p>
+      <w:pPr>
+        <w:spacing w:before="120"/>
+      </w:pPr>
+      <w:r>
+        <w:rPr>
+          <w:rFonts w:ascii="Times New Roman" w:hAnsi="Times New Roman" w:eastAsia="宋体"/>
+          <w:b/>
+          <w:sz w:val="21"/>
+        </w:rPr>
+        <w:t>English Abstract:</w:t>
+      </w:r>
+    </w:p>
+    <w:p>
+      <w:r>
+        <w:rPr>
+          <w:rFonts w:ascii="Times New Roman" w:hAnsi="Times New Roman" w:eastAsia="宋体"/>
+          <w:sz w:val="21"/>
+        </w:rPr>
+        <w:t>We report on the development of a packaged optical whispering-gallery-mode (WGM) resonator exhibiting low vibration sensitivity. The fractional frequency shift is measured to be on the order of 10 −10 / g along the vertical axis and 10 −11 / g along the horizontal axis. The resonator, operating in the optical domain with an intrinsic quality factor of Q ∼10 9 , is employed for laser frequency stabilization. The resulting laser exhibited a relative frequency stability 3×10 −12 level at 10 ms integration time. These results highlight the potential of optical WGM resonators as compact, mechanically robust frequency references for precision photonic systems.</w:t>
+      </w:r>
+    </w:p>
+    <w:p>
+      <w:r>
+        <w:rPr>
+          <w:rFonts w:ascii="Times New Roman" w:hAnsi="Times New Roman" w:eastAsia="宋体"/>
+          <w:sz w:val="21"/>
+        </w:rPr>
+        <w:t>__________________________________________________</w:t>
+      </w:r>
+    </w:p>
+    <w:p>
+      <w:pPr>
+        <w:pStyle w:val="Heading2"/>
+      </w:pPr>
+      <w:r/>
+      <w:r>
+        <w:rPr>
+          <w:rFonts w:ascii="Times New Roman" w:hAnsi="Times New Roman" w:eastAsia="宋体"/>
+          <w:b/>
+          <w:color w:val="000000"/>
+          <w:sz w:val="24"/>
+        </w:rPr>
+        <w:t>用于多组分混合物溶液检测的光流控微泡谐振器中的腔体光热振荡光谱生成</w:t>
+      </w:r>
+    </w:p>
+    <w:p>
+      <w:r>
+        <w:rPr>
+          <w:rFonts w:ascii="Times New Roman" w:hAnsi="Times New Roman" w:eastAsia="宋体"/>
+          <w:b/>
+          <w:color w:val="003264"/>
+          <w:sz w:val="24"/>
+        </w:rPr>
+        <w:t>Cavity photothermal oscillation spectroscopy generation in an optofluidic microbubble resonator for multi-component mixture solution detection</w:t>
+      </w:r>
+    </w:p>
+    <w:p>
+      <w:r>
+        <w:rPr>
+          <w:rFonts w:ascii="Times New Roman" w:hAnsi="Times New Roman" w:eastAsia="宋体"/>
+          <w:sz w:val="21"/>
+        </w:rPr>
+        <w:t>作者: Weida Chen, Tianhe Wu, Ya Hu, Xiang Li, Zheng Huang, Hongliang Ren, Chang-Ling Zou, Xiankai Sun, Xianzeng Zhang, Qijing Lu</w:t>
+        <w:br/>
+      </w:r>
+      <w:r>
+        <w:rPr>
+          <w:rFonts w:ascii="Times New Roman" w:hAnsi="Times New Roman" w:eastAsia="宋体"/>
+          <w:sz w:val="21"/>
+        </w:rPr>
+        <w:t xml:space="preserve">时间: 2026-01-30 | </w:t>
+      </w:r>
+      <w:r>
+        <w:t xml:space="preserve">链接: </w:t>
+      </w:r>
+      <w:hyperlink r:id="rId198">
+        <w:r>
+          <w:rPr>
+            <w:rFonts w:ascii="Times New Roman" w:hAnsi="Times New Roman" w:eastAsia="宋体"/>
+            <w:color w:val="0000FF"/>
+            <w:sz w:val="21"/>
+            <w:u w:val="single"/>
+          </w:rPr>
+          <w:t>https://doi.org/10.1364/ol.582789</w:t>
+        </w:r>
+      </w:hyperlink>
+    </w:p>
+    <w:p>
+      <w:pPr>
+        <w:spacing w:before="120"/>
+      </w:pPr>
+      <w:r>
+        <w:rPr>
+          <w:rFonts w:ascii="Times New Roman" w:hAnsi="Times New Roman" w:eastAsia="宋体"/>
+          <w:b/>
+          <w:sz w:val="21"/>
+        </w:rPr>
+        <w:t>中文摘要:</w:t>
+      </w:r>
+    </w:p>
+    <w:p>
+      <w:pPr>
+        <w:ind w:firstLine="360"/>
+      </w:pPr>
+      <w:r>
+        <w:rPr>
+          <w:rFonts w:ascii="Times New Roman" w:hAnsi="Times New Roman" w:eastAsia="宋体"/>
+          <w:sz w:val="21"/>
+        </w:rPr>
+        <w:t>光流控回音壁模式微泡腔具有多种优势，包括高品质因数、小模式体积和实时检测功能，使其非常适合高精度传感应用。基于微腔的溶液传感器的传感机制通常依赖于检测由分析物的折射率变化引起的模式转变、加宽或分裂。在这项研究中，据我们所知，我们介绍了一种新颖的检测方法，该方法将腔光热振荡光谱与深度神经网络相结合。这种混合技术能够高精度检测多组分混合物溶液中的无水乙醇浓度，同时对模式转换保持不敏感。实验结果表明，在 0-1% 浓度范围内，预测精度为 0.992，均方误差为 5.29 × 10 -4。</w:t>
+      </w:r>
+    </w:p>
+    <w:p>
+      <w:pPr>
+        <w:spacing w:before="120"/>
+      </w:pPr>
+      <w:r>
+        <w:rPr>
+          <w:rFonts w:ascii="Times New Roman" w:hAnsi="Times New Roman" w:eastAsia="宋体"/>
+          <w:b/>
+          <w:sz w:val="21"/>
+        </w:rPr>
+        <w:t>English Abstract:</w:t>
+      </w:r>
+    </w:p>
+    <w:p>
+      <w:r>
+        <w:rPr>
+          <w:rFonts w:ascii="Times New Roman" w:hAnsi="Times New Roman" w:eastAsia="宋体"/>
+          <w:sz w:val="21"/>
+        </w:rPr>
+        <w:t>Optofluidic whispering gallery mode microbubble cavities offer several advantages, including high quality factors, small mode volumes, and real-time detection capabilities, making them well-suited for applications in high-precision sensing. The sensing mechanism of microcavity-based solution sensors typically relies on detecting mode shifts, broadening, or splitting induced by variations in the refractive index of the analyte. In this study, we introduce a novel, to the best of our knowledge, detection method that integrates cavity photothermal oscillation spectroscopy with a deep neural network. This hybrid technique enables high-precision detection of anhydrous ethanol concentrations in multi-component mixture solution while remaining insensitive to mode shifts. Experimental results demonstrate a predicted accuracy of 0.992 and a mean squared error of 5.29 × 10 −4 within the 0–1% concentration range.</w:t>
+      </w:r>
+    </w:p>
+    <w:p>
+      <w:r>
+        <w:rPr>
+          <w:rFonts w:ascii="Times New Roman" w:hAnsi="Times New Roman" w:eastAsia="宋体"/>
+          <w:sz w:val="21"/>
+        </w:rPr>
+        <w:t>__________________________________________________</w:t>
+      </w:r>
+    </w:p>
+    <w:p>
+      <w:pPr>
         <w:pStyle w:val="Heading1"/>
       </w:pPr>
       <w:r>
@@ -9196,6 +10891,119 @@
     </w:p>
     <w:p>
       <w:pPr>
+        <w:pStyle w:val="Heading2"/>
+      </w:pPr>
+      <w:r/>
+      <w:r>
+        <w:rPr>
+          <w:rFonts w:ascii="Times New Roman" w:hAnsi="Times New Roman" w:eastAsia="宋体"/>
+          <w:b/>
+          <w:color w:val="000000"/>
+          <w:sz w:val="24"/>
+        </w:rPr>
+        <w:t>带有萨尼亚克滤波器的线性掺铒光纤振荡器中倍周期和谐波锁模孤子的生成和观察</w:t>
+      </w:r>
+    </w:p>
+    <w:p>
+      <w:r>
+        <w:rPr>
+          <w:rFonts w:ascii="Times New Roman" w:hAnsi="Times New Roman" w:eastAsia="宋体"/>
+          <w:b/>
+          <w:color w:val="003264"/>
+          <w:sz w:val="24"/>
+        </w:rPr>
+        <w:t>Generation and observation of period-doubling and harmonic mode-locking solitons in a linear erbium-doped fiber oscillator with a Sagnac filter</w:t>
+      </w:r>
+    </w:p>
+    <w:p>
+      <w:r>
+        <w:rPr>
+          <w:rFonts w:ascii="Times New Roman" w:hAnsi="Times New Roman" w:eastAsia="宋体"/>
+          <w:sz w:val="21"/>
+        </w:rPr>
+        <w:t>作者: Rui Zhao, Xiangwen Zhang, Keming Wang, Xingcheng Han, Jie Chen, Mingjiang Zhang</w:t>
+        <w:br/>
+      </w:r>
+      <w:r>
+        <w:rPr>
+          <w:rFonts w:ascii="Times New Roman" w:hAnsi="Times New Roman" w:eastAsia="宋体"/>
+          <w:sz w:val="21"/>
+        </w:rPr>
+        <w:t xml:space="preserve">时间: 2026-01-26 | </w:t>
+      </w:r>
+      <w:r>
+        <w:t xml:space="preserve">链接: </w:t>
+      </w:r>
+      <w:hyperlink r:id="rId187">
+        <w:r>
+          <w:rPr>
+            <w:rFonts w:ascii="Times New Roman" w:hAnsi="Times New Roman" w:eastAsia="宋体"/>
+            <w:color w:val="0000FF"/>
+            <w:sz w:val="21"/>
+            <w:u w:val="single"/>
+          </w:rPr>
+          <w:t>https://doi.org/10.1364/oe.586491</w:t>
+        </w:r>
+      </w:hyperlink>
+    </w:p>
+    <w:p>
+      <w:pPr>
+        <w:spacing w:before="120"/>
+      </w:pPr>
+      <w:r>
+        <w:rPr>
+          <w:rFonts w:ascii="Times New Roman" w:hAnsi="Times New Roman" w:eastAsia="宋体"/>
+          <w:b/>
+          <w:sz w:val="21"/>
+        </w:rPr>
+        <w:t>中文摘要:</w:t>
+      </w:r>
+    </w:p>
+    <w:p>
+      <w:pPr>
+        <w:ind w:firstLine="360"/>
+      </w:pPr>
+      <w:r>
+        <w:rPr>
+          <w:rFonts w:ascii="Times New Roman" w:hAnsi="Times New Roman" w:eastAsia="宋体"/>
+          <w:sz w:val="21"/>
+        </w:rPr>
+        <w:t>锁模光纤激光器为研究耗散光学系统中的非线性现象提供了理想的平台。在这项研究中，我们通过实验演示了一种结合了萨格纳克环形镜的线性锁模掺铒光纤激光器，它可以通过精确的偏振控制实现可调谐光谱滤波。通过逐渐调谐腔内偏振态，激光器表现出从稳定的单波长锁模态到独特的倍周期矢量孤子态和谐波锁模孤子态的丰富跃迁。其中，脉冲串经历基本重复率的倍频和谐波行为，并伴随着腔内偏振旋转引起的交替脉冲强度。实时色散傅里叶变换 (DFT) 技术可实时测量过渡期间的光谱演化，证实矢量孤子演化和谐波动力学可以通过偏振诱导调制来实现。此外，首次在基于萨格纳克滤波器的光纤激光器中观察到双波长倍周期矢量孤子，两个波长通道都表现出同步矢量孤子动力学。这些结果在腔内偏振扰动和非线性矢量孤子路径之间建立了明确的联系，并进一步强调双波长光纤激光器作为通用平台，用于探索非线性光子学中的复杂动态行为以及推进双梳计量和超快信号处理中的应用。</w:t>
+      </w:r>
+    </w:p>
+    <w:p>
+      <w:pPr>
+        <w:spacing w:before="120"/>
+      </w:pPr>
+      <w:r>
+        <w:rPr>
+          <w:rFonts w:ascii="Times New Roman" w:hAnsi="Times New Roman" w:eastAsia="宋体"/>
+          <w:b/>
+          <w:sz w:val="21"/>
+        </w:rPr>
+        <w:t>English Abstract:</w:t>
+      </w:r>
+    </w:p>
+    <w:p>
+      <w:r>
+        <w:rPr>
+          <w:rFonts w:ascii="Times New Roman" w:hAnsi="Times New Roman" w:eastAsia="宋体"/>
+          <w:sz w:val="21"/>
+        </w:rPr>
+        <w:t>Mode-locked fiber lasers provide an ideal platform for investigating nonlinear phenomena in dissipative optical systems. In this study, we experimentally demonstrate a linear mode-locked erbium-doped fiber laser incorporating a Sagnac loop mirror, which enables tunable spectral filtering by precise polarization control. Through gradually tuning the intracavity polarization state, the laser exhibits rich transitions from stable single-wavelength mode-locking state into a distinct period-doubling vector soliton and harmonic mode-locking soliton states. Among them, the pulse train undergoes doubling and harmonic behaviors of the fundmental repetition rate, accompanied by alternating pulse intensities induced by the intracavity polarization rotation. Real-time dispersive Fourier transform (DFT) technology provides real-time measurement of the spectral evolution during the transition, confirming that the vector soliton evolution and harmonic dynamics can be enabled by polarization-induced modulation. Furthermore, dual-wavelength period-doubling vector solitons are observed in the Sagnac-filter-based fiber laser for the first time, with both wavelength channels exhibiting synchronized vector soliton dynamics. These results establish a clear link between intracavity polarization perturbations and nonlinear vector soliton pathways, and further highlight dual-wavelength fiber lasers as versatile platforms for exploring complex dynamical behaviors in nonlinear photonics and advancing applications in dual-comb metrology and ultrafast signal processing.</w:t>
+      </w:r>
+    </w:p>
+    <w:p>
+      <w:r>
+        <w:rPr>
+          <w:rFonts w:ascii="Times New Roman" w:hAnsi="Times New Roman" w:eastAsia="宋体"/>
+          <w:sz w:val="21"/>
+        </w:rPr>
+        <w:t>__________________________________________________</w:t>
+      </w:r>
+    </w:p>
+    <w:p>
+      <w:pPr>
         <w:pStyle w:val="Heading1"/>
       </w:pPr>
       <w:r>
@@ -20003,6 +21811,276 @@
           <w:sz w:val="21"/>
         </w:rPr>
         <w:t>In many biophysical inverse problems, the goal is to generate biomolecular conformations that are both physically plausible and consistent with experimental measurements. As recent sequence-to-structure diffusion models provide powerful data-driven priors, posterior sampling has emerged as a popular framework by guiding atomic coordinates to target conformations using experimental likelihoods. However, when the target lies in a low-density region of the prior, posterior sampling requires aggressive and brittle weighting of the likelihood guidance. Motivated by this limitation, we propose EmbedOpt, an alternative inference-time approach for steering diffusion models to optimize experimental likelihoods in the conditional embedding space. As this space encodes rich sequence and coevolutionary signals, optimizing over it effectively shifts the diffusion prior to align with experimental constraints. We validate EmbedOpt on two benchmarks simulating cryo-electron microscopy map fitting and experimental distance constraints. We show that EmbedOpt outperforms the coordinate-based posterior sampling method in map fitting tasks, matches performance on distance constraint tasks, and exhibits superior engineering robustness across hyperparameters spanning two orders of magnitude. Moreover, its smooth optimization behavior enables a significant reduction in the number of diffusion steps required for inference, leading to better efficiency.</w:t>
+      </w:r>
+    </w:p>
+    <w:p>
+      <w:r>
+        <w:rPr>
+          <w:rFonts w:ascii="Times New Roman" w:hAnsi="Times New Roman" w:eastAsia="宋体"/>
+          <w:sz w:val="21"/>
+        </w:rPr>
+        <w:t>__________________________________________________</w:t>
+      </w:r>
+    </w:p>
+    <w:p>
+      <w:pPr>
+        <w:pStyle w:val="Heading1"/>
+      </w:pPr>
+      <w:r>
+        <w:rPr>
+          <w:rFonts w:ascii="Times New Roman" w:hAnsi="Times New Roman" w:eastAsia="宋体"/>
+          <w:b/>
+          <w:color w:val="000000"/>
+          <w:sz w:val="32"/>
+        </w:rPr>
+        <w:t>Light: Advanced Manufacturing</w:t>
+      </w:r>
+    </w:p>
+    <w:p>
+      <w:pPr>
+        <w:jc w:val="center"/>
+      </w:pPr>
+      <w:r>
+        <w:t>--- 更新: 13:28 ---</w:t>
+      </w:r>
+    </w:p>
+    <w:p>
+      <w:pPr>
+        <w:pStyle w:val="Heading2"/>
+      </w:pPr>
+      <w:r/>
+      <w:r>
+        <w:rPr>
+          <w:rFonts w:ascii="Times New Roman" w:hAnsi="Times New Roman" w:eastAsia="宋体"/>
+          <w:b/>
+          <w:color w:val="000000"/>
+          <w:sz w:val="24"/>
+        </w:rPr>
+        <w:t>使用啁啾功率振荡波进行精确运动跟踪和测速</w:t>
+      </w:r>
+    </w:p>
+    <w:p>
+      <w:r>
+        <w:rPr>
+          <w:rFonts w:ascii="Times New Roman" w:hAnsi="Times New Roman" w:eastAsia="宋体"/>
+          <w:b/>
+          <w:color w:val="003264"/>
+          <w:sz w:val="24"/>
+        </w:rPr>
+        <w:t>Precise motion tracking and velocimetry using chirped power oscillation wave</w:t>
+      </w:r>
+    </w:p>
+    <w:p>
+      <w:r>
+        <w:rPr>
+          <w:rFonts w:ascii="Times New Roman" w:hAnsi="Times New Roman" w:eastAsia="宋体"/>
+          <w:sz w:val="21"/>
+        </w:rPr>
+        <w:t>作者: Wei Du, Yujia Li, Hao Wu, Lei Chen, Lei Gao, Dongmei Huang, Leilei Shi, Wei Gao, Lei Wei, Baicheng Yao, Tao Zhu</w:t>
+        <w:br/>
+      </w:r>
+      <w:r>
+        <w:rPr>
+          <w:rFonts w:ascii="Times New Roman" w:hAnsi="Times New Roman" w:eastAsia="宋体"/>
+          <w:sz w:val="21"/>
+        </w:rPr>
+        <w:t xml:space="preserve">时间: 2026 | </w:t>
+      </w:r>
+      <w:r>
+        <w:t xml:space="preserve">链接: </w:t>
+      </w:r>
+      <w:hyperlink r:id="rId186">
+        <w:r>
+          <w:rPr>
+            <w:rFonts w:ascii="Times New Roman" w:hAnsi="Times New Roman" w:eastAsia="宋体"/>
+            <w:color w:val="0000FF"/>
+            <w:sz w:val="21"/>
+            <w:u w:val="single"/>
+          </w:rPr>
+          <w:t>https://doi.org/10.37188/lam.2026.033</w:t>
+        </w:r>
+      </w:hyperlink>
+    </w:p>
+    <w:p>
+      <w:pPr>
+        <w:spacing w:before="120"/>
+      </w:pPr>
+      <w:r>
+        <w:rPr>
+          <w:rFonts w:ascii="Times New Roman" w:hAnsi="Times New Roman" w:eastAsia="宋体"/>
+          <w:b/>
+          <w:sz w:val="21"/>
+        </w:rPr>
+        <w:t>中文摘要:</w:t>
+      </w:r>
+    </w:p>
+    <w:p>
+      <w:pPr>
+        <w:ind w:firstLine="360"/>
+      </w:pPr>
+      <w:r>
+        <w:rPr>
+          <w:rFonts w:ascii="Times New Roman" w:hAnsi="Times New Roman" w:eastAsia="宋体"/>
+          <w:sz w:val="21"/>
+        </w:rPr>
+        <w:t>（摘要暂缺，等待官方补全）</w:t>
+      </w:r>
+    </w:p>
+    <w:p>
+      <w:pPr>
+        <w:spacing w:before="120"/>
+      </w:pPr>
+      <w:r>
+        <w:rPr>
+          <w:rFonts w:ascii="Times New Roman" w:hAnsi="Times New Roman" w:eastAsia="宋体"/>
+          <w:b/>
+          <w:sz w:val="21"/>
+        </w:rPr>
+        <w:t>English Abstract:</w:t>
+      </w:r>
+    </w:p>
+    <w:p>
+      <w:r>
+        <w:rPr>
+          <w:rFonts w:ascii="Times New Roman" w:hAnsi="Times New Roman" w:eastAsia="宋体"/>
+          <w:sz w:val="21"/>
+        </w:rPr>
+        <w:t>Abstract not available.</w:t>
+      </w:r>
+    </w:p>
+    <w:p>
+      <w:r>
+        <w:rPr>
+          <w:rFonts w:ascii="Times New Roman" w:hAnsi="Times New Roman" w:eastAsia="宋体"/>
+          <w:sz w:val="21"/>
+        </w:rPr>
+        <w:t>__________________________________________________</w:t>
+      </w:r>
+    </w:p>
+    <w:p>
+      <w:pPr>
+        <w:pStyle w:val="Heading1"/>
+      </w:pPr>
+      <w:r>
+        <w:rPr>
+          <w:rFonts w:ascii="Times New Roman" w:hAnsi="Times New Roman" w:eastAsia="宋体"/>
+          <w:b/>
+          <w:color w:val="000000"/>
+          <w:sz w:val="32"/>
+        </w:rPr>
+        <w:t>J. Opt. Soc. Am. A</w:t>
+      </w:r>
+    </w:p>
+    <w:p>
+      <w:pPr>
+        <w:jc w:val="center"/>
+      </w:pPr>
+      <w:r>
+        <w:t>--- 更新: 13:28 ---</w:t>
+      </w:r>
+    </w:p>
+    <w:p>
+      <w:pPr>
+        <w:pStyle w:val="Heading2"/>
+      </w:pPr>
+      <w:r/>
+      <w:r>
+        <w:rPr>
+          <w:rFonts w:ascii="Times New Roman" w:hAnsi="Times New Roman" w:eastAsia="宋体"/>
+          <w:b/>
+          <w:color w:val="000000"/>
+          <w:sz w:val="24"/>
+        </w:rPr>
+        <w:t>用于远距离、强大气湍流下波前估计的轻量级神经网络</w:t>
+      </w:r>
+    </w:p>
+    <w:p>
+      <w:r>
+        <w:rPr>
+          <w:rFonts w:ascii="Times New Roman" w:hAnsi="Times New Roman" w:eastAsia="宋体"/>
+          <w:b/>
+          <w:color w:val="003264"/>
+          <w:sz w:val="24"/>
+        </w:rPr>
+        <w:t>Lightweight neural network for wavefront estimation under long-distance, strong atmospheric turbulence</w:t>
+      </w:r>
+    </w:p>
+    <w:p>
+      <w:r>
+        <w:rPr>
+          <w:rFonts w:ascii="Times New Roman" w:hAnsi="Times New Roman" w:eastAsia="宋体"/>
+          <w:sz w:val="21"/>
+        </w:rPr>
+        <w:t>作者: Yonghao Chen, Wuli Hu, Zheqiang Zhong, Bin Zhang</w:t>
+        <w:br/>
+      </w:r>
+      <w:r>
+        <w:rPr>
+          <w:rFonts w:ascii="Times New Roman" w:hAnsi="Times New Roman" w:eastAsia="宋体"/>
+          <w:sz w:val="21"/>
+        </w:rPr>
+        <w:t xml:space="preserve">时间: 2026-02-03 | </w:t>
+      </w:r>
+      <w:r>
+        <w:t xml:space="preserve">链接: </w:t>
+      </w:r>
+      <w:hyperlink r:id="rId199">
+        <w:r>
+          <w:rPr>
+            <w:rFonts w:ascii="Times New Roman" w:hAnsi="Times New Roman" w:eastAsia="宋体"/>
+            <w:color w:val="0000FF"/>
+            <w:sz w:val="21"/>
+            <w:u w:val="single"/>
+          </w:rPr>
+          <w:t>https://doi.org/10.1364/josaa.585179</w:t>
+        </w:r>
+      </w:hyperlink>
+    </w:p>
+    <w:p>
+      <w:pPr>
+        <w:spacing w:before="120"/>
+      </w:pPr>
+      <w:r>
+        <w:rPr>
+          <w:rFonts w:ascii="Times New Roman" w:hAnsi="Times New Roman" w:eastAsia="宋体"/>
+          <w:b/>
+          <w:sz w:val="21"/>
+        </w:rPr>
+        <w:t>中文摘要:</w:t>
+      </w:r>
+    </w:p>
+    <w:p>
+      <w:pPr>
+        <w:ind w:firstLine="360"/>
+      </w:pPr>
+      <w:r>
+        <w:rPr>
+          <w:rFonts w:ascii="Times New Roman" w:hAnsi="Times New Roman" w:eastAsia="宋体"/>
+          <w:sz w:val="21"/>
+        </w:rPr>
+        <w:t>长距离、强大气湍流下的波前估计仍然是自由空间光通信（FSOC）中的一个关键挑战。传统方法总是面临高计算成本和延迟的问题。为了解决这个问题，我们提出了一种轻量级高精度神经网络（LHP-Net），这是一种紧凑而准确的模型，可以直接预测远距离、强大气湍流下的单帧失真图像的泽尼克系数。该架构将优化的卷积主干与轻量级 Zernike 感知注意力 (LZA) 模块相结合，增强了对湍流引起的像差的敏感性，同时最大限度地降低了计算成本。为了严格评估性能，使用光谱相位屏幕模拟获得了大规模数据集，覆盖传播距离长达 10 公里，湍流强度从弱到强。仿真结果表明，LHP-Net 的预测误差降低了 92.4%，推理速度提高了 37.5%，表现出比传统卷积神经网络 (CNN) 更好的性能。此外，我们的混合训练策略显着增强了不同湍流强度的泛化能力。值得注意的是，LHP-Net 即使在极端湍流下也能保持稳健的性能，表现出最小的预测误差，为下一代自由空间光学系统中的实时自适应光学提供了潜力。</w:t>
+      </w:r>
+    </w:p>
+    <w:p>
+      <w:pPr>
+        <w:spacing w:before="120"/>
+      </w:pPr>
+      <w:r>
+        <w:rPr>
+          <w:rFonts w:ascii="Times New Roman" w:hAnsi="Times New Roman" w:eastAsia="宋体"/>
+          <w:b/>
+          <w:sz w:val="21"/>
+        </w:rPr>
+        <w:t>English Abstract:</w:t>
+      </w:r>
+    </w:p>
+    <w:p>
+      <w:r>
+        <w:rPr>
+          <w:rFonts w:ascii="Times New Roman" w:hAnsi="Times New Roman" w:eastAsia="宋体"/>
+          <w:sz w:val="21"/>
+        </w:rPr>
+        <w:t>Wavefront estimation under long-distance, strong atmospheric turbulence remains a critical challenge in free-space optical communication (FSOC). Conventional approaches always suffer from high computational cost and latency. To address this issue, we proposed a lightweight high-precision neural network (LHP-Net), a compact yet accurate model that directly predicts Zernike coefficients from single-frame distorted images under long-distance, strong atmospheric turbulence. The architecture combines an optimized convolutional backbone with a lightweight Zernike-aware attention (LZA) module, enhancing the sensitivity to turbulence-induced aberrations while minimizing computational cost. To rigorously evaluate performance, a large-scale dataset using spectral phase screen simulations was obtained, covering propagation distances up to 10 km and turbulence intensity ranging from weak to strong. Simulation results indicate that LHP-Net achieves up to 92.4% lower prediction error and 37.5% faster inference, exhibiting better performance than a conventional convolutional neural network (CNN). Furthermore, our hybrid training strategy significantly enhances the generalization across different turbulence intensities. Remarkably, LHP-Net maintains robust performance even under extreme turbulence, exhibiting minimal prediction error, providing potential for real-time adaptive optics in next-generation free-space optical systems.</w:t>
       </w:r>
     </w:p>
     <w:p>

--- a/Optical_Papers_260206.docx
+++ b/Optical_Papers_260206.docx
@@ -730,6 +730,232 @@
     </w:p>
     <w:p>
       <w:pPr>
+        <w:pStyle w:val="Heading2"/>
+      </w:pPr>
+      <w:r/>
+      <w:r>
+        <w:rPr>
+          <w:rFonts w:ascii="Times New Roman" w:hAnsi="Times New Roman" w:eastAsia="宋体"/>
+          <w:b/>
+          <w:color w:val="000000"/>
+          <w:sz w:val="24"/>
+        </w:rPr>
+        <w:t>利用多任务深度学习模型对多模态医学图像进行颈椎病自动诊断</w:t>
+      </w:r>
+    </w:p>
+    <w:p>
+      <w:r>
+        <w:rPr>
+          <w:rFonts w:ascii="Times New Roman" w:hAnsi="Times New Roman" w:eastAsia="宋体"/>
+          <w:b/>
+          <w:color w:val="003264"/>
+          <w:sz w:val="24"/>
+        </w:rPr>
+        <w:t>Automated diagnostic of cervical spondylosis on multimodal medical images with a multi-task deep learning model</w:t>
+      </w:r>
+    </w:p>
+    <w:p>
+      <w:r>
+        <w:rPr>
+          <w:rFonts w:ascii="Times New Roman" w:hAnsi="Times New Roman" w:eastAsia="宋体"/>
+          <w:sz w:val="21"/>
+        </w:rPr>
+        <w:t>作者: Xinhang Song, Yuan Li, Hanqiang Ouyang, Meiyi Yao, Fangbo Zhao, Kecen Yu, Shuai Tian, Xiaoying Xing, Yan Zhou, Enlong Zhang, Ming Ni, Yuan Yuan, Dasheng Li, Ning Lang, Liang Jiang, Huishu Yuan, Shuqiang Jiang</w:t>
+        <w:br/>
+      </w:r>
+      <w:r>
+        <w:rPr>
+          <w:rFonts w:ascii="Times New Roman" w:hAnsi="Times New Roman" w:eastAsia="宋体"/>
+          <w:sz w:val="21"/>
+        </w:rPr>
+        <w:t xml:space="preserve">时间: 2026-02-05 | </w:t>
+      </w:r>
+      <w:r>
+        <w:t xml:space="preserve">链接: </w:t>
+      </w:r>
+      <w:hyperlink r:id="rId200">
+        <w:r>
+          <w:rPr>
+            <w:rFonts w:ascii="Times New Roman" w:hAnsi="Times New Roman" w:eastAsia="宋体"/>
+            <w:color w:val="0000FF"/>
+            <w:sz w:val="21"/>
+            <w:u w:val="single"/>
+          </w:rPr>
+          <w:t>https://doi.org/10.1038/s41467-026-69023-w</w:t>
+        </w:r>
+      </w:hyperlink>
+    </w:p>
+    <w:p>
+      <w:pPr>
+        <w:spacing w:before="120"/>
+      </w:pPr>
+      <w:r>
+        <w:rPr>
+          <w:rFonts w:ascii="Times New Roman" w:hAnsi="Times New Roman" w:eastAsia="宋体"/>
+          <w:b/>
+          <w:sz w:val="21"/>
+        </w:rPr>
+        <w:t>中文摘要:</w:t>
+      </w:r>
+    </w:p>
+    <w:p>
+      <w:pPr>
+        <w:ind w:firstLine="360"/>
+      </w:pPr>
+      <w:r>
+        <w:rPr>
+          <w:rFonts w:ascii="Times New Roman" w:hAnsi="Times New Roman" w:eastAsia="宋体"/>
+          <w:sz w:val="21"/>
+        </w:rPr>
+        <w:t>颈椎病是一种高度流行的退行性疾病，医学图像上缺乏可见的病变，其诊断严重依赖于稀缺的专家经验。在这里，作者展示了一个级联集成深度学习框架，该框架通过整合多模态成像数据和分析关键临床指标，在诊断宫颈变性方面达到了专家级的准确性</w:t>
+      </w:r>
+    </w:p>
+    <w:p>
+      <w:pPr>
+        <w:spacing w:before="120"/>
+      </w:pPr>
+      <w:r>
+        <w:rPr>
+          <w:rFonts w:ascii="Times New Roman" w:hAnsi="Times New Roman" w:eastAsia="宋体"/>
+          <w:b/>
+          <w:sz w:val="21"/>
+        </w:rPr>
+        <w:t>English Abstract:</w:t>
+      </w:r>
+    </w:p>
+    <w:p>
+      <w:r>
+        <w:rPr>
+          <w:rFonts w:ascii="Times New Roman" w:hAnsi="Times New Roman" w:eastAsia="宋体"/>
+          <w:sz w:val="21"/>
+        </w:rPr>
+        <w:t>Cervical spondylosis is a highly prevalent degenerative disease that lacks visible lesions on medical images, making its diagnosis heavily reliant on scarce expert experience. Here the authors show a cascade-ensemble deep learning framework that achieves expert-level accuracy in diagnosing cervical degeneration by integrating multi-modal imaging data and analyzing key clinical indicators</w:t>
+      </w:r>
+    </w:p>
+    <w:p>
+      <w:r>
+        <w:rPr>
+          <w:rFonts w:ascii="Times New Roman" w:hAnsi="Times New Roman" w:eastAsia="宋体"/>
+          <w:sz w:val="21"/>
+        </w:rPr>
+        <w:t>__________________________________________________</w:t>
+      </w:r>
+    </w:p>
+    <w:p>
+      <w:pPr>
+        <w:pStyle w:val="Heading2"/>
+      </w:pPr>
+      <w:r/>
+      <w:r>
+        <w:rPr>
+          <w:rFonts w:ascii="Times New Roman" w:hAnsi="Times New Roman" w:eastAsia="宋体"/>
+          <w:b/>
+          <w:color w:val="000000"/>
+          <w:sz w:val="24"/>
+        </w:rPr>
+        <w:t>通过不对称库仑阻力的电子压缩性高温探针</w:t>
+      </w:r>
+    </w:p>
+    <w:p>
+      <w:r>
+        <w:rPr>
+          <w:rFonts w:ascii="Times New Roman" w:hAnsi="Times New Roman" w:eastAsia="宋体"/>
+          <w:b/>
+          <w:color w:val="003264"/>
+          <w:sz w:val="24"/>
+        </w:rPr>
+        <w:t>High-temperature probe of electron compressibility via asymmetric Coulomb drag</w:t>
+      </w:r>
+    </w:p>
+    <w:p>
+      <w:r>
+        <w:rPr>
+          <w:rFonts w:ascii="Times New Roman" w:hAnsi="Times New Roman" w:eastAsia="宋体"/>
+          <w:sz w:val="21"/>
+        </w:rPr>
+        <w:t>作者: Yingjia Liu, Kaining Yang, Hanwen Wang, Qin Zhang, Hongpeng Liu, Kenji Watanabe, Takashi Taniguchi, Wencai Ren, Zheng Vitto Han, Siwen Zhao</w:t>
+        <w:br/>
+      </w:r>
+      <w:r>
+        <w:rPr>
+          <w:rFonts w:ascii="Times New Roman" w:hAnsi="Times New Roman" w:eastAsia="宋体"/>
+          <w:sz w:val="21"/>
+        </w:rPr>
+        <w:t xml:space="preserve">时间: 2026-02-05 | </w:t>
+      </w:r>
+      <w:r>
+        <w:t xml:space="preserve">链接: </w:t>
+      </w:r>
+      <w:hyperlink r:id="rId201">
+        <w:r>
+          <w:rPr>
+            <w:rFonts w:ascii="Times New Roman" w:hAnsi="Times New Roman" w:eastAsia="宋体"/>
+            <w:color w:val="0000FF"/>
+            <w:sz w:val="21"/>
+            <w:u w:val="single"/>
+          </w:rPr>
+          <w:t>https://doi.org/10.1038/s41467-026-69086-9</w:t>
+        </w:r>
+      </w:hyperlink>
+    </w:p>
+    <w:p>
+      <w:pPr>
+        <w:spacing w:before="120"/>
+      </w:pPr>
+      <w:r>
+        <w:rPr>
+          <w:rFonts w:ascii="Times New Roman" w:hAnsi="Times New Roman" w:eastAsia="宋体"/>
+          <w:b/>
+          <w:sz w:val="21"/>
+        </w:rPr>
+        <w:t>中文摘要:</w:t>
+      </w:r>
+    </w:p>
+    <w:p>
+      <w:pPr>
+        <w:ind w:firstLine="360"/>
+      </w:pPr>
+      <w:r>
+        <w:rPr>
+          <w:rFonts w:ascii="Times New Roman" w:hAnsi="Times New Roman" w:eastAsia="宋体"/>
+          <w:sz w:val="21"/>
+        </w:rPr>
+        <w:t>摘要 二维 (2D) 电子系统的横向电荷传输可能会受到将电流馈入另一个紧密排列的 2D 导体的影响，这种现象被称为库仑拖曳现象，这是电子-电子相互作用和集体激发的有力探针。在这里，我们证明，故意不对称的范德华双层中的库仑阻力可以作为电子可压缩性的层选择性探针，而这对于标准传输来说仍然是不可见的。我们设计了一种MoS 2 /石墨烯双层，它们之间的有效质量和费米温度差异很大，由约3 nm的六方氮化硼间隔物隔开，并在简并费米液体状态下运行。 MoS 2 阻力通道表现出恒定的电子压缩性，并在有限磁场下充当石墨烯朗道级物理的敏感传感器。在高温和中等磁场下，拖曳信号中清晰的类舒布尼科夫-德哈斯行为跟踪石墨烯可压缩性的量子振荡，即使其自身的磁输运在相同条件下基本上保持无特征。我们的结果将不对称库仑阻力确立为二维系统的可压缩性光谱，从而能够获得在传输中仅留下微弱甚至可以忽略不计的指纹的量子现象。</w:t>
+      </w:r>
+    </w:p>
+    <w:p>
+      <w:pPr>
+        <w:spacing w:before="120"/>
+      </w:pPr>
+      <w:r>
+        <w:rPr>
+          <w:rFonts w:ascii="Times New Roman" w:hAnsi="Times New Roman" w:eastAsia="宋体"/>
+          <w:b/>
+          <w:sz w:val="21"/>
+        </w:rPr>
+        <w:t>English Abstract:</w:t>
+      </w:r>
+    </w:p>
+    <w:p>
+      <w:r>
+        <w:rPr>
+          <w:rFonts w:ascii="Times New Roman" w:hAnsi="Times New Roman" w:eastAsia="宋体"/>
+          <w:sz w:val="21"/>
+        </w:rPr>
+        <w:t>Abstract Lateral charge transport of a two-dimensional (2D) electronic system can be much influenced by feeding a current into another closely spaced 2D conductor, known as the Coulomb drag phenomenon – a powerful probe of electron-electron interactions and collective excitations. Here, we show that Coulomb drag in a deliberately asymmetric van der Waals bilayer can serve as a layer-selective probe of electronic compressibility that remains invisible to standard transport. We devise a MoS 2 /graphene double layer with large disparity in effective mass and Fermi temperature between them, separated by a ~ 3 nm hexagonal boron nitride spacer, and operate in the degenerate Fermi liquid regime. The MoS 2 drag channel exhibits constant electronic compressibility and acts as a sensitive transducer of graphene’s Landau-level physics at finite magnetic fields. At elevated temperatures and moderate magnetic fields, clear Shubnikov-de Haas-like behaviour in the drag signal tracks the quantum oscillation in compressibility of graphene even when its own magnetotransport remains essentially featureless under the same conditions. Our results establish asymmetric Coulomb drag as a compressibility spectroscopy for 2D systems, enabling access to quantum phenomena that may leave only weak, or even negligible, fingerprints in transport.</w:t>
+      </w:r>
+    </w:p>
+    <w:p>
+      <w:r>
+        <w:rPr>
+          <w:rFonts w:ascii="Times New Roman" w:hAnsi="Times New Roman" w:eastAsia="宋体"/>
+          <w:sz w:val="21"/>
+        </w:rPr>
+        <w:t>__________________________________________________</w:t>
+      </w:r>
+    </w:p>
+    <w:p>
+      <w:pPr>
         <w:pStyle w:val="Heading1"/>
       </w:pPr>
       <w:r>
@@ -4481,6 +4707,232 @@
     </w:p>
     <w:p>
       <w:pPr>
+        <w:pStyle w:val="Heading2"/>
+      </w:pPr>
+      <w:r/>
+      <w:r>
+        <w:rPr>
+          <w:rFonts w:ascii="Times New Roman" w:hAnsi="Times New Roman" w:eastAsia="宋体"/>
+          <w:b/>
+          <w:color w:val="000000"/>
+          <w:sz w:val="24"/>
+        </w:rPr>
+        <w:t>开发具有增强光电检测性能的Eu掺杂CdS光电探测器</w:t>
+      </w:r>
+    </w:p>
+    <w:p>
+      <w:r>
+        <w:rPr>
+          <w:rFonts w:ascii="Times New Roman" w:hAnsi="Times New Roman" w:eastAsia="宋体"/>
+          <w:b/>
+          <w:color w:val="003264"/>
+          <w:sz w:val="24"/>
+        </w:rPr>
+        <w:t>Development of Eu-doped CdS photodetectors with enhanced photodetection performance</w:t>
+      </w:r>
+    </w:p>
+    <w:p>
+      <w:r>
+        <w:rPr>
+          <w:rFonts w:ascii="Times New Roman" w:hAnsi="Times New Roman" w:eastAsia="宋体"/>
+          <w:sz w:val="21"/>
+        </w:rPr>
+        <w:t>作者: Surayyi Mousa Al Mujamid, T. H. AlAbdulaal, I. M. Ashraf, Ali M. Alshehri, Mohd Taukeer Khan, Sambasivam Sangaraju, Mohd. Shkir</w:t>
+        <w:br/>
+      </w:r>
+      <w:r>
+        <w:rPr>
+          <w:rFonts w:ascii="Times New Roman" w:hAnsi="Times New Roman" w:eastAsia="宋体"/>
+          <w:sz w:val="21"/>
+        </w:rPr>
+        <w:t xml:space="preserve">时间: 2026-02-05 | </w:t>
+      </w:r>
+      <w:r>
+        <w:t xml:space="preserve">链接: </w:t>
+      </w:r>
+      <w:hyperlink r:id="rId202">
+        <w:r>
+          <w:rPr>
+            <w:rFonts w:ascii="Times New Roman" w:hAnsi="Times New Roman" w:eastAsia="宋体"/>
+            <w:color w:val="0000FF"/>
+            <w:sz w:val="21"/>
+            <w:u w:val="single"/>
+          </w:rPr>
+          <w:t>https://doi.org/10.1038/s41598-025-34678-w</w:t>
+        </w:r>
+      </w:hyperlink>
+    </w:p>
+    <w:p>
+      <w:pPr>
+        <w:spacing w:before="120"/>
+      </w:pPr>
+      <w:r>
+        <w:rPr>
+          <w:rFonts w:ascii="Times New Roman" w:hAnsi="Times New Roman" w:eastAsia="宋体"/>
+          <w:b/>
+          <w:sz w:val="21"/>
+        </w:rPr>
+        <w:t>中文摘要:</w:t>
+      </w:r>
+    </w:p>
+    <w:p>
+      <w:pPr>
+        <w:ind w:firstLine="360"/>
+      </w:pPr>
+      <w:r>
+        <w:rPr>
+          <w:rFonts w:ascii="Times New Roman" w:hAnsi="Times New Roman" w:eastAsia="宋体"/>
+          <w:sz w:val="21"/>
+        </w:rPr>
+        <w:t>使用喷雾热解技术合成了不同 Eu 浓度（0、2、4、6、8 和 10 wt%）的 Eu 掺杂 CdS 纳米结构薄膜。对所制造的薄膜的结构、光学、电学和光电检测特性进行了系统评估。 X 射线衍射证实了多晶六方 CdS 的形成，其优先沿 (101) 面生长，晶粒尺寸在 11–14 nm 范围内。拉曼光谱通过揭示 299 cm−1 和 601 cm−1 处的特征 1LO 和 2LO 声子模式来支持结构观察。AFM 成像（2D/3D）进一步证实了所有样品中晶粒簇的形成。光学测量表明透射率为 55-85%，直接带隙在 2.42 至 2.44 eV 之间。在 297-350 K 范围内的黑暗和光照条件下的光电导研究表明，随着 Eu 含量的增加，活化能降低，表明载流子的生成和传输增强。瞬态光电导表明，载流子寿命和微分寿命随着 Eu 的掺入而增加。 Eu 掺杂后光电流显着提高，与未掺杂的 CdS 相比，10 wt% Eu 掺杂薄膜的光电流增强了约 22 倍。使用这些薄膜制造的光电探测器表现出增强的可见光光电探测性能。基于 10 wt% Eu 掺杂 CdS 薄膜的器件表现出快速的上升（0.20-0.38 s）和衰减（0.36-0.46 s）时间，以及响应率（8.71 A/W）、外部量子效率（1710%）和比探测率（4 × 1013 Jones）的显着改进。这些发现表明，Eu 掺杂的 CdS 薄膜为高性能光传感应用提供了巨大的潜力。</w:t>
+      </w:r>
+    </w:p>
+    <w:p>
+      <w:pPr>
+        <w:spacing w:before="120"/>
+      </w:pPr>
+      <w:r>
+        <w:rPr>
+          <w:rFonts w:ascii="Times New Roman" w:hAnsi="Times New Roman" w:eastAsia="宋体"/>
+          <w:b/>
+          <w:sz w:val="21"/>
+        </w:rPr>
+        <w:t>English Abstract:</w:t>
+      </w:r>
+    </w:p>
+    <w:p>
+      <w:r>
+        <w:rPr>
+          <w:rFonts w:ascii="Times New Roman" w:hAnsi="Times New Roman" w:eastAsia="宋体"/>
+          <w:sz w:val="21"/>
+        </w:rPr>
+        <w:t>Eu-doped CdS nanostructured thin films with varying Eu concentrations (0, 2, 4, 6, 8, and 10 wt%) were synthesized using the spray pyrolysis technique. The fabricated films were systematically evaluated for their structural, optical, electrical, and photodetection characteristics. X-ray diffraction confirmed the formation of polycrystalline hexagonal CdS with preferred growth along the (101) plane, with crystallite sizes in the range of 11–14 nm. Raman spectra supported the structural observations by revealing the characteristic 1LO and 2LO phonon modes at 299 cm− 1 and 601 cm− 1. AFM imaging (2D/3D) further confirmed the formation of grain clusters across all samples. Optical measurements indicated transmittance values of 55–85% and direct band gaps between 2.42 and 2.44 eV. Photoconductivity studies under dark and illuminated conditions in the 297–350 K range revealed a decrease in activation energy with increasing Eu content, indicating enhanced carrier generation and transport. Transient photoconductivity showed that carrier and differential lifetimes increased with Eu incorporation. The photocurrent improved significantly with Eu doping, with the 10 wt% Eu-doped film exhibiting approximately a 22-fold enhancement compared to undoped CdS. Photodetectors fabricated using these films demonstrated enhanced visible-light photodetection performance. The device based on the 10 wt% Eu-doped CdS film exhibited rapid rise (0.20–0.38 s) and decay (0.36–0.46 s) times, along with substantial improvements in responsivity (8.71 A/W), external quantum efficiency (1710%), and specific detectivity (4 × 1013 Jones). These findings indicate that Eu-doped CdS thin films offer strong potential for high-performance photosensing applications.</w:t>
+      </w:r>
+    </w:p>
+    <w:p>
+      <w:r>
+        <w:rPr>
+          <w:rFonts w:ascii="Times New Roman" w:hAnsi="Times New Roman" w:eastAsia="宋体"/>
+          <w:sz w:val="21"/>
+        </w:rPr>
+        <w:t>__________________________________________________</w:t>
+      </w:r>
+    </w:p>
+    <w:p>
+      <w:pPr>
+        <w:pStyle w:val="Heading2"/>
+      </w:pPr>
+      <w:r/>
+      <w:r>
+        <w:rPr>
+          <w:rFonts w:ascii="Times New Roman" w:hAnsi="Times New Roman" w:eastAsia="宋体"/>
+          <w:b/>
+          <w:color w:val="000000"/>
+          <w:sz w:val="24"/>
+        </w:rPr>
+        <w:t>使用综合网络药理学和计算机方法重新利用天然产物治疗 3 型脊髓小脑共济失调</w:t>
+      </w:r>
+    </w:p>
+    <w:p>
+      <w:r>
+        <w:rPr>
+          <w:rFonts w:ascii="Times New Roman" w:hAnsi="Times New Roman" w:eastAsia="宋体"/>
+          <w:b/>
+          <w:color w:val="003264"/>
+          <w:sz w:val="24"/>
+        </w:rPr>
+        <w:t>Repurposing of natural products for spinocerebellar ataxia type 3 using integrated network pharmacology and in silico approaches</w:t>
+      </w:r>
+    </w:p>
+    <w:p>
+      <w:r>
+        <w:rPr>
+          <w:rFonts w:ascii="Times New Roman" w:hAnsi="Times New Roman" w:eastAsia="宋体"/>
+          <w:sz w:val="21"/>
+        </w:rPr>
+        <w:t>作者: Miah Roney, Nur Shahirah Mohd Hisam, Md. Nazim Uddin, S. M. Istiaque Hamim, Lee Wei Lim, Kah Hui Wong</w:t>
+        <w:br/>
+      </w:r>
+      <w:r>
+        <w:rPr>
+          <w:rFonts w:ascii="Times New Roman" w:hAnsi="Times New Roman" w:eastAsia="宋体"/>
+          <w:sz w:val="21"/>
+        </w:rPr>
+        <w:t xml:space="preserve">时间: 2026-02-05 | </w:t>
+      </w:r>
+      <w:r>
+        <w:t xml:space="preserve">链接: </w:t>
+      </w:r>
+      <w:hyperlink r:id="rId203">
+        <w:r>
+          <w:rPr>
+            <w:rFonts w:ascii="Times New Roman" w:hAnsi="Times New Roman" w:eastAsia="宋体"/>
+            <w:color w:val="0000FF"/>
+            <w:sz w:val="21"/>
+            <w:u w:val="single"/>
+          </w:rPr>
+          <w:t>https://doi.org/10.1038/s41598-025-30652-8</w:t>
+        </w:r>
+      </w:hyperlink>
+    </w:p>
+    <w:p>
+      <w:pPr>
+        <w:spacing w:before="120"/>
+      </w:pPr>
+      <w:r>
+        <w:rPr>
+          <w:rFonts w:ascii="Times New Roman" w:hAnsi="Times New Roman" w:eastAsia="宋体"/>
+          <w:b/>
+          <w:sz w:val="21"/>
+        </w:rPr>
+        <w:t>中文摘要:</w:t>
+      </w:r>
+    </w:p>
+    <w:p>
+      <w:pPr>
+        <w:ind w:firstLine="360"/>
+      </w:pPr>
+      <w:r>
+        <w:rPr>
+          <w:rFonts w:ascii="Times New Roman" w:hAnsi="Times New Roman" w:eastAsia="宋体"/>
+          <w:sz w:val="21"/>
+        </w:rPr>
+        <w:t>脊髓小脑共济失调 3 型 (SCA3) 是一种进行性遗传性神经退行性疾病，其特征是小脑共济失调导致协调和平衡受损。目前，尚无美国食品药品监督管理局 (FDA) 批准的针对 SCA3 的药物或治疗方法。本研究旨在通过结合网络药理学、分子对接、分子动力学 (MD) 模拟、主成分分析 (PCA)、自由能景观 (FEL)、动态互相关矩阵 (DCCM) 和分子力学/泊松玻尔兹曼表面积 (MM/PBSA) 计算的综合计算策略，揭示天然产物（NP 或 NPs）针对 SCA3 的潜在治疗机制。从 GeneCards 数据库中检索到总共 4,986 个 SCA3 相关靶标，从 SwissTargetPrediction 和 SuperPred 数据库中获得了 696 个独特的 NP 相关靶标。蛋白质-蛋白质相互作用 (PPI) 网络分析揭示了 239 个重叠目标。基因本体论 (GO) 和京都基因与基因组百科全书 (KEGG) 通路富集分析确定 MAPK 信号通路 (hsa04010) 是涉及 33 个关键蛋白的关键机制，包括 AKT1、TP53、TNF、EGFR、RELA 和 MAPK1。在筛选的化合物中，藏红花素在对接研究中与 AKT1 (− 9.5 kcal/mol) 和 TP53 (− 6.6 kcal/mol) 表现出最高的结合亲和力。通过 MD 模拟、PCA、FEL、DCCM 和 MM/PBSA 分析进一步验证证实了藏红花素与这些靶标的稳定性和强相互作用。这项研究强调了藏红花素作为 SCA3 疗法的有前途的候选者，并为未来的实验验证奠定了基础。</w:t>
+      </w:r>
+    </w:p>
+    <w:p>
+      <w:pPr>
+        <w:spacing w:before="120"/>
+      </w:pPr>
+      <w:r>
+        <w:rPr>
+          <w:rFonts w:ascii="Times New Roman" w:hAnsi="Times New Roman" w:eastAsia="宋体"/>
+          <w:b/>
+          <w:sz w:val="21"/>
+        </w:rPr>
+        <w:t>English Abstract:</w:t>
+      </w:r>
+    </w:p>
+    <w:p>
+      <w:r>
+        <w:rPr>
+          <w:rFonts w:ascii="Times New Roman" w:hAnsi="Times New Roman" w:eastAsia="宋体"/>
+          <w:sz w:val="21"/>
+        </w:rPr>
+        <w:t>Spinocerebellar ataxia type 3 (SCA3) is a progressive inherited neurodegenerative disorder characterized by impaired coordination and balance due to cerebellar ataxia. Currently, there are no Food and Drug Administration (FDA)-approved drugs or curative treatments for SCA3. This study aimed to uncover the potential therapeutic mechanism of natural products (NP or NPs) against SCA3 using an integrative computational strategy combining network pharmacology, molecular docking, molecular dynamics (MD) simulation, principal component analysis (PCA), free energy landscape (FEL), dynamic cross-correlation matrix (DCCM), and Molecular Mechanics/Poisson–Boltzmann Surface Area (MM/PBSA) calculations. A total of 4,986 SCA3-related targets were retrieved from the GeneCards database, and 696 unique NP-related targets were obtained from SwissTargetPrediction and SuperPred databases. Protein–protein interaction (PPI) network analysis revealed 239 overlapping targets. Gene Ontology (GO) and Kyoto Encyclopedia of Genes and Genomes (KEGG) pathway enrichment analysis identified the MAPK signaling pathway (hsa04010) as a key mechanism involving 33 critical proteins, including AKT1, TP53, TNF, EGFR, RELA, and MAPK1. Among the screened compounds, crocin exhibited the highest binding affinities with AKT1 (− 9.5 kcal/mol) and TP53 (− 6.6 kcal/mol) in docking studies. Further validation through MD simulation, PCA, FEL, DCCM, and MM/PBSA analysis confirmed the stability and strong interaction of crocin with these targets. This study highlights crocin as a promising candidate for SCA3 therapy and provides a foundation for future experimental validation.</w:t>
+      </w:r>
+    </w:p>
+    <w:p>
+      <w:r>
+        <w:rPr>
+          <w:rFonts w:ascii="Times New Roman" w:hAnsi="Times New Roman" w:eastAsia="宋体"/>
+          <w:sz w:val="21"/>
+        </w:rPr>
+        <w:t>__________________________________________________</w:t>
+      </w:r>
+    </w:p>
+    <w:p>
+      <w:pPr>
         <w:pStyle w:val="Heading1"/>
       </w:pPr>
       <w:r>
@@ -4729,6 +5181,345 @@
     </w:p>
     <w:p>
       <w:pPr>
+        <w:pStyle w:val="Heading2"/>
+      </w:pPr>
+      <w:r/>
+      <w:r>
+        <w:rPr>
+          <w:rFonts w:ascii="Times New Roman" w:hAnsi="Times New Roman" w:eastAsia="宋体"/>
+          <w:b/>
+          <w:color w:val="000000"/>
+          <w:sz w:val="24"/>
+        </w:rPr>
+        <w:t>用于草图着色的结构提示引导着色网络</w:t>
+      </w:r>
+    </w:p>
+    <w:p>
+      <w:r>
+        <w:rPr>
+          <w:rFonts w:ascii="Times New Roman" w:hAnsi="Times New Roman" w:eastAsia="宋体"/>
+          <w:b/>
+          <w:color w:val="003264"/>
+          <w:sz w:val="24"/>
+        </w:rPr>
+        <w:t>Structural hint-guided colorization network for sketch colorization</w:t>
+      </w:r>
+    </w:p>
+    <w:p>
+      <w:r>
+        <w:rPr>
+          <w:rFonts w:ascii="Times New Roman" w:hAnsi="Times New Roman" w:eastAsia="宋体"/>
+          <w:sz w:val="21"/>
+        </w:rPr>
+        <w:t>作者: Yunjiao Ma, Zhenzhen He, Jun Xiang, Ning Zhang, Ruru Pan</w:t>
+        <w:br/>
+      </w:r>
+      <w:r>
+        <w:rPr>
+          <w:rFonts w:ascii="Times New Roman" w:hAnsi="Times New Roman" w:eastAsia="宋体"/>
+          <w:sz w:val="21"/>
+        </w:rPr>
+        <w:t xml:space="preserve">时间: 2026-02-01 | </w:t>
+      </w:r>
+      <w:r>
+        <w:t xml:space="preserve">链接: </w:t>
+      </w:r>
+      <w:hyperlink r:id="rId208">
+        <w:r>
+          <w:rPr>
+            <w:rFonts w:ascii="Times New Roman" w:hAnsi="Times New Roman" w:eastAsia="宋体"/>
+            <w:color w:val="0000FF"/>
+            <w:sz w:val="21"/>
+            <w:u w:val="single"/>
+          </w:rPr>
+          <w:t>https://doi.org/10.1016/j.displa.2026.103373</w:t>
+        </w:r>
+      </w:hyperlink>
+    </w:p>
+    <w:p>
+      <w:pPr>
+        <w:spacing w:before="120"/>
+      </w:pPr>
+      <w:r>
+        <w:rPr>
+          <w:rFonts w:ascii="Times New Roman" w:hAnsi="Times New Roman" w:eastAsia="宋体"/>
+          <w:b/>
+          <w:sz w:val="21"/>
+        </w:rPr>
+        <w:t>中文摘要:</w:t>
+      </w:r>
+    </w:p>
+    <w:p>
+      <w:pPr>
+        <w:ind w:firstLine="360"/>
+      </w:pPr>
+      <w:r>
+        <w:rPr>
+          <w:rFonts w:ascii="Times New Roman" w:hAnsi="Times New Roman" w:eastAsia="宋体"/>
+          <w:sz w:val="21"/>
+        </w:rPr>
+        <w:t>（摘要暂缺，等待官方补全）</w:t>
+      </w:r>
+    </w:p>
+    <w:p>
+      <w:pPr>
+        <w:spacing w:before="120"/>
+      </w:pPr>
+      <w:r>
+        <w:rPr>
+          <w:rFonts w:ascii="Times New Roman" w:hAnsi="Times New Roman" w:eastAsia="宋体"/>
+          <w:b/>
+          <w:sz w:val="21"/>
+        </w:rPr>
+        <w:t>English Abstract:</w:t>
+      </w:r>
+    </w:p>
+    <w:p>
+      <w:r>
+        <w:rPr>
+          <w:rFonts w:ascii="Times New Roman" w:hAnsi="Times New Roman" w:eastAsia="宋体"/>
+          <w:sz w:val="21"/>
+        </w:rPr>
+        <w:t>Abstract not available.</w:t>
+      </w:r>
+    </w:p>
+    <w:p>
+      <w:r>
+        <w:rPr>
+          <w:rFonts w:ascii="Times New Roman" w:hAnsi="Times New Roman" w:eastAsia="宋体"/>
+          <w:sz w:val="21"/>
+        </w:rPr>
+        <w:t>__________________________________________________</w:t>
+      </w:r>
+    </w:p>
+    <w:p>
+      <w:pPr>
+        <w:pStyle w:val="Heading2"/>
+      </w:pPr>
+      <w:r/>
+      <w:r>
+        <w:rPr>
+          <w:rFonts w:ascii="Times New Roman" w:hAnsi="Times New Roman" w:eastAsia="宋体"/>
+          <w:b/>
+          <w:color w:val="000000"/>
+          <w:sz w:val="24"/>
+        </w:rPr>
+        <w:t>IMORIME：通过交替参考点和相对误差引导进行多目标无人机路径规划</w:t>
+      </w:r>
+    </w:p>
+    <w:p>
+      <w:r>
+        <w:rPr>
+          <w:rFonts w:ascii="Times New Roman" w:hAnsi="Times New Roman" w:eastAsia="宋体"/>
+          <w:b/>
+          <w:color w:val="003264"/>
+          <w:sz w:val="24"/>
+        </w:rPr>
+        <w:t>IMORIME: Multi-objective UAV path planning via alternating reference points and relative-error guidance</w:t>
+      </w:r>
+    </w:p>
+    <w:p>
+      <w:r>
+        <w:rPr>
+          <w:rFonts w:ascii="Times New Roman" w:hAnsi="Times New Roman" w:eastAsia="宋体"/>
+          <w:sz w:val="21"/>
+        </w:rPr>
+        <w:t>作者: Yi Wang, Fangxiu Wang, Hui Liu</w:t>
+        <w:br/>
+      </w:r>
+      <w:r>
+        <w:rPr>
+          <w:rFonts w:ascii="Times New Roman" w:hAnsi="Times New Roman" w:eastAsia="宋体"/>
+          <w:sz w:val="21"/>
+        </w:rPr>
+        <w:t xml:space="preserve">时间: 2026-07-01 | </w:t>
+      </w:r>
+      <w:r>
+        <w:t xml:space="preserve">链接: </w:t>
+      </w:r>
+      <w:hyperlink r:id="rId209">
+        <w:r>
+          <w:rPr>
+            <w:rFonts w:ascii="Times New Roman" w:hAnsi="Times New Roman" w:eastAsia="宋体"/>
+            <w:color w:val="0000FF"/>
+            <w:sz w:val="21"/>
+            <w:u w:val="single"/>
+          </w:rPr>
+          <w:t>https://doi.org/10.1016/j.displa.2026.103367</w:t>
+        </w:r>
+      </w:hyperlink>
+    </w:p>
+    <w:p>
+      <w:pPr>
+        <w:spacing w:before="120"/>
+      </w:pPr>
+      <w:r>
+        <w:rPr>
+          <w:rFonts w:ascii="Times New Roman" w:hAnsi="Times New Roman" w:eastAsia="宋体"/>
+          <w:b/>
+          <w:sz w:val="21"/>
+        </w:rPr>
+        <w:t>中文摘要:</w:t>
+      </w:r>
+    </w:p>
+    <w:p>
+      <w:pPr>
+        <w:ind w:firstLine="360"/>
+      </w:pPr>
+      <w:r>
+        <w:rPr>
+          <w:rFonts w:ascii="Times New Roman" w:hAnsi="Times New Roman" w:eastAsia="宋体"/>
+          <w:sz w:val="21"/>
+        </w:rPr>
+        <w:t>（摘要暂缺，等待官方补全）</w:t>
+      </w:r>
+    </w:p>
+    <w:p>
+      <w:pPr>
+        <w:spacing w:before="120"/>
+      </w:pPr>
+      <w:r>
+        <w:rPr>
+          <w:rFonts w:ascii="Times New Roman" w:hAnsi="Times New Roman" w:eastAsia="宋体"/>
+          <w:b/>
+          <w:sz w:val="21"/>
+        </w:rPr>
+        <w:t>English Abstract:</w:t>
+      </w:r>
+    </w:p>
+    <w:p>
+      <w:r>
+        <w:rPr>
+          <w:rFonts w:ascii="Times New Roman" w:hAnsi="Times New Roman" w:eastAsia="宋体"/>
+          <w:sz w:val="21"/>
+        </w:rPr>
+        <w:t>Abstract not available.</w:t>
+      </w:r>
+    </w:p>
+    <w:p>
+      <w:r>
+        <w:rPr>
+          <w:rFonts w:ascii="Times New Roman" w:hAnsi="Times New Roman" w:eastAsia="宋体"/>
+          <w:sz w:val="21"/>
+        </w:rPr>
+        <w:t>__________________________________________________</w:t>
+      </w:r>
+    </w:p>
+    <w:p>
+      <w:pPr>
+        <w:pStyle w:val="Heading2"/>
+      </w:pPr>
+      <w:r/>
+      <w:r>
+        <w:rPr>
+          <w:rFonts w:ascii="Times New Roman" w:hAnsi="Times New Roman" w:eastAsia="宋体"/>
+          <w:b/>
+          <w:color w:val="000000"/>
+          <w:sz w:val="24"/>
+        </w:rPr>
+        <w:t>物理空间中的数字体验：混合空间的设计过程</w:t>
+      </w:r>
+    </w:p>
+    <w:p>
+      <w:r>
+        <w:rPr>
+          <w:rFonts w:ascii="Times New Roman" w:hAnsi="Times New Roman" w:eastAsia="宋体"/>
+          <w:b/>
+          <w:color w:val="003264"/>
+          <w:sz w:val="24"/>
+        </w:rPr>
+        <w:t>Digital experience in physical space: The design process of hybrid spaces</w:t>
+      </w:r>
+    </w:p>
+    <w:p>
+      <w:r>
+        <w:rPr>
+          <w:rFonts w:ascii="Times New Roman" w:hAnsi="Times New Roman" w:eastAsia="宋体"/>
+          <w:sz w:val="21"/>
+        </w:rPr>
+        <w:t>作者: Edanur Fettahoglu, Erkan Aydintan</w:t>
+        <w:br/>
+      </w:r>
+      <w:r>
+        <w:rPr>
+          <w:rFonts w:ascii="Times New Roman" w:hAnsi="Times New Roman" w:eastAsia="宋体"/>
+          <w:sz w:val="21"/>
+        </w:rPr>
+        <w:t xml:space="preserve">时间: 2026-02-01 | </w:t>
+      </w:r>
+      <w:r>
+        <w:t xml:space="preserve">链接: </w:t>
+      </w:r>
+      <w:hyperlink r:id="rId210">
+        <w:r>
+          <w:rPr>
+            <w:rFonts w:ascii="Times New Roman" w:hAnsi="Times New Roman" w:eastAsia="宋体"/>
+            <w:color w:val="0000FF"/>
+            <w:sz w:val="21"/>
+            <w:u w:val="single"/>
+          </w:rPr>
+          <w:t>https://doi.org/10.1016/j.displa.2026.103375</w:t>
+        </w:r>
+      </w:hyperlink>
+    </w:p>
+    <w:p>
+      <w:pPr>
+        <w:spacing w:before="120"/>
+      </w:pPr>
+      <w:r>
+        <w:rPr>
+          <w:rFonts w:ascii="Times New Roman" w:hAnsi="Times New Roman" w:eastAsia="宋体"/>
+          <w:b/>
+          <w:sz w:val="21"/>
+        </w:rPr>
+        <w:t>中文摘要:</w:t>
+      </w:r>
+    </w:p>
+    <w:p>
+      <w:pPr>
+        <w:ind w:firstLine="360"/>
+      </w:pPr>
+      <w:r>
+        <w:rPr>
+          <w:rFonts w:ascii="Times New Roman" w:hAnsi="Times New Roman" w:eastAsia="宋体"/>
+          <w:sz w:val="21"/>
+        </w:rPr>
+        <w:t>（摘要暂缺，等待官方补全）</w:t>
+      </w:r>
+    </w:p>
+    <w:p>
+      <w:pPr>
+        <w:spacing w:before="120"/>
+      </w:pPr>
+      <w:r>
+        <w:rPr>
+          <w:rFonts w:ascii="Times New Roman" w:hAnsi="Times New Roman" w:eastAsia="宋体"/>
+          <w:b/>
+          <w:sz w:val="21"/>
+        </w:rPr>
+        <w:t>English Abstract:</w:t>
+      </w:r>
+    </w:p>
+    <w:p>
+      <w:r>
+        <w:rPr>
+          <w:rFonts w:ascii="Times New Roman" w:hAnsi="Times New Roman" w:eastAsia="宋体"/>
+          <w:sz w:val="21"/>
+        </w:rPr>
+        <w:t>Abstract not available.</w:t>
+      </w:r>
+    </w:p>
+    <w:p>
+      <w:r>
+        <w:rPr>
+          <w:rFonts w:ascii="Times New Roman" w:hAnsi="Times New Roman" w:eastAsia="宋体"/>
+          <w:sz w:val="21"/>
+        </w:rPr>
+        <w:t>__________________________________________________</w:t>
+      </w:r>
+    </w:p>
+    <w:p>
+      <w:pPr>
         <w:pStyle w:val="Heading1"/>
       </w:pPr>
       <w:r>
@@ -8973,6 +9764,119 @@
     </w:p>
     <w:p>
       <w:pPr>
+        <w:pStyle w:val="Heading2"/>
+      </w:pPr>
+      <w:r/>
+      <w:r>
+        <w:rPr>
+          <w:rFonts w:ascii="Times New Roman" w:hAnsi="Times New Roman" w:eastAsia="宋体"/>
+          <w:b/>
+          <w:color w:val="000000"/>
+          <w:sz w:val="24"/>
+        </w:rPr>
+        <w:t>使用二阶非线性光学过程的光学轨道角动量检测</w:t>
+      </w:r>
+    </w:p>
+    <w:p>
+      <w:r>
+        <w:rPr>
+          <w:rFonts w:ascii="Times New Roman" w:hAnsi="Times New Roman" w:eastAsia="宋体"/>
+          <w:b/>
+          <w:color w:val="003264"/>
+          <w:sz w:val="24"/>
+        </w:rPr>
+        <w:t>Optical Orbital Angular Momentum Detection Using Second-Order Nonlinear Optical Processes</w:t>
+      </w:r>
+    </w:p>
+    <w:p>
+      <w:r>
+        <w:rPr>
+          <w:rFonts w:ascii="Times New Roman" w:hAnsi="Times New Roman" w:eastAsia="宋体"/>
+          <w:sz w:val="21"/>
+        </w:rPr>
+        <w:t>作者: Ju-Young Kim, Minhaeng Cho</w:t>
+        <w:br/>
+      </w:r>
+      <w:r>
+        <w:rPr>
+          <w:rFonts w:ascii="Times New Roman" w:hAnsi="Times New Roman" w:eastAsia="宋体"/>
+          <w:sz w:val="21"/>
+        </w:rPr>
+        <w:t xml:space="preserve">时间: 2026-02-05 | </w:t>
+      </w:r>
+      <w:r>
+        <w:t xml:space="preserve">链接: </w:t>
+      </w:r>
+      <w:hyperlink r:id="rId211">
+        <w:r>
+          <w:rPr>
+            <w:rFonts w:ascii="Times New Roman" w:hAnsi="Times New Roman" w:eastAsia="宋体"/>
+            <w:color w:val="0000FF"/>
+            <w:sz w:val="21"/>
+            <w:u w:val="single"/>
+          </w:rPr>
+          <w:t>https://doi.org/10.1021/acsphotonics.5c02389</w:t>
+        </w:r>
+      </w:hyperlink>
+    </w:p>
+    <w:p>
+      <w:pPr>
+        <w:spacing w:before="120"/>
+      </w:pPr>
+      <w:r>
+        <w:rPr>
+          <w:rFonts w:ascii="Times New Roman" w:hAnsi="Times New Roman" w:eastAsia="宋体"/>
+          <w:b/>
+          <w:sz w:val="21"/>
+        </w:rPr>
+        <w:t>中文摘要:</w:t>
+      </w:r>
+    </w:p>
+    <w:p>
+      <w:pPr>
+        <w:ind w:firstLine="360"/>
+      </w:pPr>
+      <w:r>
+        <w:rPr>
+          <w:rFonts w:ascii="Times New Roman" w:hAnsi="Times New Roman" w:eastAsia="宋体"/>
+          <w:sz w:val="21"/>
+        </w:rPr>
+        <w:t>（摘要暂缺，等待官方补全）</w:t>
+      </w:r>
+    </w:p>
+    <w:p>
+      <w:pPr>
+        <w:spacing w:before="120"/>
+      </w:pPr>
+      <w:r>
+        <w:rPr>
+          <w:rFonts w:ascii="Times New Roman" w:hAnsi="Times New Roman" w:eastAsia="宋体"/>
+          <w:b/>
+          <w:sz w:val="21"/>
+        </w:rPr>
+        <w:t>English Abstract:</w:t>
+      </w:r>
+    </w:p>
+    <w:p>
+      <w:r>
+        <w:rPr>
+          <w:rFonts w:ascii="Times New Roman" w:hAnsi="Times New Roman" w:eastAsia="宋体"/>
+          <w:sz w:val="21"/>
+        </w:rPr>
+        <w:t>Abstract not available.</w:t>
+      </w:r>
+    </w:p>
+    <w:p>
+      <w:r>
+        <w:rPr>
+          <w:rFonts w:ascii="Times New Roman" w:hAnsi="Times New Roman" w:eastAsia="宋体"/>
+          <w:sz w:val="21"/>
+        </w:rPr>
+        <w:t>__________________________________________________</w:t>
+      </w:r>
+    </w:p>
+    <w:p>
+      <w:pPr>
         <w:pStyle w:val="Heading1"/>
       </w:pPr>
       <w:r>
@@ -9817,6 +10721,458 @@
           <w:sz w:val="21"/>
         </w:rPr>
         <w:t>Treating the tin–lead surface in perovskite films with caesium hydroxide forms solid metal oxides that stabilize the surface against photothermal degradation. When used in all-perovskite tandem solar cells, a certified power conversion efficiency of 28.56% is achieved, 90% of which is retained after 500 h of testing under ISOS-L-3 conditions.</w:t>
+      </w:r>
+    </w:p>
+    <w:p>
+      <w:r>
+        <w:rPr>
+          <w:rFonts w:ascii="Times New Roman" w:hAnsi="Times New Roman" w:eastAsia="宋体"/>
+          <w:sz w:val="21"/>
+        </w:rPr>
+        <w:t>__________________________________________________</w:t>
+      </w:r>
+    </w:p>
+    <w:p>
+      <w:pPr>
+        <w:pStyle w:val="Heading2"/>
+      </w:pPr>
+      <w:r/>
+      <w:r>
+        <w:rPr>
+          <w:rFonts w:ascii="Times New Roman" w:hAnsi="Times New Roman" w:eastAsia="宋体"/>
+          <w:b/>
+          <w:color w:val="000000"/>
+          <w:sz w:val="24"/>
+        </w:rPr>
+        <w:t>用于阿秒脉冲的透镜</w:t>
+      </w:r>
+    </w:p>
+    <w:p>
+      <w:r>
+        <w:rPr>
+          <w:rFonts w:ascii="Times New Roman" w:hAnsi="Times New Roman" w:eastAsia="宋体"/>
+          <w:b/>
+          <w:color w:val="003264"/>
+          <w:sz w:val="24"/>
+        </w:rPr>
+        <w:t>A lens for attosecond pulses</w:t>
+      </w:r>
+    </w:p>
+    <w:p>
+      <w:r>
+        <w:rPr>
+          <w:rFonts w:ascii="Times New Roman" w:hAnsi="Times New Roman" w:eastAsia="宋体"/>
+          <w:sz w:val="21"/>
+        </w:rPr>
+        <w:t>作者: Malte C. Kaluza</w:t>
+        <w:br/>
+      </w:r>
+      <w:r>
+        <w:rPr>
+          <w:rFonts w:ascii="Times New Roman" w:hAnsi="Times New Roman" w:eastAsia="宋体"/>
+          <w:sz w:val="21"/>
+        </w:rPr>
+        <w:t xml:space="preserve">时间: 2026-02-05 | </w:t>
+      </w:r>
+      <w:r>
+        <w:t xml:space="preserve">链接: </w:t>
+      </w:r>
+      <w:hyperlink r:id="rId204">
+        <w:r>
+          <w:rPr>
+            <w:rFonts w:ascii="Times New Roman" w:hAnsi="Times New Roman" w:eastAsia="宋体"/>
+            <w:color w:val="0000FF"/>
+            <w:sz w:val="21"/>
+            <w:u w:val="single"/>
+          </w:rPr>
+          <w:t>https://doi.org/10.1038/s41566-025-01838-3</w:t>
+        </w:r>
+      </w:hyperlink>
+    </w:p>
+    <w:p>
+      <w:pPr>
+        <w:spacing w:before="120"/>
+      </w:pPr>
+      <w:r>
+        <w:rPr>
+          <w:rFonts w:ascii="Times New Roman" w:hAnsi="Times New Roman" w:eastAsia="宋体"/>
+          <w:b/>
+          <w:sz w:val="21"/>
+        </w:rPr>
+        <w:t>中文摘要:</w:t>
+      </w:r>
+    </w:p>
+    <w:p>
+      <w:pPr>
+        <w:ind w:firstLine="360"/>
+      </w:pPr>
+      <w:r>
+        <w:rPr>
+          <w:rFonts w:ascii="Times New Roman" w:hAnsi="Times New Roman" w:eastAsia="宋体"/>
+          <w:sz w:val="21"/>
+        </w:rPr>
+        <w:t>产生的密度分布可控的氢等离子体可以充当透镜，紧密聚焦极紫外阿秒脉冲。</w:t>
+      </w:r>
+    </w:p>
+    <w:p>
+      <w:pPr>
+        <w:spacing w:before="120"/>
+      </w:pPr>
+      <w:r>
+        <w:rPr>
+          <w:rFonts w:ascii="Times New Roman" w:hAnsi="Times New Roman" w:eastAsia="宋体"/>
+          <w:b/>
+          <w:sz w:val="21"/>
+        </w:rPr>
+        <w:t>English Abstract:</w:t>
+      </w:r>
+    </w:p>
+    <w:p>
+      <w:r>
+        <w:rPr>
+          <w:rFonts w:ascii="Times New Roman" w:hAnsi="Times New Roman" w:eastAsia="宋体"/>
+          <w:sz w:val="21"/>
+        </w:rPr>
+        <w:t>A Hydrogen plasma that is generated with controllable density distribution can act as a lens to tightly focus extreme-ultraviolet attosecond pulses.</w:t>
+      </w:r>
+    </w:p>
+    <w:p>
+      <w:r>
+        <w:rPr>
+          <w:rFonts w:ascii="Times New Roman" w:hAnsi="Times New Roman" w:eastAsia="宋体"/>
+          <w:sz w:val="21"/>
+        </w:rPr>
+        <w:t>__________________________________________________</w:t>
+      </w:r>
+    </w:p>
+    <w:p>
+      <w:pPr>
+        <w:pStyle w:val="Heading2"/>
+      </w:pPr>
+      <w:r/>
+      <w:r>
+        <w:rPr>
+          <w:rFonts w:ascii="Times New Roman" w:hAnsi="Times New Roman" w:eastAsia="宋体"/>
+          <w:b/>
+          <w:color w:val="000000"/>
+          <w:sz w:val="24"/>
+        </w:rPr>
+        <w:t>钽酸锂遇上硅光子学</w:t>
+      </w:r>
+    </w:p>
+    <w:p>
+      <w:r>
+        <w:rPr>
+          <w:rFonts w:ascii="Times New Roman" w:hAnsi="Times New Roman" w:eastAsia="宋体"/>
+          <w:b/>
+          <w:color w:val="003264"/>
+          <w:sz w:val="24"/>
+        </w:rPr>
+        <w:t>Lithium tantalate meets silicon photonics</w:t>
+      </w:r>
+    </w:p>
+    <w:p>
+      <w:r>
+        <w:rPr>
+          <w:rFonts w:ascii="Times New Roman" w:hAnsi="Times New Roman" w:eastAsia="宋体"/>
+          <w:sz w:val="21"/>
+        </w:rPr>
+        <w:t>作者: Yikai Su, Yong Zhang</w:t>
+        <w:br/>
+      </w:r>
+      <w:r>
+        <w:rPr>
+          <w:rFonts w:ascii="Times New Roman" w:hAnsi="Times New Roman" w:eastAsia="宋体"/>
+          <w:sz w:val="21"/>
+        </w:rPr>
+        <w:t xml:space="preserve">时间: 2026-02-05 | </w:t>
+      </w:r>
+      <w:r>
+        <w:t xml:space="preserve">链接: </w:t>
+      </w:r>
+      <w:hyperlink r:id="rId205">
+        <w:r>
+          <w:rPr>
+            <w:rFonts w:ascii="Times New Roman" w:hAnsi="Times New Roman" w:eastAsia="宋体"/>
+            <w:color w:val="0000FF"/>
+            <w:sz w:val="21"/>
+            <w:u w:val="single"/>
+          </w:rPr>
+          <w:t>https://doi.org/10.1038/s41566-025-01831-w</w:t>
+        </w:r>
+      </w:hyperlink>
+    </w:p>
+    <w:p>
+      <w:pPr>
+        <w:spacing w:before="120"/>
+      </w:pPr>
+      <w:r>
+        <w:rPr>
+          <w:rFonts w:ascii="Times New Roman" w:hAnsi="Times New Roman" w:eastAsia="宋体"/>
+          <w:b/>
+          <w:sz w:val="21"/>
+        </w:rPr>
+        <w:t>中文摘要:</w:t>
+      </w:r>
+    </w:p>
+    <w:p>
+      <w:pPr>
+        <w:ind w:firstLine="360"/>
+      </w:pPr>
+      <w:r>
+        <w:rPr>
+          <w:rFonts w:ascii="Times New Roman" w:hAnsi="Times New Roman" w:eastAsia="宋体"/>
+          <w:sz w:val="21"/>
+        </w:rPr>
+        <w:t>钽酸锂（LiTaO3）与硅光子电路异构集成，可实现高调制速度、降低偏置漂移和高光学损伤阈值，同时确保与现有硅光子工艺设计套件完全兼容。</w:t>
+      </w:r>
+    </w:p>
+    <w:p>
+      <w:pPr>
+        <w:spacing w:before="120"/>
+      </w:pPr>
+      <w:r>
+        <w:rPr>
+          <w:rFonts w:ascii="Times New Roman" w:hAnsi="Times New Roman" w:eastAsia="宋体"/>
+          <w:b/>
+          <w:sz w:val="21"/>
+        </w:rPr>
+        <w:t>English Abstract:</w:t>
+      </w:r>
+    </w:p>
+    <w:p>
+      <w:r>
+        <w:rPr>
+          <w:rFonts w:ascii="Times New Roman" w:hAnsi="Times New Roman" w:eastAsia="宋体"/>
+          <w:sz w:val="21"/>
+        </w:rPr>
+        <w:t>Lithium tantalate (LiTaO3) is heterogeneously integrated with silicon photonics circuits, enabling high modulation speed, reduced bias drift and a high optical damage threshold, while ensuring full compatibility with the existing silicon photonics process design kit.</w:t>
+      </w:r>
+    </w:p>
+    <w:p>
+      <w:r>
+        <w:rPr>
+          <w:rFonts w:ascii="Times New Roman" w:hAnsi="Times New Roman" w:eastAsia="宋体"/>
+          <w:sz w:val="21"/>
+        </w:rPr>
+        <w:t>__________________________________________________</w:t>
+      </w:r>
+    </w:p>
+    <w:p>
+      <w:pPr>
+        <w:pStyle w:val="Heading2"/>
+      </w:pPr>
+      <w:r/>
+      <w:r>
+        <w:rPr>
+          <w:rFonts w:ascii="Times New Roman" w:hAnsi="Times New Roman" w:eastAsia="宋体"/>
+          <w:b/>
+          <w:color w:val="000000"/>
+          <w:sz w:val="24"/>
+        </w:rPr>
+        <w:t>扩展量子光子网络</w:t>
+      </w:r>
+    </w:p>
+    <w:p>
+      <w:r>
+        <w:rPr>
+          <w:rFonts w:ascii="Times New Roman" w:hAnsi="Times New Roman" w:eastAsia="宋体"/>
+          <w:b/>
+          <w:color w:val="003264"/>
+          <w:sz w:val="24"/>
+        </w:rPr>
+        <w:t>Scaling quantum photonics networks</w:t>
+      </w:r>
+    </w:p>
+    <w:p>
+      <w:r>
+        <w:rPr>
+          <w:rFonts w:ascii="Times New Roman" w:hAnsi="Times New Roman" w:eastAsia="宋体"/>
+          <w:sz w:val="21"/>
+        </w:rPr>
+        <w:t>作者: Yun-Ru Fan, Qiang Zhou</w:t>
+        <w:br/>
+      </w:r>
+      <w:r>
+        <w:rPr>
+          <w:rFonts w:ascii="Times New Roman" w:hAnsi="Times New Roman" w:eastAsia="宋体"/>
+          <w:sz w:val="21"/>
+        </w:rPr>
+        <w:t xml:space="preserve">时间: 2026-02-05 | </w:t>
+      </w:r>
+      <w:r>
+        <w:t xml:space="preserve">链接: </w:t>
+      </w:r>
+      <w:hyperlink r:id="rId206">
+        <w:r>
+          <w:rPr>
+            <w:rFonts w:ascii="Times New Roman" w:hAnsi="Times New Roman" w:eastAsia="宋体"/>
+            <w:color w:val="0000FF"/>
+            <w:sz w:val="21"/>
+            <w:u w:val="single"/>
+          </w:rPr>
+          <w:t>https://doi.org/10.1038/s41566-025-01834-7</w:t>
+        </w:r>
+      </w:hyperlink>
+    </w:p>
+    <w:p>
+      <w:pPr>
+        <w:spacing w:before="120"/>
+      </w:pPr>
+      <w:r>
+        <w:rPr>
+          <w:rFonts w:ascii="Times New Roman" w:hAnsi="Times New Roman" w:eastAsia="宋体"/>
+          <w:b/>
+          <w:sz w:val="21"/>
+        </w:rPr>
+        <w:t>中文摘要:</w:t>
+      </w:r>
+    </w:p>
+    <w:p>
+      <w:pPr>
+        <w:ind w:firstLine="360"/>
+      </w:pPr>
+      <w:r>
+        <w:rPr>
+          <w:rFonts w:ascii="Times New Roman" w:hAnsi="Times New Roman" w:eastAsia="宋体"/>
+          <w:sz w:val="21"/>
+        </w:rPr>
+        <w:t>使用多模光纤和空间光调制器进行模式混合和映射，在两个孤立的量子网络之间架起一座桥梁，将遥远的节点与量子连接连接起来。</w:t>
+      </w:r>
+    </w:p>
+    <w:p>
+      <w:pPr>
+        <w:spacing w:before="120"/>
+      </w:pPr>
+      <w:r>
+        <w:rPr>
+          <w:rFonts w:ascii="Times New Roman" w:hAnsi="Times New Roman" w:eastAsia="宋体"/>
+          <w:b/>
+          <w:sz w:val="21"/>
+        </w:rPr>
+        <w:t>English Abstract:</w:t>
+      </w:r>
+    </w:p>
+    <w:p>
+      <w:r>
+        <w:rPr>
+          <w:rFonts w:ascii="Times New Roman" w:hAnsi="Times New Roman" w:eastAsia="宋体"/>
+          <w:sz w:val="21"/>
+        </w:rPr>
+        <w:t>Mode mixing and mapping with a piece of multimode optical fibre and spatial light modulators creates a bridge between two isolated quantum networks, linking distant nodes with quantum connectivity.</w:t>
+      </w:r>
+    </w:p>
+    <w:p>
+      <w:r>
+        <w:rPr>
+          <w:rFonts w:ascii="Times New Roman" w:hAnsi="Times New Roman" w:eastAsia="宋体"/>
+          <w:sz w:val="21"/>
+        </w:rPr>
+        <w:t>__________________________________________________</w:t>
+      </w:r>
+    </w:p>
+    <w:p>
+      <w:pPr>
+        <w:pStyle w:val="Heading2"/>
+      </w:pPr>
+      <w:r/>
+      <w:r>
+        <w:rPr>
+          <w:rFonts w:ascii="Times New Roman" w:hAnsi="Times New Roman" w:eastAsia="宋体"/>
+          <w:b/>
+          <w:color w:val="000000"/>
+          <w:sz w:val="24"/>
+        </w:rPr>
+        <w:t>纳米级界面探测</w:t>
+      </w:r>
+    </w:p>
+    <w:p>
+      <w:r>
+        <w:rPr>
+          <w:rFonts w:ascii="Times New Roman" w:hAnsi="Times New Roman" w:eastAsia="宋体"/>
+          <w:b/>
+          <w:color w:val="003264"/>
+          <w:sz w:val="24"/>
+        </w:rPr>
+        <w:t>Nanoscale probing of interfaces</w:t>
+      </w:r>
+    </w:p>
+    <w:p>
+      <w:r>
+        <w:rPr>
+          <w:rFonts w:ascii="Times New Roman" w:hAnsi="Times New Roman" w:eastAsia="宋体"/>
+          <w:sz w:val="21"/>
+        </w:rPr>
+        <w:t>作者: Anastasiia Vasylchenkova</w:t>
+        <w:br/>
+      </w:r>
+      <w:r>
+        <w:rPr>
+          <w:rFonts w:ascii="Times New Roman" w:hAnsi="Times New Roman" w:eastAsia="宋体"/>
+          <w:sz w:val="21"/>
+        </w:rPr>
+        <w:t xml:space="preserve">时间: 2026-02-05 | </w:t>
+      </w:r>
+      <w:r>
+        <w:t xml:space="preserve">链接: </w:t>
+      </w:r>
+      <w:hyperlink r:id="rId207">
+        <w:r>
+          <w:rPr>
+            <w:rFonts w:ascii="Times New Roman" w:hAnsi="Times New Roman" w:eastAsia="宋体"/>
+            <w:color w:val="0000FF"/>
+            <w:sz w:val="21"/>
+            <w:u w:val="single"/>
+          </w:rPr>
+          <w:t>https://doi.org/10.1038/s41566-026-01844-z</w:t>
+        </w:r>
+      </w:hyperlink>
+    </w:p>
+    <w:p>
+      <w:pPr>
+        <w:spacing w:before="120"/>
+      </w:pPr>
+      <w:r>
+        <w:rPr>
+          <w:rFonts w:ascii="Times New Roman" w:hAnsi="Times New Roman" w:eastAsia="宋体"/>
+          <w:b/>
+          <w:sz w:val="21"/>
+        </w:rPr>
+        <w:t>中文摘要:</w:t>
+      </w:r>
+    </w:p>
+    <w:p>
+      <w:pPr>
+        <w:ind w:firstLine="360"/>
+      </w:pPr>
+      <w:r>
+        <w:rPr>
+          <w:rFonts w:ascii="Times New Roman" w:hAnsi="Times New Roman" w:eastAsia="宋体"/>
+          <w:sz w:val="21"/>
+        </w:rPr>
+        <w:t>（摘要暂缺，等待官方补全）</w:t>
+      </w:r>
+    </w:p>
+    <w:p>
+      <w:pPr>
+        <w:spacing w:before="120"/>
+      </w:pPr>
+      <w:r>
+        <w:rPr>
+          <w:rFonts w:ascii="Times New Roman" w:hAnsi="Times New Roman" w:eastAsia="宋体"/>
+          <w:b/>
+          <w:sz w:val="21"/>
+        </w:rPr>
+        <w:t>English Abstract:</w:t>
+      </w:r>
+    </w:p>
+    <w:p>
+      <w:r>
+        <w:rPr>
+          <w:rFonts w:ascii="Times New Roman" w:hAnsi="Times New Roman" w:eastAsia="宋体"/>
+          <w:sz w:val="21"/>
+        </w:rPr>
+        <w:t>Abstract not available.</w:t>
       </w:r>
     </w:p>
     <w:p>

--- a/Optical_Papers_260206.docx
+++ b/Optical_Papers_260206.docx
@@ -956,6 +956,345 @@
     </w:p>
     <w:p>
       <w:pPr>
+        <w:pStyle w:val="Heading2"/>
+      </w:pPr>
+      <w:r/>
+      <w:r>
+        <w:rPr>
+          <w:rFonts w:ascii="Times New Roman" w:hAnsi="Times New Roman" w:eastAsia="宋体"/>
+          <w:b/>
+          <w:color w:val="000000"/>
+          <w:sz w:val="24"/>
+        </w:rPr>
+        <w:t>利用 DNA-PAINT 的可预测结合动力学对超分辨率图像进行去噪</w:t>
+      </w:r>
+    </w:p>
+    <w:p>
+      <w:r>
+        <w:rPr>
+          <w:rFonts w:ascii="Times New Roman" w:hAnsi="Times New Roman" w:eastAsia="宋体"/>
+          <w:b/>
+          <w:color w:val="003264"/>
+          <w:sz w:val="24"/>
+        </w:rPr>
+        <w:t>Utilizing the predictable binding kinetics of DNA-PAINT to denoise super-resolution images</w:t>
+      </w:r>
+    </w:p>
+    <w:p>
+      <w:r>
+        <w:rPr>
+          <w:rFonts w:ascii="Times New Roman" w:hAnsi="Times New Roman" w:eastAsia="宋体"/>
+          <w:sz w:val="21"/>
+        </w:rPr>
+        <w:t>作者: George Sirinakis, Edward S. Allgeyer, Jennifer H. Richens, Jeanne Lefévère-Laoide, Ewa K. Paluch, Daniel St Johnston</w:t>
+        <w:br/>
+      </w:r>
+      <w:r>
+        <w:rPr>
+          <w:rFonts w:ascii="Times New Roman" w:hAnsi="Times New Roman" w:eastAsia="宋体"/>
+          <w:sz w:val="21"/>
+        </w:rPr>
+        <w:t xml:space="preserve">时间: 2026-02-05 | </w:t>
+      </w:r>
+      <w:r>
+        <w:t xml:space="preserve">链接: </w:t>
+      </w:r>
+      <w:hyperlink r:id="rId214">
+        <w:r>
+          <w:rPr>
+            <w:rFonts w:ascii="Times New Roman" w:hAnsi="Times New Roman" w:eastAsia="宋体"/>
+            <w:color w:val="0000FF"/>
+            <w:sz w:val="21"/>
+            <w:u w:val="single"/>
+          </w:rPr>
+          <w:t>https://doi.org/10.1038/s41467-026-69304-4</w:t>
+        </w:r>
+      </w:hyperlink>
+    </w:p>
+    <w:p>
+      <w:pPr>
+        <w:spacing w:before="120"/>
+      </w:pPr>
+      <w:r>
+        <w:rPr>
+          <w:rFonts w:ascii="Times New Roman" w:hAnsi="Times New Roman" w:eastAsia="宋体"/>
+          <w:b/>
+          <w:sz w:val="21"/>
+        </w:rPr>
+        <w:t>中文摘要:</w:t>
+      </w:r>
+    </w:p>
+    <w:p>
+      <w:pPr>
+        <w:ind w:firstLine="360"/>
+      </w:pPr>
+      <w:r>
+        <w:rPr>
+          <w:rFonts w:ascii="Times New Roman" w:hAnsi="Times New Roman" w:eastAsia="宋体"/>
+          <w:sz w:val="21"/>
+        </w:rPr>
+        <w:t>摘要 用于纳米级形貌成像的 DNA 点累积 (DNA-PAINT) 是一种多功能超分辨率技术，依赖于荧光成像链和附着于目标蛋白的对接链之间的可预测的结合动力学。这使得 DNA-PAINT 特别适合多重分析和定量应用，但其性能通常受到成像链非特异性结合产生的虚假信号的限制。在这里，我们描述了一种使用统计测试来消除这些非特异性结合事件的方法，以区分 DNA 特异性和非特异性相互作用。为了演示该方法，我们对果蝇卵室中的镶嵌上皮组织进行了成像，结果表明超分辨率图像中超过 90% 的非特异性和其他难以区分的信号可以被去除。这种去噪提高了 DNA-PAINT 超分辨图像的质量，对于空间关系和蛋白质定量的精确测量至关重要。</w:t>
+      </w:r>
+    </w:p>
+    <w:p>
+      <w:pPr>
+        <w:spacing w:before="120"/>
+      </w:pPr>
+      <w:r>
+        <w:rPr>
+          <w:rFonts w:ascii="Times New Roman" w:hAnsi="Times New Roman" w:eastAsia="宋体"/>
+          <w:b/>
+          <w:sz w:val="21"/>
+        </w:rPr>
+        <w:t>English Abstract:</w:t>
+      </w:r>
+    </w:p>
+    <w:p>
+      <w:r>
+        <w:rPr>
+          <w:rFonts w:ascii="Times New Roman" w:hAnsi="Times New Roman" w:eastAsia="宋体"/>
+          <w:sz w:val="21"/>
+        </w:rPr>
+        <w:t>Abstract DNA-Point Accumulation for Imaging in Nanoscale Topography (DNA-PAINT) is a versatile super-resolution technique that relies on the predictable binding kinetics between fluorescent imager strands and docking strands attached to target proteins. This makes DNA-PAINT particularly suitable for multiplexing and quantitative applications, but its performance is often limited by spurious signals from non-specific binding of imager strands. Here we describe a method to remove these non-specific binding events using a statistical test to distinguish between DNA-specific and non-specific interactions. To demonstrate the method, we imaged mosaic epithelial tissues in Drosophila melanogaster egg chambers and showed that &gt; 90% of non-specific and otherwise indistinguishable signal in the super-resolved images can be removed. This denoising improves the quality of DNA-PAINT super-resolved images and is essential for accurate measurements of spatial relationships and protein quantification.</w:t>
+      </w:r>
+    </w:p>
+    <w:p>
+      <w:r>
+        <w:rPr>
+          <w:rFonts w:ascii="Times New Roman" w:hAnsi="Times New Roman" w:eastAsia="宋体"/>
+          <w:sz w:val="21"/>
+        </w:rPr>
+        <w:t>__________________________________________________</w:t>
+      </w:r>
+    </w:p>
+    <w:p>
+      <w:pPr>
+        <w:pStyle w:val="Heading2"/>
+      </w:pPr>
+      <w:r/>
+      <w:r>
+        <w:rPr>
+          <w:rFonts w:ascii="Times New Roman" w:hAnsi="Times New Roman" w:eastAsia="宋体"/>
+          <w:b/>
+          <w:color w:val="000000"/>
+          <w:sz w:val="24"/>
+        </w:rPr>
+        <w:t>稳定的中东呼吸综合征冠状病毒尖峰铁蛋白纳米颗粒疫苗可引发强大的保护性中和抗体反应</w:t>
+      </w:r>
+    </w:p>
+    <w:p>
+      <w:r>
+        <w:rPr>
+          <w:rFonts w:ascii="Times New Roman" w:hAnsi="Times New Roman" w:eastAsia="宋体"/>
+          <w:b/>
+          <w:color w:val="003264"/>
+          <w:sz w:val="24"/>
+        </w:rPr>
+        <w:t>A stabilized MERS-CoV spike ferritin nanoparticle vaccine elicits robust and protective neutralizing antibody responses</w:t>
+      </w:r>
+    </w:p>
+    <w:p>
+      <w:r>
+        <w:rPr>
+          <w:rFonts w:ascii="Times New Roman" w:hAnsi="Times New Roman" w:eastAsia="宋体"/>
+          <w:sz w:val="21"/>
+        </w:rPr>
+        <w:t>作者: Abigail E. Powell, Hannah Caruso, Soyoon Park, Jui-Lin Chen, Jessica O’Rear, Brian J. Ferrer, Daniel J. Stieh, Adam M. Weiss, David M. Belnap, Audrey Walker, Anneliese Bruening, Airn Hartwig, Kaitlin R. Sprouse, Amin Addetia, Abeer N. Alshukairi, Vida Ahyong, Cristy S. Dougherty, David Veesler, Richard Bowen, Julie E. Ledgerwood, Michael S. Kay, Payton A.-B. Weidenbacher, Brad A. Palanski</w:t>
+        <w:br/>
+      </w:r>
+      <w:r>
+        <w:rPr>
+          <w:rFonts w:ascii="Times New Roman" w:hAnsi="Times New Roman" w:eastAsia="宋体"/>
+          <w:sz w:val="21"/>
+        </w:rPr>
+        <w:t xml:space="preserve">时间: 2026-02-05 | </w:t>
+      </w:r>
+      <w:r>
+        <w:t xml:space="preserve">链接: </w:t>
+      </w:r>
+      <w:hyperlink r:id="rId215">
+        <w:r>
+          <w:rPr>
+            <w:rFonts w:ascii="Times New Roman" w:hAnsi="Times New Roman" w:eastAsia="宋体"/>
+            <w:color w:val="0000FF"/>
+            <w:sz w:val="21"/>
+            <w:u w:val="single"/>
+          </w:rPr>
+          <w:t>https://doi.org/10.1038/s41467-026-68458-5</w:t>
+        </w:r>
+      </w:hyperlink>
+    </w:p>
+    <w:p>
+      <w:pPr>
+        <w:spacing w:before="120"/>
+      </w:pPr>
+      <w:r>
+        <w:rPr>
+          <w:rFonts w:ascii="Times New Roman" w:hAnsi="Times New Roman" w:eastAsia="宋体"/>
+          <w:b/>
+          <w:sz w:val="21"/>
+        </w:rPr>
+        <w:t>中文摘要:</w:t>
+      </w:r>
+    </w:p>
+    <w:p>
+      <w:pPr>
+        <w:ind w:firstLine="360"/>
+      </w:pPr>
+      <w:r>
+        <w:rPr>
+          <w:rFonts w:ascii="Times New Roman" w:hAnsi="Times New Roman" w:eastAsia="宋体"/>
+          <w:sz w:val="21"/>
+        </w:rPr>
+        <w:t>摘要 中东呼吸综合征冠状病毒（MERS-CoV）于 2012 年被确定为人类病原体，并导致持续的散发性感染和聚集性疫情。尽管病死率 (CFR) 超过 30%，且大流行的可能性相当大，但安全有效的疫苗尚未开发出来。在这里，我们报告了 MERS-CoV 抗原的设计、表征和临床前评估。我们的主要候选者包括显示在自组装铁蛋白纳米颗粒上的稳定尖峰，该纳米颗粒可以从高表达、稳定的细胞池中产生。该疫苗在 BALB/c 小鼠中引发强大的 MERS-CoV 假病毒和真实的病毒中和抗体滴度。用一剂铝水凝胶佐剂疫苗对雄性非人灵长类动物（NHP）进行免疫，引发&gt; 10 3 几何平均滴度的假病毒中和抗体，并用第二剂加强。来自这些 NHP 的血清表现出与 MERS-CoV 进化枝 A、B 和 C 的刺突假型慢病毒以及远缘穿山甲 merbeco 病毒的交叉反应性。在人类 DPP4 转基因小鼠中，免疫提供了针对 MERS-CoV 致命攻击的剂量依赖性保护，并且在使用雌性羊驼建立的羊驼攻击模型中，免疫完全防止了 MERS-CoV 感染。这种中东呼吸综合征冠状病毒纳米颗粒疫苗是一种很有前景的候选疫苗，可用于临床进展，以保护高危个体，并供未来在潜在疫情爆发的情况下使用。</w:t>
+      </w:r>
+    </w:p>
+    <w:p>
+      <w:pPr>
+        <w:spacing w:before="120"/>
+      </w:pPr>
+      <w:r>
+        <w:rPr>
+          <w:rFonts w:ascii="Times New Roman" w:hAnsi="Times New Roman" w:eastAsia="宋体"/>
+          <w:b/>
+          <w:sz w:val="21"/>
+        </w:rPr>
+        <w:t>English Abstract:</w:t>
+      </w:r>
+    </w:p>
+    <w:p>
+      <w:r>
+        <w:rPr>
+          <w:rFonts w:ascii="Times New Roman" w:hAnsi="Times New Roman" w:eastAsia="宋体"/>
+          <w:sz w:val="21"/>
+        </w:rPr>
+        <w:t>Abstract Middle East respiratory syndrome coronavirus (MERS-CoV) was identified as a human pathogen in 2012 and causes ongoing sporadic infections and outbreak clusters. Despite case fatality rates (CFRs) of over 30% and considerable pandemic potential, a safe and efficacious vaccine has not been developed. Here we report the design, characterization, and preclinical evaluation of MERS-CoV antigens. Our lead candidate comprises a stabilized spike displayed on a self-assembling ferritin nanoparticle that can be produced from a high-expressing, stable cell pool. This vaccine elicits robust MERS-CoV pseudovirus and authentic virus neutralizing antibody titers in BALB/c mice. Immunization of male non-human primates (NHPs) with one dose of Alhydrogel-adjuvanted vaccine elicited a &gt; 10 3 geometric mean titer of pseudovirus neutralizing antibodies that was boosted with a second dose. Sera from these NHPs exhibited cross-reactivity against spike-pseudotyped lentiviruses from MERS-CoV clades A, B, and C as well as a distant pangolin merbecovirus. In human DPP4 transgenic mice, immunization provided dose-dependent protection against MERS-CoV lethal challenge, and in an established alpaca challenge model using female alpacas, immunization fully protected against MERS-CoV infection. This MERS-CoV nanoparticle vaccine is a promising candidate for clinical advancement to protect at-risk individuals and for future use in a potential outbreak setting.</w:t>
+      </w:r>
+    </w:p>
+    <w:p>
+      <w:r>
+        <w:rPr>
+          <w:rFonts w:ascii="Times New Roman" w:hAnsi="Times New Roman" w:eastAsia="宋体"/>
+          <w:sz w:val="21"/>
+        </w:rPr>
+        <w:t>__________________________________________________</w:t>
+      </w:r>
+    </w:p>
+    <w:p>
+      <w:pPr>
+        <w:pStyle w:val="Heading2"/>
+      </w:pPr>
+      <w:r/>
+      <w:r>
+        <w:rPr>
+          <w:rFonts w:ascii="Times New Roman" w:hAnsi="Times New Roman" w:eastAsia="宋体"/>
+          <w:b/>
+          <w:color w:val="000000"/>
+          <w:sz w:val="24"/>
+        </w:rPr>
+        <w:t>琥珀酸受体 1 限制造血并预防急性髓系白血病进展</w:t>
+      </w:r>
+    </w:p>
+    <w:p>
+      <w:r>
+        <w:rPr>
+          <w:rFonts w:ascii="Times New Roman" w:hAnsi="Times New Roman" w:eastAsia="宋体"/>
+          <w:b/>
+          <w:color w:val="003264"/>
+          <w:sz w:val="24"/>
+        </w:rPr>
+        <w:t>Succinate receptor 1 restricts hematopoiesis and prevents acute myeloid leukemia progression</w:t>
+      </w:r>
+    </w:p>
+    <w:p>
+      <w:r>
+        <w:rPr>
+          <w:rFonts w:ascii="Times New Roman" w:hAnsi="Times New Roman" w:eastAsia="宋体"/>
+          <w:sz w:val="21"/>
+        </w:rPr>
+        <w:t>作者: Vincent Cuminetti, Emeline Boet, Marcel Heugel, Joanna Konieczny, Aurora Bernal, Manuel J. Gomez, Franco Grimolizzi, Nuria Vilaplana-Lopera, Marc Ferré, Alicia Villatoro, Deo P. Pandey, Carlos Torroja, Hagar Taman, Ruth H. Paulssen, Thomas Vogl, Caroline A. Heckman, Anders Vik, Giovanna Giovinazzo, Nick van Gastel, Paloma García, Fátima Sánchez-Cabo, Jean-Emmanuel Sarry, Lorena Arranz</w:t>
+        <w:br/>
+      </w:r>
+      <w:r>
+        <w:rPr>
+          <w:rFonts w:ascii="Times New Roman" w:hAnsi="Times New Roman" w:eastAsia="宋体"/>
+          <w:sz w:val="21"/>
+        </w:rPr>
+        <w:t xml:space="preserve">时间: 2026-02-05 | </w:t>
+      </w:r>
+      <w:r>
+        <w:t xml:space="preserve">链接: </w:t>
+      </w:r>
+      <w:hyperlink r:id="rId216">
+        <w:r>
+          <w:rPr>
+            <w:rFonts w:ascii="Times New Roman" w:hAnsi="Times New Roman" w:eastAsia="宋体"/>
+            <w:color w:val="0000FF"/>
+            <w:sz w:val="21"/>
+            <w:u w:val="single"/>
+          </w:rPr>
+          <w:t>https://doi.org/10.1038/s41467-026-68906-2</w:t>
+        </w:r>
+      </w:hyperlink>
+    </w:p>
+    <w:p>
+      <w:pPr>
+        <w:spacing w:before="120"/>
+      </w:pPr>
+      <w:r>
+        <w:rPr>
+          <w:rFonts w:ascii="Times New Roman" w:hAnsi="Times New Roman" w:eastAsia="宋体"/>
+          <w:b/>
+          <w:sz w:val="21"/>
+        </w:rPr>
+        <w:t>中文摘要:</w:t>
+      </w:r>
+    </w:p>
+    <w:p>
+      <w:pPr>
+        <w:ind w:firstLine="360"/>
+      </w:pPr>
+      <w:r>
+        <w:rPr>
+          <w:rFonts w:ascii="Times New Roman" w:hAnsi="Times New Roman" w:eastAsia="宋体"/>
+          <w:sz w:val="21"/>
+        </w:rPr>
+        <w:t>摘要 尽管琥珀酸受体 (Sucnr1) 在炎症中发挥着有趣的作用，但很少有研究探讨其在造血中的作用。在这里，我们发现低 SUCNR1 代表急性髓系白血病 (AML) 患者总体生存率和无进展生存率降低的标志。琥珀酸显示出 Sucnr1 依赖性和独立作用，可促进表达低 SUCNR1 的白血病前骨髓生成、AML 和 AML 异种移植小鼠模型中的疾病。 Sucnr1 的体内整体或造血缺失会诱导造血干细胞和祖细胞 (HSPC) 的扩增和造血作用，而 Sucnr1-番茄 + HSPC 显示出有限的植入潜力。从机制上讲，Sucnr1 的激活可平衡细胞内琥珀酸对 HSPC 的刺激作用，并通过控制 S100a8/S100a9 保留 HSPC 转录程序。用他喹莫德阻断 S100a9 可挽救 Sucnr1 敲除小鼠的缺陷，并与强效 Sucnr1 激动剂联合显示对 AML 小鼠的治疗价值。在 AML 异种移植物中，单细胞 RNA 测序重新分析证实 SUCNR1 是患者的治疗脆弱性。 Sucnr1 信号传导至少部分通过 HSPC 和 S100a8/S100a9 的控制来限制造血。它的失调成为恶性肿瘤的诱因，为 AML 患者开辟了治疗途径。</w:t>
+      </w:r>
+    </w:p>
+    <w:p>
+      <w:pPr>
+        <w:spacing w:before="120"/>
+      </w:pPr>
+      <w:r>
+        <w:rPr>
+          <w:rFonts w:ascii="Times New Roman" w:hAnsi="Times New Roman" w:eastAsia="宋体"/>
+          <w:b/>
+          <w:sz w:val="21"/>
+        </w:rPr>
+        <w:t>English Abstract:</w:t>
+      </w:r>
+    </w:p>
+    <w:p>
+      <w:r>
+        <w:rPr>
+          <w:rFonts w:ascii="Times New Roman" w:hAnsi="Times New Roman" w:eastAsia="宋体"/>
+          <w:sz w:val="21"/>
+        </w:rPr>
+        <w:t>Abstract Despite intriguing roles for the Succinate receptor (Sucnr1) in inflammation, few studies have explored its role in hematopoiesis. Here, we show that low SUCNR1 represents a marker for reduced overall and progression-free survival in acute myeloid leukemia (AML) patients. Succinic acid, which displays Sucnr1-dependent and independent effects, promotes disease in mouse models of pre-leukemic myelopoiesis, AML and AML xenografts, expressing low SUCNR1 . In vivo global or hematopoietic deletion of Sucnr1 induces expansion of hematopoietic stem and progenitor cells (HSPC) and hematopoiesis, whilst Sucnr1-tomato + HSPC display restricted engraftment potential. Mechanistically, activation of Sucnr1 counterbalances the stimulatory effect of intracellular succinate in HSPC and preserves HSPC transcriptional programs via control of S100a8/S100a9. Blocking S100a9 with tasquinimod rescues the defects of Sucnr1 knock-out mice, and combined with a potent Sucnr1 agonist shows therapeutic value in AML mice. In AML xenografts, single-cell RNA-sequencing reanalyses confirm SUCNR1 as a therapeutic vulnerability in patients. Together, Sucnr1 signaling restricts hematopoiesis at least partially through HSPC and via control of S100a8/S100a9. Its dysregulation emerges as contributor to malignancy that opens therapeutic avenues for AML patients.</w:t>
+      </w:r>
+    </w:p>
+    <w:p>
+      <w:r>
+        <w:rPr>
+          <w:rFonts w:ascii="Times New Roman" w:hAnsi="Times New Roman" w:eastAsia="宋体"/>
+          <w:sz w:val="21"/>
+        </w:rPr>
+        <w:t>__________________________________________________</w:t>
+      </w:r>
+    </w:p>
+    <w:p>
+      <w:pPr>
         <w:pStyle w:val="Heading1"/>
       </w:pPr>
       <w:r>
@@ -4933,6 +5272,571 @@
     </w:p>
     <w:p>
       <w:pPr>
+        <w:pStyle w:val="Heading2"/>
+      </w:pPr>
+      <w:r/>
+      <w:r>
+        <w:rPr>
+          <w:rFonts w:ascii="Times New Roman" w:hAnsi="Times New Roman" w:eastAsia="宋体"/>
+          <w:b/>
+          <w:color w:val="000000"/>
+          <w:sz w:val="24"/>
+        </w:rPr>
+        <w:t>低毒广谱抗菌纳米粒子可防止泌尿装置上形成生物膜</w:t>
+      </w:r>
+    </w:p>
+    <w:p>
+      <w:r>
+        <w:rPr>
+          <w:rFonts w:ascii="Times New Roman" w:hAnsi="Times New Roman" w:eastAsia="宋体"/>
+          <w:b/>
+          <w:color w:val="003264"/>
+          <w:sz w:val="24"/>
+        </w:rPr>
+        <w:t>Broad spectrum antimicrobial nanoparticles with low toxicity to prevent biofilm formation on urologic devices</w:t>
+      </w:r>
+    </w:p>
+    <w:p>
+      <w:r>
+        <w:rPr>
+          <w:rFonts w:ascii="Times New Roman" w:hAnsi="Times New Roman" w:eastAsia="宋体"/>
+          <w:sz w:val="21"/>
+        </w:rPr>
+        <w:t>作者: Juan Sebastian Rodriguez-Alvarez, Yue Xu, Jorge Gutierrez-Aceves, Smita De, Aaron W. Miller, Vijay Krishna</w:t>
+        <w:br/>
+      </w:r>
+      <w:r>
+        <w:rPr>
+          <w:rFonts w:ascii="Times New Roman" w:hAnsi="Times New Roman" w:eastAsia="宋体"/>
+          <w:sz w:val="21"/>
+        </w:rPr>
+        <w:t xml:space="preserve">时间: 2026-02-05 | </w:t>
+      </w:r>
+      <w:r>
+        <w:t xml:space="preserve">链接: </w:t>
+      </w:r>
+      <w:hyperlink r:id="rId217">
+        <w:r>
+          <w:rPr>
+            <w:rFonts w:ascii="Times New Roman" w:hAnsi="Times New Roman" w:eastAsia="宋体"/>
+            <w:color w:val="0000FF"/>
+            <w:sz w:val="21"/>
+            <w:u w:val="single"/>
+          </w:rPr>
+          <w:t>https://doi.org/10.1038/s41598-026-36969-2</w:t>
+        </w:r>
+      </w:hyperlink>
+    </w:p>
+    <w:p>
+      <w:pPr>
+        <w:spacing w:before="120"/>
+      </w:pPr>
+      <w:r>
+        <w:rPr>
+          <w:rFonts w:ascii="Times New Roman" w:hAnsi="Times New Roman" w:eastAsia="宋体"/>
+          <w:b/>
+          <w:sz w:val="21"/>
+        </w:rPr>
+        <w:t>中文摘要:</w:t>
+      </w:r>
+    </w:p>
+    <w:p>
+      <w:pPr>
+        <w:ind w:firstLine="360"/>
+      </w:pPr>
+      <w:r>
+        <w:rPr>
+          <w:rFonts w:ascii="Times New Roman" w:hAnsi="Times New Roman" w:eastAsia="宋体"/>
+          <w:sz w:val="21"/>
+        </w:rPr>
+        <w:t>医疗植入物的抗菌涂层对于防止设备故障和感染至关重要。抗生素通常用作预防剂或涂层，但无法防止生物膜形成并导致抗生素耐药性。在此，对聚氨酯盘上不同的基于多羟基富勒烯的金属纳米粒子涂层在暴露于大肠杆菌后的抗菌和抗生物膜活性进行了量化。与其他含银纳米颗粒相比，金银纳米颗粒（GSNP）表现出优异的抗菌活性。 GSNP 针对从输尿管支架和充气阴茎假体中分离出的大肠杆菌、粪肠球菌、霍马氏肠杆菌、产酸克雷伯菌、金黄色葡萄球菌和表皮葡萄球菌进行了评估，并在生理相关细菌负荷下实现了所有测试的泌尿系统病原体 100% 减少 (p &lt; 0.0001)。 GSNP 通过产生活性氧来灭活细菌，估计革兰氏阳性菌的最低抑制浓度略高于革兰氏阴性菌，表皮葡萄球菌的最高浓度为 2.23 µg/mL。对成纤维细胞的安全性研究表明，估计最低抑制浓度下的 GSNP 对细胞活力的影响极小 (&lt; 20%)。此外，GSNP 能够比商业纳米颗粒多减少六对数的细菌。由于其广泛的抗菌活性和低毒性，GSNP 代表了防止医疗器械和植入物上生物膜形成的一种有前景的策略。</w:t>
+      </w:r>
+    </w:p>
+    <w:p>
+      <w:pPr>
+        <w:spacing w:before="120"/>
+      </w:pPr>
+      <w:r>
+        <w:rPr>
+          <w:rFonts w:ascii="Times New Roman" w:hAnsi="Times New Roman" w:eastAsia="宋体"/>
+          <w:b/>
+          <w:sz w:val="21"/>
+        </w:rPr>
+        <w:t>English Abstract:</w:t>
+      </w:r>
+    </w:p>
+    <w:p>
+      <w:r>
+        <w:rPr>
+          <w:rFonts w:ascii="Times New Roman" w:hAnsi="Times New Roman" w:eastAsia="宋体"/>
+          <w:sz w:val="21"/>
+        </w:rPr>
+        <w:t>Antimicrobial coatings for medical implants are critical in preventing device failures and infections. Antibiotics are often used as prophylactic or coatings but fail to prevent biofilm formation and drive antibiotic resistance. Herein, the antibacterial and antibiofilm activities of different polyhydroxy fullerene-based metal nanoparticle coatings on polyurethane discs were quantified after exposure to Escherichia coli. Gold-silver nanoparticles (GSNP) exhibited superior antibacterial activity compared to other silver-containing nanoparticles. GSNPs were evaluated against Escherichia coli, Enterococcus faecalis, Enterobacter hormaechei, Klebsiella oxytoca, Staphylococcus aureus and Staphylococcus epidermidis isolated from ureteral stents and inflatable penile prostheses and achieved 100% reduction of all tested urologic pathogens at physiological relevant bacterial loads (p &lt; 0.0001). GSNPs inactivate bacteria by reactive oxygen species production with the estimated minimum inhibitory concentrations slightly higher for Gram-positive than Gram-negative bacteria with highest observed for S. epidermidis at 2.23 µg/mL. Safety studies with fibroblasts demonstrate that GSNPs at estimated minimum inhibitory concentrations have minimal effect (&lt; 20%) on cell viability. Further, the GSNPs were able to reduce bacteria by six logs more than commercial nanoparticles. GSNPs represent a promising strategy for preventing biofilm formation on medical devices and implants due to their broad antibacterial activity and low toxicity.</w:t>
+      </w:r>
+    </w:p>
+    <w:p>
+      <w:r>
+        <w:rPr>
+          <w:rFonts w:ascii="Times New Roman" w:hAnsi="Times New Roman" w:eastAsia="宋体"/>
+          <w:sz w:val="21"/>
+        </w:rPr>
+        <w:t>__________________________________________________</w:t>
+      </w:r>
+    </w:p>
+    <w:p>
+      <w:pPr>
+        <w:pStyle w:val="Heading2"/>
+      </w:pPr>
+      <w:r/>
+      <w:r>
+        <w:rPr>
+          <w:rFonts w:ascii="Times New Roman" w:hAnsi="Times New Roman" w:eastAsia="宋体"/>
+          <w:b/>
+          <w:color w:val="000000"/>
+          <w:sz w:val="24"/>
+        </w:rPr>
+        <w:t>夫妇应对前列腺癌的心理社会经历：一项定性研究</w:t>
+      </w:r>
+    </w:p>
+    <w:p>
+      <w:r>
+        <w:rPr>
+          <w:rFonts w:ascii="Times New Roman" w:hAnsi="Times New Roman" w:eastAsia="宋体"/>
+          <w:b/>
+          <w:color w:val="003264"/>
+          <w:sz w:val="24"/>
+        </w:rPr>
+        <w:t>Psychosocial experience of couples coping with prostate cancer: a qualitative study</w:t>
+      </w:r>
+    </w:p>
+    <w:p>
+      <w:r>
+        <w:rPr>
+          <w:rFonts w:ascii="Times New Roman" w:hAnsi="Times New Roman" w:eastAsia="宋体"/>
+          <w:sz w:val="21"/>
+        </w:rPr>
+        <w:t>作者: Xiuqun Yuan, Zhiyuan Yu, Hongfan Yin, Zhihong Yang, Min Chen, Yan Yang</w:t>
+        <w:br/>
+      </w:r>
+      <w:r>
+        <w:rPr>
+          <w:rFonts w:ascii="Times New Roman" w:hAnsi="Times New Roman" w:eastAsia="宋体"/>
+          <w:sz w:val="21"/>
+        </w:rPr>
+        <w:t xml:space="preserve">时间: 2026-02-05 | </w:t>
+      </w:r>
+      <w:r>
+        <w:t xml:space="preserve">链接: </w:t>
+      </w:r>
+      <w:hyperlink r:id="rId218">
+        <w:r>
+          <w:rPr>
+            <w:rFonts w:ascii="Times New Roman" w:hAnsi="Times New Roman" w:eastAsia="宋体"/>
+            <w:color w:val="0000FF"/>
+            <w:sz w:val="21"/>
+            <w:u w:val="single"/>
+          </w:rPr>
+          <w:t>https://doi.org/10.1038/s41598-026-38068-8</w:t>
+        </w:r>
+      </w:hyperlink>
+    </w:p>
+    <w:p>
+      <w:pPr>
+        <w:spacing w:before="120"/>
+      </w:pPr>
+      <w:r>
+        <w:rPr>
+          <w:rFonts w:ascii="Times New Roman" w:hAnsi="Times New Roman" w:eastAsia="宋体"/>
+          <w:b/>
+          <w:sz w:val="21"/>
+        </w:rPr>
+        <w:t>中文摘要:</w:t>
+      </w:r>
+    </w:p>
+    <w:p>
+      <w:pPr>
+        <w:ind w:firstLine="360"/>
+      </w:pPr>
+      <w:r>
+        <w:rPr>
+          <w:rFonts w:ascii="Times New Roman" w:hAnsi="Times New Roman" w:eastAsia="宋体"/>
+          <w:sz w:val="21"/>
+        </w:rPr>
+        <w:t>前列腺癌一直被视为“我们”的疾病，对夫妻双方有着不可避免的影响，尤其是在诊断后的早期。因此，这项定性研究旨在探讨中国前列腺癌​​夫妇在诊断后六个月内应对的心理社会经历。该研究是在 2023 年 6 月至 2024 年 6 月期间通过半结构化访谈进行的。所有访谈均按照布劳恩和克拉克的反思性主题分析方法进行记录、转录和分析。使用有目的的抽样方法招募了十四对夫妇，其中社会人口统计信息存在差异。参与者的正常生活被打乱，夫妇们采取个人和联合应对策略来重新获得新的平衡感。在此过程中提出了总体主题“Refine and Regain”。这源于五个主题：“未被认识到的痛苦和情绪波动”、“失落于挫折”、“中断的家庭和社会联系”、“为生存而奋斗”和“成长与适应”。夫妻俩在抗癌治疗过程中，从接受自己患上癌症的事实开始，经历了身体和情感上的困难。随着时间的推移，一些参与者表现出对癌症的逐渐适应，而另一些参与者则经历了动态、非线性的调整过程。研究结果揭示了夫妻对前列腺癌的社会心理适应的差异，强调需要采取量身定制的干预措施来增强相互应对的能力。</w:t>
+      </w:r>
+    </w:p>
+    <w:p>
+      <w:pPr>
+        <w:spacing w:before="120"/>
+      </w:pPr>
+      <w:r>
+        <w:rPr>
+          <w:rFonts w:ascii="Times New Roman" w:hAnsi="Times New Roman" w:eastAsia="宋体"/>
+          <w:b/>
+          <w:sz w:val="21"/>
+        </w:rPr>
+        <w:t>English Abstract:</w:t>
+      </w:r>
+    </w:p>
+    <w:p>
+      <w:r>
+        <w:rPr>
+          <w:rFonts w:ascii="Times New Roman" w:hAnsi="Times New Roman" w:eastAsia="宋体"/>
+          <w:sz w:val="21"/>
+        </w:rPr>
+        <w:t>Prostate cancer is always regarded as ‘we’ disease with unavoidable influence within the couples, particularly during the early post-diagnosis period. Thus, this qualitative research is to explore the psychosocial experiences of prostate cancer couples coping within six months of diagnosis in China. The study was conducted through semi-structured interviews between June 2023 and June 2024. All interviews were recorded, transcribed, and analyzed following Braun and Clarke’s reflective thematic analysis approach. Fourteen couples were enrolled using purposive sampling with variation in sociodemographic information. The participants’ normal lives were disrupted, and couples adopted both individual and joint coping strategies to regain a new sense of balance. The overarching theme “Refine and Regain” was proposed during this process. This emerged from five main themes: “Unrecognized distress and emotional fluctuation,” “Lost in frustration,” “Interrupted family and social connections,” “Striving for survival,” and “Growth and adaption.” Couples got through physical and emotional difficulties during the anti-cancer treatment, starting from accepting the fact they got the cancer. Some participants showed a progressive adaptation to cancer over time, while others experienced a dynamic, non-linear adjustment process. The findings revealed variations in couples’ psychosocial adaptation to prostate cancer, highlighting the need for tailored interventions to enhance mutual coping.</w:t>
+      </w:r>
+    </w:p>
+    <w:p>
+      <w:r>
+        <w:rPr>
+          <w:rFonts w:ascii="Times New Roman" w:hAnsi="Times New Roman" w:eastAsia="宋体"/>
+          <w:sz w:val="21"/>
+        </w:rPr>
+        <w:t>__________________________________________________</w:t>
+      </w:r>
+    </w:p>
+    <w:p>
+      <w:pPr>
+        <w:pStyle w:val="Heading2"/>
+      </w:pPr>
+      <w:r/>
+      <w:r>
+        <w:rPr>
+          <w:rFonts w:ascii="Times New Roman" w:hAnsi="Times New Roman" w:eastAsia="宋体"/>
+          <w:b/>
+          <w:color w:val="000000"/>
+          <w:sz w:val="24"/>
+        </w:rPr>
+        <w:t>AUTOS 和 FTND 评估的中国当前烟草/尼古丁使用者对各种烟草制品依赖的差异</w:t>
+      </w:r>
+    </w:p>
+    <w:p>
+      <w:r>
+        <w:rPr>
+          <w:rFonts w:ascii="Times New Roman" w:hAnsi="Times New Roman" w:eastAsia="宋体"/>
+          <w:b/>
+          <w:color w:val="003264"/>
+          <w:sz w:val="24"/>
+        </w:rPr>
+        <w:t>Differences in AUTOS- and FTND-assessed dependence on various tobacco products among Chinese current tobacco/nicotine users</w:t>
+      </w:r>
+    </w:p>
+    <w:p>
+      <w:r>
+        <w:rPr>
+          <w:rFonts w:ascii="Times New Roman" w:hAnsi="Times New Roman" w:eastAsia="宋体"/>
+          <w:sz w:val="21"/>
+        </w:rPr>
+        <w:t>作者: Dawei Yan, Ting Fei, Xiaomin Liu, Bingxue Wu, Yihan Gao, Xiaonan Li, Yuyan Li, Yan Zhang, Yishi Jiang, Yan Che, Saijing Zheng</w:t>
+        <w:br/>
+      </w:r>
+      <w:r>
+        <w:rPr>
+          <w:rFonts w:ascii="Times New Roman" w:hAnsi="Times New Roman" w:eastAsia="宋体"/>
+          <w:sz w:val="21"/>
+        </w:rPr>
+        <w:t xml:space="preserve">时间: 2026-02-05 | </w:t>
+      </w:r>
+      <w:r>
+        <w:t xml:space="preserve">链接: </w:t>
+      </w:r>
+      <w:hyperlink r:id="rId219">
+        <w:r>
+          <w:rPr>
+            <w:rFonts w:ascii="Times New Roman" w:hAnsi="Times New Roman" w:eastAsia="宋体"/>
+            <w:color w:val="0000FF"/>
+            <w:sz w:val="21"/>
+            <w:u w:val="single"/>
+          </w:rPr>
+          <w:t>https://doi.org/10.1038/s41598-026-38470-2</w:t>
+        </w:r>
+      </w:hyperlink>
+    </w:p>
+    <w:p>
+      <w:pPr>
+        <w:spacing w:before="120"/>
+      </w:pPr>
+      <w:r>
+        <w:rPr>
+          <w:rFonts w:ascii="Times New Roman" w:hAnsi="Times New Roman" w:eastAsia="宋体"/>
+          <w:b/>
+          <w:sz w:val="21"/>
+        </w:rPr>
+        <w:t>中文摘要:</w:t>
+      </w:r>
+    </w:p>
+    <w:p>
+      <w:pPr>
+        <w:ind w:firstLine="360"/>
+      </w:pPr>
+      <w:r>
+        <w:rPr>
+          <w:rFonts w:ascii="Times New Roman" w:hAnsi="Times New Roman" w:eastAsia="宋体"/>
+          <w:sz w:val="21"/>
+        </w:rPr>
+        <w:t>尽管电子烟（EC）、加热烟草产品（HTP）、无烟烟草和尼古丁袋（NP）等新兴烟草/尼古丁产品的使用正在增加，但可燃卷烟仍然是中国的主要烟草产品。然而，它们的成瘾潜力尚不清楚。我们对中国 5,901 名成年烟草/尼古丁使用者进行了一项在线调查（2025 年 6 月至 9 月），使用烟草自主量表 (AUTOS) 和 Fagerström 尼古丁依赖性测试 (FTND) 评估依赖性。一般线性回归表明，仅使用 EC 的用户的 AUTOS 得分较低（18.32 ± 6.84），而多用户，尤其是香烟 + EC 用户，与仅吸烟的用户相比，显示出较高的 AUTOS （21.61 ± 6.46）和 FTND 得分（4.06 ± 2.10）（AUTOS：20.41 ± 7.02，FTND：3.63 ± 2.26）。同样，使用 EC 加 HTP (4.79 ± 2.39)、香烟加 EC 加 HTP (4.77 ± 1.70) 或其他组合 (4.76 ± 2.02) 的个体表现出比仅吸烟者更高的 FTND 分数。对烟草/尼古丁产品的熟悉程度和感知的社交便利与 AUTOS 和 FTND 呈正相关，而对成瘾性、戒烟困难和健康风险的感知与 AUTOS 呈正相关。这些发现强调了多维依赖性，涵盖心理和生理维度，并反映了不同产品使用和认知感知的影响。</w:t>
+      </w:r>
+    </w:p>
+    <w:p>
+      <w:pPr>
+        <w:spacing w:before="120"/>
+      </w:pPr>
+      <w:r>
+        <w:rPr>
+          <w:rFonts w:ascii="Times New Roman" w:hAnsi="Times New Roman" w:eastAsia="宋体"/>
+          <w:b/>
+          <w:sz w:val="21"/>
+        </w:rPr>
+        <w:t>English Abstract:</w:t>
+      </w:r>
+    </w:p>
+    <w:p>
+      <w:r>
+        <w:rPr>
+          <w:rFonts w:ascii="Times New Roman" w:hAnsi="Times New Roman" w:eastAsia="宋体"/>
+          <w:sz w:val="21"/>
+        </w:rPr>
+        <w:t>Combustible cigarettes remain the dominant tobacco product in China, although use of emerging tobacco/nicotine products such as electronic cigarettes (ECs), heated tobacco products (HTPs), smokeless tobacco and nicotine pouches (NPs) is increasing. However, their addictive potential is not well understood. We conducted an online survey (June–September 2025) among 5,901 adult tobacco/nicotine users in China, assessing dependence using the Autonomy Over Tobacco Scale (AUTOS) and the Fagerström Test for Nicotine Dependence (FTND). General linear regression indicated that EC-only users had the lower AUTOS scores (18.32 ± 6.84), while poly-users, especially cigarette + EC users, showed the higher AUTOS (21.61 ± 6.46) and FTND scores (4.06 ± 2.10), compared with cigarette-only users (AUTOS: 20.41 ± 7.02, FTND: 3.63 ± 2.26). Similarly, individuals using ECs plus HTPs (4.79 ± 2.39), cigarettes plus ECs plus HTPs (4.77 ± 1.70), or other combinations (4.76 ± 2.02) exhibited higher FTND scores than cigarette-only users. Familiarity with tobacco/nicotine products and perceived social facilitation were positively associated with both AUTOS and FTND, while perceptions of addictiveness, quitting difficulty, and health risk were positively related to AUTOS. These findings highlight multidimensional dependence, encompassing psychological and physiological dimensions, and reflect influences of diverse product use and cognitive perceptions.</w:t>
+      </w:r>
+    </w:p>
+    <w:p>
+      <w:r>
+        <w:rPr>
+          <w:rFonts w:ascii="Times New Roman" w:hAnsi="Times New Roman" w:eastAsia="宋体"/>
+          <w:sz w:val="21"/>
+        </w:rPr>
+        <w:t>__________________________________________________</w:t>
+      </w:r>
+    </w:p>
+    <w:p>
+      <w:pPr>
+        <w:pStyle w:val="Heading2"/>
+      </w:pPr>
+      <w:r/>
+      <w:r>
+        <w:rPr>
+          <w:rFonts w:ascii="Times New Roman" w:hAnsi="Times New Roman" w:eastAsia="宋体"/>
+          <w:b/>
+          <w:color w:val="000000"/>
+          <w:sz w:val="24"/>
+        </w:rPr>
+        <w:t>地下水源饮用水质量和硝酸盐相关健康风险评估的十年分析：以伊朗西北部波尔达什特县为例</w:t>
+      </w:r>
+    </w:p>
+    <w:p>
+      <w:r>
+        <w:rPr>
+          <w:rFonts w:ascii="Times New Roman" w:hAnsi="Times New Roman" w:eastAsia="宋体"/>
+          <w:b/>
+          <w:color w:val="003264"/>
+          <w:sz w:val="24"/>
+        </w:rPr>
+        <w:t>A decadal analysis of drinking water quality and nitrate-related health risk assessment in groundwater sources: a case study of Poldasht County, Northwest Iran</w:t>
+      </w:r>
+    </w:p>
+    <w:p>
+      <w:r>
+        <w:rPr>
+          <w:rFonts w:ascii="Times New Roman" w:hAnsi="Times New Roman" w:eastAsia="宋体"/>
+          <w:sz w:val="21"/>
+        </w:rPr>
+        <w:t>作者: Arezu Valizadeh, Esrafil Asgari, Mehran Mohammadian Fazli, Ali Assadi</w:t>
+        <w:br/>
+      </w:r>
+      <w:r>
+        <w:rPr>
+          <w:rFonts w:ascii="Times New Roman" w:hAnsi="Times New Roman" w:eastAsia="宋体"/>
+          <w:sz w:val="21"/>
+        </w:rPr>
+        <w:t xml:space="preserve">时间: 2026-02-05 | </w:t>
+      </w:r>
+      <w:r>
+        <w:t xml:space="preserve">链接: </w:t>
+      </w:r>
+      <w:hyperlink r:id="rId220">
+        <w:r>
+          <w:rPr>
+            <w:rFonts w:ascii="Times New Roman" w:hAnsi="Times New Roman" w:eastAsia="宋体"/>
+            <w:color w:val="0000FF"/>
+            <w:sz w:val="21"/>
+            <w:u w:val="single"/>
+          </w:rPr>
+          <w:t>https://doi.org/10.1038/s41598-026-38143-0</w:t>
+        </w:r>
+      </w:hyperlink>
+    </w:p>
+    <w:p>
+      <w:pPr>
+        <w:spacing w:before="120"/>
+      </w:pPr>
+      <w:r>
+        <w:rPr>
+          <w:rFonts w:ascii="Times New Roman" w:hAnsi="Times New Roman" w:eastAsia="宋体"/>
+          <w:b/>
+          <w:sz w:val="21"/>
+        </w:rPr>
+        <w:t>中文摘要:</w:t>
+      </w:r>
+    </w:p>
+    <w:p>
+      <w:pPr>
+        <w:ind w:firstLine="360"/>
+      </w:pPr>
+      <w:r>
+        <w:rPr>
+          <w:rFonts w:ascii="Times New Roman" w:hAnsi="Times New Roman" w:eastAsia="宋体"/>
+          <w:sz w:val="21"/>
+        </w:rPr>
+        <w:t>本研究旨在评估伊朗西北部波尔达什特县的地下水质量并评估与硝酸盐污染相关的健康风险。十年间从 17 口井采集了地下水样品，并对 pH、TDS、总硬度、主要离子和硝酸盐等关键理化参数进行了分析。地下水质量指数用于评估总体水质，同时根据美国环境保护局针对四个年龄组（婴儿、儿童、青少年和成人）的指南计算非致癌风险。结果表明，大约 64.7% 的样品被归类为“可接受”，而 35.3% 的样品属于“中等”质量范围。地下水主要相为Mg-SO4和Mg-HCO3，反映了地质构造以及一定程度上农业等人类活动的综合影响。健康风险评估显示，所有年龄段的HQ值均低于1.0，表明不存在显着的非致癌风险。然而，由于儿童相对于体重的饮水量较高，因此表现出相对较高的 HQ 值，这强调了他们的脆弱性增加。这些发现强调了持续监测的必要性，特别是对于中等质量的井和显示出局部污染迹象的区域。该研究强调了采取综合地下水管理策略的重要性，包括定期质量评估、污染预防措施以及保护敏感人群的有针对性的干预措施。</w:t>
+      </w:r>
+    </w:p>
+    <w:p>
+      <w:pPr>
+        <w:spacing w:before="120"/>
+      </w:pPr>
+      <w:r>
+        <w:rPr>
+          <w:rFonts w:ascii="Times New Roman" w:hAnsi="Times New Roman" w:eastAsia="宋体"/>
+          <w:b/>
+          <w:sz w:val="21"/>
+        </w:rPr>
+        <w:t>English Abstract:</w:t>
+      </w:r>
+    </w:p>
+    <w:p>
+      <w:r>
+        <w:rPr>
+          <w:rFonts w:ascii="Times New Roman" w:hAnsi="Times New Roman" w:eastAsia="宋体"/>
+          <w:sz w:val="21"/>
+        </w:rPr>
+        <w:t>This study aimed to evaluate groundwater quality and assess the health risks associated with nitrate contamination in Poldasht County, northwest Iran. Groundwater samples were collected from 17 wells over a ten-year period, and key physicochemical parameters including pH, TDS, total hardness, major ions, and nitrate were analyzed. The Groundwater Quality Index was applied to assess overall water quality, while non-carcinogenic risk was calculated following USEPA guidelines for four age groups: infants, children, teenagers, and adults. The results indicated that approximately 64.7% of the samples were classified as “acceptable,” while 35.3% fell into the “moderate” quality range. The dominant groundwater facies were Mg–SO4 and Mg–HCO3, reflecting the combined effects of geological formations and, to some extent, human activities such as agriculture. Health risk assessment revealed that HQ values for all age groups were below 1.0, indicating no significant non-carcinogenic risk. However, children exhibited relatively higher HQ values due to their higher water intake relative to body weight, emphasizing their increased vulnerability. These findings highlight the need for continuous monitoring, particularly for wells with moderate quality and in areas showing signs of localized contamination. The study underscores the importance of adopting integrated groundwater management strategies, including regular quality assessment, pollution prevention practices, and targeted interventions to protect sensitive populations.</w:t>
+      </w:r>
+    </w:p>
+    <w:p>
+      <w:r>
+        <w:rPr>
+          <w:rFonts w:ascii="Times New Roman" w:hAnsi="Times New Roman" w:eastAsia="宋体"/>
+          <w:sz w:val="21"/>
+        </w:rPr>
+        <w:t>__________________________________________________</w:t>
+      </w:r>
+    </w:p>
+    <w:p>
+      <w:pPr>
+        <w:pStyle w:val="Heading2"/>
+      </w:pPr>
+      <w:r/>
+      <w:r>
+        <w:rPr>
+          <w:rFonts w:ascii="Times New Roman" w:hAnsi="Times New Roman" w:eastAsia="宋体"/>
+          <w:b/>
+          <w:color w:val="000000"/>
+          <w:sz w:val="24"/>
+        </w:rPr>
+        <w:t>来自印度的家禽相关多重耐药大肠杆菌分离株中 ST117、155、1011、167、744 和 17391 的基因组分析</w:t>
+      </w:r>
+    </w:p>
+    <w:p>
+      <w:r>
+        <w:rPr>
+          <w:rFonts w:ascii="Times New Roman" w:hAnsi="Times New Roman" w:eastAsia="宋体"/>
+          <w:b/>
+          <w:color w:val="003264"/>
+          <w:sz w:val="24"/>
+        </w:rPr>
+        <w:t>Genomic analysis of ST117, 155, 1011, 167, 744, and 17391 in poultry-associated multidrug resistant Escherichia coli isolates from India</w:t>
+      </w:r>
+    </w:p>
+    <w:p>
+      <w:r>
+        <w:rPr>
+          <w:rFonts w:ascii="Times New Roman" w:hAnsi="Times New Roman" w:eastAsia="宋体"/>
+          <w:sz w:val="21"/>
+        </w:rPr>
+        <w:t>作者: Rogith P, Lakshmi Srijith, Karthic G, Ramanakishore V.S, Kopula Sathyamoorthy Sridharan, Agastian Paul, Kumar Perumal</w:t>
+        <w:br/>
+      </w:r>
+      <w:r>
+        <w:rPr>
+          <w:rFonts w:ascii="Times New Roman" w:hAnsi="Times New Roman" w:eastAsia="宋体"/>
+          <w:sz w:val="21"/>
+        </w:rPr>
+        <w:t xml:space="preserve">时间: 2026-02-05 | </w:t>
+      </w:r>
+      <w:r>
+        <w:t xml:space="preserve">链接: </w:t>
+      </w:r>
+      <w:hyperlink r:id="rId221">
+        <w:r>
+          <w:rPr>
+            <w:rFonts w:ascii="Times New Roman" w:hAnsi="Times New Roman" w:eastAsia="宋体"/>
+            <w:color w:val="0000FF"/>
+            <w:sz w:val="21"/>
+            <w:u w:val="single"/>
+          </w:rPr>
+          <w:t>https://doi.org/10.1038/s41598-026-38232-0</w:t>
+        </w:r>
+      </w:hyperlink>
+    </w:p>
+    <w:p>
+      <w:pPr>
+        <w:spacing w:before="120"/>
+      </w:pPr>
+      <w:r>
+        <w:rPr>
+          <w:rFonts w:ascii="Times New Roman" w:hAnsi="Times New Roman" w:eastAsia="宋体"/>
+          <w:b/>
+          <w:sz w:val="21"/>
+        </w:rPr>
+        <w:t>中文摘要:</w:t>
+      </w:r>
+    </w:p>
+    <w:p>
+      <w:pPr>
+        <w:ind w:firstLine="360"/>
+      </w:pPr>
+      <w:r>
+        <w:rPr>
+          <w:rFonts w:ascii="Times New Roman" w:hAnsi="Times New Roman" w:eastAsia="宋体"/>
+          <w:sz w:val="21"/>
+        </w:rPr>
+        <w:t>源自家禽养殖场的多重耐药大肠杆菌对人类健康构成重大威胁，因为它们的出现和传播连接着农业农场和环境，导致人类感染。在这项研究中，收集了38株分离株，全部对青霉素、头孢菌素、氟喹诺酮类和四环素均表现出耐药性，平均多重抗生素耐药性（MAR）指数为0.55。在这38个分离株中，7个MAR指数≥0.6的分离株进行了全基因组测序——KEED-2（ST117）、KEED-3（ST155）、MTBW-1（ST1011）、MTBW-2（ST167）、PUND-1（ST117）、PUND-3（ST17391）和VELW-1（ST744）。分析显示存在抗菌药物耐药基因，例如四环素 (tet(A))、喹诺酮 (QnrS1) 和氨基糖苷类 (aph(4)-Ia、aac(3)-IVa、aac(3)-IId、aph(3'')-Ib、aph(3')-Ia、aph(6)-Id）。值得注意的是，CTX-M 基因存在于 KEED-2 (ST117) 中，TEM-1B 基因存在于 MTBW-1 (ST1011) 和 VELW-1 (ST744) 中。在这项研究中，鉴定出了大流行性克隆 ST167、ST744 和 ST17391，据我们所知，迄今为止在印度的家禽环境中尚未有报道，这凸显了持续监测和有效控制措施的必要性，并强调了“同一个健康”框架的重要性。</w:t>
+      </w:r>
+    </w:p>
+    <w:p>
+      <w:pPr>
+        <w:spacing w:before="120"/>
+      </w:pPr>
+      <w:r>
+        <w:rPr>
+          <w:rFonts w:ascii="Times New Roman" w:hAnsi="Times New Roman" w:eastAsia="宋体"/>
+          <w:b/>
+          <w:sz w:val="21"/>
+        </w:rPr>
+        <w:t>English Abstract:</w:t>
+      </w:r>
+    </w:p>
+    <w:p>
+      <w:r>
+        <w:rPr>
+          <w:rFonts w:ascii="Times New Roman" w:hAnsi="Times New Roman" w:eastAsia="宋体"/>
+          <w:sz w:val="21"/>
+        </w:rPr>
+        <w:t>Multidrug-resistant Escherichia coli originating from poultry farms pose a significant One Health threat because of their emergence and spread connecting agricultural farms and the environment causing infections in humans. In this study, 38 isolates were collected, all of which exhibited resistance to penicillin, cephalosporins, fluoroquinolones and tetracycline, with an average Multiple Antibiotic Resistance (MAR) Index of 0.55. Among these 38 isolates, 7 isolates having ≥ 0.6 MAR index were subjected to whole genome sequencing - KEED-2 (ST117), KEED-3 (ST155), MTBW-1 (ST1011), MTBW-2 (ST167), PUND-1 (ST117), PUND-3 (ST17391) and VELW-1 (ST744). The analysis revealed the presence of antimicrobial-resistance genes such as tetracycline (tet(A)), quinolone (QnrS1) and aminoglycosides (aph(4)-Ia, aac(3)-IVa, aac(3)-IId, aph(3’’)-Ib, aph(3’)-Ia, aph(6)-Id). Notably, the CTX-M gene was present in KEED-2 (ST117), and the TEM-1B gene was present in MTBW-1 (ST1011) and VELW-1 (ST744). In this study, pandemic clones ST167, ST744 and ST17391 were identified, which has not been reported so far in poultry environments in India to the best of our knowledge, highlighting the need for continued surveillance and effective control measures, emphasising significance for the One Health framework.</w:t>
+      </w:r>
+    </w:p>
+    <w:p>
+      <w:r>
+        <w:rPr>
+          <w:rFonts w:ascii="Times New Roman" w:hAnsi="Times New Roman" w:eastAsia="宋体"/>
+          <w:sz w:val="21"/>
+        </w:rPr>
+        <w:t>__________________________________________________</w:t>
+      </w:r>
+    </w:p>
+    <w:p>
+      <w:pPr>
         <w:pStyle w:val="Heading1"/>
       </w:pPr>
       <w:r>
@@ -6333,6 +7237,119 @@
     </w:p>
     <w:p>
       <w:pPr>
+        <w:pStyle w:val="Heading2"/>
+      </w:pPr>
+      <w:r/>
+      <w:r>
+        <w:rPr>
+          <w:rFonts w:ascii="Times New Roman" w:hAnsi="Times New Roman" w:eastAsia="宋体"/>
+          <w:b/>
+          <w:color w:val="000000"/>
+          <w:sz w:val="24"/>
+        </w:rPr>
+        <w:t>石墨烯分散体填充毛细管光纤作为无序介质用于 C 波段随机激光生成</w:t>
+      </w:r>
+    </w:p>
+    <w:p>
+      <w:r>
+        <w:rPr>
+          <w:rFonts w:ascii="Times New Roman" w:hAnsi="Times New Roman" w:eastAsia="宋体"/>
+          <w:b/>
+          <w:color w:val="003264"/>
+          <w:sz w:val="24"/>
+        </w:rPr>
+        <w:t>A graphene-dispersion-filled capillary fiber as a disordered medium for C-band random laser generation</w:t>
+      </w:r>
+    </w:p>
+    <w:p>
+      <w:r>
+        <w:rPr>
+          <w:rFonts w:ascii="Times New Roman" w:hAnsi="Times New Roman" w:eastAsia="宋体"/>
+          <w:sz w:val="21"/>
+        </w:rPr>
+        <w:t>作者: Xingpeng Fei, Wei He, Shaode Li, Chao Wang, Yue Sui</w:t>
+        <w:br/>
+      </w:r>
+      <w:r>
+        <w:rPr>
+          <w:rFonts w:ascii="Times New Roman" w:hAnsi="Times New Roman" w:eastAsia="宋体"/>
+          <w:sz w:val="21"/>
+        </w:rPr>
+        <w:t xml:space="preserve">时间: 2026-06-01 | </w:t>
+      </w:r>
+      <w:r>
+        <w:t xml:space="preserve">链接: </w:t>
+      </w:r>
+      <w:hyperlink r:id="rId224">
+        <w:r>
+          <w:rPr>
+            <w:rFonts w:ascii="Times New Roman" w:hAnsi="Times New Roman" w:eastAsia="宋体"/>
+            <w:color w:val="0000FF"/>
+            <w:sz w:val="21"/>
+            <w:u w:val="single"/>
+          </w:rPr>
+          <w:t>https://doi.org/10.1016/j.optlastec.2026.114885</w:t>
+        </w:r>
+      </w:hyperlink>
+    </w:p>
+    <w:p>
+      <w:pPr>
+        <w:spacing w:before="120"/>
+      </w:pPr>
+      <w:r>
+        <w:rPr>
+          <w:rFonts w:ascii="Times New Roman" w:hAnsi="Times New Roman" w:eastAsia="宋体"/>
+          <w:b/>
+          <w:sz w:val="21"/>
+        </w:rPr>
+        <w:t>中文摘要:</w:t>
+      </w:r>
+    </w:p>
+    <w:p>
+      <w:pPr>
+        <w:ind w:firstLine="360"/>
+      </w:pPr>
+      <w:r>
+        <w:rPr>
+          <w:rFonts w:ascii="Times New Roman" w:hAnsi="Times New Roman" w:eastAsia="宋体"/>
+          <w:sz w:val="21"/>
+        </w:rPr>
+        <w:t>（摘要暂缺，等待官方补全）</w:t>
+      </w:r>
+    </w:p>
+    <w:p>
+      <w:pPr>
+        <w:spacing w:before="120"/>
+      </w:pPr>
+      <w:r>
+        <w:rPr>
+          <w:rFonts w:ascii="Times New Roman" w:hAnsi="Times New Roman" w:eastAsia="宋体"/>
+          <w:b/>
+          <w:sz w:val="21"/>
+        </w:rPr>
+        <w:t>English Abstract:</w:t>
+      </w:r>
+    </w:p>
+    <w:p>
+      <w:r>
+        <w:rPr>
+          <w:rFonts w:ascii="Times New Roman" w:hAnsi="Times New Roman" w:eastAsia="宋体"/>
+          <w:sz w:val="21"/>
+        </w:rPr>
+        <w:t>Abstract not available.</w:t>
+      </w:r>
+    </w:p>
+    <w:p>
+      <w:r>
+        <w:rPr>
+          <w:rFonts w:ascii="Times New Roman" w:hAnsi="Times New Roman" w:eastAsia="宋体"/>
+          <w:sz w:val="21"/>
+        </w:rPr>
+        <w:t>__________________________________________________</w:t>
+      </w:r>
+    </w:p>
+    <w:p>
+      <w:pPr>
         <w:pStyle w:val="Heading1"/>
       </w:pPr>
       <w:r>
@@ -6942,6 +7959,119 @@
     </w:p>
     <w:p>
       <w:pPr>
+        <w:pStyle w:val="Heading2"/>
+      </w:pPr>
+      <w:r/>
+      <w:r>
+        <w:rPr>
+          <w:rFonts w:ascii="Times New Roman" w:hAnsi="Times New Roman" w:eastAsia="宋体"/>
+          <w:b/>
+          <w:color w:val="000000"/>
+          <w:sz w:val="24"/>
+        </w:rPr>
+        <w:t>基于扩展分数阶傅立叶变换域菲涅耳衍射和相位调制的光学彩色图像密码系统</w:t>
+      </w:r>
+    </w:p>
+    <w:p>
+      <w:r>
+        <w:rPr>
+          <w:rFonts w:ascii="Times New Roman" w:hAnsi="Times New Roman" w:eastAsia="宋体"/>
+          <w:b/>
+          <w:color w:val="003264"/>
+          <w:sz w:val="24"/>
+        </w:rPr>
+        <w:t>Optical Color Image Cryptosystem Based on Fresnel Diffraction and Phase Modulation in Extended Fractional Fourier Transform Domain</w:t>
+      </w:r>
+    </w:p>
+    <w:p>
+      <w:r>
+        <w:rPr>
+          <w:rFonts w:ascii="Times New Roman" w:hAnsi="Times New Roman" w:eastAsia="宋体"/>
+          <w:sz w:val="21"/>
+        </w:rPr>
+        <w:t>作者: Hang Chen, Yuchen Zhao, Moyao Yu, Haitao Yang, Zhengjun Liu, Fei Tong</w:t>
+        <w:br/>
+      </w:r>
+      <w:r>
+        <w:rPr>
+          <w:rFonts w:ascii="Times New Roman" w:hAnsi="Times New Roman" w:eastAsia="宋体"/>
+          <w:sz w:val="21"/>
+        </w:rPr>
+        <w:t xml:space="preserve">时间: 2026-02-01 | </w:t>
+      </w:r>
+      <w:r>
+        <w:t xml:space="preserve">链接: </w:t>
+      </w:r>
+      <w:hyperlink r:id="rId225">
+        <w:r>
+          <w:rPr>
+            <w:rFonts w:ascii="Times New Roman" w:hAnsi="Times New Roman" w:eastAsia="宋体"/>
+            <w:color w:val="0000FF"/>
+            <w:sz w:val="21"/>
+            <w:u w:val="single"/>
+          </w:rPr>
+          <w:t>https://doi.org/10.1016/j.optcom.2026.133000</w:t>
+        </w:r>
+      </w:hyperlink>
+    </w:p>
+    <w:p>
+      <w:pPr>
+        <w:spacing w:before="120"/>
+      </w:pPr>
+      <w:r>
+        <w:rPr>
+          <w:rFonts w:ascii="Times New Roman" w:hAnsi="Times New Roman" w:eastAsia="宋体"/>
+          <w:b/>
+          <w:sz w:val="21"/>
+        </w:rPr>
+        <w:t>中文摘要:</w:t>
+      </w:r>
+    </w:p>
+    <w:p>
+      <w:pPr>
+        <w:ind w:firstLine="360"/>
+      </w:pPr>
+      <w:r>
+        <w:rPr>
+          <w:rFonts w:ascii="Times New Roman" w:hAnsi="Times New Roman" w:eastAsia="宋体"/>
+          <w:sz w:val="21"/>
+        </w:rPr>
+        <w:t>（摘要暂缺，等待官方补全）</w:t>
+      </w:r>
+    </w:p>
+    <w:p>
+      <w:pPr>
+        <w:spacing w:before="120"/>
+      </w:pPr>
+      <w:r>
+        <w:rPr>
+          <w:rFonts w:ascii="Times New Roman" w:hAnsi="Times New Roman" w:eastAsia="宋体"/>
+          <w:b/>
+          <w:sz w:val="21"/>
+        </w:rPr>
+        <w:t>English Abstract:</w:t>
+      </w:r>
+    </w:p>
+    <w:p>
+      <w:r>
+        <w:rPr>
+          <w:rFonts w:ascii="Times New Roman" w:hAnsi="Times New Roman" w:eastAsia="宋体"/>
+          <w:sz w:val="21"/>
+        </w:rPr>
+        <w:t>Abstract not available.</w:t>
+      </w:r>
+    </w:p>
+    <w:p>
+      <w:r>
+        <w:rPr>
+          <w:rFonts w:ascii="Times New Roman" w:hAnsi="Times New Roman" w:eastAsia="宋体"/>
+          <w:sz w:val="21"/>
+        </w:rPr>
+        <w:t>__________________________________________________</w:t>
+      </w:r>
+    </w:p>
+    <w:p>
+      <w:pPr>
         <w:pStyle w:val="Heading1"/>
       </w:pPr>
       <w:r>
@@ -7303,6 +8433,345 @@
     </w:p>
     <w:p>
       <w:pPr>
+        <w:pStyle w:val="Heading2"/>
+      </w:pPr>
+      <w:r/>
+      <w:r>
+        <w:rPr>
+          <w:rFonts w:ascii="Times New Roman" w:hAnsi="Times New Roman" w:eastAsia="宋体"/>
+          <w:b/>
+          <w:color w:val="000000"/>
+          <w:sz w:val="24"/>
+        </w:rPr>
+        <w:t>基于机器学习的QCL法拉第旋转光谱NO非线性反演模型的研究与应用</w:t>
+      </w:r>
+    </w:p>
+    <w:p>
+      <w:r>
+        <w:rPr>
+          <w:rFonts w:ascii="Times New Roman" w:hAnsi="Times New Roman" w:eastAsia="宋体"/>
+          <w:b/>
+          <w:color w:val="003264"/>
+          <w:sz w:val="24"/>
+        </w:rPr>
+        <w:t>Research and application of a QCL Faraday rotation spectroscopy NO nonlinear inversion model based on machine learning</w:t>
+      </w:r>
+    </w:p>
+    <w:p>
+      <w:r>
+        <w:rPr>
+          <w:rFonts w:ascii="Times New Roman" w:hAnsi="Times New Roman" w:eastAsia="宋体"/>
+          <w:sz w:val="21"/>
+        </w:rPr>
+        <w:t>作者: Boen Lei, Yujun Zhang, Kun You, Ying He, Feng Fan, Wenqing Liu</w:t>
+        <w:br/>
+      </w:r>
+      <w:r>
+        <w:rPr>
+          <w:rFonts w:ascii="Times New Roman" w:hAnsi="Times New Roman" w:eastAsia="宋体"/>
+          <w:sz w:val="21"/>
+        </w:rPr>
+        <w:t xml:space="preserve">时间: 2026-01-30 | </w:t>
+      </w:r>
+      <w:r>
+        <w:t xml:space="preserve">链接: </w:t>
+      </w:r>
+      <w:hyperlink r:id="rId226">
+        <w:r>
+          <w:rPr>
+            <w:rFonts w:ascii="Times New Roman" w:hAnsi="Times New Roman" w:eastAsia="宋体"/>
+            <w:color w:val="0000FF"/>
+            <w:sz w:val="21"/>
+            <w:u w:val="single"/>
+          </w:rPr>
+          <w:t>https://doi.org/10.1364/ao.578674</w:t>
+        </w:r>
+      </w:hyperlink>
+    </w:p>
+    <w:p>
+      <w:pPr>
+        <w:spacing w:before="120"/>
+      </w:pPr>
+      <w:r>
+        <w:rPr>
+          <w:rFonts w:ascii="Times New Roman" w:hAnsi="Times New Roman" w:eastAsia="宋体"/>
+          <w:b/>
+          <w:sz w:val="21"/>
+        </w:rPr>
+        <w:t>中文摘要:</w:t>
+      </w:r>
+    </w:p>
+    <w:p>
+      <w:pPr>
+        <w:ind w:firstLine="360"/>
+      </w:pPr>
+      <w:r>
+        <w:rPr>
+          <w:rFonts w:ascii="Times New Roman" w:hAnsi="Times New Roman" w:eastAsia="宋体"/>
+          <w:sz w:val="21"/>
+        </w:rPr>
+        <w:t>针对移动源废气中NO浓度大范围变化的检测需求，本研究开发了一种基于机器学习的QCL法拉第旋转光谱非线性浓度反演模型。使用44个光谱对模型进行训练并通过40次运行进行评估，并将PSO策略与GWO、SA和ACA进行比较，结果表明PSO取得了最佳模型性能，相关性为0.9983±0.0016，绝对误差在±20ppm以内，相对误差在2%以内。 RDE 条件下针对 HORIBA OBS-ONE 的验证显示出高度一致性，表明所提出的方法能够对移动源排放进行准确、灵敏和宽范围的 NO 测量。</w:t>
+      </w:r>
+    </w:p>
+    <w:p>
+      <w:pPr>
+        <w:spacing w:before="120"/>
+      </w:pPr>
+      <w:r>
+        <w:rPr>
+          <w:rFonts w:ascii="Times New Roman" w:hAnsi="Times New Roman" w:eastAsia="宋体"/>
+          <w:b/>
+          <w:sz w:val="21"/>
+        </w:rPr>
+        <w:t>English Abstract:</w:t>
+      </w:r>
+    </w:p>
+    <w:p>
+      <w:r>
+        <w:rPr>
+          <w:rFonts w:ascii="Times New Roman" w:hAnsi="Times New Roman" w:eastAsia="宋体"/>
+          <w:sz w:val="21"/>
+        </w:rPr>
+        <w:t>Aiming at the detection needs of the large range of NO concentration changes in mobile source exhaust, this study develops a machine-learning-based nonlinear concentration inversion model for QCL Faraday rotation spectroscopy. The model was trained using 44 spectra and evaluated through 40 runs, and the PSO strategy was compared with GWO, SA, and ACA, showing that the PSO achieved the best model performance with a correlation of 0.9983±0.0016, absolute error within ±20ppm, and relative error within 2%. Validation against a HORIBA OBS-ONE under RDE conditions showed high consistency, demonstrating that the proposed method enables accurate, sensitive, and wide-range NO measurements for mobile source emissions.</w:t>
+      </w:r>
+    </w:p>
+    <w:p>
+      <w:r>
+        <w:rPr>
+          <w:rFonts w:ascii="Times New Roman" w:hAnsi="Times New Roman" w:eastAsia="宋体"/>
+          <w:sz w:val="21"/>
+        </w:rPr>
+        <w:t>__________________________________________________</w:t>
+      </w:r>
+    </w:p>
+    <w:p>
+      <w:pPr>
+        <w:pStyle w:val="Heading2"/>
+      </w:pPr>
+      <w:r/>
+      <w:r>
+        <w:rPr>
+          <w:rFonts w:ascii="Times New Roman" w:hAnsi="Times New Roman" w:eastAsia="宋体"/>
+          <w:b/>
+          <w:color w:val="000000"/>
+          <w:sz w:val="24"/>
+        </w:rPr>
+        <w:t>远距离观测：整合大气光学、气象学和公民科学</w:t>
+      </w:r>
+    </w:p>
+    <w:p>
+      <w:r>
+        <w:rPr>
+          <w:rFonts w:ascii="Times New Roman" w:hAnsi="Times New Roman" w:eastAsia="宋体"/>
+          <w:b/>
+          <w:color w:val="003264"/>
+          <w:sz w:val="24"/>
+        </w:rPr>
+        <w:t>Long-distance observations: integrating atmospheric optics, meteorology, and citizen science</w:t>
+      </w:r>
+    </w:p>
+    <w:p>
+      <w:r>
+        <w:rPr>
+          <w:rFonts w:ascii="Times New Roman" w:hAnsi="Times New Roman" w:eastAsia="宋体"/>
+          <w:sz w:val="21"/>
+        </w:rPr>
+        <w:t>作者: Paweł Kłak, Mariusz Krukar</w:t>
+        <w:br/>
+      </w:r>
+      <w:r>
+        <w:rPr>
+          <w:rFonts w:ascii="Times New Roman" w:hAnsi="Times New Roman" w:eastAsia="宋体"/>
+          <w:sz w:val="21"/>
+        </w:rPr>
+        <w:t xml:space="preserve">时间: 2026-02-02 | </w:t>
+      </w:r>
+      <w:r>
+        <w:t xml:space="preserve">链接: </w:t>
+      </w:r>
+      <w:hyperlink r:id="rId227">
+        <w:r>
+          <w:rPr>
+            <w:rFonts w:ascii="Times New Roman" w:hAnsi="Times New Roman" w:eastAsia="宋体"/>
+            <w:color w:val="0000FF"/>
+            <w:sz w:val="21"/>
+            <w:u w:val="single"/>
+          </w:rPr>
+          <w:t>https://doi.org/10.1364/ao.581882</w:t>
+        </w:r>
+      </w:hyperlink>
+    </w:p>
+    <w:p>
+      <w:pPr>
+        <w:spacing w:before="120"/>
+      </w:pPr>
+      <w:r>
+        <w:rPr>
+          <w:rFonts w:ascii="Times New Roman" w:hAnsi="Times New Roman" w:eastAsia="宋体"/>
+          <w:b/>
+          <w:sz w:val="21"/>
+        </w:rPr>
+        <w:t>中文摘要:</w:t>
+      </w:r>
+    </w:p>
+    <w:p>
+      <w:pPr>
+        <w:ind w:firstLine="360"/>
+      </w:pPr>
+      <w:r>
+        <w:rPr>
+          <w:rFonts w:ascii="Times New Roman" w:hAnsi="Times New Roman" w:eastAsia="宋体"/>
+          <w:sz w:val="21"/>
+        </w:rPr>
+        <w:t>长距离观测（LDO）——通常超过几何地平线的距离对地面物体的视觉或摄影记录——是一个新兴的跨学科领域。然而，目前缺乏将经验记录与大气物理学相结合的坚实的科学基础。本研究通过将 LDO 的系统类型学与其控制物理因素的定量分析相结合，建立了这样一种方法。该方法将数值模拟与专门观察者社区的摄影案例研究分析相结合，包括来自土耳其（493 公里）、南美洲（484 公里）和中欧（超过 200 公里）的创纪录观测。分析表明，极端视距主要是由热逆温层内强烈的大气折射实现的。主要发现揭示了大气透明度、湍流和照明几何在调节观测成功方面的关键作用。结论是，LDO 有双重目的：（i）作为研究分层大气状态的自然实验；（ii）作为有价值的、社区驱动的公民科学实践，提供与正式气象监测互补的高分辨率时空数据。</w:t>
+      </w:r>
+    </w:p>
+    <w:p>
+      <w:pPr>
+        <w:spacing w:before="120"/>
+      </w:pPr>
+      <w:r>
+        <w:rPr>
+          <w:rFonts w:ascii="Times New Roman" w:hAnsi="Times New Roman" w:eastAsia="宋体"/>
+          <w:b/>
+          <w:sz w:val="21"/>
+        </w:rPr>
+        <w:t>English Abstract:</w:t>
+      </w:r>
+    </w:p>
+    <w:p>
+      <w:r>
+        <w:rPr>
+          <w:rFonts w:ascii="Times New Roman" w:hAnsi="Times New Roman" w:eastAsia="宋体"/>
+          <w:sz w:val="21"/>
+        </w:rPr>
+        <w:t>Long-distance observations (LDOs)—the visual or photographic documentation of terrestrial objects from distances often exceeding the geometric horizon—are an emerging interdisciplinary field. However, a robust scientific basis that integrates empirical records with atmospheric physics is currently lacking. This study establishes such a methodology by combining a systematic typology of LDOs with a quantitative analysis of their controlling physical factors. The methodology integrates numerical simulations with analyses of photographic case studies from dedicated observer communities, including record-setting observations from Turkey (493 km), South America (484 km), and Central Europe (over 200 km). Analysis demonstrates that extreme visual range is primarily enabled by strong atmospheric refraction within thermal inversion layers. Key findings reveal the critical role of atmospheric transparency, turbulence, and illumination geometry in modulating observational success. It is concluded that LDOs serve a dual purpose: (i) as natural experiments for studying stratified atmospheric states and (ii) as a valuable, community-driven citizen-science practice that provides high-resolution spatio-temporal data complementary to formal meteorological monitoring.</w:t>
+      </w:r>
+    </w:p>
+    <w:p>
+      <w:r>
+        <w:rPr>
+          <w:rFonts w:ascii="Times New Roman" w:hAnsi="Times New Roman" w:eastAsia="宋体"/>
+          <w:sz w:val="21"/>
+        </w:rPr>
+        <w:t>__________________________________________________</w:t>
+      </w:r>
+    </w:p>
+    <w:p>
+      <w:pPr>
+        <w:pStyle w:val="Heading2"/>
+      </w:pPr>
+      <w:r/>
+      <w:r>
+        <w:rPr>
+          <w:rFonts w:ascii="Times New Roman" w:hAnsi="Times New Roman" w:eastAsia="宋体"/>
+          <w:b/>
+          <w:color w:val="000000"/>
+          <w:sz w:val="24"/>
+        </w:rPr>
+        <w:t>基于 VCSEL-SA 光子尖峰神经网络中的多尖峰学习算法的模式分类</w:t>
+      </w:r>
+    </w:p>
+    <w:p>
+      <w:r>
+        <w:rPr>
+          <w:rFonts w:ascii="Times New Roman" w:hAnsi="Times New Roman" w:eastAsia="宋体"/>
+          <w:b/>
+          <w:color w:val="003264"/>
+          <w:sz w:val="24"/>
+        </w:rPr>
+        <w:t>Pattern classification based on a multi-spike learning algorithm in a photonic spiking neural network with VCSEL-SA</w:t>
+      </w:r>
+    </w:p>
+    <w:p>
+      <w:r>
+        <w:rPr>
+          <w:rFonts w:ascii="Times New Roman" w:hAnsi="Times New Roman" w:eastAsia="宋体"/>
+          <w:sz w:val="21"/>
+        </w:rPr>
+        <w:t>作者: Lin Ma, Jianjun Chen, Yuxing He, Dan Lu, Fei Wang, Yingke Xie, Yanchao Wang, Boda Yao, Xiling Ou, Tao Deng</w:t>
+        <w:br/>
+      </w:r>
+      <w:r>
+        <w:rPr>
+          <w:rFonts w:ascii="Times New Roman" w:hAnsi="Times New Roman" w:eastAsia="宋体"/>
+          <w:sz w:val="21"/>
+        </w:rPr>
+        <w:t xml:space="preserve">时间: 2026-01-30 | </w:t>
+      </w:r>
+      <w:r>
+        <w:t xml:space="preserve">链接: </w:t>
+      </w:r>
+      <w:hyperlink r:id="rId228">
+        <w:r>
+          <w:rPr>
+            <w:rFonts w:ascii="Times New Roman" w:hAnsi="Times New Roman" w:eastAsia="宋体"/>
+            <w:color w:val="0000FF"/>
+            <w:sz w:val="21"/>
+            <w:u w:val="single"/>
+          </w:rPr>
+          <w:t>https://doi.org/10.1364/ao.574743</w:t>
+        </w:r>
+      </w:hyperlink>
+    </w:p>
+    <w:p>
+      <w:pPr>
+        <w:spacing w:before="120"/>
+      </w:pPr>
+      <w:r>
+        <w:rPr>
+          <w:rFonts w:ascii="Times New Roman" w:hAnsi="Times New Roman" w:eastAsia="宋体"/>
+          <w:b/>
+          <w:sz w:val="21"/>
+        </w:rPr>
+        <w:t>中文摘要:</w:t>
+      </w:r>
+    </w:p>
+    <w:p>
+      <w:pPr>
+        <w:ind w:firstLine="360"/>
+      </w:pPr>
+      <w:r>
+        <w:rPr>
+          <w:rFonts w:ascii="Times New Roman" w:hAnsi="Times New Roman" w:eastAsia="宋体"/>
+          <w:sz w:val="21"/>
+        </w:rPr>
+        <w:t>在本文中，我们提出了一种基于 VCSEL-SA 光子尖峰神经网络中改进的多尖峰类 Tempotron ReSuMe 算法的模式分类方法。基于多尖峰触发机制，该方法可以捕获全局信息，克服传统单尖峰触发算法的限制，可有效处理更复杂的时间信息任务，同时对噪声具有良好的鲁棒性。数字“1”到“4”的模式分类任务证明了该方法在信息处理任务中的优越性能。通过对突触后神经元采用偏置电流管理策略，我们可以进一步提高网络的噪声鲁棒性。此外，该方法在威斯康星州乳腺癌（WBC）数据集中的模式分类任务中得到了验证，分类准确率可以达到 95.6%。</w:t>
+      </w:r>
+    </w:p>
+    <w:p>
+      <w:pPr>
+        <w:spacing w:before="120"/>
+      </w:pPr>
+      <w:r>
+        <w:rPr>
+          <w:rFonts w:ascii="Times New Roman" w:hAnsi="Times New Roman" w:eastAsia="宋体"/>
+          <w:b/>
+          <w:sz w:val="21"/>
+        </w:rPr>
+        <w:t>English Abstract:</w:t>
+      </w:r>
+    </w:p>
+    <w:p>
+      <w:r>
+        <w:rPr>
+          <w:rFonts w:ascii="Times New Roman" w:hAnsi="Times New Roman" w:eastAsia="宋体"/>
+          <w:sz w:val="21"/>
+        </w:rPr>
+        <w:t>In this paper, we propose a pattern classification method based on the modified multi-spike Tempotron-like ReSuMe algorithm in a VCSEL-SA-based photonic spiking neuron network. Based on the multi-spike triggering mechanism, the proposed method can capture the global information to overcome the limitation of the traditional single-spike triggering algorithm, which can be used to effectively process more complex temporal information tasks, accompanied by good robustness to noise. The pattern classification task for the digits “1” to “4” demonstrates the superior performance of the proposed method in the information processing task. By adopting the bias current management strategy for the post-synaptic neuron, we can further improve the network’s noise robustness. Moreover, this proposed method is validated in a pattern classification task in the Wisconsin Breast Cancer (WBC) dataset, and a classification accuracy of 95.6% can be achieved.</w:t>
+      </w:r>
+    </w:p>
+    <w:p>
+      <w:r>
+        <w:rPr>
+          <w:rFonts w:ascii="Times New Roman" w:hAnsi="Times New Roman" w:eastAsia="宋体"/>
+          <w:sz w:val="21"/>
+        </w:rPr>
+        <w:t>__________________________________________________</w:t>
+      </w:r>
+    </w:p>
+    <w:p>
+      <w:pPr>
         <w:pStyle w:val="Heading1"/>
       </w:pPr>
       <w:r>
@@ -9877,6 +11346,119 @@
     </w:p>
     <w:p>
       <w:pPr>
+        <w:pStyle w:val="Heading2"/>
+      </w:pPr>
+      <w:r/>
+      <w:r>
+        <w:rPr>
+          <w:rFonts w:ascii="Times New Roman" w:hAnsi="Times New Roman" w:eastAsia="宋体"/>
+          <w:b/>
+          <w:color w:val="000000"/>
+          <w:sz w:val="24"/>
+        </w:rPr>
+        <w:t>用于高性能太赫兹检测的双势垒谐振隧道异质结构</w:t>
+      </w:r>
+    </w:p>
+    <w:p>
+      <w:r>
+        <w:rPr>
+          <w:rFonts w:ascii="Times New Roman" w:hAnsi="Times New Roman" w:eastAsia="宋体"/>
+          <w:b/>
+          <w:color w:val="003264"/>
+          <w:sz w:val="24"/>
+        </w:rPr>
+        <w:t>Double-Barrier Resonant Tunnel Heterostructures for High-Performance Terahertz Detection</w:t>
+      </w:r>
+    </w:p>
+    <w:p>
+      <w:r>
+        <w:rPr>
+          <w:rFonts w:ascii="Times New Roman" w:hAnsi="Times New Roman" w:eastAsia="宋体"/>
+          <w:sz w:val="21"/>
+        </w:rPr>
+        <w:t>作者: Ying Liu, Xin Yuan, Quan Yu, Yi Wang, Hao Deng, Yu Wang, Xinli Dai, Lianghua Gan, Gangyi Xu, Bing Dong, Ka-Di Zhu, Peng Bai, Yueheng Zhang</w:t>
+        <w:br/>
+      </w:r>
+      <w:r>
+        <w:rPr>
+          <w:rFonts w:ascii="Times New Roman" w:hAnsi="Times New Roman" w:eastAsia="宋体"/>
+          <w:sz w:val="21"/>
+        </w:rPr>
+        <w:t xml:space="preserve">时间: 2026-02-05 | </w:t>
+      </w:r>
+      <w:r>
+        <w:t xml:space="preserve">链接: </w:t>
+      </w:r>
+      <w:hyperlink r:id="rId229">
+        <w:r>
+          <w:rPr>
+            <w:rFonts w:ascii="Times New Roman" w:hAnsi="Times New Roman" w:eastAsia="宋体"/>
+            <w:color w:val="0000FF"/>
+            <w:sz w:val="21"/>
+            <w:u w:val="single"/>
+          </w:rPr>
+          <w:t>https://doi.org/10.1021/acsphotonics.5c02841</w:t>
+        </w:r>
+      </w:hyperlink>
+    </w:p>
+    <w:p>
+      <w:pPr>
+        <w:spacing w:before="120"/>
+      </w:pPr>
+      <w:r>
+        <w:rPr>
+          <w:rFonts w:ascii="Times New Roman" w:hAnsi="Times New Roman" w:eastAsia="宋体"/>
+          <w:b/>
+          <w:sz w:val="21"/>
+        </w:rPr>
+        <w:t>中文摘要:</w:t>
+      </w:r>
+    </w:p>
+    <w:p>
+      <w:pPr>
+        <w:ind w:firstLine="360"/>
+      </w:pPr>
+      <w:r>
+        <w:rPr>
+          <w:rFonts w:ascii="Times New Roman" w:hAnsi="Times New Roman" w:eastAsia="宋体"/>
+          <w:sz w:val="21"/>
+        </w:rPr>
+        <w:t>（摘要暂缺，等待官方补全）</w:t>
+      </w:r>
+    </w:p>
+    <w:p>
+      <w:pPr>
+        <w:spacing w:before="120"/>
+      </w:pPr>
+      <w:r>
+        <w:rPr>
+          <w:rFonts w:ascii="Times New Roman" w:hAnsi="Times New Roman" w:eastAsia="宋体"/>
+          <w:b/>
+          <w:sz w:val="21"/>
+        </w:rPr>
+        <w:t>English Abstract:</w:t>
+      </w:r>
+    </w:p>
+    <w:p>
+      <w:r>
+        <w:rPr>
+          <w:rFonts w:ascii="Times New Roman" w:hAnsi="Times New Roman" w:eastAsia="宋体"/>
+          <w:sz w:val="21"/>
+        </w:rPr>
+        <w:t>Abstract not available.</w:t>
+      </w:r>
+    </w:p>
+    <w:p>
+      <w:r>
+        <w:rPr>
+          <w:rFonts w:ascii="Times New Roman" w:hAnsi="Times New Roman" w:eastAsia="宋体"/>
+          <w:sz w:val="21"/>
+        </w:rPr>
+        <w:t>__________________________________________________</w:t>
+      </w:r>
+    </w:p>
+    <w:p>
+      <w:pPr>
         <w:pStyle w:val="Heading1"/>
       </w:pPr>
       <w:r>
@@ -23437,6 +25019,502 @@
           <w:sz w:val="21"/>
         </w:rPr>
         <w:t>Wavefront estimation under long-distance, strong atmospheric turbulence remains a critical challenge in free-space optical communication (FSOC). Conventional approaches always suffer from high computational cost and latency. To address this issue, we proposed a lightweight high-precision neural network (LHP-Net), a compact yet accurate model that directly predicts Zernike coefficients from single-frame distorted images under long-distance, strong atmospheric turbulence. The architecture combines an optimized convolutional backbone with a lightweight Zernike-aware attention (LZA) module, enhancing the sensitivity to turbulence-induced aberrations while minimizing computational cost. To rigorously evaluate performance, a large-scale dataset using spectral phase screen simulations was obtained, covering propagation distances up to 10 km and turbulence intensity ranging from weak to strong. Simulation results indicate that LHP-Net achieves up to 92.4% lower prediction error and 37.5% faster inference, exhibiting better performance than a conventional convolutional neural network (CNN). Furthermore, our hybrid training strategy significantly enhances the generalization across different turbulence intensities. Remarkably, LHP-Net maintains robust performance even under extreme turbulence, exhibiting minimal prediction error, providing potential for real-time adaptive optics in next-generation free-space optical systems.</w:t>
+      </w:r>
+    </w:p>
+    <w:p>
+      <w:r>
+        <w:rPr>
+          <w:rFonts w:ascii="Times New Roman" w:hAnsi="Times New Roman" w:eastAsia="宋体"/>
+          <w:sz w:val="21"/>
+        </w:rPr>
+        <w:t>__________________________________________________</w:t>
+      </w:r>
+    </w:p>
+    <w:p>
+      <w:pPr>
+        <w:pStyle w:val="Heading1"/>
+      </w:pPr>
+      <w:r>
+        <w:rPr>
+          <w:rFonts w:ascii="Times New Roman" w:hAnsi="Times New Roman" w:eastAsia="宋体"/>
+          <w:b/>
+          <w:color w:val="000000"/>
+          <w:sz w:val="32"/>
+        </w:rPr>
+        <w:t>Science</w:t>
+      </w:r>
+    </w:p>
+    <w:p>
+      <w:pPr>
+        <w:jc w:val="center"/>
+      </w:pPr>
+      <w:r>
+        <w:t>--- 更新: 17:27 ---</w:t>
+      </w:r>
+    </w:p>
+    <w:p>
+      <w:pPr>
+        <w:pStyle w:val="Heading2"/>
+      </w:pPr>
+      <w:r/>
+      <w:r>
+        <w:rPr>
+          <w:rFonts w:ascii="Times New Roman" w:hAnsi="Times New Roman" w:eastAsia="宋体"/>
+          <w:b/>
+          <w:color w:val="000000"/>
+          <w:sz w:val="24"/>
+        </w:rPr>
+        <w:t>在科学期刊中</w:t>
+      </w:r>
+    </w:p>
+    <w:p>
+      <w:r>
+        <w:rPr>
+          <w:rFonts w:ascii="Times New Roman" w:hAnsi="Times New Roman" w:eastAsia="宋体"/>
+          <w:b/>
+          <w:color w:val="003264"/>
+          <w:sz w:val="24"/>
+        </w:rPr>
+        <w:t>In Science Journals</w:t>
+      </w:r>
+    </w:p>
+    <w:p>
+      <w:r>
+        <w:rPr>
+          <w:rFonts w:ascii="Times New Roman" w:hAnsi="Times New Roman" w:eastAsia="宋体"/>
+          <w:sz w:val="21"/>
+        </w:rPr>
+        <w:t>作者: Sacha Vignieri, Ian S. Osborne, Marc S. Lavine, Angela Hessler, Mark Aldenderfer, Claire Olingy, Phil Szuromi, Mattia Maroso, Sarah H. Ross, Yevgeniya Nusinovich, Corinne Simonti, Madeleine Seale, Jesse Smith, Di Jiang, Jake S. Yeston, Michael A. Funk, Wei Wong, Dorothy Hallberg</w:t>
+        <w:br/>
+      </w:r>
+      <w:r>
+        <w:rPr>
+          <w:rFonts w:ascii="Times New Roman" w:hAnsi="Times New Roman" w:eastAsia="宋体"/>
+          <w:sz w:val="21"/>
+        </w:rPr>
+        <w:t xml:space="preserve">时间: 2026-02-05 | </w:t>
+      </w:r>
+      <w:r>
+        <w:t xml:space="preserve">链接: </w:t>
+      </w:r>
+      <w:hyperlink r:id="rId212">
+        <w:r>
+          <w:rPr>
+            <w:rFonts w:ascii="Times New Roman" w:hAnsi="Times New Roman" w:eastAsia="宋体"/>
+            <w:color w:val="0000FF"/>
+            <w:sz w:val="21"/>
+            <w:u w:val="single"/>
+          </w:rPr>
+          <w:t>https://doi.org/10.1126/science.aeg0767</w:t>
+        </w:r>
+      </w:hyperlink>
+    </w:p>
+    <w:p>
+      <w:pPr>
+        <w:spacing w:before="120"/>
+      </w:pPr>
+      <w:r>
+        <w:rPr>
+          <w:rFonts w:ascii="Times New Roman" w:hAnsi="Times New Roman" w:eastAsia="宋体"/>
+          <w:b/>
+          <w:sz w:val="21"/>
+        </w:rPr>
+        <w:t>中文摘要:</w:t>
+      </w:r>
+    </w:p>
+    <w:p>
+      <w:pPr>
+        <w:ind w:firstLine="360"/>
+      </w:pPr>
+      <w:r>
+        <w:rPr>
+          <w:rFonts w:ascii="Times New Roman" w:hAnsi="Times New Roman" w:eastAsia="宋体"/>
+          <w:sz w:val="21"/>
+        </w:rPr>
+        <w:t>【摘要未收录】新文章暂无数据库记录，请点击链接直达官网。</w:t>
+      </w:r>
+    </w:p>
+    <w:p>
+      <w:pPr>
+        <w:spacing w:before="120"/>
+      </w:pPr>
+      <w:r>
+        <w:rPr>
+          <w:rFonts w:ascii="Times New Roman" w:hAnsi="Times New Roman" w:eastAsia="宋体"/>
+          <w:b/>
+          <w:sz w:val="21"/>
+        </w:rPr>
+        <w:t>English Abstract:</w:t>
+      </w:r>
+    </w:p>
+    <w:p>
+      <w:r>
+        <w:rPr>
+          <w:rFonts w:ascii="Times New Roman" w:hAnsi="Times New Roman" w:eastAsia="宋体"/>
+          <w:sz w:val="21"/>
+        </w:rPr>
+        <w:t>[New Paper] Abstract not indexed yet. Please visit the official website.</w:t>
+      </w:r>
+    </w:p>
+    <w:p>
+      <w:r>
+        <w:rPr>
+          <w:rFonts w:ascii="Times New Roman" w:hAnsi="Times New Roman" w:eastAsia="宋体"/>
+          <w:sz w:val="21"/>
+        </w:rPr>
+        <w:t>__________________________________________________</w:t>
+      </w:r>
+    </w:p>
+    <w:p>
+      <w:pPr>
+        <w:pStyle w:val="Heading2"/>
+      </w:pPr>
+      <w:r/>
+      <w:r>
+        <w:rPr>
+          <w:rFonts w:ascii="Times New Roman" w:hAnsi="Times New Roman" w:eastAsia="宋体"/>
+          <w:b/>
+          <w:color w:val="000000"/>
+          <w:sz w:val="24"/>
+        </w:rPr>
+        <w:t>DNA折纸疫苗计划以抗原为中心的生发中心</w:t>
+      </w:r>
+    </w:p>
+    <w:p>
+      <w:r>
+        <w:rPr>
+          <w:rFonts w:ascii="Times New Roman" w:hAnsi="Times New Roman" w:eastAsia="宋体"/>
+          <w:b/>
+          <w:color w:val="003264"/>
+          <w:sz w:val="24"/>
+        </w:rPr>
+        <w:t>DNA origami vaccines program antigen-focused germinal centers</w:t>
+      </w:r>
+    </w:p>
+    <w:p>
+      <w:r>
+        <w:rPr>
+          <w:rFonts w:ascii="Times New Roman" w:hAnsi="Times New Roman" w:eastAsia="宋体"/>
+          <w:sz w:val="21"/>
+        </w:rPr>
+        <w:t>作者: Anna Romanov, Grant A. Knappe, Larance Ronsard, Christopher A. Cottrell, Yiming J. Zhang, Heikyung Suh, Lauren Duhamel, Marjan Omer, Asheley P. Chapman, Katie Spivakovsky, Patrick Skog, Claudia T. Flynn, Jeong Hyun Lee, Oleksandr Kalyuzhniy, Alessia Liguori, Molly F. Parsons, Vanessa R. Lewis, Josue Canales, Boris Reizis, Ryan D. Tingle, Torben Schiffner, William R. Schief, Daniel Lingwood, Mark Bathe, Darrell J. Irvine</w:t>
+        <w:br/>
+      </w:r>
+      <w:r>
+        <w:rPr>
+          <w:rFonts w:ascii="Times New Roman" w:hAnsi="Times New Roman" w:eastAsia="宋体"/>
+          <w:sz w:val="21"/>
+        </w:rPr>
+        <w:t xml:space="preserve">时间: 2026-02-05 | </w:t>
+      </w:r>
+      <w:r>
+        <w:t xml:space="preserve">链接: </w:t>
+      </w:r>
+      <w:hyperlink r:id="rId213">
+        <w:r>
+          <w:rPr>
+            <w:rFonts w:ascii="Times New Roman" w:hAnsi="Times New Roman" w:eastAsia="宋体"/>
+            <w:color w:val="0000FF"/>
+            <w:sz w:val="21"/>
+            <w:u w:val="single"/>
+          </w:rPr>
+          <w:t>https://doi.org/10.1126/science.adx6291</w:t>
+        </w:r>
+      </w:hyperlink>
+    </w:p>
+    <w:p>
+      <w:pPr>
+        <w:spacing w:before="120"/>
+      </w:pPr>
+      <w:r>
+        <w:rPr>
+          <w:rFonts w:ascii="Times New Roman" w:hAnsi="Times New Roman" w:eastAsia="宋体"/>
+          <w:b/>
+          <w:sz w:val="21"/>
+        </w:rPr>
+        <w:t>中文摘要:</w:t>
+      </w:r>
+    </w:p>
+    <w:p>
+      <w:pPr>
+        <w:ind w:firstLine="360"/>
+      </w:pPr>
+      <w:r>
+        <w:rPr>
+          <w:rFonts w:ascii="Times New Roman" w:hAnsi="Times New Roman" w:eastAsia="宋体"/>
+          <w:sz w:val="21"/>
+        </w:rPr>
+        <w:t>疫苗接种的核心目标是在生发中心 (GC) 中启动稀有的亚优势前体 B 细胞，以产生针对 HIV 的广泛中和抗体 (bnAb)。蛋白质纳米颗粒支架上的多价免疫原展示可以促进此类反应，但它也会产生支架特异性 B 细胞，理论上可以限制 bnAb 前体在 GC 中的扩增。我们合理地设计了基于 DNA 折纸的病毒样颗粒 (DNA-VLP)，其展示了针对种系的 HIV 包膜蛋白免疫原，该免疫原不会引起支架特异性抗体反应。与最先进的临床蛋白质纳米颗粒相比，这些 DNA-VLP 增加了表位特异性 GC B 细胞相对于脱靶 B 细胞的扩增，并增强了 CD4 结合位点引发的人源化小鼠模型中 bnAb 谱系 B 细胞的扩增。因此，最大限度地减少脱靶反应可增强 bnAb 启动，并表明 DNA-VLP 是一种有前途的疫苗平台。</w:t>
+      </w:r>
+    </w:p>
+    <w:p>
+      <w:pPr>
+        <w:spacing w:before="120"/>
+      </w:pPr>
+      <w:r>
+        <w:rPr>
+          <w:rFonts w:ascii="Times New Roman" w:hAnsi="Times New Roman" w:eastAsia="宋体"/>
+          <w:b/>
+          <w:sz w:val="21"/>
+        </w:rPr>
+        <w:t>English Abstract:</w:t>
+      </w:r>
+    </w:p>
+    <w:p>
+      <w:r>
+        <w:rPr>
+          <w:rFonts w:ascii="Times New Roman" w:hAnsi="Times New Roman" w:eastAsia="宋体"/>
+          <w:sz w:val="21"/>
+        </w:rPr>
+        <w:t>Priming rare subdominant precursor B cells in germinal centers (GCs) is a central goal of vaccination to generate broadly neutralizing antibodies (bnAbs) against HIV. Multivalent immunogen display on protein nanoparticle scaffolds can promote such responses, but it also generates scaffold-specific B cells that could theoretically limit bnAb precursor expansion in GCs. We rationally designed DNA origami–based virus-like particles (DNA-VLPs) displaying a germline-targeting HIV envelope protein immunogen, which elicited no scaffold-specific antibody responses. Compared with a state-of-the-art clinical protein nanoparticle, these DNA-VLPs increased the expansion of epitope-specific GC B cells relative to off-target B cells and enhanced expansion of bnAb-lineage B cells in a humanized mouse model of CD4 binding site priming. Thus, minimizing off-target responses enhances bnAb priming and indicates that DNA-VLPs are a promising vaccine platform.</w:t>
+      </w:r>
+    </w:p>
+    <w:p>
+      <w:r>
+        <w:rPr>
+          <w:rFonts w:ascii="Times New Roman" w:hAnsi="Times New Roman" w:eastAsia="宋体"/>
+          <w:sz w:val="21"/>
+        </w:rPr>
+        <w:t>__________________________________________________</w:t>
+      </w:r>
+    </w:p>
+    <w:p>
+      <w:pPr>
+        <w:pStyle w:val="Heading1"/>
+      </w:pPr>
+      <w:r>
+        <w:rPr>
+          <w:rFonts w:ascii="Times New Roman" w:hAnsi="Times New Roman" w:eastAsia="宋体"/>
+          <w:b/>
+          <w:color w:val="000000"/>
+          <w:sz w:val="32"/>
+        </w:rPr>
+        <w:t>Physical Review Letters</w:t>
+      </w:r>
+    </w:p>
+    <w:p>
+      <w:pPr>
+        <w:jc w:val="center"/>
+      </w:pPr>
+      <w:r>
+        <w:t>--- 更新: 17:28 ---</w:t>
+      </w:r>
+    </w:p>
+    <w:p>
+      <w:pPr>
+        <w:pStyle w:val="Heading2"/>
+      </w:pPr>
+      <w:r/>
+      <w:r>
+        <w:rPr>
+          <w:rFonts w:ascii="Times New Roman" w:hAnsi="Times New Roman" w:eastAsia="宋体"/>
+          <w:b/>
+          <w:color w:val="000000"/>
+          <w:sz w:val="24"/>
+        </w:rPr>
+        <w:t>飞秒强激光场电离诱导乙炔二聚体超快双分子反应</w:t>
+      </w:r>
+    </w:p>
+    <w:p>
+      <w:r>
+        <w:rPr>
+          <w:rFonts w:ascii="Times New Roman" w:hAnsi="Times New Roman" w:eastAsia="宋体"/>
+          <w:b/>
+          <w:color w:val="003264"/>
+          <w:sz w:val="24"/>
+        </w:rPr>
+        <w:t>Ultrafast bimolecular reaction in acetylene dimer induced by femtosecond strong-laser-field ionization</w:t>
+      </w:r>
+    </w:p>
+    <w:p>
+      <w:r>
+        <w:rPr>
+          <w:rFonts w:ascii="Times New Roman" w:hAnsi="Times New Roman" w:eastAsia="宋体"/>
+          <w:sz w:val="21"/>
+        </w:rPr>
+        <w:t>作者: Anonymous</w:t>
+        <w:br/>
+      </w:r>
+      <w:r>
+        <w:rPr>
+          <w:rFonts w:ascii="Times New Roman" w:hAnsi="Times New Roman" w:eastAsia="宋体"/>
+          <w:sz w:val="21"/>
+        </w:rPr>
+        <w:t xml:space="preserve">时间: 2026-02-05 | </w:t>
+      </w:r>
+      <w:r>
+        <w:t xml:space="preserve">链接: </w:t>
+      </w:r>
+      <w:hyperlink r:id="rId222">
+        <w:r>
+          <w:rPr>
+            <w:rFonts w:ascii="Times New Roman" w:hAnsi="Times New Roman" w:eastAsia="宋体"/>
+            <w:color w:val="0000FF"/>
+            <w:sz w:val="21"/>
+            <w:u w:val="single"/>
+          </w:rPr>
+          <w:t>https://doi.org/10.1103/7lwq-hn3q</w:t>
+        </w:r>
+      </w:hyperlink>
+    </w:p>
+    <w:p>
+      <w:pPr>
+        <w:spacing w:before="120"/>
+      </w:pPr>
+      <w:r>
+        <w:rPr>
+          <w:rFonts w:ascii="Times New Roman" w:hAnsi="Times New Roman" w:eastAsia="宋体"/>
+          <w:b/>
+          <w:sz w:val="21"/>
+        </w:rPr>
+        <w:t>中文摘要:</w:t>
+      </w:r>
+    </w:p>
+    <w:p>
+      <w:pPr>
+        <w:ind w:firstLine="360"/>
+      </w:pPr>
+      <w:r>
+        <w:rPr>
+          <w:rFonts w:ascii="Times New Roman" w:hAnsi="Times New Roman" w:eastAsia="宋体"/>
+          <w:sz w:val="21"/>
+        </w:rPr>
+        <w:t>（摘要暂缺，等待官方补全）</w:t>
+      </w:r>
+    </w:p>
+    <w:p>
+      <w:pPr>
+        <w:spacing w:before="120"/>
+      </w:pPr>
+      <w:r>
+        <w:rPr>
+          <w:rFonts w:ascii="Times New Roman" w:hAnsi="Times New Roman" w:eastAsia="宋体"/>
+          <w:b/>
+          <w:sz w:val="21"/>
+        </w:rPr>
+        <w:t>English Abstract:</w:t>
+      </w:r>
+    </w:p>
+    <w:p>
+      <w:r>
+        <w:rPr>
+          <w:rFonts w:ascii="Times New Roman" w:hAnsi="Times New Roman" w:eastAsia="宋体"/>
+          <w:sz w:val="21"/>
+        </w:rPr>
+        <w:t>Abstract not available.</w:t>
+      </w:r>
+    </w:p>
+    <w:p>
+      <w:r>
+        <w:rPr>
+          <w:rFonts w:ascii="Times New Roman" w:hAnsi="Times New Roman" w:eastAsia="宋体"/>
+          <w:sz w:val="21"/>
+        </w:rPr>
+        <w:t>__________________________________________________</w:t>
+      </w:r>
+    </w:p>
+    <w:p>
+      <w:pPr>
+        <w:pStyle w:val="Heading2"/>
+      </w:pPr>
+      <w:r/>
+      <w:r>
+        <w:rPr>
+          <w:rFonts w:ascii="Times New Roman" w:hAnsi="Times New Roman" w:eastAsia="宋体"/>
+          <w:b/>
+          <w:color w:val="000000"/>
+          <w:sz w:val="24"/>
+        </w:rPr>
+        <w:t>4D 电子显微镜揭示 1T’-ReS 2 中的超快一维 Peierls 畸变动力学</w:t>
+      </w:r>
+    </w:p>
+    <w:p>
+      <w:r>
+        <w:rPr>
+          <w:rFonts w:ascii="Times New Roman" w:hAnsi="Times New Roman" w:eastAsia="宋体"/>
+          <w:b/>
+          <w:color w:val="003264"/>
+          <w:sz w:val="24"/>
+        </w:rPr>
+        <w:t>Ultrafast one-dimensional Peierls-distortion dynamics in 1T’-ReS 2 revealed by 4D electron microscopy</w:t>
+      </w:r>
+    </w:p>
+    <w:p>
+      <w:r>
+        <w:rPr>
+          <w:rFonts w:ascii="Times New Roman" w:hAnsi="Times New Roman" w:eastAsia="宋体"/>
+          <w:sz w:val="21"/>
+        </w:rPr>
+        <w:t>作者: Anonymous</w:t>
+        <w:br/>
+      </w:r>
+      <w:r>
+        <w:rPr>
+          <w:rFonts w:ascii="Times New Roman" w:hAnsi="Times New Roman" w:eastAsia="宋体"/>
+          <w:sz w:val="21"/>
+        </w:rPr>
+        <w:t xml:space="preserve">时间: 2026-02-05 | </w:t>
+      </w:r>
+      <w:r>
+        <w:t xml:space="preserve">链接: </w:t>
+      </w:r>
+      <w:hyperlink r:id="rId223">
+        <w:r>
+          <w:rPr>
+            <w:rFonts w:ascii="Times New Roman" w:hAnsi="Times New Roman" w:eastAsia="宋体"/>
+            <w:color w:val="0000FF"/>
+            <w:sz w:val="21"/>
+            <w:u w:val="single"/>
+          </w:rPr>
+          <w:t>https://doi.org/10.1103/mygw-t2br</w:t>
+        </w:r>
+      </w:hyperlink>
+    </w:p>
+    <w:p>
+      <w:pPr>
+        <w:spacing w:before="120"/>
+      </w:pPr>
+      <w:r>
+        <w:rPr>
+          <w:rFonts w:ascii="Times New Roman" w:hAnsi="Times New Roman" w:eastAsia="宋体"/>
+          <w:b/>
+          <w:sz w:val="21"/>
+        </w:rPr>
+        <w:t>中文摘要:</w:t>
+      </w:r>
+    </w:p>
+    <w:p>
+      <w:pPr>
+        <w:ind w:firstLine="360"/>
+      </w:pPr>
+      <w:r>
+        <w:rPr>
+          <w:rFonts w:ascii="Times New Roman" w:hAnsi="Times New Roman" w:eastAsia="宋体"/>
+          <w:sz w:val="21"/>
+        </w:rPr>
+        <w:t>（摘要暂缺，等待官方补全）</w:t>
+      </w:r>
+    </w:p>
+    <w:p>
+      <w:pPr>
+        <w:spacing w:before="120"/>
+      </w:pPr>
+      <w:r>
+        <w:rPr>
+          <w:rFonts w:ascii="Times New Roman" w:hAnsi="Times New Roman" w:eastAsia="宋体"/>
+          <w:b/>
+          <w:sz w:val="21"/>
+        </w:rPr>
+        <w:t>English Abstract:</w:t>
+      </w:r>
+    </w:p>
+    <w:p>
+      <w:r>
+        <w:rPr>
+          <w:rFonts w:ascii="Times New Roman" w:hAnsi="Times New Roman" w:eastAsia="宋体"/>
+          <w:sz w:val="21"/>
+        </w:rPr>
+        <w:t>Abstract not available.</w:t>
       </w:r>
     </w:p>
     <w:p>
